--- a/documents/state-documents/Standards-for-New-Academic-Degree-Programs-Form.docx
+++ b/documents/state-documents/Standards-for-New-Academic-Degree-Programs-Form.docx
@@ -37,8 +37,8 @@
       <w:tblGrid>
         <w:gridCol w:w="1446"/>
         <w:gridCol w:w="3233"/>
-        <w:gridCol w:w="3234"/>
-        <w:gridCol w:w="1447"/>
+        <w:gridCol w:w="3233"/>
+        <w:gridCol w:w="1448"/>
       </w:tblGrid>
       <w:tr>
         <w:trPr/>
@@ -63,10 +63,7 @@
               </w:rPr>
             </w:pPr>
             <w:r>
-              <w:rPr>
-                <w:kern w:val="0"/>
-                <w:lang w:val="en-US" w:eastAsia="en-US" w:bidi="ar-SA"/>
-              </w:rPr>
+              <w:rPr/>
               <w:drawing>
                 <wp:inline distT="0" distB="0" distL="0" distR="0">
                   <wp:extent cx="773430" cy="773430"/>
@@ -145,7 +142,7 @@
         </w:tc>
         <w:tc>
           <w:tcPr>
-            <w:tcW w:w="3234" w:type="dxa"/>
+            <w:tcW w:w="3233" w:type="dxa"/>
             <w:tcBorders/>
           </w:tcPr>
           <w:p>
@@ -190,7 +187,7 @@
         </w:tc>
         <w:tc>
           <w:tcPr>
-            <w:tcW w:w="1447" w:type="dxa"/>
+            <w:tcW w:w="1448" w:type="dxa"/>
             <w:tcBorders/>
           </w:tcPr>
           <w:p>
@@ -209,10 +206,7 @@
               </w:rPr>
             </w:pPr>
             <w:r>
-              <w:rPr>
-                <w:kern w:val="0"/>
-                <w:lang w:val="en-US" w:eastAsia="en-US" w:bidi="ar-SA"/>
-              </w:rPr>
+              <w:rPr/>
               <w:drawing>
                 <wp:inline distT="0" distB="0" distL="0" distR="0">
                   <wp:extent cx="773430" cy="773430"/>
@@ -429,7 +423,7 @@
         <w:pStyle w:val="Normal"/>
         <w:numPr>
           <w:ilvl w:val="0"/>
-          <w:numId w:val="2"/>
+          <w:numId w:val="1"/>
         </w:numPr>
         <w:spacing w:lineRule="auto" w:line="240" w:before="0" w:after="0"/>
         <w:jc w:val="both"/>
@@ -449,7 +443,7 @@
         <w:pStyle w:val="Normal"/>
         <w:numPr>
           <w:ilvl w:val="0"/>
-          <w:numId w:val="2"/>
+          <w:numId w:val="1"/>
         </w:numPr>
         <w:spacing w:lineRule="auto" w:line="240" w:before="0" w:after="0"/>
         <w:jc w:val="both"/>
@@ -469,7 +463,7 @@
         <w:pStyle w:val="Normal"/>
         <w:numPr>
           <w:ilvl w:val="0"/>
-          <w:numId w:val="2"/>
+          <w:numId w:val="1"/>
         </w:numPr>
         <w:spacing w:lineRule="auto" w:line="240" w:before="0" w:after="0"/>
         <w:jc w:val="both"/>
@@ -489,7 +483,7 @@
         <w:pStyle w:val="Normal"/>
         <w:numPr>
           <w:ilvl w:val="0"/>
-          <w:numId w:val="2"/>
+          <w:numId w:val="1"/>
         </w:numPr>
         <w:spacing w:lineRule="auto" w:line="240" w:before="0" w:after="0"/>
         <w:jc w:val="both"/>
@@ -563,7 +557,6 @@
         <w:rPr>
           <w:rFonts w:ascii="Calibri" w:hAnsi="Calibri" w:eastAsia="Times New Roman" w:cs="Calibri"/>
           <w:b/>
-          <w:i/>
           <w:i/>
         </w:rPr>
       </w:pPr>
@@ -640,8 +633,8 @@
         </w:tblCellMar>
       </w:tblPr>
       <w:tblGrid>
-        <w:gridCol w:w="3812"/>
-        <w:gridCol w:w="5528"/>
+        <w:gridCol w:w="3811"/>
+        <w:gridCol w:w="5529"/>
       </w:tblGrid>
       <w:tr>
         <w:trPr>
@@ -649,7 +642,7 @@
         </w:trPr>
         <w:tc>
           <w:tcPr>
-            <w:tcW w:w="3812" w:type="dxa"/>
+            <w:tcW w:w="3811" w:type="dxa"/>
             <w:tcBorders>
               <w:top w:val="single" w:sz="8" w:space="0" w:color="A6A6A6"/>
               <w:start w:val="single" w:sz="8" w:space="0" w:color="A6A6A6"/>
@@ -686,7 +679,7 @@
         </w:tc>
         <w:tc>
           <w:tcPr>
-            <w:tcW w:w="5528" w:type="dxa"/>
+            <w:tcW w:w="5529" w:type="dxa"/>
             <w:tcBorders>
               <w:top w:val="single" w:sz="8" w:space="0" w:color="A6A6A6"/>
               <w:start w:val="single" w:sz="8" w:space="0" w:color="A6A6A6"/>
@@ -721,10 +714,14 @@
               </w:sdtPr>
               <w:sdtContent>
                 <w:r>
-                  <w:rPr/>
+                  <w:rPr>
+                    <w:rStyle w:val="PlaceholderText"/>
+                  </w:rPr>
                 </w:r>
                 <w:r>
-                  <w:rPr/>
+                  <w:rPr>
+                    <w:rStyle w:val="PlaceholderText"/>
+                  </w:rPr>
                 </w:r>
               </w:sdtContent>
             </w:sdt>
@@ -737,7 +734,7 @@
         </w:trPr>
         <w:tc>
           <w:tcPr>
-            <w:tcW w:w="3812" w:type="dxa"/>
+            <w:tcW w:w="3811" w:type="dxa"/>
             <w:tcBorders>
               <w:top w:val="single" w:sz="8" w:space="0" w:color="A6A6A6"/>
               <w:start w:val="single" w:sz="8" w:space="0" w:color="A6A6A6"/>
@@ -774,7 +771,7 @@
         </w:tc>
         <w:tc>
           <w:tcPr>
-            <w:tcW w:w="5528" w:type="dxa"/>
+            <w:tcW w:w="5529" w:type="dxa"/>
             <w:tcBorders>
               <w:top w:val="single" w:sz="8" w:space="0" w:color="A6A6A6"/>
               <w:start w:val="single" w:sz="8" w:space="0" w:color="A6A6A6"/>
@@ -804,7 +801,7 @@
         </w:trPr>
         <w:tc>
           <w:tcPr>
-            <w:tcW w:w="3812" w:type="dxa"/>
+            <w:tcW w:w="3811" w:type="dxa"/>
             <w:tcBorders>
               <w:top w:val="single" w:sz="8" w:space="0" w:color="A6A6A6"/>
               <w:start w:val="single" w:sz="8" w:space="0" w:color="A6A6A6"/>
@@ -841,7 +838,7 @@
         </w:tc>
         <w:tc>
           <w:tcPr>
-            <w:tcW w:w="5528" w:type="dxa"/>
+            <w:tcW w:w="5529" w:type="dxa"/>
             <w:tcBorders>
               <w:top w:val="single" w:sz="8" w:space="0" w:color="A6A6A6"/>
               <w:start w:val="single" w:sz="8" w:space="0" w:color="A6A6A6"/>
@@ -876,10 +873,14 @@
               </w:sdtPr>
               <w:sdtContent>
                 <w:r>
-                  <w:rPr/>
+                  <w:rPr>
+                    <w:rStyle w:val="PlaceholderText"/>
+                  </w:rPr>
                 </w:r>
                 <w:r>
-                  <w:rPr/>
+                  <w:rPr>
+                    <w:rStyle w:val="PlaceholderText"/>
+                  </w:rPr>
                 </w:r>
               </w:sdtContent>
             </w:sdt>
@@ -892,7 +893,7 @@
         </w:trPr>
         <w:tc>
           <w:tcPr>
-            <w:tcW w:w="3812" w:type="dxa"/>
+            <w:tcW w:w="3811" w:type="dxa"/>
             <w:tcBorders>
               <w:top w:val="single" w:sz="8" w:space="0" w:color="A6A6A6"/>
               <w:start w:val="single" w:sz="8" w:space="0" w:color="A6A6A6"/>
@@ -929,7 +930,7 @@
         </w:tc>
         <w:tc>
           <w:tcPr>
-            <w:tcW w:w="5528" w:type="dxa"/>
+            <w:tcW w:w="5529" w:type="dxa"/>
             <w:tcBorders>
               <w:top w:val="single" w:sz="8" w:space="0" w:color="A6A6A6"/>
               <w:start w:val="single" w:sz="8" w:space="0" w:color="A6A6A6"/>
@@ -964,10 +965,14 @@
               </w:sdtPr>
               <w:sdtContent>
                 <w:r>
-                  <w:rPr/>
+                  <w:rPr>
+                    <w:rStyle w:val="PlaceholderText"/>
+                  </w:rPr>
                 </w:r>
                 <w:r>
-                  <w:rPr/>
+                  <w:rPr>
+                    <w:rStyle w:val="PlaceholderText"/>
+                  </w:rPr>
                 </w:r>
               </w:sdtContent>
             </w:sdt>
@@ -980,7 +985,7 @@
         </w:trPr>
         <w:tc>
           <w:tcPr>
-            <w:tcW w:w="3812" w:type="dxa"/>
+            <w:tcW w:w="3811" w:type="dxa"/>
             <w:tcBorders>
               <w:top w:val="single" w:sz="8" w:space="0" w:color="A6A6A6"/>
               <w:start w:val="single" w:sz="8" w:space="0" w:color="A6A6A6"/>
@@ -1017,7 +1022,7 @@
         </w:tc>
         <w:tc>
           <w:tcPr>
-            <w:tcW w:w="5528" w:type="dxa"/>
+            <w:tcW w:w="5529" w:type="dxa"/>
             <w:tcBorders>
               <w:top w:val="single" w:sz="8" w:space="0" w:color="A6A6A6"/>
               <w:start w:val="single" w:sz="8" w:space="0" w:color="A6A6A6"/>
@@ -1051,10 +1056,14 @@
               </w:sdtPr>
               <w:sdtContent>
                 <w:r>
-                  <w:rPr/>
+                  <w:rPr>
+                    <w:rStyle w:val="PlaceholderText"/>
+                  </w:rPr>
                 </w:r>
                 <w:r>
-                  <w:rPr/>
+                  <w:rPr>
+                    <w:rStyle w:val="PlaceholderText"/>
+                  </w:rPr>
                 </w:r>
               </w:sdtContent>
             </w:sdt>
@@ -1071,7 +1080,6 @@
     <w:p>
       <w:pPr>
         <w:pStyle w:val="Normal"/>
-        <w:pBdr/>
         <w:spacing w:lineRule="auto" w:line="240" w:before="0" w:after="0"/>
         <w:jc w:val="center"/>
         <w:rPr>
@@ -1096,7 +1104,6 @@
     <w:p>
       <w:pPr>
         <w:pStyle w:val="Normal"/>
-        <w:pBdr/>
         <w:spacing w:lineRule="auto" w:line="240" w:before="0" w:after="0"/>
         <w:jc w:val="center"/>
         <w:rPr>
@@ -1121,7 +1128,6 @@
     <w:p>
       <w:pPr>
         <w:pStyle w:val="Normal"/>
-        <w:pBdr/>
         <w:spacing w:lineRule="auto" w:line="240" w:before="0" w:after="0"/>
         <w:jc w:val="center"/>
         <w:rPr>
@@ -1146,7 +1152,6 @@
     <w:p>
       <w:pPr>
         <w:pStyle w:val="Normal"/>
-        <w:pBdr/>
         <w:spacing w:lineRule="auto" w:line="240" w:before="0" w:after="0"/>
         <w:jc w:val="center"/>
         <w:rPr>
@@ -1177,15 +1182,15 @@
         </w:tblCellMar>
       </w:tblPr>
       <w:tblGrid>
-        <w:gridCol w:w="436"/>
-        <w:gridCol w:w="438"/>
+        <w:gridCol w:w="435"/>
+        <w:gridCol w:w="439"/>
         <w:gridCol w:w="8476"/>
       </w:tblGrid>
       <w:tr>
         <w:trPr/>
         <w:tc>
           <w:tcPr>
-            <w:tcW w:w="436" w:type="dxa"/>
+            <w:tcW w:w="435" w:type="dxa"/>
             <w:tcBorders/>
           </w:tcPr>
           <w:p>
@@ -1216,7 +1221,7 @@
         </w:tc>
         <w:tc>
           <w:tcPr>
-            <w:tcW w:w="8914" w:type="dxa"/>
+            <w:tcW w:w="8915" w:type="dxa"/>
             <w:gridSpan w:val="2"/>
             <w:tcBorders/>
           </w:tcPr>
@@ -1226,7 +1231,7 @@
               <w:widowControl/>
               <w:numPr>
                 <w:ilvl w:val="0"/>
-                <w:numId w:val="3"/>
+                <w:numId w:val="2"/>
               </w:numPr>
               <w:spacing w:lineRule="auto" w:line="240" w:before="0" w:after="0"/>
               <w:ind w:hanging="360" w:start="257"/>
@@ -1261,10 +1266,6 @@
             <w:r>
               <w:rPr>
                 <w:rFonts w:eastAsia="Times New Roman" w:cs="Calibri"/>
-                <w:kern w:val="0"/>
-                <w:sz w:val="22"/>
-                <w:szCs w:val="22"/>
-                <w:lang w:val="en-US" w:eastAsia="en-US" w:bidi="ar-SA"/>
               </w:rPr>
             </w:r>
           </w:p>
@@ -1309,10 +1310,6 @@
             <w:r>
               <w:rPr>
                 <w:rFonts w:eastAsia="Times New Roman" w:cs="Calibri"/>
-                <w:kern w:val="0"/>
-                <w:sz w:val="22"/>
-                <w:szCs w:val="22"/>
-                <w:lang w:val="en-US" w:eastAsia="en-US" w:bidi="ar-SA"/>
               </w:rPr>
             </w:r>
           </w:p>
@@ -1322,7 +1319,7 @@
         <w:trPr/>
         <w:tc>
           <w:tcPr>
-            <w:tcW w:w="436" w:type="dxa"/>
+            <w:tcW w:w="435" w:type="dxa"/>
             <w:tcBorders/>
           </w:tcPr>
           <w:p>
@@ -1353,7 +1350,7 @@
         </w:tc>
         <w:tc>
           <w:tcPr>
-            <w:tcW w:w="8914" w:type="dxa"/>
+            <w:tcW w:w="8915" w:type="dxa"/>
             <w:gridSpan w:val="2"/>
             <w:tcBorders/>
           </w:tcPr>
@@ -1363,7 +1360,7 @@
               <w:widowControl/>
               <w:numPr>
                 <w:ilvl w:val="0"/>
-                <w:numId w:val="3"/>
+                <w:numId w:val="2"/>
               </w:numPr>
               <w:spacing w:lineRule="auto" w:line="240" w:before="0" w:after="0"/>
               <w:ind w:hanging="360" w:start="257"/>
@@ -1400,7 +1397,6 @@
               <w:rPr>
                 <w:rFonts w:ascii="Calibri" w:hAnsi="Calibri" w:eastAsia="Times New Roman" w:cs="Calibri"/>
                 <w:i/>
-                <w:i/>
                 <w:sz w:val="18"/>
                 <w:szCs w:val="18"/>
               </w:rPr>
@@ -1431,10 +1427,6 @@
             <w:r>
               <w:rPr>
                 <w:rFonts w:eastAsia="Times New Roman" w:cs="Calibri"/>
-                <w:kern w:val="0"/>
-                <w:sz w:val="22"/>
-                <w:szCs w:val="22"/>
-                <w:lang w:val="en-US" w:eastAsia="en-US" w:bidi="ar-SA"/>
               </w:rPr>
             </w:r>
           </w:p>
@@ -1458,29 +1450,7 @@
                 <w:szCs w:val="22"/>
                 <w:lang w:val="en-US" w:eastAsia="en-US" w:bidi="ar-SA"/>
               </w:rPr>
-              <w:t xml:space="preserve">((Do we need to list credentials here? </w:t>
-            </w:r>
-            <w:r>
-              <w:rPr>
-                <w:rStyle w:val="PlaceholderText"/>
-                <w:rFonts w:eastAsia="Calibri" w:cs="Calibri"/>
-                <w:kern w:val="0"/>
-                <w:sz w:val="22"/>
-                <w:szCs w:val="22"/>
-                <w:lang w:val="en-US" w:eastAsia="en-US" w:bidi="ar-SA"/>
-              </w:rPr>
-              <w:t>Or just list faculty?</w:t>
-            </w:r>
-            <w:r>
-              <w:rPr>
-                <w:rStyle w:val="PlaceholderText"/>
-                <w:rFonts w:eastAsia="Calibri" w:cs="Calibri"/>
-                <w:kern w:val="0"/>
-                <w:sz w:val="22"/>
-                <w:szCs w:val="22"/>
-                <w:lang w:val="en-US" w:eastAsia="en-US" w:bidi="ar-SA"/>
-              </w:rPr>
-              <w:t>))</w:t>
+              <w:t>((Do we need to list credentials here? Or just list faculty?))</w:t>
             </w:r>
           </w:p>
           <w:p>
@@ -1497,10 +1467,6 @@
             <w:r>
               <w:rPr>
                 <w:rFonts w:eastAsia="Times New Roman" w:cs="Calibri"/>
-                <w:kern w:val="0"/>
-                <w:sz w:val="22"/>
-                <w:szCs w:val="22"/>
-                <w:lang w:val="en-US" w:eastAsia="en-US" w:bidi="ar-SA"/>
               </w:rPr>
             </w:r>
           </w:p>
@@ -1510,7 +1476,7 @@
         <w:trPr/>
         <w:tc>
           <w:tcPr>
-            <w:tcW w:w="436" w:type="dxa"/>
+            <w:tcW w:w="435" w:type="dxa"/>
             <w:tcBorders/>
           </w:tcPr>
           <w:p>
@@ -1554,17 +1520,13 @@
                 <w:rFonts w:eastAsia="MS Gothic" w:cs="Calibri" w:ascii="MS Gothic" w:hAnsi="MS Gothic"/>
                 <w:b/>
                 <w:color w:val="2E75B5"/>
-                <w:kern w:val="0"/>
-                <w:sz w:val="22"/>
-                <w:szCs w:val="22"/>
-                <w:lang w:val="en-US" w:eastAsia="en-US" w:bidi="ar-SA"/>
-              </w:rPr>
-            </w:r>
-          </w:p>
-        </w:tc>
-        <w:tc>
-          <w:tcPr>
-            <w:tcW w:w="8914" w:type="dxa"/>
+              </w:rPr>
+            </w:r>
+          </w:p>
+        </w:tc>
+        <w:tc>
+          <w:tcPr>
+            <w:tcW w:w="8915" w:type="dxa"/>
             <w:gridSpan w:val="2"/>
             <w:tcBorders/>
           </w:tcPr>
@@ -1574,7 +1536,7 @@
               <w:widowControl/>
               <w:numPr>
                 <w:ilvl w:val="0"/>
-                <w:numId w:val="3"/>
+                <w:numId w:val="2"/>
               </w:numPr>
               <w:spacing w:lineRule="auto" w:line="240" w:before="0" w:after="0"/>
               <w:ind w:hanging="360" w:start="257"/>
@@ -1611,7 +1573,6 @@
               <w:rPr>
                 <w:rFonts w:ascii="Calibri" w:hAnsi="Calibri" w:eastAsia="Times New Roman" w:cs="Calibri"/>
                 <w:i/>
-                <w:i/>
                 <w:sz w:val="18"/>
                 <w:szCs w:val="18"/>
               </w:rPr>
@@ -1644,10 +1605,6 @@
             <w:r>
               <w:rPr>
                 <w:rFonts w:eastAsia="Times New Roman" w:cs="Calibri"/>
-                <w:kern w:val="0"/>
-                <w:sz w:val="22"/>
-                <w:szCs w:val="22"/>
-                <w:lang w:val="en-US" w:eastAsia="en-US" w:bidi="ar-SA"/>
               </w:rPr>
             </w:r>
           </w:p>
@@ -1671,48 +1628,22 @@
                 <w:szCs w:val="22"/>
                 <w:lang w:val="en-US" w:eastAsia="en-US" w:bidi="ar-SA"/>
               </w:rPr>
-              <w:t xml:space="preserve">The Game and Real-time Interactive Design (GRID) Program </w:t>
-            </w:r>
-            <w:r>
-              <w:rPr>
-                <w:rStyle w:val="PlaceholderText"/>
-                <w:rFonts w:eastAsia="Calibri" w:cs="Calibri"/>
-                <w:kern w:val="0"/>
-                <w:sz w:val="22"/>
-                <w:szCs w:val="22"/>
-                <w:lang w:val="en-US" w:eastAsia="en-US" w:bidi="ar-SA"/>
-              </w:rPr>
-              <w:t>will have</w:t>
-            </w:r>
-            <w:r>
-              <w:rPr>
-                <w:rStyle w:val="PlaceholderText"/>
-                <w:rFonts w:eastAsia="Calibri" w:cs="Calibri"/>
-                <w:kern w:val="0"/>
-                <w:sz w:val="22"/>
-                <w:szCs w:val="22"/>
-                <w:lang w:val="en-US" w:eastAsia="en-US" w:bidi="ar-SA"/>
-              </w:rPr>
-              <w:t xml:space="preserve"> two labs in the southern part of the Arts Building. GRID Lab 1 sports a Motion Capture suite and extensive gaming library of physical board, card, and paper games, as well as digital gaming consoles and VR headsets; where GRID Lab 2 sports a dual-projector classroom designed to teach coding, and a User Experience development and testing workspace. Both labs have industry standard software for developing graphic and motion assets (Adobe and related packages) as well as game design programming and development software such as Unity alongside Open Source alternatives.</w:t>
-            </w:r>
-          </w:p>
-          <w:p>
-            <w:pPr>
-              <w:pStyle w:val="Normal"/>
-              <w:widowControl/>
-              <w:spacing w:lineRule="auto" w:line="240" w:before="0" w:after="0"/>
-              <w:jc w:val="both"/>
-              <w:rPr>
-                <w:rFonts w:ascii="Calibri" w:hAnsi="Calibri" w:eastAsia="Times New Roman" w:cs="Calibri"/>
-              </w:rPr>
-            </w:pPr>
-            <w:r>
-              <w:rPr>
-                <w:rFonts w:eastAsia="Times New Roman" w:cs="Calibri"/>
-                <w:kern w:val="0"/>
-                <w:sz w:val="22"/>
-                <w:szCs w:val="22"/>
-                <w:lang w:val="en-US" w:eastAsia="en-US" w:bidi="ar-SA"/>
+              <w:t>The Game and Real-time Interactive Design (GRID) Program will have two labs in the southern part of the Arts Building. GRID Lab 1 sports a Motion Capture suite and extensive gaming library of physical board, card, and paper games, as well as digital gaming consoles and VR headsets; where GRID Lab 2 sports a dual-projector classroom designed to teach coding, and a User Experience development and testing workspace. Both labs have industry standard software for developing graphic and motion assets (Adobe and related packages) as well as game design programming and development software such as Unity alongside Open Source alternatives.</w:t>
+            </w:r>
+          </w:p>
+          <w:p>
+            <w:pPr>
+              <w:pStyle w:val="Normal"/>
+              <w:widowControl/>
+              <w:spacing w:lineRule="auto" w:line="240" w:before="0" w:after="0"/>
+              <w:jc w:val="both"/>
+              <w:rPr>
+                <w:rFonts w:ascii="Calibri" w:hAnsi="Calibri" w:eastAsia="Times New Roman" w:cs="Calibri"/>
+              </w:rPr>
+            </w:pPr>
+            <w:r>
+              <w:rPr>
+                <w:rFonts w:eastAsia="Times New Roman" w:cs="Calibri"/>
               </w:rPr>
             </w:r>
           </w:p>
@@ -1722,7 +1653,7 @@
         <w:trPr/>
         <w:tc>
           <w:tcPr>
-            <w:tcW w:w="436" w:type="dxa"/>
+            <w:tcW w:w="435" w:type="dxa"/>
             <w:tcBorders/>
           </w:tcPr>
           <w:p>
@@ -1766,17 +1697,13 @@
                 <w:rFonts w:eastAsia="MS Gothic" w:cs="Calibri" w:ascii="MS Gothic" w:hAnsi="MS Gothic"/>
                 <w:b/>
                 <w:color w:val="2E75B5"/>
-                <w:kern w:val="0"/>
-                <w:sz w:val="22"/>
-                <w:szCs w:val="22"/>
-                <w:lang w:val="en-US" w:eastAsia="en-US" w:bidi="ar-SA"/>
-              </w:rPr>
-            </w:r>
-          </w:p>
-        </w:tc>
-        <w:tc>
-          <w:tcPr>
-            <w:tcW w:w="8914" w:type="dxa"/>
+              </w:rPr>
+            </w:r>
+          </w:p>
+        </w:tc>
+        <w:tc>
+          <w:tcPr>
+            <w:tcW w:w="8915" w:type="dxa"/>
             <w:gridSpan w:val="2"/>
             <w:tcBorders/>
           </w:tcPr>
@@ -1786,7 +1713,7 @@
               <w:widowControl/>
               <w:numPr>
                 <w:ilvl w:val="0"/>
-                <w:numId w:val="3"/>
+                <w:numId w:val="2"/>
               </w:numPr>
               <w:spacing w:lineRule="auto" w:line="240" w:before="0" w:after="0"/>
               <w:ind w:hanging="360" w:start="257"/>
@@ -1823,7 +1750,6 @@
               <w:rPr>
                 <w:rFonts w:ascii="Calibri" w:hAnsi="Calibri" w:eastAsia="Times New Roman" w:cs="Calibri"/>
                 <w:i/>
-                <w:i/>
                 <w:sz w:val="18"/>
                 <w:szCs w:val="18"/>
               </w:rPr>
@@ -1862,10 +1788,6 @@
               <w:rPr>
                 <w:rFonts w:eastAsia="Times New Roman" w:cs="Calibri"/>
                 <w:iCs/>
-                <w:kern w:val="0"/>
-                <w:sz w:val="22"/>
-                <w:szCs w:val="22"/>
-                <w:lang w:val="en-US" w:eastAsia="en-US" w:bidi="ar-SA"/>
               </w:rPr>
             </w:r>
           </w:p>
@@ -1889,8 +1811,37 @@
                 <w:szCs w:val="22"/>
                 <w:lang w:val="en-US" w:eastAsia="en-US" w:bidi="ar-SA"/>
               </w:rPr>
-              <w:t xml:space="preserve">The Game and Real-time Interactive Design (GRID) program is designed to equip graduates with the skills and knowledge necessary to thrive in a rapidly evolving landscape of interactive media </w:t>
-            </w:r>
+              <w:t>The Game and Real-time Interactive Design (GRID) program is designed to equip graduates with the skills and knowledge necessary to thrive in a rapidly evolving landscape of interactive media (whether it’s video games, traditional tabletop games, websites, embedded interactive displays, artificial intelligence interfaces, or new and emerging experiences). The program’s objectives are directly linked to our institution’s overarching Mission and Strategic Plan, ensuring that graduates are not only technically proficient but also contribute positively to the wider community.</w:t>
+            </w:r>
+          </w:p>
+          <w:p>
+            <w:pPr>
+              <w:pStyle w:val="Normal"/>
+              <w:widowControl/>
+              <w:spacing w:lineRule="auto" w:line="240" w:before="0" w:after="0"/>
+              <w:ind w:start="257"/>
+              <w:jc w:val="both"/>
+              <w:rPr>
+                <w:rFonts w:eastAsia="Times New Roman" w:cs="Calibri"/>
+              </w:rPr>
+            </w:pPr>
+            <w:r>
+              <w:rPr>
+                <w:rFonts w:eastAsia="Times New Roman" w:cs="Calibri"/>
+              </w:rPr>
+            </w:r>
+          </w:p>
+          <w:p>
+            <w:pPr>
+              <w:pStyle w:val="Normal"/>
+              <w:widowControl/>
+              <w:spacing w:lineRule="auto" w:line="240" w:before="0" w:after="0"/>
+              <w:ind w:start="257"/>
+              <w:jc w:val="both"/>
+              <w:rPr>
+                <w:rFonts w:eastAsia="Times New Roman" w:cs="Calibri"/>
+              </w:rPr>
+            </w:pPr>
             <w:r>
               <w:rPr>
                 <w:rStyle w:val="PlaceholderText"/>
@@ -1900,18 +1851,20 @@
                 <w:szCs w:val="22"/>
                 <w:lang w:val="en-US" w:eastAsia="en-US" w:bidi="ar-SA"/>
               </w:rPr>
-              <w:t>(whether it’s video games, traditional tabletop games, websites, embedded interactive displays, artificial intelligence interfaces, or new and emerging experiences)</w:t>
+              <w:t xml:space="preserve">With the </w:t>
             </w:r>
             <w:r>
               <w:rPr>
                 <w:rStyle w:val="PlaceholderText"/>
                 <w:rFonts w:eastAsia="Calibri" w:cs="Calibri"/>
-                <w:kern w:val="0"/>
-                <w:sz w:val="22"/>
-                <w:szCs w:val="22"/>
-                <w:lang w:val="en-US" w:eastAsia="en-US" w:bidi="ar-SA"/>
-              </w:rPr>
-              <w:t xml:space="preserve">. The program’s objectives are </w:t>
+                <w:b/>
+                <w:bCs/>
+                <w:kern w:val="0"/>
+                <w:sz w:val="22"/>
+                <w:szCs w:val="22"/>
+                <w:lang w:val="en-US" w:eastAsia="en-US" w:bidi="ar-SA"/>
+              </w:rPr>
+              <w:t>Program Outcomes in mind (see below)</w:t>
             </w:r>
             <w:r>
               <w:rPr>
@@ -1922,18 +1875,20 @@
                 <w:szCs w:val="22"/>
                 <w:lang w:val="en-US" w:eastAsia="en-US" w:bidi="ar-SA"/>
               </w:rPr>
-              <w:t>directly</w:t>
+              <w:t xml:space="preserve"> the GRID program directly supports the institution’s commitment to several key areas outlined in our </w:t>
             </w:r>
             <w:r>
               <w:rPr>
                 <w:rStyle w:val="PlaceholderText"/>
                 <w:rFonts w:eastAsia="Calibri" w:cs="Calibri"/>
-                <w:kern w:val="0"/>
-                <w:sz w:val="22"/>
-                <w:szCs w:val="22"/>
-                <w:lang w:val="en-US" w:eastAsia="en-US" w:bidi="ar-SA"/>
-              </w:rPr>
-              <w:t xml:space="preserve"> linked to </w:t>
+                <w:b/>
+                <w:bCs/>
+                <w:kern w:val="0"/>
+                <w:sz w:val="22"/>
+                <w:szCs w:val="22"/>
+                <w:lang w:val="en-US" w:eastAsia="en-US" w:bidi="ar-SA"/>
+              </w:rPr>
+              <w:t>Mission</w:t>
             </w:r>
             <w:r>
               <w:rPr>
@@ -1944,18 +1899,49 @@
                 <w:szCs w:val="22"/>
                 <w:lang w:val="en-US" w:eastAsia="en-US" w:bidi="ar-SA"/>
               </w:rPr>
-              <w:t>our</w:t>
-            </w:r>
+              <w:t xml:space="preserve"> (https://www.raritanval.edu/general-information/mission):</w:t>
+            </w:r>
+          </w:p>
+          <w:p>
+            <w:pPr>
+              <w:pStyle w:val="Normal"/>
+              <w:widowControl/>
+              <w:spacing w:lineRule="auto" w:line="240" w:before="0" w:after="0"/>
+              <w:ind w:start="257"/>
+              <w:jc w:val="both"/>
+              <w:rPr>
+                <w:rFonts w:eastAsia="Times New Roman" w:cs="Calibri"/>
+              </w:rPr>
+            </w:pPr>
+            <w:r>
+              <w:rPr>
+                <w:rFonts w:eastAsia="Times New Roman" w:cs="Calibri"/>
+              </w:rPr>
+            </w:r>
+          </w:p>
+          <w:p>
+            <w:pPr>
+              <w:pStyle w:val="Normal"/>
+              <w:widowControl/>
+              <w:spacing w:lineRule="auto" w:line="240" w:before="0" w:after="0"/>
+              <w:ind w:hanging="0" w:start="720"/>
+              <w:jc w:val="both"/>
+              <w:rPr>
+                <w:rFonts w:eastAsia="Times New Roman" w:cs="Calibri"/>
+              </w:rPr>
+            </w:pPr>
             <w:r>
               <w:rPr>
                 <w:rStyle w:val="PlaceholderText"/>
                 <w:rFonts w:eastAsia="Calibri" w:cs="Calibri"/>
-                <w:kern w:val="0"/>
-                <w:sz w:val="22"/>
-                <w:szCs w:val="22"/>
-                <w:lang w:val="en-US" w:eastAsia="en-US" w:bidi="ar-SA"/>
-              </w:rPr>
-              <w:t xml:space="preserve"> institution’s overarching </w:t>
+                <w:b/>
+                <w:bCs/>
+                <w:kern w:val="0"/>
+                <w:sz w:val="22"/>
+                <w:szCs w:val="22"/>
+                <w:lang w:val="en-US" w:eastAsia="en-US" w:bidi="ar-SA"/>
+              </w:rPr>
+              <w:t>Learning and Growth Opportunities:</w:t>
             </w:r>
             <w:r>
               <w:rPr>
@@ -1966,18 +1952,49 @@
                 <w:szCs w:val="22"/>
                 <w:lang w:val="en-US" w:eastAsia="en-US" w:bidi="ar-SA"/>
               </w:rPr>
-              <w:t>M</w:t>
-            </w:r>
+              <w:t xml:space="preserve"> The program’s focus on fundamental programming and design principles, alongside industry-standard tools (Objective 1), promotes intellectual development and career mobility.</w:t>
+            </w:r>
+          </w:p>
+          <w:p>
+            <w:pPr>
+              <w:pStyle w:val="Normal"/>
+              <w:widowControl/>
+              <w:spacing w:lineRule="auto" w:line="240" w:before="0" w:after="0"/>
+              <w:ind w:hanging="0" w:start="720"/>
+              <w:jc w:val="both"/>
+              <w:rPr>
+                <w:rFonts w:eastAsia="Times New Roman" w:cs="Calibri"/>
+              </w:rPr>
+            </w:pPr>
+            <w:r>
+              <w:rPr>
+                <w:rFonts w:eastAsia="Times New Roman" w:cs="Calibri"/>
+              </w:rPr>
+            </w:r>
+          </w:p>
+          <w:p>
+            <w:pPr>
+              <w:pStyle w:val="Normal"/>
+              <w:widowControl/>
+              <w:spacing w:lineRule="auto" w:line="240" w:before="0" w:after="0"/>
+              <w:ind w:hanging="0" w:start="720"/>
+              <w:jc w:val="both"/>
+              <w:rPr>
+                <w:rFonts w:eastAsia="Times New Roman" w:cs="Calibri"/>
+              </w:rPr>
+            </w:pPr>
             <w:r>
               <w:rPr>
                 <w:rStyle w:val="PlaceholderText"/>
                 <w:rFonts w:eastAsia="Calibri" w:cs="Calibri"/>
-                <w:kern w:val="0"/>
-                <w:sz w:val="22"/>
-                <w:szCs w:val="22"/>
-                <w:lang w:val="en-US" w:eastAsia="en-US" w:bidi="ar-SA"/>
-              </w:rPr>
-              <w:t xml:space="preserve">ission and </w:t>
+                <w:b/>
+                <w:bCs/>
+                <w:kern w:val="0"/>
+                <w:sz w:val="22"/>
+                <w:szCs w:val="22"/>
+                <w:lang w:val="en-US" w:eastAsia="en-US" w:bidi="ar-SA"/>
+              </w:rPr>
+              <w:t>Diversity, Equity, and Inclusion:</w:t>
             </w:r>
             <w:r>
               <w:rPr>
@@ -1988,18 +2005,49 @@
                 <w:szCs w:val="22"/>
                 <w:lang w:val="en-US" w:eastAsia="en-US" w:bidi="ar-SA"/>
               </w:rPr>
-              <w:t>S</w:t>
-            </w:r>
+              <w:t xml:space="preserve"> By fostering a collaborative environment (Objective 4) and emphasizing problem-solving skills (Objective 3), the program aims to cultivate inclusive and equitable learning experiences. The program’s focus on innovative development of advanced technologies (Strategic Plan 5) further contributes to diverse perspectives and practices.</w:t>
+            </w:r>
+          </w:p>
+          <w:p>
+            <w:pPr>
+              <w:pStyle w:val="Normal"/>
+              <w:widowControl/>
+              <w:spacing w:lineRule="auto" w:line="240" w:before="0" w:after="0"/>
+              <w:ind w:hanging="0" w:start="720"/>
+              <w:jc w:val="both"/>
+              <w:rPr>
+                <w:rFonts w:eastAsia="Times New Roman" w:cs="Calibri"/>
+              </w:rPr>
+            </w:pPr>
+            <w:r>
+              <w:rPr>
+                <w:rFonts w:eastAsia="Times New Roman" w:cs="Calibri"/>
+              </w:rPr>
+            </w:r>
+          </w:p>
+          <w:p>
+            <w:pPr>
+              <w:pStyle w:val="Normal"/>
+              <w:widowControl/>
+              <w:spacing w:lineRule="auto" w:line="240" w:before="0" w:after="0"/>
+              <w:ind w:hanging="0" w:start="720"/>
+              <w:jc w:val="both"/>
+              <w:rPr>
+                <w:rFonts w:eastAsia="Times New Roman" w:cs="Calibri"/>
+              </w:rPr>
+            </w:pPr>
             <w:r>
               <w:rPr>
                 <w:rStyle w:val="PlaceholderText"/>
                 <w:rFonts w:eastAsia="Calibri" w:cs="Calibri"/>
-                <w:kern w:val="0"/>
-                <w:sz w:val="22"/>
-                <w:szCs w:val="22"/>
-                <w:lang w:val="en-US" w:eastAsia="en-US" w:bidi="ar-SA"/>
-              </w:rPr>
-              <w:t xml:space="preserve">trategic </w:t>
+                <w:b/>
+                <w:bCs/>
+                <w:kern w:val="0"/>
+                <w:sz w:val="22"/>
+                <w:szCs w:val="22"/>
+                <w:lang w:val="en-US" w:eastAsia="en-US" w:bidi="ar-SA"/>
+              </w:rPr>
+              <w:t>Creativity and Innovation:</w:t>
             </w:r>
             <w:r>
               <w:rPr>
@@ -2010,52 +2058,50 @@
                 <w:szCs w:val="22"/>
                 <w:lang w:val="en-US" w:eastAsia="en-US" w:bidi="ar-SA"/>
               </w:rPr>
-              <w:t>P</w:t>
-            </w:r>
+              <w:t xml:space="preserve"> The curriculum is designed to inspire “thinking anew” (Strategic Plan 5) and encourages graduates to develop creative solutions for current and future challenges in interactive design.</w:t>
+            </w:r>
+          </w:p>
+          <w:p>
+            <w:pPr>
+              <w:pStyle w:val="Normal"/>
+              <w:widowControl/>
+              <w:spacing w:lineRule="auto" w:line="240" w:before="0" w:after="0"/>
+              <w:ind w:hanging="0" w:start="720"/>
+              <w:jc w:val="both"/>
+              <w:rPr>
+                <w:rFonts w:eastAsia="Times New Roman" w:cs="Calibri"/>
+              </w:rPr>
+            </w:pPr>
+            <w:r>
+              <w:rPr>
+                <w:rFonts w:eastAsia="Times New Roman" w:cs="Calibri"/>
+              </w:rPr>
+            </w:r>
+          </w:p>
+          <w:p>
+            <w:pPr>
+              <w:pStyle w:val="Normal"/>
+              <w:widowControl/>
+              <w:spacing w:lineRule="auto" w:line="240" w:before="0" w:after="0"/>
+              <w:ind w:hanging="0" w:start="720"/>
+              <w:jc w:val="both"/>
+              <w:rPr>
+                <w:rFonts w:eastAsia="Times New Roman" w:cs="Calibri"/>
+              </w:rPr>
+            </w:pPr>
             <w:r>
               <w:rPr>
                 <w:rStyle w:val="PlaceholderText"/>
                 <w:rFonts w:eastAsia="Calibri" w:cs="Calibri"/>
-                <w:kern w:val="0"/>
-                <w:sz w:val="22"/>
-                <w:szCs w:val="22"/>
-                <w:lang w:val="en-US" w:eastAsia="en-US" w:bidi="ar-SA"/>
-              </w:rPr>
-              <w:t>lan, ensuring that graduates are not only technically proficient but also contribute positively to the wider community.</w:t>
-            </w:r>
-          </w:p>
-          <w:p>
-            <w:pPr>
-              <w:pStyle w:val="Normal"/>
-              <w:widowControl/>
-              <w:spacing w:lineRule="auto" w:line="240" w:before="0" w:after="0"/>
-              <w:ind w:start="257"/>
-              <w:jc w:val="both"/>
-              <w:rPr>
-                <w:rFonts w:eastAsia="Times New Roman" w:cs="Calibri"/>
-              </w:rPr>
-            </w:pPr>
-            <w:r>
-              <w:rPr>
-                <w:rFonts w:eastAsia="Calibri" w:cs="Calibri"/>
-                <w:kern w:val="0"/>
-                <w:sz w:val="22"/>
-                <w:szCs w:val="22"/>
-                <w:lang w:val="en-US" w:eastAsia="en-US" w:bidi="ar-SA"/>
-              </w:rPr>
-            </w:r>
-          </w:p>
-          <w:p>
-            <w:pPr>
-              <w:pStyle w:val="Normal"/>
-              <w:widowControl/>
-              <w:spacing w:lineRule="auto" w:line="240" w:before="0" w:after="0"/>
-              <w:ind w:start="257"/>
-              <w:jc w:val="both"/>
-              <w:rPr>
-                <w:rFonts w:eastAsia="Times New Roman" w:cs="Calibri"/>
-              </w:rPr>
-            </w:pPr>
+                <w:b/>
+                <w:bCs/>
+                <w:kern w:val="0"/>
+                <w:sz w:val="22"/>
+                <w:szCs w:val="22"/>
+                <w:lang w:val="en-US" w:eastAsia="en-US" w:bidi="ar-SA"/>
+              </w:rPr>
+              <w:t>Excellence and Achievement:</w:t>
+            </w:r>
             <w:r>
               <w:rPr>
                 <w:rStyle w:val="PlaceholderText"/>
@@ -2065,31 +2111,60 @@
                 <w:szCs w:val="22"/>
                 <w:lang w:val="en-US" w:eastAsia="en-US" w:bidi="ar-SA"/>
               </w:rPr>
-              <w:t xml:space="preserve">With the </w:t>
-            </w:r>
+              <w:t xml:space="preserve"> The program prioritizes the delivery of a quality education (Strategic Plan 6) through a curriculum grounded in technical proficiency and artistic development, ultimately inspiring graduates to uphold the institution's values.</w:t>
+            </w:r>
+          </w:p>
+          <w:p>
+            <w:pPr>
+              <w:pStyle w:val="Normal"/>
+              <w:widowControl/>
+              <w:spacing w:lineRule="auto" w:line="240" w:before="0" w:after="0"/>
+              <w:ind w:start="257"/>
+              <w:jc w:val="both"/>
+              <w:rPr>
+                <w:rFonts w:eastAsia="Times New Roman" w:cs="Calibri"/>
+              </w:rPr>
+            </w:pPr>
+            <w:r>
+              <w:rPr>
+                <w:rFonts w:eastAsia="Times New Roman" w:cs="Calibri"/>
+              </w:rPr>
+            </w:r>
+          </w:p>
+          <w:p>
+            <w:pPr>
+              <w:pStyle w:val="Normal"/>
+              <w:widowControl/>
+              <w:spacing w:lineRule="auto" w:line="240" w:before="0" w:after="0"/>
+              <w:ind w:start="257"/>
+              <w:jc w:val="both"/>
+              <w:rPr>
+                <w:rFonts w:eastAsia="Times New Roman" w:cs="Calibri"/>
+              </w:rPr>
+            </w:pPr>
             <w:r>
               <w:rPr>
                 <w:rStyle w:val="PlaceholderText"/>
                 <w:rFonts w:eastAsia="Calibri" w:cs="Calibri"/>
-                <w:b/>
-                <w:bCs/>
-                <w:kern w:val="0"/>
-                <w:sz w:val="22"/>
-                <w:szCs w:val="22"/>
-                <w:lang w:val="en-US" w:eastAsia="en-US" w:bidi="ar-SA"/>
-              </w:rPr>
-              <w:t>Program Outcomes in mind (see below)</w:t>
+                <w:kern w:val="0"/>
+                <w:sz w:val="22"/>
+                <w:szCs w:val="22"/>
+                <w:lang w:val="en-US" w:eastAsia="en-US" w:bidi="ar-SA"/>
+              </w:rPr>
+              <w:t xml:space="preserve">Furthermore, a </w:t>
             </w:r>
             <w:r>
               <w:rPr>
                 <w:rStyle w:val="PlaceholderText"/>
                 <w:rFonts w:eastAsia="Calibri" w:cs="Calibri"/>
-                <w:kern w:val="0"/>
-                <w:sz w:val="22"/>
-                <w:szCs w:val="22"/>
-                <w:lang w:val="en-US" w:eastAsia="en-US" w:bidi="ar-SA"/>
-              </w:rPr>
-              <w:t xml:space="preserve"> the</w:t>
+                <w:b/>
+                <w:bCs/>
+                <w:kern w:val="0"/>
+                <w:sz w:val="22"/>
+                <w:szCs w:val="22"/>
+                <w:lang w:val="en-US" w:eastAsia="en-US" w:bidi="ar-SA"/>
+              </w:rPr>
+              <w:t>robust and inclusive Enrollment Plan</w:t>
             </w:r>
             <w:r>
               <w:rPr>
@@ -2100,18 +2175,49 @@
                 <w:szCs w:val="22"/>
                 <w:lang w:val="en-US" w:eastAsia="en-US" w:bidi="ar-SA"/>
               </w:rPr>
-              <w:t xml:space="preserve"> GRID program directly support</w:t>
-            </w:r>
+              <w:t xml:space="preserve"> will be critical to the program’s success. Key elements include:</w:t>
+            </w:r>
+          </w:p>
+          <w:p>
+            <w:pPr>
+              <w:pStyle w:val="Normal"/>
+              <w:widowControl/>
+              <w:spacing w:lineRule="auto" w:line="240" w:before="0" w:after="0"/>
+              <w:ind w:start="257"/>
+              <w:jc w:val="both"/>
+              <w:rPr>
+                <w:rFonts w:eastAsia="Times New Roman" w:cs="Calibri"/>
+              </w:rPr>
+            </w:pPr>
+            <w:r>
+              <w:rPr>
+                <w:rFonts w:eastAsia="Times New Roman" w:cs="Calibri"/>
+              </w:rPr>
+            </w:r>
+          </w:p>
+          <w:p>
+            <w:pPr>
+              <w:pStyle w:val="Normal"/>
+              <w:widowControl/>
+              <w:spacing w:lineRule="auto" w:line="240" w:before="0" w:after="0"/>
+              <w:ind w:hanging="0" w:start="720"/>
+              <w:jc w:val="both"/>
+              <w:rPr>
+                <w:rFonts w:eastAsia="Times New Roman" w:cs="Calibri"/>
+              </w:rPr>
+            </w:pPr>
             <w:r>
               <w:rPr>
                 <w:rStyle w:val="PlaceholderText"/>
                 <w:rFonts w:eastAsia="Calibri" w:cs="Calibri"/>
-                <w:kern w:val="0"/>
-                <w:sz w:val="22"/>
-                <w:szCs w:val="22"/>
-                <w:lang w:val="en-US" w:eastAsia="en-US" w:bidi="ar-SA"/>
-              </w:rPr>
-              <w:t xml:space="preserve">s </w:t>
+                <w:b/>
+                <w:bCs/>
+                <w:kern w:val="0"/>
+                <w:sz w:val="22"/>
+                <w:szCs w:val="22"/>
+                <w:lang w:val="en-US" w:eastAsia="en-US" w:bidi="ar-SA"/>
+              </w:rPr>
+              <w:t>Recruitment Strategy:</w:t>
             </w:r>
             <w:r>
               <w:rPr>
@@ -2122,18 +2228,49 @@
                 <w:szCs w:val="22"/>
                 <w:lang w:val="en-US" w:eastAsia="en-US" w:bidi="ar-SA"/>
               </w:rPr>
-              <w:t xml:space="preserve">the institution’s commitment to several key areas outlined in </w:t>
-            </w:r>
+              <w:t xml:space="preserve"> Targeted outreach to high schools in Somerset and Hunterdon Counties, community organizations and firms, and online platforms highlighting the program’s unique curriculum and career opportunities.</w:t>
+            </w:r>
+          </w:p>
+          <w:p>
+            <w:pPr>
+              <w:pStyle w:val="Normal"/>
+              <w:widowControl/>
+              <w:spacing w:lineRule="auto" w:line="240" w:before="0" w:after="0"/>
+              <w:ind w:hanging="0" w:start="720"/>
+              <w:jc w:val="both"/>
+              <w:rPr>
+                <w:rFonts w:eastAsia="Times New Roman" w:cs="Calibri"/>
+              </w:rPr>
+            </w:pPr>
+            <w:r>
+              <w:rPr>
+                <w:rFonts w:eastAsia="Times New Roman" w:cs="Calibri"/>
+              </w:rPr>
+            </w:r>
+          </w:p>
+          <w:p>
+            <w:pPr>
+              <w:pStyle w:val="Normal"/>
+              <w:widowControl/>
+              <w:spacing w:lineRule="auto" w:line="240" w:before="0" w:after="0"/>
+              <w:ind w:hanging="0" w:start="720"/>
+              <w:jc w:val="both"/>
+              <w:rPr>
+                <w:rFonts w:eastAsia="Times New Roman" w:cs="Calibri"/>
+              </w:rPr>
+            </w:pPr>
             <w:r>
               <w:rPr>
                 <w:rStyle w:val="PlaceholderText"/>
                 <w:rFonts w:eastAsia="Calibri" w:cs="Calibri"/>
-                <w:kern w:val="0"/>
-                <w:sz w:val="22"/>
-                <w:szCs w:val="22"/>
-                <w:lang w:val="en-US" w:eastAsia="en-US" w:bidi="ar-SA"/>
-              </w:rPr>
-              <w:t>our</w:t>
+                <w:b/>
+                <w:bCs/>
+                <w:kern w:val="0"/>
+                <w:sz w:val="22"/>
+                <w:szCs w:val="22"/>
+                <w:lang w:val="en-US" w:eastAsia="en-US" w:bidi="ar-SA"/>
+              </w:rPr>
+              <w:t xml:space="preserve">Transfer Student Provisions: </w:t>
             </w:r>
             <w:r>
               <w:rPr>
@@ -2144,8 +2281,37 @@
                 <w:szCs w:val="22"/>
                 <w:lang w:val="en-US" w:eastAsia="en-US" w:bidi="ar-SA"/>
               </w:rPr>
-              <w:t xml:space="preserve"> </w:t>
-            </w:r>
+              <w:t>Establish clear articulation agreements with relevant institutions (such as NJIT, TCNJ, etc., and others) to facilitate seamless transfer of credits.</w:t>
+            </w:r>
+          </w:p>
+          <w:p>
+            <w:pPr>
+              <w:pStyle w:val="Normal"/>
+              <w:widowControl/>
+              <w:spacing w:lineRule="auto" w:line="240" w:before="0" w:after="0"/>
+              <w:ind w:hanging="0" w:start="720"/>
+              <w:jc w:val="both"/>
+              <w:rPr>
+                <w:rFonts w:eastAsia="Times New Roman" w:cs="Calibri"/>
+              </w:rPr>
+            </w:pPr>
+            <w:r>
+              <w:rPr>
+                <w:rFonts w:eastAsia="Times New Roman" w:cs="Calibri"/>
+              </w:rPr>
+            </w:r>
+          </w:p>
+          <w:p>
+            <w:pPr>
+              <w:pStyle w:val="Normal"/>
+              <w:widowControl/>
+              <w:spacing w:lineRule="auto" w:line="240" w:before="0" w:after="0"/>
+              <w:ind w:hanging="0" w:start="720"/>
+              <w:jc w:val="both"/>
+              <w:rPr>
+                <w:rFonts w:eastAsia="Times New Roman" w:cs="Calibri"/>
+              </w:rPr>
+            </w:pPr>
             <w:r>
               <w:rPr>
                 <w:rStyle w:val="PlaceholderText"/>
@@ -2157,53 +2323,18 @@
                 <w:szCs w:val="22"/>
                 <w:lang w:val="en-US" w:eastAsia="en-US" w:bidi="ar-SA"/>
               </w:rPr>
-              <w:t>M</w:t>
+              <w:t xml:space="preserve">Flexible Enrollment: </w:t>
             </w:r>
             <w:r>
               <w:rPr>
                 <w:rStyle w:val="PlaceholderText"/>
                 <w:rFonts w:eastAsia="Calibri" w:cs="Calibri"/>
-                <w:b/>
-                <w:bCs/>
-                <w:kern w:val="0"/>
-                <w:sz w:val="22"/>
-                <w:szCs w:val="22"/>
-                <w:lang w:val="en-US" w:eastAsia="en-US" w:bidi="ar-SA"/>
-              </w:rPr>
-              <w:t>ission</w:t>
-            </w:r>
-            <w:r>
-              <w:rPr>
-                <w:rStyle w:val="PlaceholderText"/>
-                <w:rFonts w:eastAsia="Calibri" w:cs="Calibri"/>
-                <w:kern w:val="0"/>
-                <w:sz w:val="22"/>
-                <w:szCs w:val="22"/>
-                <w:lang w:val="en-US" w:eastAsia="en-US" w:bidi="ar-SA"/>
-              </w:rPr>
-              <w:t xml:space="preserve"> </w:t>
-            </w:r>
-            <w:r>
-              <w:rPr>
-                <w:rStyle w:val="PlaceholderText"/>
-                <w:rFonts w:eastAsia="Calibri" w:cs="Calibri"/>
-                <w:kern w:val="0"/>
-                <w:sz w:val="22"/>
-                <w:szCs w:val="22"/>
-                <w:lang w:val="en-US" w:eastAsia="en-US" w:bidi="ar-SA"/>
-              </w:rPr>
-              <w:t>(https://www.raritanval.edu/general-information/mission)</w:t>
-            </w:r>
-            <w:r>
-              <w:rPr>
-                <w:rStyle w:val="PlaceholderText"/>
-                <w:rFonts w:eastAsia="Calibri" w:cs="Calibri"/>
-                <w:kern w:val="0"/>
-                <w:sz w:val="22"/>
-                <w:szCs w:val="22"/>
-                <w:lang w:val="en-US" w:eastAsia="en-US" w:bidi="ar-SA"/>
-              </w:rPr>
-              <w:t>:</w:t>
+                <w:kern w:val="0"/>
+                <w:sz w:val="22"/>
+                <w:szCs w:val="22"/>
+                <w:lang w:val="en-US" w:eastAsia="en-US" w:bidi="ar-SA"/>
+              </w:rPr>
+              <w:t>Provide flexible scheduling options throughout the day to accommodate students with work or family commitments.</w:t>
             </w:r>
           </w:p>
           <w:p>
@@ -2219,219 +2350,8 @@
             </w:pPr>
             <w:r>
               <w:rPr>
-                <w:rFonts w:eastAsia="Calibri" w:cs="Calibri"/>
-                <w:kern w:val="0"/>
-                <w:sz w:val="22"/>
-                <w:szCs w:val="22"/>
-                <w:lang w:val="en-US" w:eastAsia="en-US" w:bidi="ar-SA"/>
-              </w:rPr>
-            </w:r>
-          </w:p>
-          <w:p>
-            <w:pPr>
-              <w:pStyle w:val="Normal"/>
-              <w:widowControl/>
-              <w:spacing w:lineRule="auto" w:line="240" w:before="0" w:after="0"/>
-              <w:ind w:hanging="0" w:start="720"/>
-              <w:jc w:val="both"/>
-              <w:rPr>
-                <w:rFonts w:eastAsia="Times New Roman" w:cs="Calibri"/>
-              </w:rPr>
-            </w:pPr>
-            <w:r>
-              <w:rPr>
-                <w:rStyle w:val="PlaceholderText"/>
-                <w:rFonts w:eastAsia="Calibri" w:cs="Calibri"/>
-                <w:b/>
-                <w:bCs/>
-                <w:kern w:val="0"/>
-                <w:sz w:val="22"/>
-                <w:szCs w:val="22"/>
-                <w:lang w:val="en-US" w:eastAsia="en-US" w:bidi="ar-SA"/>
-              </w:rPr>
-              <w:t>Learning and Growth Opportunities:</w:t>
-            </w:r>
-            <w:r>
-              <w:rPr>
-                <w:rStyle w:val="PlaceholderText"/>
-                <w:rFonts w:eastAsia="Calibri" w:cs="Calibri"/>
-                <w:kern w:val="0"/>
-                <w:sz w:val="22"/>
-                <w:szCs w:val="22"/>
-                <w:lang w:val="en-US" w:eastAsia="en-US" w:bidi="ar-SA"/>
-              </w:rPr>
-              <w:t xml:space="preserve"> The program’s focus on fundamental programming and design principles, alongside industry-standard tools (Objective 1), promotes intellectual development and career mobility.</w:t>
-            </w:r>
-          </w:p>
-          <w:p>
-            <w:pPr>
-              <w:pStyle w:val="Normal"/>
-              <w:widowControl/>
-              <w:spacing w:lineRule="auto" w:line="240" w:before="0" w:after="0"/>
-              <w:ind w:hanging="0" w:start="720"/>
-              <w:jc w:val="both"/>
-              <w:rPr>
-                <w:rFonts w:eastAsia="Times New Roman" w:cs="Calibri"/>
-              </w:rPr>
-            </w:pPr>
-            <w:r>
-              <w:rPr>
-                <w:rFonts w:eastAsia="Calibri" w:cs="Calibri"/>
-                <w:kern w:val="0"/>
-                <w:sz w:val="22"/>
-                <w:szCs w:val="22"/>
-                <w:lang w:val="en-US" w:eastAsia="en-US" w:bidi="ar-SA"/>
-              </w:rPr>
-            </w:r>
-          </w:p>
-          <w:p>
-            <w:pPr>
-              <w:pStyle w:val="Normal"/>
-              <w:widowControl/>
-              <w:spacing w:lineRule="auto" w:line="240" w:before="0" w:after="0"/>
-              <w:ind w:hanging="0" w:start="720"/>
-              <w:jc w:val="both"/>
-              <w:rPr>
-                <w:rFonts w:eastAsia="Times New Roman" w:cs="Calibri"/>
-              </w:rPr>
-            </w:pPr>
-            <w:r>
-              <w:rPr>
-                <w:rStyle w:val="PlaceholderText"/>
-                <w:rFonts w:eastAsia="Calibri" w:cs="Calibri"/>
-                <w:b/>
-                <w:bCs/>
-                <w:kern w:val="0"/>
-                <w:sz w:val="22"/>
-                <w:szCs w:val="22"/>
-                <w:lang w:val="en-US" w:eastAsia="en-US" w:bidi="ar-SA"/>
-              </w:rPr>
-              <w:t>Diversity, Equity, and Inclusion:</w:t>
-            </w:r>
-            <w:r>
-              <w:rPr>
-                <w:rStyle w:val="PlaceholderText"/>
-                <w:rFonts w:eastAsia="Calibri" w:cs="Calibri"/>
-                <w:kern w:val="0"/>
-                <w:sz w:val="22"/>
-                <w:szCs w:val="22"/>
-                <w:lang w:val="en-US" w:eastAsia="en-US" w:bidi="ar-SA"/>
-              </w:rPr>
-              <w:t xml:space="preserve"> By fostering a collaborative environment (Objective 4) and emphasizing problem-solving skills (Objective 3), the program aims to cultivate inclusive and equitable learning experiences. The program’s focus on innovative development of advanced technologies (Strategic Plan 5) further contributes to diverse perspectives and practices.</w:t>
-            </w:r>
-          </w:p>
-          <w:p>
-            <w:pPr>
-              <w:pStyle w:val="Normal"/>
-              <w:widowControl/>
-              <w:spacing w:lineRule="auto" w:line="240" w:before="0" w:after="0"/>
-              <w:ind w:hanging="0" w:start="720"/>
-              <w:jc w:val="both"/>
-              <w:rPr>
-                <w:rFonts w:eastAsia="Times New Roman" w:cs="Calibri"/>
-              </w:rPr>
-            </w:pPr>
-            <w:r>
-              <w:rPr>
-                <w:rFonts w:eastAsia="Calibri" w:cs="Calibri"/>
-                <w:kern w:val="0"/>
-                <w:sz w:val="22"/>
-                <w:szCs w:val="22"/>
-                <w:lang w:val="en-US" w:eastAsia="en-US" w:bidi="ar-SA"/>
-              </w:rPr>
-            </w:r>
-          </w:p>
-          <w:p>
-            <w:pPr>
-              <w:pStyle w:val="Normal"/>
-              <w:widowControl/>
-              <w:spacing w:lineRule="auto" w:line="240" w:before="0" w:after="0"/>
-              <w:ind w:hanging="0" w:start="720"/>
-              <w:jc w:val="both"/>
-              <w:rPr>
-                <w:rFonts w:eastAsia="Times New Roman" w:cs="Calibri"/>
-              </w:rPr>
-            </w:pPr>
-            <w:r>
-              <w:rPr>
-                <w:rStyle w:val="PlaceholderText"/>
-                <w:rFonts w:eastAsia="Calibri" w:cs="Calibri"/>
-                <w:b/>
-                <w:bCs/>
-                <w:kern w:val="0"/>
-                <w:sz w:val="22"/>
-                <w:szCs w:val="22"/>
-                <w:lang w:val="en-US" w:eastAsia="en-US" w:bidi="ar-SA"/>
-              </w:rPr>
-              <w:t>Creativity and Innovation:</w:t>
-            </w:r>
-            <w:r>
-              <w:rPr>
-                <w:rStyle w:val="PlaceholderText"/>
-                <w:rFonts w:eastAsia="Calibri" w:cs="Calibri"/>
-                <w:kern w:val="0"/>
-                <w:sz w:val="22"/>
-                <w:szCs w:val="22"/>
-                <w:lang w:val="en-US" w:eastAsia="en-US" w:bidi="ar-SA"/>
-              </w:rPr>
-              <w:t xml:space="preserve"> The curriculum is designed to inspire “thinking anew” (Strategic Plan 5) and encourages graduates to develop creative solutions for current and future challenges in interactive design.</w:t>
-            </w:r>
-          </w:p>
-          <w:p>
-            <w:pPr>
-              <w:pStyle w:val="Normal"/>
-              <w:widowControl/>
-              <w:spacing w:lineRule="auto" w:line="240" w:before="0" w:after="0"/>
-              <w:ind w:hanging="0" w:start="720"/>
-              <w:jc w:val="both"/>
-              <w:rPr>
-                <w:rFonts w:eastAsia="Times New Roman" w:cs="Calibri"/>
-              </w:rPr>
-            </w:pPr>
-            <w:r>
-              <w:rPr>
-                <w:rFonts w:eastAsia="Calibri" w:cs="Calibri"/>
-                <w:kern w:val="0"/>
-                <w:sz w:val="22"/>
-                <w:szCs w:val="22"/>
-                <w:lang w:val="en-US" w:eastAsia="en-US" w:bidi="ar-SA"/>
-              </w:rPr>
-            </w:r>
-          </w:p>
-          <w:p>
-            <w:pPr>
-              <w:pStyle w:val="Normal"/>
-              <w:widowControl/>
-              <w:spacing w:lineRule="auto" w:line="240" w:before="0" w:after="0"/>
-              <w:ind w:hanging="0" w:start="720"/>
-              <w:jc w:val="both"/>
-              <w:rPr>
-                <w:rFonts w:eastAsia="Times New Roman" w:cs="Calibri"/>
-              </w:rPr>
-            </w:pPr>
-            <w:r>
-              <w:rPr>
-                <w:rStyle w:val="PlaceholderText"/>
-                <w:rFonts w:eastAsia="Calibri" w:cs="Calibri"/>
-                <w:b/>
-                <w:bCs/>
-                <w:kern w:val="0"/>
-                <w:sz w:val="22"/>
-                <w:szCs w:val="22"/>
-                <w:lang w:val="en-US" w:eastAsia="en-US" w:bidi="ar-SA"/>
-              </w:rPr>
-              <w:t>Excellence and Achievement:</w:t>
-            </w:r>
-            <w:r>
-              <w:rPr>
-                <w:rStyle w:val="PlaceholderText"/>
-                <w:rFonts w:eastAsia="Calibri" w:cs="Calibri"/>
-                <w:kern w:val="0"/>
-                <w:sz w:val="22"/>
-                <w:szCs w:val="22"/>
-                <w:lang w:val="en-US" w:eastAsia="en-US" w:bidi="ar-SA"/>
-              </w:rPr>
-              <w:t xml:space="preserve"> The program prioritizes the delivery of a quality education (Strategic Plan 6) through a curriculum grounded in technical proficiency and artistic development, ultimately inspiring graduates to uphold the institution's values.</w:t>
+                <w:rFonts w:eastAsia="Times New Roman" w:cs="Calibri"/>
+              </w:rPr>
             </w:r>
           </w:p>
           <w:p>
@@ -2442,377 +2362,12 @@
               <w:ind w:start="257"/>
               <w:jc w:val="both"/>
               <w:rPr>
-                <w:rFonts w:eastAsia="Times New Roman" w:cs="Calibri"/>
-              </w:rPr>
-            </w:pPr>
-            <w:r>
-              <w:rPr>
-                <w:rFonts w:eastAsia="Calibri" w:cs="Calibri"/>
-                <w:kern w:val="0"/>
-                <w:sz w:val="22"/>
-                <w:szCs w:val="22"/>
-                <w:lang w:val="en-US" w:eastAsia="en-US" w:bidi="ar-SA"/>
-              </w:rPr>
-            </w:r>
-          </w:p>
-          <w:p>
-            <w:pPr>
-              <w:pStyle w:val="Normal"/>
-              <w:widowControl/>
-              <w:spacing w:lineRule="auto" w:line="240" w:before="0" w:after="0"/>
-              <w:ind w:start="257"/>
-              <w:jc w:val="both"/>
-              <w:rPr>
-                <w:rFonts w:eastAsia="Times New Roman" w:cs="Calibri"/>
-              </w:rPr>
-            </w:pPr>
-            <w:r>
-              <w:rPr>
-                <w:rStyle w:val="PlaceholderText"/>
-                <w:rFonts w:eastAsia="Calibri" w:cs="Calibri"/>
-                <w:kern w:val="0"/>
-                <w:sz w:val="22"/>
-                <w:szCs w:val="22"/>
-                <w:lang w:val="en-US" w:eastAsia="en-US" w:bidi="ar-SA"/>
-              </w:rPr>
-              <w:t xml:space="preserve">Furthermore, a </w:t>
-            </w:r>
-            <w:r>
-              <w:rPr>
-                <w:rStyle w:val="PlaceholderText"/>
-                <w:rFonts w:eastAsia="Calibri" w:cs="Calibri"/>
-                <w:b/>
-                <w:bCs/>
-                <w:kern w:val="0"/>
-                <w:sz w:val="22"/>
-                <w:szCs w:val="22"/>
-                <w:lang w:val="en-US" w:eastAsia="en-US" w:bidi="ar-SA"/>
-              </w:rPr>
-              <w:t>robust and inclusive Enrollment Plan</w:t>
-            </w:r>
-            <w:r>
-              <w:rPr>
-                <w:rStyle w:val="PlaceholderText"/>
-                <w:rFonts w:eastAsia="Calibri" w:cs="Calibri"/>
-                <w:kern w:val="0"/>
-                <w:sz w:val="22"/>
-                <w:szCs w:val="22"/>
-                <w:lang w:val="en-US" w:eastAsia="en-US" w:bidi="ar-SA"/>
-              </w:rPr>
-              <w:t xml:space="preserve"> will be critical to the program’s success. Key elements include:</w:t>
-            </w:r>
-          </w:p>
-          <w:p>
-            <w:pPr>
-              <w:pStyle w:val="Normal"/>
-              <w:widowControl/>
-              <w:spacing w:lineRule="auto" w:line="240" w:before="0" w:after="0"/>
-              <w:ind w:start="257"/>
-              <w:jc w:val="both"/>
-              <w:rPr>
-                <w:rFonts w:eastAsia="Times New Roman" w:cs="Calibri"/>
-              </w:rPr>
-            </w:pPr>
-            <w:r>
-              <w:rPr>
-                <w:rFonts w:eastAsia="Calibri" w:cs="Calibri"/>
-                <w:kern w:val="0"/>
-                <w:sz w:val="22"/>
-                <w:szCs w:val="22"/>
-                <w:lang w:val="en-US" w:eastAsia="en-US" w:bidi="ar-SA"/>
-              </w:rPr>
-            </w:r>
-          </w:p>
-          <w:p>
-            <w:pPr>
-              <w:pStyle w:val="Normal"/>
-              <w:widowControl/>
-              <w:spacing w:lineRule="auto" w:line="240" w:before="0" w:after="0"/>
-              <w:ind w:hanging="0" w:start="720"/>
-              <w:jc w:val="both"/>
-              <w:rPr>
-                <w:rFonts w:eastAsia="Times New Roman" w:cs="Calibri"/>
-              </w:rPr>
-            </w:pPr>
-            <w:r>
-              <w:rPr>
-                <w:rStyle w:val="PlaceholderText"/>
-                <w:rFonts w:eastAsia="Calibri" w:cs="Calibri"/>
-                <w:b/>
-                <w:bCs/>
-                <w:kern w:val="0"/>
-                <w:sz w:val="22"/>
-                <w:szCs w:val="22"/>
-                <w:lang w:val="en-US" w:eastAsia="en-US" w:bidi="ar-SA"/>
-              </w:rPr>
-              <w:t>Recruitment Strategy:</w:t>
-            </w:r>
-            <w:r>
-              <w:rPr>
-                <w:rStyle w:val="PlaceholderText"/>
-                <w:rFonts w:eastAsia="Calibri" w:cs="Calibri"/>
-                <w:kern w:val="0"/>
-                <w:sz w:val="22"/>
-                <w:szCs w:val="22"/>
-                <w:lang w:val="en-US" w:eastAsia="en-US" w:bidi="ar-SA"/>
-              </w:rPr>
-              <w:t xml:space="preserve"> Targeted outreach to high schools </w:t>
-            </w:r>
-            <w:r>
-              <w:rPr>
-                <w:rStyle w:val="PlaceholderText"/>
-                <w:rFonts w:eastAsia="Calibri" w:cs="Calibri"/>
-                <w:kern w:val="0"/>
-                <w:sz w:val="22"/>
-                <w:szCs w:val="22"/>
-                <w:lang w:val="en-US" w:eastAsia="en-US" w:bidi="ar-SA"/>
-              </w:rPr>
-              <w:t>in Somerset and Hunterdon Counties</w:t>
-            </w:r>
-            <w:r>
-              <w:rPr>
-                <w:rStyle w:val="PlaceholderText"/>
-                <w:rFonts w:eastAsia="Calibri" w:cs="Calibri"/>
-                <w:kern w:val="0"/>
-                <w:sz w:val="22"/>
-                <w:szCs w:val="22"/>
-                <w:lang w:val="en-US" w:eastAsia="en-US" w:bidi="ar-SA"/>
-              </w:rPr>
-              <w:t xml:space="preserve">, community organizations </w:t>
-            </w:r>
-            <w:r>
-              <w:rPr>
-                <w:rStyle w:val="PlaceholderText"/>
-                <w:rFonts w:eastAsia="Calibri" w:cs="Calibri"/>
-                <w:kern w:val="0"/>
-                <w:sz w:val="22"/>
-                <w:szCs w:val="22"/>
-                <w:lang w:val="en-US" w:eastAsia="en-US" w:bidi="ar-SA"/>
-              </w:rPr>
-              <w:t>and firms</w:t>
-            </w:r>
-            <w:r>
-              <w:rPr>
-                <w:rStyle w:val="PlaceholderText"/>
-                <w:rFonts w:eastAsia="Calibri" w:cs="Calibri"/>
-                <w:kern w:val="0"/>
-                <w:sz w:val="22"/>
-                <w:szCs w:val="22"/>
-                <w:lang w:val="en-US" w:eastAsia="en-US" w:bidi="ar-SA"/>
-              </w:rPr>
-              <w:t>, and online platforms highlighting the program’s unique curriculum and career opportunities.</w:t>
-            </w:r>
-          </w:p>
-          <w:p>
-            <w:pPr>
-              <w:pStyle w:val="Normal"/>
-              <w:widowControl/>
-              <w:spacing w:lineRule="auto" w:line="240" w:before="0" w:after="0"/>
-              <w:ind w:hanging="0" w:start="720"/>
-              <w:jc w:val="both"/>
-              <w:rPr>
-                <w:rFonts w:eastAsia="Times New Roman" w:cs="Calibri"/>
-              </w:rPr>
-            </w:pPr>
-            <w:r>
-              <w:rPr>
-                <w:rFonts w:eastAsia="Calibri" w:cs="Calibri"/>
-                <w:kern w:val="0"/>
-                <w:sz w:val="22"/>
-                <w:szCs w:val="22"/>
-                <w:lang w:val="en-US" w:eastAsia="en-US" w:bidi="ar-SA"/>
-              </w:rPr>
-            </w:r>
-          </w:p>
-          <w:p>
-            <w:pPr>
-              <w:pStyle w:val="Normal"/>
-              <w:widowControl/>
-              <w:spacing w:lineRule="auto" w:line="240" w:before="0" w:after="0"/>
-              <w:ind w:hanging="0" w:start="720"/>
-              <w:jc w:val="both"/>
-              <w:rPr>
-                <w:rFonts w:eastAsia="Times New Roman" w:cs="Calibri"/>
-              </w:rPr>
-            </w:pPr>
-            <w:r>
-              <w:rPr>
-                <w:rStyle w:val="PlaceholderText"/>
-                <w:rFonts w:eastAsia="Calibri" w:cs="Calibri"/>
-                <w:b/>
-                <w:bCs/>
-                <w:kern w:val="0"/>
-                <w:sz w:val="22"/>
-                <w:szCs w:val="22"/>
-                <w:lang w:val="en-US" w:eastAsia="en-US" w:bidi="ar-SA"/>
-              </w:rPr>
-              <w:t xml:space="preserve">Transfer Student Provisions: </w:t>
-            </w:r>
-            <w:r>
-              <w:rPr>
-                <w:rStyle w:val="PlaceholderText"/>
-                <w:rFonts w:eastAsia="Calibri" w:cs="Calibri"/>
-                <w:kern w:val="0"/>
-                <w:sz w:val="22"/>
-                <w:szCs w:val="22"/>
-                <w:lang w:val="en-US" w:eastAsia="en-US" w:bidi="ar-SA"/>
-              </w:rPr>
-              <w:t xml:space="preserve">Establish clear articulation agreements with relevant institutions </w:t>
-            </w:r>
-            <w:r>
-              <w:rPr>
-                <w:rStyle w:val="PlaceholderText"/>
-                <w:rFonts w:eastAsia="Calibri" w:cs="Calibri"/>
-                <w:kern w:val="0"/>
-                <w:sz w:val="22"/>
-                <w:szCs w:val="22"/>
-                <w:lang w:val="en-US" w:eastAsia="en-US" w:bidi="ar-SA"/>
-              </w:rPr>
-              <w:t>(such as NJIT, TCNJ, etc., and others)</w:t>
-            </w:r>
-            <w:r>
-              <w:rPr>
-                <w:rStyle w:val="PlaceholderText"/>
-                <w:rFonts w:eastAsia="Calibri" w:cs="Calibri"/>
-                <w:kern w:val="0"/>
-                <w:sz w:val="22"/>
-                <w:szCs w:val="22"/>
-                <w:lang w:val="en-US" w:eastAsia="en-US" w:bidi="ar-SA"/>
-              </w:rPr>
-              <w:t xml:space="preserve"> to facilitate seamless transfer of credits.</w:t>
-            </w:r>
-          </w:p>
-          <w:p>
-            <w:pPr>
-              <w:pStyle w:val="Normal"/>
-              <w:widowControl/>
-              <w:spacing w:lineRule="auto" w:line="240" w:before="0" w:after="0"/>
-              <w:ind w:hanging="0" w:start="720"/>
-              <w:jc w:val="both"/>
-              <w:rPr>
-                <w:rFonts w:eastAsia="Times New Roman" w:cs="Calibri"/>
-              </w:rPr>
-            </w:pPr>
-            <w:r>
-              <w:rPr>
-                <w:rFonts w:eastAsia="Calibri" w:cs="Calibri"/>
-                <w:kern w:val="0"/>
-                <w:sz w:val="22"/>
-                <w:szCs w:val="22"/>
-                <w:lang w:val="en-US" w:eastAsia="en-US" w:bidi="ar-SA"/>
-              </w:rPr>
-            </w:r>
-          </w:p>
-          <w:p>
-            <w:pPr>
-              <w:pStyle w:val="Normal"/>
-              <w:widowControl/>
-              <w:spacing w:lineRule="auto" w:line="240" w:before="0" w:after="0"/>
-              <w:ind w:hanging="0" w:start="720"/>
-              <w:jc w:val="both"/>
-              <w:rPr>
-                <w:rFonts w:eastAsia="Times New Roman" w:cs="Calibri"/>
-              </w:rPr>
-            </w:pPr>
-            <w:r>
-              <w:rPr>
-                <w:rStyle w:val="PlaceholderText"/>
-                <w:rFonts w:eastAsia="Calibri" w:cs="Calibri"/>
-                <w:b/>
-                <w:bCs/>
-                <w:kern w:val="0"/>
-                <w:sz w:val="22"/>
-                <w:szCs w:val="22"/>
-                <w:lang w:val="en-US" w:eastAsia="en-US" w:bidi="ar-SA"/>
-              </w:rPr>
-              <w:t>Flexible</w:t>
-            </w:r>
-            <w:r>
-              <w:rPr>
-                <w:rStyle w:val="PlaceholderText"/>
-                <w:rFonts w:eastAsia="Calibri" w:cs="Calibri"/>
-                <w:b/>
-                <w:bCs/>
-                <w:kern w:val="0"/>
-                <w:sz w:val="22"/>
-                <w:szCs w:val="22"/>
-                <w:lang w:val="en-US" w:eastAsia="en-US" w:bidi="ar-SA"/>
-              </w:rPr>
-              <w:t xml:space="preserve"> Enrollment: </w:t>
-            </w:r>
-            <w:r>
-              <w:rPr>
-                <w:rStyle w:val="PlaceholderText"/>
-                <w:rFonts w:eastAsia="Calibri" w:cs="Calibri"/>
-                <w:kern w:val="0"/>
-                <w:sz w:val="22"/>
-                <w:szCs w:val="22"/>
-                <w:lang w:val="en-US" w:eastAsia="en-US" w:bidi="ar-SA"/>
-              </w:rPr>
-              <w:t xml:space="preserve">Provide flexible scheduling options </w:t>
-            </w:r>
-            <w:r>
-              <w:rPr>
-                <w:rStyle w:val="PlaceholderText"/>
-                <w:rFonts w:eastAsia="Calibri" w:cs="Calibri"/>
-                <w:kern w:val="0"/>
-                <w:sz w:val="22"/>
-                <w:szCs w:val="22"/>
-                <w:lang w:val="en-US" w:eastAsia="en-US" w:bidi="ar-SA"/>
-              </w:rPr>
-              <w:t>throughout the day</w:t>
-            </w:r>
-            <w:r>
-              <w:rPr>
-                <w:rStyle w:val="PlaceholderText"/>
-                <w:rFonts w:eastAsia="Calibri" w:cs="Calibri"/>
-                <w:kern w:val="0"/>
-                <w:sz w:val="22"/>
-                <w:szCs w:val="22"/>
-                <w:lang w:val="en-US" w:eastAsia="en-US" w:bidi="ar-SA"/>
-              </w:rPr>
-              <w:t xml:space="preserve"> to accommodate students with work or family commitments.</w:t>
-            </w:r>
-          </w:p>
-          <w:p>
-            <w:pPr>
-              <w:pStyle w:val="Normal"/>
-              <w:widowControl/>
-              <w:spacing w:lineRule="auto" w:line="240" w:before="0" w:after="0"/>
-              <w:ind w:start="257"/>
-              <w:jc w:val="both"/>
-              <w:rPr>
-                <w:rFonts w:eastAsia="Times New Roman" w:cs="Calibri"/>
-              </w:rPr>
-            </w:pPr>
-            <w:r>
-              <w:rPr>
-                <w:rFonts w:eastAsia="Calibri" w:cs="Calibri"/>
-                <w:kern w:val="0"/>
-                <w:sz w:val="22"/>
-                <w:szCs w:val="22"/>
-                <w:lang w:val="en-US" w:eastAsia="en-US" w:bidi="ar-SA"/>
-              </w:rPr>
-            </w:r>
-          </w:p>
-          <w:p>
-            <w:pPr>
-              <w:pStyle w:val="Normal"/>
-              <w:widowControl/>
-              <w:spacing w:lineRule="auto" w:line="240" w:before="0" w:after="0"/>
-              <w:ind w:start="257"/>
-              <w:jc w:val="both"/>
-              <w:rPr>
-                <w:rFonts w:ascii="Calibri" w:hAnsi="Calibri" w:eastAsia="Times New Roman" w:cs="Calibri"/>
-              </w:rPr>
-            </w:pPr>
-            <w:r>
-              <w:rPr>
-                <w:rFonts w:eastAsia="Times New Roman" w:cs="Calibri"/>
-                <w:kern w:val="0"/>
-                <w:sz w:val="22"/>
-                <w:szCs w:val="22"/>
-                <w:lang w:val="en-US" w:eastAsia="en-US" w:bidi="ar-SA"/>
+                <w:rFonts w:ascii="Calibri" w:hAnsi="Calibri" w:eastAsia="Times New Roman" w:cs="Calibri"/>
+              </w:rPr>
+            </w:pPr>
+            <w:r>
+              <w:rPr>
+                <w:rFonts w:eastAsia="Times New Roman" w:cs="Calibri"/>
               </w:rPr>
             </w:r>
           </w:p>
@@ -2824,7 +2379,7 @@
         </w:trPr>
         <w:tc>
           <w:tcPr>
-            <w:tcW w:w="436" w:type="dxa"/>
+            <w:tcW w:w="435" w:type="dxa"/>
             <w:vMerge w:val="restart"/>
             <w:tcBorders/>
           </w:tcPr>
@@ -2869,17 +2424,13 @@
                 <w:rFonts w:eastAsia="MS Gothic" w:cs="Calibri" w:ascii="MS Gothic" w:hAnsi="MS Gothic"/>
                 <w:b/>
                 <w:color w:val="2E75B5"/>
-                <w:kern w:val="0"/>
-                <w:sz w:val="22"/>
-                <w:szCs w:val="22"/>
-                <w:lang w:val="en-US" w:eastAsia="en-US" w:bidi="ar-SA"/>
-              </w:rPr>
-            </w:r>
-          </w:p>
-        </w:tc>
-        <w:tc>
-          <w:tcPr>
-            <w:tcW w:w="8914" w:type="dxa"/>
+              </w:rPr>
+            </w:r>
+          </w:p>
+        </w:tc>
+        <w:tc>
+          <w:tcPr>
+            <w:tcW w:w="8915" w:type="dxa"/>
             <w:gridSpan w:val="2"/>
             <w:tcBorders/>
           </w:tcPr>
@@ -2889,7 +2440,7 @@
               <w:widowControl/>
               <w:numPr>
                 <w:ilvl w:val="0"/>
-                <w:numId w:val="3"/>
+                <w:numId w:val="2"/>
               </w:numPr>
               <w:spacing w:lineRule="auto" w:line="240" w:before="0" w:after="0"/>
               <w:ind w:hanging="360" w:start="257"/>
@@ -2918,7 +2469,7 @@
         </w:trPr>
         <w:tc>
           <w:tcPr>
-            <w:tcW w:w="436" w:type="dxa"/>
+            <w:tcW w:w="435" w:type="dxa"/>
             <w:vMerge w:val="continue"/>
             <w:tcBorders/>
           </w:tcPr>
@@ -2938,7 +2489,7 @@
         </w:tc>
         <w:tc>
           <w:tcPr>
-            <w:tcW w:w="438" w:type="dxa"/>
+            <w:tcW w:w="439" w:type="dxa"/>
             <w:tcBorders/>
           </w:tcPr>
           <w:p>
@@ -2980,10 +2531,6 @@
             <w:r>
               <w:rPr>
                 <w:rFonts w:eastAsia="Times New Roman" w:cs="Calibri"/>
-                <w:kern w:val="0"/>
-                <w:sz w:val="22"/>
-                <w:szCs w:val="22"/>
-                <w:lang w:val="en-US" w:eastAsia="en-US" w:bidi="ar-SA"/>
               </w:rPr>
             </w:r>
           </w:p>
@@ -2999,7 +2546,7 @@
               <w:widowControl/>
               <w:numPr>
                 <w:ilvl w:val="1"/>
-                <w:numId w:val="3"/>
+                <w:numId w:val="2"/>
               </w:numPr>
               <w:spacing w:lineRule="auto" w:line="240" w:before="0" w:after="0"/>
               <w:ind w:hanging="376" w:start="269"/>
@@ -3034,10 +2581,6 @@
             <w:r>
               <w:rPr>
                 <w:rFonts w:eastAsia="Times New Roman" w:cs="Calibri"/>
-                <w:kern w:val="0"/>
-                <w:sz w:val="22"/>
-                <w:szCs w:val="22"/>
-                <w:lang w:val="en-US" w:eastAsia="en-US" w:bidi="ar-SA"/>
               </w:rPr>
             </w:r>
           </w:p>
@@ -3073,7 +2616,7 @@
         </w:trPr>
         <w:tc>
           <w:tcPr>
-            <w:tcW w:w="436" w:type="dxa"/>
+            <w:tcW w:w="435" w:type="dxa"/>
             <w:tcBorders/>
           </w:tcPr>
           <w:p>
@@ -3093,17 +2636,13 @@
                 <w:rFonts w:eastAsia="MS Gothic" w:cs="Calibri" w:ascii="MS Gothic" w:hAnsi="MS Gothic"/>
                 <w:b/>
                 <w:color w:val="2E75B5"/>
-                <w:kern w:val="0"/>
-                <w:sz w:val="22"/>
-                <w:szCs w:val="22"/>
-                <w:lang w:val="en-US" w:eastAsia="en-US" w:bidi="ar-SA"/>
-              </w:rPr>
-            </w:r>
-          </w:p>
-        </w:tc>
-        <w:tc>
-          <w:tcPr>
-            <w:tcW w:w="438" w:type="dxa"/>
+              </w:rPr>
+            </w:r>
+          </w:p>
+        </w:tc>
+        <w:tc>
+          <w:tcPr>
+            <w:tcW w:w="439" w:type="dxa"/>
             <w:tcBorders/>
           </w:tcPr>
           <w:p>
@@ -3147,10 +2686,6 @@
                 <w:rFonts w:eastAsia="MS Gothic" w:cs="Calibri" w:ascii="MS Gothic" w:hAnsi="MS Gothic"/>
                 <w:b/>
                 <w:color w:val="2E75B5"/>
-                <w:kern w:val="0"/>
-                <w:sz w:val="22"/>
-                <w:szCs w:val="22"/>
-                <w:lang w:val="en-US" w:eastAsia="en-US" w:bidi="ar-SA"/>
               </w:rPr>
             </w:r>
           </w:p>
@@ -3166,7 +2701,7 @@
               <w:widowControl/>
               <w:numPr>
                 <w:ilvl w:val="1"/>
-                <w:numId w:val="3"/>
+                <w:numId w:val="2"/>
               </w:numPr>
               <w:spacing w:lineRule="auto" w:line="240" w:before="0" w:after="0"/>
               <w:ind w:hanging="376" w:start="269"/>
@@ -3203,7 +2738,6 @@
               <w:rPr>
                 <w:rFonts w:ascii="Calibri" w:hAnsi="Calibri" w:eastAsia="Times New Roman" w:cs="Calibri"/>
                 <w:i/>
-                <w:i/>
                 <w:sz w:val="18"/>
                 <w:szCs w:val="18"/>
               </w:rPr>
@@ -3234,10 +2768,6 @@
             <w:r>
               <w:rPr>
                 <w:rFonts w:eastAsia="Times New Roman" w:cs="Calibri"/>
-                <w:kern w:val="0"/>
-                <w:sz w:val="22"/>
-                <w:szCs w:val="22"/>
-                <w:lang w:val="en-US" w:eastAsia="en-US" w:bidi="ar-SA"/>
               </w:rPr>
             </w:r>
           </w:p>
@@ -3270,7 +2800,7 @@
               <w:widowControl/>
               <w:numPr>
                 <w:ilvl w:val="0"/>
-                <w:numId w:val="15"/>
+                <w:numId w:val="14"/>
               </w:numPr>
               <w:spacing w:lineRule="auto" w:line="240" w:before="0" w:after="0"/>
               <w:jc w:val="both"/>
@@ -3313,7 +2843,7 @@
               <w:widowControl/>
               <w:numPr>
                 <w:ilvl w:val="0"/>
-                <w:numId w:val="15"/>
+                <w:numId w:val="14"/>
               </w:numPr>
               <w:spacing w:lineRule="auto" w:line="240" w:before="0" w:after="0"/>
               <w:jc w:val="both"/>
@@ -3356,7 +2886,7 @@
               <w:widowControl/>
               <w:numPr>
                 <w:ilvl w:val="0"/>
-                <w:numId w:val="15"/>
+                <w:numId w:val="14"/>
               </w:numPr>
               <w:spacing w:lineRule="auto" w:line="240" w:before="0" w:after="0"/>
               <w:jc w:val="both"/>
@@ -3399,7 +2929,7 @@
               <w:widowControl/>
               <w:numPr>
                 <w:ilvl w:val="0"/>
-                <w:numId w:val="15"/>
+                <w:numId w:val="14"/>
               </w:numPr>
               <w:spacing w:lineRule="auto" w:line="240" w:before="0" w:after="0"/>
               <w:jc w:val="both"/>
@@ -3500,10 +3030,6 @@
             <w:r>
               <w:rPr>
                 <w:rFonts w:eastAsia="Times New Roman" w:cs="Calibri"/>
-                <w:kern w:val="0"/>
-                <w:sz w:val="22"/>
-                <w:szCs w:val="22"/>
-                <w:lang w:val="en-US" w:eastAsia="en-US" w:bidi="ar-SA"/>
               </w:rPr>
             </w:r>
           </w:p>
@@ -3515,7 +3041,7 @@
         </w:trPr>
         <w:tc>
           <w:tcPr>
-            <w:tcW w:w="436" w:type="dxa"/>
+            <w:tcW w:w="435" w:type="dxa"/>
             <w:vMerge w:val="restart"/>
             <w:tcBorders/>
           </w:tcPr>
@@ -3560,17 +3086,13 @@
                 <w:rFonts w:eastAsia="MS Gothic" w:cs="Calibri" w:ascii="MS Gothic" w:hAnsi="MS Gothic"/>
                 <w:b/>
                 <w:color w:val="2E75B5"/>
-                <w:kern w:val="0"/>
-                <w:sz w:val="22"/>
-                <w:szCs w:val="22"/>
-                <w:lang w:val="en-US" w:eastAsia="en-US" w:bidi="ar-SA"/>
-              </w:rPr>
-            </w:r>
-          </w:p>
-        </w:tc>
-        <w:tc>
-          <w:tcPr>
-            <w:tcW w:w="8914" w:type="dxa"/>
+              </w:rPr>
+            </w:r>
+          </w:p>
+        </w:tc>
+        <w:tc>
+          <w:tcPr>
+            <w:tcW w:w="8915" w:type="dxa"/>
             <w:gridSpan w:val="2"/>
             <w:tcBorders/>
           </w:tcPr>
@@ -3580,7 +3102,7 @@
               <w:widowControl/>
               <w:numPr>
                 <w:ilvl w:val="0"/>
-                <w:numId w:val="3"/>
+                <w:numId w:val="2"/>
               </w:numPr>
               <w:spacing w:lineRule="auto" w:line="240" w:before="0" w:after="0"/>
               <w:ind w:hanging="360" w:start="257"/>
@@ -3630,7 +3152,7 @@
         </w:trPr>
         <w:tc>
           <w:tcPr>
-            <w:tcW w:w="436" w:type="dxa"/>
+            <w:tcW w:w="435" w:type="dxa"/>
             <w:vMerge w:val="continue"/>
             <w:tcBorders/>
           </w:tcPr>
@@ -3650,7 +3172,7 @@
         </w:tc>
         <w:tc>
           <w:tcPr>
-            <w:tcW w:w="438" w:type="dxa"/>
+            <w:tcW w:w="439" w:type="dxa"/>
             <w:tcBorders/>
           </w:tcPr>
           <w:p>
@@ -3692,10 +3214,6 @@
             <w:r>
               <w:rPr>
                 <w:rFonts w:eastAsia="Times New Roman" w:cs="Calibri"/>
-                <w:kern w:val="0"/>
-                <w:sz w:val="22"/>
-                <w:szCs w:val="22"/>
-                <w:lang w:val="en-US" w:eastAsia="en-US" w:bidi="ar-SA"/>
               </w:rPr>
             </w:r>
           </w:p>
@@ -3711,7 +3229,7 @@
               <w:widowControl/>
               <w:numPr>
                 <w:ilvl w:val="1"/>
-                <w:numId w:val="3"/>
+                <w:numId w:val="2"/>
               </w:numPr>
               <w:spacing w:lineRule="auto" w:line="240" w:before="0" w:after="0"/>
               <w:ind w:hanging="376" w:start="269"/>
@@ -3748,7 +3266,6 @@
               <w:rPr>
                 <w:rFonts w:ascii="Calibri" w:hAnsi="Calibri" w:eastAsia="Times New Roman" w:cs="Calibri"/>
                 <w:i/>
-                <w:i/>
                 <w:sz w:val="18"/>
                 <w:szCs w:val="18"/>
               </w:rPr>
@@ -3778,10 +3295,6 @@
             <w:r>
               <w:rPr>
                 <w:rFonts w:eastAsia="Times New Roman" w:cs="Calibri"/>
-                <w:kern w:val="0"/>
-                <w:sz w:val="22"/>
-                <w:szCs w:val="22"/>
-                <w:lang w:val="en-US" w:eastAsia="en-US" w:bidi="ar-SA"/>
               </w:rPr>
             </w:r>
           </w:p>
@@ -3793,7 +3306,7 @@
         </w:trPr>
         <w:tc>
           <w:tcPr>
-            <w:tcW w:w="436" w:type="dxa"/>
+            <w:tcW w:w="435" w:type="dxa"/>
             <w:tcBorders/>
           </w:tcPr>
           <w:p>
@@ -3813,17 +3326,13 @@
                 <w:rFonts w:eastAsia="MS Gothic" w:cs="Calibri" w:ascii="MS Gothic" w:hAnsi="MS Gothic"/>
                 <w:b/>
                 <w:color w:val="2E75B5"/>
-                <w:kern w:val="0"/>
-                <w:sz w:val="22"/>
-                <w:szCs w:val="22"/>
-                <w:lang w:val="en-US" w:eastAsia="en-US" w:bidi="ar-SA"/>
-              </w:rPr>
-            </w:r>
-          </w:p>
-        </w:tc>
-        <w:tc>
-          <w:tcPr>
-            <w:tcW w:w="438" w:type="dxa"/>
+              </w:rPr>
+            </w:r>
+          </w:p>
+        </w:tc>
+        <w:tc>
+          <w:tcPr>
+            <w:tcW w:w="439" w:type="dxa"/>
             <w:tcBorders/>
           </w:tcPr>
           <w:p>
@@ -3867,10 +3376,6 @@
                 <w:rFonts w:eastAsia="MS Gothic" w:cs="Calibri" w:ascii="MS Gothic" w:hAnsi="MS Gothic"/>
                 <w:b/>
                 <w:color w:val="2E75B5"/>
-                <w:kern w:val="0"/>
-                <w:sz w:val="22"/>
-                <w:szCs w:val="22"/>
-                <w:lang w:val="en-US" w:eastAsia="en-US" w:bidi="ar-SA"/>
               </w:rPr>
             </w:r>
           </w:p>
@@ -3886,7 +3391,7 @@
               <w:widowControl/>
               <w:numPr>
                 <w:ilvl w:val="1"/>
-                <w:numId w:val="3"/>
+                <w:numId w:val="2"/>
               </w:numPr>
               <w:spacing w:lineRule="auto" w:line="240" w:before="0" w:after="0"/>
               <w:ind w:hanging="376" w:start="269"/>
@@ -3923,7 +3428,6 @@
               <w:rPr>
                 <w:rFonts w:ascii="Calibri" w:hAnsi="Calibri" w:eastAsia="Times New Roman" w:cs="Calibri"/>
                 <w:i/>
-                <w:i/>
                 <w:sz w:val="18"/>
                 <w:szCs w:val="18"/>
               </w:rPr>
@@ -3956,7 +3460,6 @@
               <w:rPr>
                 <w:rFonts w:ascii="Calibri" w:hAnsi="Calibri" w:eastAsia="Times New Roman" w:cs="Calibri"/>
                 <w:i/>
-                <w:i/>
                 <w:sz w:val="18"/>
                 <w:szCs w:val="18"/>
               </w:rPr>
@@ -3986,10 +3489,6 @@
             <w:r>
               <w:rPr>
                 <w:rFonts w:eastAsia="Times New Roman" w:cs="Calibri"/>
-                <w:kern w:val="0"/>
-                <w:sz w:val="22"/>
-                <w:szCs w:val="22"/>
-                <w:lang w:val="en-US" w:eastAsia="en-US" w:bidi="ar-SA"/>
               </w:rPr>
             </w:r>
           </w:p>
@@ -4001,7 +3500,7 @@
         </w:trPr>
         <w:tc>
           <w:tcPr>
-            <w:tcW w:w="436" w:type="dxa"/>
+            <w:tcW w:w="435" w:type="dxa"/>
             <w:tcBorders/>
           </w:tcPr>
           <w:p>
@@ -4021,17 +3520,13 @@
                 <w:rFonts w:eastAsia="MS Gothic" w:cs="Calibri" w:ascii="MS Gothic" w:hAnsi="MS Gothic"/>
                 <w:b/>
                 <w:color w:val="2E75B5"/>
-                <w:kern w:val="0"/>
-                <w:sz w:val="22"/>
-                <w:szCs w:val="22"/>
-                <w:lang w:val="en-US" w:eastAsia="en-US" w:bidi="ar-SA"/>
-              </w:rPr>
-            </w:r>
-          </w:p>
-        </w:tc>
-        <w:tc>
-          <w:tcPr>
-            <w:tcW w:w="438" w:type="dxa"/>
+              </w:rPr>
+            </w:r>
+          </w:p>
+        </w:tc>
+        <w:tc>
+          <w:tcPr>
+            <w:tcW w:w="439" w:type="dxa"/>
             <w:tcBorders/>
           </w:tcPr>
           <w:p>
@@ -4075,10 +3570,6 @@
                 <w:rFonts w:eastAsia="MS Gothic" w:cs="Calibri" w:ascii="MS Gothic" w:hAnsi="MS Gothic"/>
                 <w:b/>
                 <w:color w:val="2E75B5"/>
-                <w:kern w:val="0"/>
-                <w:sz w:val="22"/>
-                <w:szCs w:val="22"/>
-                <w:lang w:val="en-US" w:eastAsia="en-US" w:bidi="ar-SA"/>
               </w:rPr>
             </w:r>
           </w:p>
@@ -4094,7 +3585,7 @@
               <w:widowControl/>
               <w:numPr>
                 <w:ilvl w:val="1"/>
-                <w:numId w:val="3"/>
+                <w:numId w:val="2"/>
               </w:numPr>
               <w:spacing w:lineRule="auto" w:line="240" w:before="0" w:after="0"/>
               <w:ind w:hanging="376" w:start="269"/>
@@ -4129,10 +3620,6 @@
             <w:r>
               <w:rPr>
                 <w:rFonts w:eastAsia="Times New Roman" w:cs="Calibri"/>
-                <w:kern w:val="0"/>
-                <w:sz w:val="22"/>
-                <w:szCs w:val="22"/>
-                <w:lang w:val="en-US" w:eastAsia="en-US" w:bidi="ar-SA"/>
               </w:rPr>
             </w:r>
           </w:p>
@@ -4170,7 +3657,7 @@
         </w:trPr>
         <w:tc>
           <w:tcPr>
-            <w:tcW w:w="436" w:type="dxa"/>
+            <w:tcW w:w="435" w:type="dxa"/>
             <w:tcBorders/>
           </w:tcPr>
           <w:p>
@@ -4190,17 +3677,13 @@
                 <w:rFonts w:eastAsia="MS Gothic" w:cs="Calibri" w:ascii="MS Gothic" w:hAnsi="MS Gothic"/>
                 <w:b/>
                 <w:color w:val="2E75B5"/>
-                <w:kern w:val="0"/>
-                <w:sz w:val="22"/>
-                <w:szCs w:val="22"/>
-                <w:lang w:val="en-US" w:eastAsia="en-US" w:bidi="ar-SA"/>
-              </w:rPr>
-            </w:r>
-          </w:p>
-        </w:tc>
-        <w:tc>
-          <w:tcPr>
-            <w:tcW w:w="438" w:type="dxa"/>
+              </w:rPr>
+            </w:r>
+          </w:p>
+        </w:tc>
+        <w:tc>
+          <w:tcPr>
+            <w:tcW w:w="439" w:type="dxa"/>
             <w:tcBorders/>
           </w:tcPr>
           <w:p>
@@ -4244,10 +3727,6 @@
                 <w:rFonts w:eastAsia="MS Gothic" w:cs="Calibri" w:ascii="MS Gothic" w:hAnsi="MS Gothic"/>
                 <w:b/>
                 <w:color w:val="2E75B5"/>
-                <w:kern w:val="0"/>
-                <w:sz w:val="22"/>
-                <w:szCs w:val="22"/>
-                <w:lang w:val="en-US" w:eastAsia="en-US" w:bidi="ar-SA"/>
               </w:rPr>
             </w:r>
           </w:p>
@@ -4263,7 +3742,7 @@
               <w:widowControl/>
               <w:numPr>
                 <w:ilvl w:val="1"/>
-                <w:numId w:val="3"/>
+                <w:numId w:val="2"/>
               </w:numPr>
               <w:spacing w:lineRule="auto" w:line="240" w:before="0" w:after="0"/>
               <w:ind w:hanging="376" w:start="269"/>
@@ -4300,7 +3779,6 @@
               <w:rPr>
                 <w:rFonts w:ascii="Calibri" w:hAnsi="Calibri" w:eastAsia="Times New Roman" w:cs="Calibri"/>
                 <w:i/>
-                <w:i/>
                 <w:sz w:val="18"/>
                 <w:szCs w:val="18"/>
               </w:rPr>
@@ -4330,10 +3808,6 @@
             <w:r>
               <w:rPr>
                 <w:rFonts w:eastAsia="Times New Roman" w:cs="Calibri"/>
-                <w:kern w:val="0"/>
-                <w:sz w:val="22"/>
-                <w:szCs w:val="22"/>
-                <w:lang w:val="en-US" w:eastAsia="en-US" w:bidi="ar-SA"/>
               </w:rPr>
             </w:r>
           </w:p>
@@ -4365,37 +3839,7 @@
                 <w:szCs w:val="22"/>
                 <w:lang w:val="en-US" w:eastAsia="en-US" w:bidi="ar-SA"/>
               </w:rPr>
-              <w:t xml:space="preserve">See </w:t>
-            </w:r>
-            <w:r>
-              <w:rPr>
-                <w:rStyle w:val="PlaceholderText"/>
-                <w:rFonts w:eastAsia="Calibri" w:cs="Calibri"/>
-                <w:b/>
-                <w:bCs/>
-                <w:i/>
-                <w:iCs/>
-                <w:kern w:val="0"/>
-                <w:sz w:val="22"/>
-                <w:szCs w:val="22"/>
-                <w:lang w:val="en-US" w:eastAsia="en-US" w:bidi="ar-SA"/>
-              </w:rPr>
-              <w:t>Supplemental Documents and addenda</w:t>
-            </w:r>
-            <w:r>
-              <w:rPr>
-                <w:rStyle w:val="PlaceholderText"/>
-                <w:rFonts w:eastAsia="Calibri" w:cs="Calibri"/>
-                <w:b/>
-                <w:bCs/>
-                <w:i/>
-                <w:iCs/>
-                <w:kern w:val="0"/>
-                <w:sz w:val="22"/>
-                <w:szCs w:val="22"/>
-                <w:lang w:val="en-US" w:eastAsia="en-US" w:bidi="ar-SA"/>
-              </w:rPr>
-              <w:t>.</w:t>
+              <w:t>See Supplemental Documents and addenda.</w:t>
             </w:r>
           </w:p>
           <w:p>
@@ -4412,10 +3856,6 @@
             <w:r>
               <w:rPr>
                 <w:rFonts w:eastAsia="Times New Roman" w:cs="Calibri"/>
-                <w:kern w:val="0"/>
-                <w:sz w:val="22"/>
-                <w:szCs w:val="22"/>
-                <w:lang w:val="en-US" w:eastAsia="en-US" w:bidi="ar-SA"/>
               </w:rPr>
             </w:r>
           </w:p>
@@ -4427,7 +3867,7 @@
         </w:trPr>
         <w:tc>
           <w:tcPr>
-            <w:tcW w:w="436" w:type="dxa"/>
+            <w:tcW w:w="435" w:type="dxa"/>
             <w:vMerge w:val="restart"/>
             <w:tcBorders/>
           </w:tcPr>
@@ -4472,17 +3912,13 @@
                 <w:rFonts w:eastAsia="MS Gothic" w:cs="Calibri" w:ascii="MS Gothic" w:hAnsi="MS Gothic"/>
                 <w:b/>
                 <w:color w:val="2E75B5"/>
-                <w:kern w:val="0"/>
-                <w:sz w:val="22"/>
-                <w:szCs w:val="22"/>
-                <w:lang w:val="en-US" w:eastAsia="en-US" w:bidi="ar-SA"/>
-              </w:rPr>
-            </w:r>
-          </w:p>
-        </w:tc>
-        <w:tc>
-          <w:tcPr>
-            <w:tcW w:w="8914" w:type="dxa"/>
+              </w:rPr>
+            </w:r>
+          </w:p>
+        </w:tc>
+        <w:tc>
+          <w:tcPr>
+            <w:tcW w:w="8915" w:type="dxa"/>
             <w:gridSpan w:val="2"/>
             <w:tcBorders/>
           </w:tcPr>
@@ -4492,7 +3928,7 @@
               <w:widowControl/>
               <w:numPr>
                 <w:ilvl w:val="0"/>
-                <w:numId w:val="3"/>
+                <w:numId w:val="2"/>
               </w:numPr>
               <w:spacing w:lineRule="auto" w:line="240" w:before="0" w:after="0"/>
               <w:ind w:hanging="360" w:start="257"/>
@@ -4533,7 +3969,7 @@
         </w:trPr>
         <w:tc>
           <w:tcPr>
-            <w:tcW w:w="436" w:type="dxa"/>
+            <w:tcW w:w="435" w:type="dxa"/>
             <w:vMerge w:val="continue"/>
             <w:tcBorders/>
           </w:tcPr>
@@ -4553,7 +3989,7 @@
         </w:tc>
         <w:tc>
           <w:tcPr>
-            <w:tcW w:w="438" w:type="dxa"/>
+            <w:tcW w:w="439" w:type="dxa"/>
             <w:tcBorders/>
           </w:tcPr>
           <w:p>
@@ -4595,10 +4031,6 @@
             <w:r>
               <w:rPr>
                 <w:rFonts w:eastAsia="Times New Roman" w:cs="Calibri"/>
-                <w:kern w:val="0"/>
-                <w:sz w:val="22"/>
-                <w:szCs w:val="22"/>
-                <w:lang w:val="en-US" w:eastAsia="en-US" w:bidi="ar-SA"/>
               </w:rPr>
             </w:r>
           </w:p>
@@ -4614,7 +4046,7 @@
               <w:widowControl/>
               <w:numPr>
                 <w:ilvl w:val="1"/>
-                <w:numId w:val="3"/>
+                <w:numId w:val="2"/>
               </w:numPr>
               <w:spacing w:lineRule="auto" w:line="240" w:before="0" w:after="0"/>
               <w:ind w:hanging="376" w:start="269"/>
@@ -4643,7 +4075,7 @@
         </w:trPr>
         <w:tc>
           <w:tcPr>
-            <w:tcW w:w="436" w:type="dxa"/>
+            <w:tcW w:w="435" w:type="dxa"/>
             <w:tcBorders/>
           </w:tcPr>
           <w:p>
@@ -4663,17 +4095,13 @@
                 <w:rFonts w:eastAsia="MS Gothic" w:cs="Calibri" w:ascii="MS Gothic" w:hAnsi="MS Gothic"/>
                 <w:b/>
                 <w:color w:val="2E75B5"/>
-                <w:kern w:val="0"/>
-                <w:sz w:val="22"/>
-                <w:szCs w:val="22"/>
-                <w:lang w:val="en-US" w:eastAsia="en-US" w:bidi="ar-SA"/>
-              </w:rPr>
-            </w:r>
-          </w:p>
-        </w:tc>
-        <w:tc>
-          <w:tcPr>
-            <w:tcW w:w="438" w:type="dxa"/>
+              </w:rPr>
+            </w:r>
+          </w:p>
+        </w:tc>
+        <w:tc>
+          <w:tcPr>
+            <w:tcW w:w="439" w:type="dxa"/>
             <w:tcBorders/>
           </w:tcPr>
           <w:p>
@@ -4717,10 +4145,6 @@
                 <w:rFonts w:eastAsia="MS Gothic" w:cs="Calibri" w:ascii="MS Gothic" w:hAnsi="MS Gothic"/>
                 <w:b/>
                 <w:color w:val="2E75B5"/>
-                <w:kern w:val="0"/>
-                <w:sz w:val="22"/>
-                <w:szCs w:val="22"/>
-                <w:lang w:val="en-US" w:eastAsia="en-US" w:bidi="ar-SA"/>
               </w:rPr>
             </w:r>
           </w:p>
@@ -4736,7 +4160,7 @@
               <w:widowControl/>
               <w:numPr>
                 <w:ilvl w:val="1"/>
-                <w:numId w:val="3"/>
+                <w:numId w:val="2"/>
               </w:numPr>
               <w:spacing w:lineRule="auto" w:line="240" w:before="0" w:after="0"/>
               <w:ind w:hanging="376" w:start="269"/>
@@ -4765,7 +4189,7 @@
         </w:trPr>
         <w:tc>
           <w:tcPr>
-            <w:tcW w:w="436" w:type="dxa"/>
+            <w:tcW w:w="435" w:type="dxa"/>
             <w:tcBorders/>
           </w:tcPr>
           <w:p>
@@ -4785,17 +4209,13 @@
                 <w:rFonts w:eastAsia="MS Gothic" w:cs="Calibri" w:ascii="MS Gothic" w:hAnsi="MS Gothic"/>
                 <w:b/>
                 <w:color w:val="2E75B5"/>
-                <w:kern w:val="0"/>
-                <w:sz w:val="22"/>
-                <w:szCs w:val="22"/>
-                <w:lang w:val="en-US" w:eastAsia="en-US" w:bidi="ar-SA"/>
-              </w:rPr>
-            </w:r>
-          </w:p>
-        </w:tc>
-        <w:tc>
-          <w:tcPr>
-            <w:tcW w:w="438" w:type="dxa"/>
+              </w:rPr>
+            </w:r>
+          </w:p>
+        </w:tc>
+        <w:tc>
+          <w:tcPr>
+            <w:tcW w:w="439" w:type="dxa"/>
             <w:tcBorders/>
           </w:tcPr>
           <w:p>
@@ -4839,10 +4259,6 @@
                 <w:rFonts w:eastAsia="MS Gothic" w:cs="Calibri" w:ascii="MS Gothic" w:hAnsi="MS Gothic"/>
                 <w:b/>
                 <w:color w:val="2E75B5"/>
-                <w:kern w:val="0"/>
-                <w:sz w:val="22"/>
-                <w:szCs w:val="22"/>
-                <w:lang w:val="en-US" w:eastAsia="en-US" w:bidi="ar-SA"/>
               </w:rPr>
             </w:r>
           </w:p>
@@ -4858,7 +4274,7 @@
               <w:widowControl/>
               <w:numPr>
                 <w:ilvl w:val="1"/>
-                <w:numId w:val="3"/>
+                <w:numId w:val="2"/>
               </w:numPr>
               <w:spacing w:lineRule="auto" w:line="240" w:before="0" w:after="0"/>
               <w:ind w:hanging="376" w:start="269"/>
@@ -4887,7 +4303,7 @@
         </w:trPr>
         <w:tc>
           <w:tcPr>
-            <w:tcW w:w="436" w:type="dxa"/>
+            <w:tcW w:w="435" w:type="dxa"/>
             <w:tcBorders/>
           </w:tcPr>
           <w:p>
@@ -4907,17 +4323,13 @@
                 <w:rFonts w:eastAsia="MS Gothic" w:cs="Calibri" w:ascii="MS Gothic" w:hAnsi="MS Gothic"/>
                 <w:b/>
                 <w:color w:val="2E75B5"/>
-                <w:kern w:val="0"/>
-                <w:sz w:val="22"/>
-                <w:szCs w:val="22"/>
-                <w:lang w:val="en-US" w:eastAsia="en-US" w:bidi="ar-SA"/>
-              </w:rPr>
-            </w:r>
-          </w:p>
-        </w:tc>
-        <w:tc>
-          <w:tcPr>
-            <w:tcW w:w="438" w:type="dxa"/>
+              </w:rPr>
+            </w:r>
+          </w:p>
+        </w:tc>
+        <w:tc>
+          <w:tcPr>
+            <w:tcW w:w="439" w:type="dxa"/>
             <w:tcBorders/>
           </w:tcPr>
           <w:p>
@@ -4961,10 +4373,6 @@
                 <w:rFonts w:eastAsia="MS Gothic" w:cs="Calibri" w:ascii="MS Gothic" w:hAnsi="MS Gothic"/>
                 <w:b/>
                 <w:color w:val="2E75B5"/>
-                <w:kern w:val="0"/>
-                <w:sz w:val="22"/>
-                <w:szCs w:val="22"/>
-                <w:lang w:val="en-US" w:eastAsia="en-US" w:bidi="ar-SA"/>
               </w:rPr>
             </w:r>
           </w:p>
@@ -4980,7 +4388,7 @@
               <w:widowControl/>
               <w:numPr>
                 <w:ilvl w:val="1"/>
-                <w:numId w:val="3"/>
+                <w:numId w:val="2"/>
               </w:numPr>
               <w:spacing w:lineRule="auto" w:line="240" w:before="0" w:after="0"/>
               <w:ind w:hanging="376" w:start="269"/>
@@ -5009,7 +4417,7 @@
         </w:trPr>
         <w:tc>
           <w:tcPr>
-            <w:tcW w:w="436" w:type="dxa"/>
+            <w:tcW w:w="435" w:type="dxa"/>
             <w:tcBorders/>
           </w:tcPr>
           <w:p>
@@ -5029,17 +4437,13 @@
                 <w:rFonts w:eastAsia="MS Gothic" w:cs="Calibri" w:ascii="MS Gothic" w:hAnsi="MS Gothic"/>
                 <w:b/>
                 <w:color w:val="2E75B5"/>
-                <w:kern w:val="0"/>
-                <w:sz w:val="22"/>
-                <w:szCs w:val="22"/>
-                <w:lang w:val="en-US" w:eastAsia="en-US" w:bidi="ar-SA"/>
-              </w:rPr>
-            </w:r>
-          </w:p>
-        </w:tc>
-        <w:tc>
-          <w:tcPr>
-            <w:tcW w:w="438" w:type="dxa"/>
+              </w:rPr>
+            </w:r>
+          </w:p>
+        </w:tc>
+        <w:tc>
+          <w:tcPr>
+            <w:tcW w:w="439" w:type="dxa"/>
             <w:tcBorders/>
           </w:tcPr>
           <w:p>
@@ -5083,10 +4487,6 @@
                 <w:rFonts w:eastAsia="MS Gothic" w:cs="Calibri" w:ascii="MS Gothic" w:hAnsi="MS Gothic"/>
                 <w:b/>
                 <w:color w:val="2E75B5"/>
-                <w:kern w:val="0"/>
-                <w:sz w:val="22"/>
-                <w:szCs w:val="22"/>
-                <w:lang w:val="en-US" w:eastAsia="en-US" w:bidi="ar-SA"/>
               </w:rPr>
             </w:r>
           </w:p>
@@ -5102,7 +4502,7 @@
               <w:widowControl/>
               <w:numPr>
                 <w:ilvl w:val="1"/>
-                <w:numId w:val="3"/>
+                <w:numId w:val="2"/>
               </w:numPr>
               <w:spacing w:lineRule="auto" w:line="240" w:before="0" w:after="0"/>
               <w:ind w:hanging="376" w:start="269"/>
@@ -5131,7 +4531,7 @@
         </w:trPr>
         <w:tc>
           <w:tcPr>
-            <w:tcW w:w="436" w:type="dxa"/>
+            <w:tcW w:w="435" w:type="dxa"/>
             <w:tcBorders/>
           </w:tcPr>
           <w:p>
@@ -5151,17 +4551,13 @@
                 <w:rFonts w:eastAsia="MS Gothic" w:cs="Calibri" w:ascii="MS Gothic" w:hAnsi="MS Gothic"/>
                 <w:b/>
                 <w:color w:val="2E75B5"/>
-                <w:kern w:val="0"/>
-                <w:sz w:val="22"/>
-                <w:szCs w:val="22"/>
-                <w:lang w:val="en-US" w:eastAsia="en-US" w:bidi="ar-SA"/>
-              </w:rPr>
-            </w:r>
-          </w:p>
-        </w:tc>
-        <w:tc>
-          <w:tcPr>
-            <w:tcW w:w="438" w:type="dxa"/>
+              </w:rPr>
+            </w:r>
+          </w:p>
+        </w:tc>
+        <w:tc>
+          <w:tcPr>
+            <w:tcW w:w="439" w:type="dxa"/>
             <w:tcBorders/>
           </w:tcPr>
           <w:p>
@@ -5205,10 +4601,6 @@
                 <w:rFonts w:eastAsia="MS Gothic" w:cs="Calibri" w:ascii="MS Gothic" w:hAnsi="MS Gothic"/>
                 <w:b/>
                 <w:color w:val="2E75B5"/>
-                <w:kern w:val="0"/>
-                <w:sz w:val="22"/>
-                <w:szCs w:val="22"/>
-                <w:lang w:val="en-US" w:eastAsia="en-US" w:bidi="ar-SA"/>
               </w:rPr>
             </w:r>
           </w:p>
@@ -5224,7 +4616,7 @@
               <w:widowControl/>
               <w:numPr>
                 <w:ilvl w:val="1"/>
-                <w:numId w:val="3"/>
+                <w:numId w:val="2"/>
               </w:numPr>
               <w:spacing w:lineRule="auto" w:line="240" w:before="0" w:after="0"/>
               <w:ind w:hanging="376" w:start="269"/>
@@ -5263,10 +4655,6 @@
                 <w:rFonts w:eastAsia="Times New Roman" w:cs="Calibri"/>
                 <w:b/>
                 <w:bCs/>
-                <w:kern w:val="0"/>
-                <w:sz w:val="22"/>
-                <w:szCs w:val="22"/>
-                <w:lang w:val="en-US" w:eastAsia="en-US" w:bidi="ar-SA"/>
               </w:rPr>
             </w:r>
           </w:p>
@@ -5302,7 +4690,7 @@
         </w:trPr>
         <w:tc>
           <w:tcPr>
-            <w:tcW w:w="436" w:type="dxa"/>
+            <w:tcW w:w="435" w:type="dxa"/>
             <w:tcBorders/>
           </w:tcPr>
           <w:p>
@@ -5322,17 +4710,13 @@
                 <w:rFonts w:eastAsia="MS Gothic" w:cs="Calibri" w:ascii="MS Gothic" w:hAnsi="MS Gothic"/>
                 <w:b/>
                 <w:color w:val="2E75B5"/>
-                <w:kern w:val="0"/>
-                <w:sz w:val="22"/>
-                <w:szCs w:val="22"/>
-                <w:lang w:val="en-US" w:eastAsia="en-US" w:bidi="ar-SA"/>
-              </w:rPr>
-            </w:r>
-          </w:p>
-        </w:tc>
-        <w:tc>
-          <w:tcPr>
-            <w:tcW w:w="438" w:type="dxa"/>
+              </w:rPr>
+            </w:r>
+          </w:p>
+        </w:tc>
+        <w:tc>
+          <w:tcPr>
+            <w:tcW w:w="439" w:type="dxa"/>
             <w:tcBorders/>
           </w:tcPr>
           <w:p>
@@ -5376,10 +4760,6 @@
                 <w:rFonts w:eastAsia="MS Gothic" w:cs="Calibri" w:ascii="MS Gothic" w:hAnsi="MS Gothic"/>
                 <w:b/>
                 <w:color w:val="2E75B5"/>
-                <w:kern w:val="0"/>
-                <w:sz w:val="22"/>
-                <w:szCs w:val="22"/>
-                <w:lang w:val="en-US" w:eastAsia="en-US" w:bidi="ar-SA"/>
               </w:rPr>
             </w:r>
           </w:p>
@@ -5395,7 +4775,7 @@
               <w:widowControl/>
               <w:numPr>
                 <w:ilvl w:val="1"/>
-                <w:numId w:val="3"/>
+                <w:numId w:val="2"/>
               </w:numPr>
               <w:spacing w:lineRule="auto" w:line="240" w:before="0" w:after="0"/>
               <w:ind w:hanging="376" w:start="269"/>
@@ -5429,10 +4809,6 @@
             <w:r>
               <w:rPr>
                 <w:rFonts w:eastAsia="Times New Roman" w:cs="Calibri"/>
-                <w:kern w:val="0"/>
-                <w:sz w:val="22"/>
-                <w:szCs w:val="22"/>
-                <w:lang w:val="en-US" w:eastAsia="en-US" w:bidi="ar-SA"/>
               </w:rPr>
             </w:r>
           </w:p>
@@ -5472,10 +4848,6 @@
             <w:r>
               <w:rPr>
                 <w:rFonts w:eastAsia="Times New Roman" w:cs="Calibri"/>
-                <w:kern w:val="0"/>
-                <w:sz w:val="22"/>
-                <w:szCs w:val="22"/>
-                <w:lang w:val="en-US" w:eastAsia="en-US" w:bidi="ar-SA"/>
               </w:rPr>
             </w:r>
           </w:p>
@@ -5487,7 +4859,7 @@
         </w:trPr>
         <w:tc>
           <w:tcPr>
-            <w:tcW w:w="436" w:type="dxa"/>
+            <w:tcW w:w="435" w:type="dxa"/>
             <w:vMerge w:val="restart"/>
             <w:tcBorders/>
           </w:tcPr>
@@ -5532,17 +4904,13 @@
                 <w:rFonts w:eastAsia="MS Gothic" w:cs="Calibri" w:ascii="MS Gothic" w:hAnsi="MS Gothic"/>
                 <w:b/>
                 <w:color w:val="2E75B5"/>
-                <w:kern w:val="0"/>
-                <w:sz w:val="22"/>
-                <w:szCs w:val="22"/>
-                <w:lang w:val="en-US" w:eastAsia="en-US" w:bidi="ar-SA"/>
-              </w:rPr>
-            </w:r>
-          </w:p>
-        </w:tc>
-        <w:tc>
-          <w:tcPr>
-            <w:tcW w:w="8914" w:type="dxa"/>
+              </w:rPr>
+            </w:r>
+          </w:p>
+        </w:tc>
+        <w:tc>
+          <w:tcPr>
+            <w:tcW w:w="8915" w:type="dxa"/>
             <w:gridSpan w:val="2"/>
             <w:tcBorders/>
           </w:tcPr>
@@ -5552,7 +4920,7 @@
               <w:widowControl/>
               <w:numPr>
                 <w:ilvl w:val="0"/>
-                <w:numId w:val="3"/>
+                <w:numId w:val="2"/>
               </w:numPr>
               <w:spacing w:lineRule="auto" w:line="240" w:before="0" w:after="0"/>
               <w:ind w:hanging="360" w:start="257"/>
@@ -5592,7 +4960,7 @@
         </w:trPr>
         <w:tc>
           <w:tcPr>
-            <w:tcW w:w="436" w:type="dxa"/>
+            <w:tcW w:w="435" w:type="dxa"/>
             <w:vMerge w:val="continue"/>
             <w:tcBorders/>
           </w:tcPr>
@@ -5612,7 +4980,7 @@
         </w:tc>
         <w:tc>
           <w:tcPr>
-            <w:tcW w:w="438" w:type="dxa"/>
+            <w:tcW w:w="439" w:type="dxa"/>
             <w:tcBorders/>
           </w:tcPr>
           <w:p>
@@ -5654,10 +5022,6 @@
             <w:r>
               <w:rPr>
                 <w:rFonts w:eastAsia="Times New Roman" w:cs="Calibri"/>
-                <w:kern w:val="0"/>
-                <w:sz w:val="22"/>
-                <w:szCs w:val="22"/>
-                <w:lang w:val="en-US" w:eastAsia="en-US" w:bidi="ar-SA"/>
               </w:rPr>
             </w:r>
           </w:p>
@@ -5673,7 +5037,7 @@
               <w:widowControl/>
               <w:numPr>
                 <w:ilvl w:val="1"/>
-                <w:numId w:val="3"/>
+                <w:numId w:val="2"/>
               </w:numPr>
               <w:spacing w:lineRule="auto" w:line="240" w:before="0" w:after="0"/>
               <w:ind w:hanging="376" w:start="269"/>
@@ -5702,7 +5066,7 @@
         </w:trPr>
         <w:tc>
           <w:tcPr>
-            <w:tcW w:w="436" w:type="dxa"/>
+            <w:tcW w:w="435" w:type="dxa"/>
             <w:tcBorders/>
           </w:tcPr>
           <w:p>
@@ -5722,17 +5086,13 @@
                 <w:rFonts w:eastAsia="MS Gothic" w:cs="Calibri" w:ascii="MS Gothic" w:hAnsi="MS Gothic"/>
                 <w:b/>
                 <w:color w:val="2E75B5"/>
-                <w:kern w:val="0"/>
-                <w:sz w:val="22"/>
-                <w:szCs w:val="22"/>
-                <w:lang w:val="en-US" w:eastAsia="en-US" w:bidi="ar-SA"/>
-              </w:rPr>
-            </w:r>
-          </w:p>
-        </w:tc>
-        <w:tc>
-          <w:tcPr>
-            <w:tcW w:w="438" w:type="dxa"/>
+              </w:rPr>
+            </w:r>
+          </w:p>
+        </w:tc>
+        <w:tc>
+          <w:tcPr>
+            <w:tcW w:w="439" w:type="dxa"/>
             <w:tcBorders/>
           </w:tcPr>
           <w:p>
@@ -5776,10 +5136,6 @@
                 <w:rFonts w:eastAsia="MS Gothic" w:cs="Calibri" w:ascii="MS Gothic" w:hAnsi="MS Gothic"/>
                 <w:b/>
                 <w:color w:val="2E75B5"/>
-                <w:kern w:val="0"/>
-                <w:sz w:val="22"/>
-                <w:szCs w:val="22"/>
-                <w:lang w:val="en-US" w:eastAsia="en-US" w:bidi="ar-SA"/>
               </w:rPr>
             </w:r>
           </w:p>
@@ -5795,7 +5151,7 @@
               <w:widowControl/>
               <w:numPr>
                 <w:ilvl w:val="1"/>
-                <w:numId w:val="3"/>
+                <w:numId w:val="2"/>
               </w:numPr>
               <w:spacing w:lineRule="auto" w:line="240" w:before="0" w:after="0"/>
               <w:ind w:hanging="376" w:start="269"/>
@@ -5824,7 +5180,7 @@
         </w:trPr>
         <w:tc>
           <w:tcPr>
-            <w:tcW w:w="436" w:type="dxa"/>
+            <w:tcW w:w="435" w:type="dxa"/>
             <w:tcBorders/>
           </w:tcPr>
           <w:p>
@@ -5844,17 +5200,13 @@
                 <w:rFonts w:eastAsia="MS Gothic" w:cs="Calibri" w:ascii="MS Gothic" w:hAnsi="MS Gothic"/>
                 <w:b/>
                 <w:color w:val="2E75B5"/>
-                <w:kern w:val="0"/>
-                <w:sz w:val="22"/>
-                <w:szCs w:val="22"/>
-                <w:lang w:val="en-US" w:eastAsia="en-US" w:bidi="ar-SA"/>
-              </w:rPr>
-            </w:r>
-          </w:p>
-        </w:tc>
-        <w:tc>
-          <w:tcPr>
-            <w:tcW w:w="438" w:type="dxa"/>
+              </w:rPr>
+            </w:r>
+          </w:p>
+        </w:tc>
+        <w:tc>
+          <w:tcPr>
+            <w:tcW w:w="439" w:type="dxa"/>
             <w:tcBorders/>
           </w:tcPr>
           <w:p>
@@ -5898,10 +5250,6 @@
                 <w:rFonts w:eastAsia="MS Gothic" w:cs="Calibri" w:ascii="MS Gothic" w:hAnsi="MS Gothic"/>
                 <w:b/>
                 <w:color w:val="2E75B5"/>
-                <w:kern w:val="0"/>
-                <w:sz w:val="22"/>
-                <w:szCs w:val="22"/>
-                <w:lang w:val="en-US" w:eastAsia="en-US" w:bidi="ar-SA"/>
               </w:rPr>
             </w:r>
           </w:p>
@@ -5917,7 +5265,7 @@
               <w:widowControl/>
               <w:numPr>
                 <w:ilvl w:val="1"/>
-                <w:numId w:val="3"/>
+                <w:numId w:val="2"/>
               </w:numPr>
               <w:spacing w:lineRule="auto" w:line="240" w:before="0" w:after="0"/>
               <w:ind w:hanging="376" w:start="269"/>
@@ -5951,10 +5299,6 @@
             <w:r>
               <w:rPr>
                 <w:rFonts w:eastAsia="Times New Roman" w:cs="Calibri"/>
-                <w:kern w:val="0"/>
-                <w:sz w:val="22"/>
-                <w:szCs w:val="22"/>
-                <w:lang w:val="en-US" w:eastAsia="en-US" w:bidi="ar-SA"/>
               </w:rPr>
             </w:r>
           </w:p>
@@ -5978,8 +5322,37 @@
                 <w:szCs w:val="22"/>
                 <w:lang w:val="en-US" w:eastAsia="en-US" w:bidi="ar-SA"/>
               </w:rPr>
-              <w:t>GRID</w:t>
-            </w:r>
+              <w:t>GRID is committed to fostering an inclusive and equitable environment for all students, faculty, and staff. Recognizing the diverse backgrounds, experiences, and perspectives vital to innovation within interactive media, we strive to create a space where every individual can thrive. Our program’s commitment aligns directly with the institution’s Mission and Strategic Plan.</w:t>
+            </w:r>
+          </w:p>
+          <w:p>
+            <w:pPr>
+              <w:pStyle w:val="Normal"/>
+              <w:widowControl/>
+              <w:spacing w:lineRule="auto" w:line="240" w:before="0" w:after="0"/>
+              <w:ind w:start="257"/>
+              <w:jc w:val="both"/>
+              <w:rPr>
+                <w:rFonts w:ascii="Calibri" w:hAnsi="Calibri" w:eastAsia="Times New Roman" w:cs="Calibri"/>
+              </w:rPr>
+            </w:pPr>
+            <w:r>
+              <w:rPr>
+                <w:rFonts w:eastAsia="Times New Roman" w:cs="Calibri"/>
+              </w:rPr>
+            </w:r>
+          </w:p>
+          <w:p>
+            <w:pPr>
+              <w:pStyle w:val="Normal"/>
+              <w:widowControl/>
+              <w:spacing w:lineRule="auto" w:line="240" w:before="0" w:after="0"/>
+              <w:ind w:start="257"/>
+              <w:jc w:val="both"/>
+              <w:rPr>
+                <w:rFonts w:ascii="Calibri" w:hAnsi="Calibri" w:eastAsia="Times New Roman" w:cs="Calibri"/>
+              </w:rPr>
+            </w:pPr>
             <w:r>
               <w:rPr>
                 <w:rStyle w:val="PlaceholderText"/>
@@ -5989,7 +5362,7 @@
                 <w:szCs w:val="22"/>
                 <w:lang w:val="en-US" w:eastAsia="en-US" w:bidi="ar-SA"/>
               </w:rPr>
-              <w:t xml:space="preserve"> is committed to fostering an inclusive and equitable environment for all students, faculty, and staff. Recognizing the diverse backgrounds, experiences, and perspectives vital to innovation within interactive media, we strive to create a space where every individual can thrive. Our program’s commitment aligns directly with the institution’s Mission and Strategic Plan.</w:t>
+              <w:t>Throughout a student’s tenure in the GRID, they will be required to take several 1-credit courses which help manage expectations and monitor their progress and provide direct mentorship from GRID professors. [LIST THEM HERE].</w:t>
             </w:r>
           </w:p>
           <w:p>
@@ -6005,11 +5378,7 @@
             </w:pPr>
             <w:r>
               <w:rPr>
-                <w:rFonts w:eastAsia="Calibri" w:cs="Calibri"/>
-                <w:kern w:val="0"/>
-                <w:sz w:val="22"/>
-                <w:szCs w:val="22"/>
-                <w:lang w:val="en-US" w:eastAsia="en-US" w:bidi="ar-SA"/>
+                <w:rFonts w:eastAsia="Times New Roman" w:cs="Calibri"/>
               </w:rPr>
             </w:r>
           </w:p>
@@ -6033,50 +5402,6 @@
                 <w:szCs w:val="22"/>
                 <w:lang w:val="en-US" w:eastAsia="en-US" w:bidi="ar-SA"/>
               </w:rPr>
-              <w:t>Throughout a student’s tenure in the GRID, they will be required to take several 1-credit courses which help manage expectations and monitor their progress and provide direct mentorship from GRID professors. [LIST THEM HERE].</w:t>
-            </w:r>
-          </w:p>
-          <w:p>
-            <w:pPr>
-              <w:pStyle w:val="Normal"/>
-              <w:widowControl/>
-              <w:spacing w:lineRule="auto" w:line="240" w:before="0" w:after="0"/>
-              <w:ind w:start="257"/>
-              <w:jc w:val="both"/>
-              <w:rPr>
-                <w:rFonts w:ascii="Calibri" w:hAnsi="Calibri" w:eastAsia="Times New Roman" w:cs="Calibri"/>
-              </w:rPr>
-            </w:pPr>
-            <w:r>
-              <w:rPr>
-                <w:rFonts w:eastAsia="Calibri" w:cs="Calibri"/>
-                <w:kern w:val="0"/>
-                <w:sz w:val="22"/>
-                <w:szCs w:val="22"/>
-                <w:lang w:val="en-US" w:eastAsia="en-US" w:bidi="ar-SA"/>
-              </w:rPr>
-            </w:r>
-          </w:p>
-          <w:p>
-            <w:pPr>
-              <w:pStyle w:val="Normal"/>
-              <w:widowControl/>
-              <w:spacing w:lineRule="auto" w:line="240" w:before="0" w:after="0"/>
-              <w:ind w:start="257"/>
-              <w:jc w:val="both"/>
-              <w:rPr>
-                <w:rFonts w:ascii="Calibri" w:hAnsi="Calibri" w:eastAsia="Times New Roman" w:cs="Calibri"/>
-              </w:rPr>
-            </w:pPr>
-            <w:r>
-              <w:rPr>
-                <w:rStyle w:val="PlaceholderText"/>
-                <w:rFonts w:eastAsia="Calibri" w:cs="Calibri"/>
-                <w:kern w:val="0"/>
-                <w:sz w:val="22"/>
-                <w:szCs w:val="22"/>
-                <w:lang w:val="en-US" w:eastAsia="en-US" w:bidi="ar-SA"/>
-              </w:rPr>
               <w:t>Furthermore RVCC, on the institution level, has several mechanisms in place for monitoring student progress such as an Early and Mid-Term Alerts systems, as well as [CAIE], [Counseling], [etc.].</w:t>
             </w:r>
           </w:p>
@@ -6093,10 +5418,6 @@
             <w:r>
               <w:rPr>
                 <w:rFonts w:eastAsia="Times New Roman" w:cs="Calibri"/>
-                <w:kern w:val="0"/>
-                <w:sz w:val="22"/>
-                <w:szCs w:val="22"/>
-                <w:lang w:val="en-US" w:eastAsia="en-US" w:bidi="ar-SA"/>
               </w:rPr>
             </w:r>
           </w:p>
@@ -6108,7 +5429,7 @@
         </w:trPr>
         <w:tc>
           <w:tcPr>
-            <w:tcW w:w="436" w:type="dxa"/>
+            <w:tcW w:w="435" w:type="dxa"/>
             <w:vMerge w:val="restart"/>
             <w:tcBorders/>
           </w:tcPr>
@@ -6153,17 +5474,13 @@
                 <w:rFonts w:eastAsia="MS Gothic" w:cs="Calibri" w:ascii="MS Gothic" w:hAnsi="MS Gothic"/>
                 <w:b/>
                 <w:color w:val="2E75B5"/>
-                <w:kern w:val="0"/>
-                <w:sz w:val="22"/>
-                <w:szCs w:val="22"/>
-                <w:lang w:val="en-US" w:eastAsia="en-US" w:bidi="ar-SA"/>
-              </w:rPr>
-            </w:r>
-          </w:p>
-        </w:tc>
-        <w:tc>
-          <w:tcPr>
-            <w:tcW w:w="8914" w:type="dxa"/>
+              </w:rPr>
+            </w:r>
+          </w:p>
+        </w:tc>
+        <w:tc>
+          <w:tcPr>
+            <w:tcW w:w="8915" w:type="dxa"/>
             <w:gridSpan w:val="2"/>
             <w:tcBorders/>
           </w:tcPr>
@@ -6173,7 +5490,7 @@
               <w:widowControl/>
               <w:numPr>
                 <w:ilvl w:val="0"/>
-                <w:numId w:val="3"/>
+                <w:numId w:val="2"/>
               </w:numPr>
               <w:spacing w:lineRule="auto" w:line="240" w:before="0" w:after="0"/>
               <w:ind w:hanging="360" w:start="257"/>
@@ -6213,7 +5530,7 @@
         </w:trPr>
         <w:tc>
           <w:tcPr>
-            <w:tcW w:w="436" w:type="dxa"/>
+            <w:tcW w:w="435" w:type="dxa"/>
             <w:vMerge w:val="continue"/>
             <w:tcBorders/>
           </w:tcPr>
@@ -6233,7 +5550,7 @@
         </w:tc>
         <w:tc>
           <w:tcPr>
-            <w:tcW w:w="438" w:type="dxa"/>
+            <w:tcW w:w="439" w:type="dxa"/>
             <w:tcBorders/>
           </w:tcPr>
           <w:p>
@@ -6275,10 +5592,6 @@
             <w:r>
               <w:rPr>
                 <w:rFonts w:eastAsia="Times New Roman" w:cs="Calibri"/>
-                <w:kern w:val="0"/>
-                <w:sz w:val="22"/>
-                <w:szCs w:val="22"/>
-                <w:lang w:val="en-US" w:eastAsia="en-US" w:bidi="ar-SA"/>
               </w:rPr>
             </w:r>
           </w:p>
@@ -6294,7 +5607,7 @@
               <w:widowControl/>
               <w:numPr>
                 <w:ilvl w:val="1"/>
-                <w:numId w:val="3"/>
+                <w:numId w:val="2"/>
               </w:numPr>
               <w:spacing w:lineRule="auto" w:line="240" w:before="0" w:after="0"/>
               <w:ind w:hanging="376" w:start="269"/>
@@ -6323,7 +5636,7 @@
         </w:trPr>
         <w:tc>
           <w:tcPr>
-            <w:tcW w:w="436" w:type="dxa"/>
+            <w:tcW w:w="435" w:type="dxa"/>
             <w:tcBorders/>
           </w:tcPr>
           <w:p>
@@ -6343,17 +5656,13 @@
                 <w:rFonts w:eastAsia="MS Gothic" w:cs="Calibri" w:ascii="MS Gothic" w:hAnsi="MS Gothic"/>
                 <w:b/>
                 <w:color w:val="2E75B5"/>
-                <w:kern w:val="0"/>
-                <w:sz w:val="22"/>
-                <w:szCs w:val="22"/>
-                <w:lang w:val="en-US" w:eastAsia="en-US" w:bidi="ar-SA"/>
-              </w:rPr>
-            </w:r>
-          </w:p>
-        </w:tc>
-        <w:tc>
-          <w:tcPr>
-            <w:tcW w:w="438" w:type="dxa"/>
+              </w:rPr>
+            </w:r>
+          </w:p>
+        </w:tc>
+        <w:tc>
+          <w:tcPr>
+            <w:tcW w:w="439" w:type="dxa"/>
             <w:tcBorders/>
           </w:tcPr>
           <w:p>
@@ -6393,7 +5702,7 @@
               <w:widowControl/>
               <w:numPr>
                 <w:ilvl w:val="1"/>
-                <w:numId w:val="3"/>
+                <w:numId w:val="2"/>
               </w:numPr>
               <w:spacing w:lineRule="auto" w:line="240" w:before="0" w:after="0"/>
               <w:ind w:hanging="376" w:start="269"/>
@@ -6422,7 +5731,7 @@
         </w:trPr>
         <w:tc>
           <w:tcPr>
-            <w:tcW w:w="436" w:type="dxa"/>
+            <w:tcW w:w="435" w:type="dxa"/>
             <w:tcBorders/>
           </w:tcPr>
           <w:p>
@@ -6442,17 +5751,13 @@
                 <w:rFonts w:eastAsia="MS Gothic" w:cs="Calibri" w:ascii="MS Gothic" w:hAnsi="MS Gothic"/>
                 <w:b/>
                 <w:color w:val="2E75B5"/>
-                <w:kern w:val="0"/>
-                <w:sz w:val="22"/>
-                <w:szCs w:val="22"/>
-                <w:lang w:val="en-US" w:eastAsia="en-US" w:bidi="ar-SA"/>
-              </w:rPr>
-            </w:r>
-          </w:p>
-        </w:tc>
-        <w:tc>
-          <w:tcPr>
-            <w:tcW w:w="438" w:type="dxa"/>
+              </w:rPr>
+            </w:r>
+          </w:p>
+        </w:tc>
+        <w:tc>
+          <w:tcPr>
+            <w:tcW w:w="439" w:type="dxa"/>
             <w:tcBorders/>
           </w:tcPr>
           <w:p>
@@ -6496,10 +5801,6 @@
                 <w:rFonts w:eastAsia="MS Gothic" w:cs="Calibri" w:ascii="MS Gothic" w:hAnsi="MS Gothic"/>
                 <w:b/>
                 <w:color w:val="2E75B5"/>
-                <w:kern w:val="0"/>
-                <w:sz w:val="22"/>
-                <w:szCs w:val="22"/>
-                <w:lang w:val="en-US" w:eastAsia="en-US" w:bidi="ar-SA"/>
               </w:rPr>
             </w:r>
           </w:p>
@@ -6515,7 +5816,7 @@
               <w:widowControl/>
               <w:numPr>
                 <w:ilvl w:val="1"/>
-                <w:numId w:val="3"/>
+                <w:numId w:val="2"/>
               </w:numPr>
               <w:spacing w:lineRule="auto" w:line="240" w:before="0" w:after="0"/>
               <w:ind w:hanging="376" w:start="269"/>
@@ -6549,10 +5850,6 @@
             <w:r>
               <w:rPr>
                 <w:rFonts w:eastAsia="Times New Roman" w:cs="Calibri"/>
-                <w:kern w:val="0"/>
-                <w:sz w:val="22"/>
-                <w:szCs w:val="22"/>
-                <w:lang w:val="en-US" w:eastAsia="en-US" w:bidi="ar-SA"/>
               </w:rPr>
             </w:r>
           </w:p>
@@ -6596,10 +5893,6 @@
             <w:r>
               <w:rPr>
                 <w:rFonts w:eastAsia="Times New Roman" w:cs="Calibri"/>
-                <w:kern w:val="0"/>
-                <w:sz w:val="22"/>
-                <w:szCs w:val="22"/>
-                <w:lang w:val="en-US" w:eastAsia="en-US" w:bidi="ar-SA"/>
               </w:rPr>
             </w:r>
           </w:p>
@@ -6611,7 +5904,7 @@
         </w:trPr>
         <w:tc>
           <w:tcPr>
-            <w:tcW w:w="436" w:type="dxa"/>
+            <w:tcW w:w="435" w:type="dxa"/>
             <w:tcBorders/>
           </w:tcPr>
           <w:p>
@@ -6631,17 +5924,13 @@
                 <w:rFonts w:eastAsia="MS Gothic" w:cs="Calibri" w:ascii="MS Gothic" w:hAnsi="MS Gothic"/>
                 <w:b/>
                 <w:color w:val="2E75B5"/>
-                <w:kern w:val="0"/>
-                <w:sz w:val="22"/>
-                <w:szCs w:val="22"/>
-                <w:lang w:val="en-US" w:eastAsia="en-US" w:bidi="ar-SA"/>
-              </w:rPr>
-            </w:r>
-          </w:p>
-        </w:tc>
-        <w:tc>
-          <w:tcPr>
-            <w:tcW w:w="438" w:type="dxa"/>
+              </w:rPr>
+            </w:r>
+          </w:p>
+        </w:tc>
+        <w:tc>
+          <w:tcPr>
+            <w:tcW w:w="439" w:type="dxa"/>
             <w:tcBorders/>
           </w:tcPr>
           <w:p>
@@ -6685,10 +5974,6 @@
                 <w:rFonts w:eastAsia="MS Gothic" w:cs="Calibri" w:ascii="MS Gothic" w:hAnsi="MS Gothic"/>
                 <w:b/>
                 <w:color w:val="2E75B5"/>
-                <w:kern w:val="0"/>
-                <w:sz w:val="22"/>
-                <w:szCs w:val="22"/>
-                <w:lang w:val="en-US" w:eastAsia="en-US" w:bidi="ar-SA"/>
               </w:rPr>
             </w:r>
           </w:p>
@@ -6704,7 +5989,7 @@
               <w:widowControl/>
               <w:numPr>
                 <w:ilvl w:val="1"/>
-                <w:numId w:val="3"/>
+                <w:numId w:val="2"/>
               </w:numPr>
               <w:spacing w:lineRule="auto" w:line="240" w:before="0" w:after="0"/>
               <w:ind w:hanging="376" w:start="269"/>
@@ -6738,10 +6023,6 @@
             <w:r>
               <w:rPr>
                 <w:rFonts w:eastAsia="Times New Roman" w:cs="Calibri"/>
-                <w:kern w:val="0"/>
-                <w:sz w:val="22"/>
-                <w:szCs w:val="22"/>
-                <w:lang w:val="en-US" w:eastAsia="en-US" w:bidi="ar-SA"/>
               </w:rPr>
             </w:r>
           </w:p>
@@ -6781,11 +6062,7 @@
             </w:pPr>
             <w:r>
               <w:rPr>
-                <w:rFonts w:eastAsia="Calibri" w:cs="Calibri"/>
-                <w:kern w:val="0"/>
-                <w:sz w:val="22"/>
-                <w:szCs w:val="22"/>
-                <w:lang w:val="en-US" w:eastAsia="en-US" w:bidi="ar-SA"/>
+                <w:rFonts w:eastAsia="Times New Roman" w:cs="Calibri"/>
               </w:rPr>
             </w:r>
           </w:p>
@@ -6794,7 +6071,7 @@
               <w:pStyle w:val="BodyText"/>
               <w:numPr>
                 <w:ilvl w:val="0"/>
-                <w:numId w:val="16"/>
+                <w:numId w:val="15"/>
               </w:numPr>
               <w:tabs>
                 <w:tab w:val="clear" w:pos="720"/>
@@ -6813,15 +6090,7 @@
             </w:r>
             <w:r>
               <w:rPr/>
-              <w:t xml:space="preserve"> The curriculum will be evaluated for its relevance to current industry practices and emerging technologies </w:t>
-            </w:r>
-            <w:r>
-              <w:rPr/>
-              <w:t>each summer</w:t>
-            </w:r>
-            <w:r>
-              <w:rPr/>
-              <w:t>. Specific areas of focus include:</w:t>
+              <w:t xml:space="preserve"> The curriculum will be evaluated for its relevance to current industry practices and emerging technologies each summer. Specific areas of focus include:</w:t>
             </w:r>
           </w:p>
           <w:p>
@@ -6829,7 +6098,7 @@
               <w:pStyle w:val="BodyText"/>
               <w:numPr>
                 <w:ilvl w:val="1"/>
-                <w:numId w:val="16"/>
+                <w:numId w:val="15"/>
               </w:numPr>
               <w:tabs>
                 <w:tab w:val="clear" w:pos="720"/>
@@ -6856,7 +6125,7 @@
               <w:pStyle w:val="BodyText"/>
               <w:numPr>
                 <w:ilvl w:val="1"/>
-                <w:numId w:val="16"/>
+                <w:numId w:val="15"/>
               </w:numPr>
               <w:tabs>
                 <w:tab w:val="clear" w:pos="720"/>
@@ -6883,7 +6152,7 @@
               <w:pStyle w:val="BodyText"/>
               <w:numPr>
                 <w:ilvl w:val="1"/>
-                <w:numId w:val="16"/>
+                <w:numId w:val="15"/>
               </w:numPr>
               <w:tabs>
                 <w:tab w:val="clear" w:pos="720"/>
@@ -6902,15 +6171,7 @@
             </w:r>
             <w:r>
               <w:rPr/>
-              <w:t xml:space="preserve"> Updating design principles to reflect evolving standards for accessibility, inclusivity, and ethical considerations in interactive media </w:t>
-            </w:r>
-            <w:r>
-              <w:rPr/>
-              <w:t>(which are constantly evolving)</w:t>
-            </w:r>
-            <w:r>
-              <w:rPr/>
-              <w:t>.</w:t>
+              <w:t xml:space="preserve"> Updating design principles to reflect evolving standards for accessibility, inclusivity, and ethical considerations in interactive media (which are constantly evolving).</w:t>
             </w:r>
           </w:p>
           <w:p>
@@ -6918,7 +6179,7 @@
               <w:pStyle w:val="BodyText"/>
               <w:numPr>
                 <w:ilvl w:val="0"/>
-                <w:numId w:val="16"/>
+                <w:numId w:val="15"/>
               </w:numPr>
               <w:tabs>
                 <w:tab w:val="clear" w:pos="720"/>
@@ -6945,7 +6206,7 @@
               <w:pStyle w:val="BodyText"/>
               <w:numPr>
                 <w:ilvl w:val="0"/>
-                <w:numId w:val="16"/>
+                <w:numId w:val="15"/>
               </w:numPr>
               <w:tabs>
                 <w:tab w:val="clear" w:pos="720"/>
@@ -6964,11 +6225,7 @@
             </w:r>
             <w:r>
               <w:rPr/>
-              <w:t xml:space="preserve"> Review of teaching methodologies to ensure they are engaging, effective, and adaptable to diverse learning styles </w:t>
-            </w:r>
-            <w:r>
-              <w:rPr/>
-              <w:t>via surveys.</w:t>
+              <w:t xml:space="preserve"> Review of teaching methodologies to ensure they are engaging, effective, and adaptable to diverse learning styles via surveys.</w:t>
             </w:r>
           </w:p>
           <w:p>
@@ -6976,7 +6233,7 @@
               <w:pStyle w:val="BodyText"/>
               <w:numPr>
                 <w:ilvl w:val="0"/>
-                <w:numId w:val="16"/>
+                <w:numId w:val="15"/>
               </w:numPr>
               <w:tabs>
                 <w:tab w:val="clear" w:pos="720"/>
@@ -7003,7 +6260,7 @@
               <w:pStyle w:val="BodyText"/>
               <w:numPr>
                 <w:ilvl w:val="0"/>
-                <w:numId w:val="16"/>
+                <w:numId w:val="15"/>
               </w:numPr>
               <w:tabs>
                 <w:tab w:val="clear" w:pos="720"/>
@@ -7022,11 +6279,7 @@
             </w:r>
             <w:r>
               <w:rPr/>
-              <w:t xml:space="preserve"> Assessment of the adequacy and effectiveness of student support services (as </w:t>
-            </w:r>
-            <w:r>
-              <w:rPr/>
-              <w:t>mentioned earlier).</w:t>
+              <w:t xml:space="preserve"> Assessment of the adequacy and effectiveness of student support services (as mentioned earlier).</w:t>
             </w:r>
           </w:p>
           <w:p>
@@ -7034,7 +6287,7 @@
               <w:pStyle w:val="BodyText"/>
               <w:numPr>
                 <w:ilvl w:val="0"/>
-                <w:numId w:val="16"/>
+                <w:numId w:val="15"/>
               </w:numPr>
               <w:tabs>
                 <w:tab w:val="clear" w:pos="720"/>
@@ -7069,10 +6322,6 @@
             <w:r>
               <w:rPr>
                 <w:rFonts w:eastAsia="Times New Roman" w:cs="Calibri"/>
-                <w:kern w:val="0"/>
-                <w:sz w:val="22"/>
-                <w:szCs w:val="22"/>
-                <w:lang w:val="en-US" w:eastAsia="en-US" w:bidi="ar-SA"/>
               </w:rPr>
             </w:r>
             <w:bookmarkStart w:id="0" w:name="_Hlk155620081"/>
@@ -7085,7 +6334,6 @@
     <w:p>
       <w:pPr>
         <w:pStyle w:val="Normal"/>
-        <w:pBdr/>
         <w:spacing w:lineRule="auto" w:line="240" w:before="0" w:after="0"/>
         <w:jc w:val="center"/>
         <w:rPr>
@@ -7105,7 +6353,6 @@
     <w:p>
       <w:pPr>
         <w:pStyle w:val="Normal"/>
-        <w:pBdr/>
         <w:spacing w:lineRule="auto" w:line="240" w:before="0" w:after="0"/>
         <w:jc w:val="center"/>
         <w:rPr>
@@ -7125,7 +6372,6 @@
     <w:p>
       <w:pPr>
         <w:pStyle w:val="Normal"/>
-        <w:pBdr/>
         <w:spacing w:lineRule="auto" w:line="240" w:before="0" w:after="0"/>
         <w:jc w:val="center"/>
         <w:rPr>
@@ -7150,7 +6396,6 @@
     <w:p>
       <w:pPr>
         <w:pStyle w:val="Normal"/>
-        <w:pBdr/>
         <w:spacing w:lineRule="auto" w:line="240" w:before="0" w:after="0"/>
         <w:jc w:val="center"/>
         <w:rPr>
@@ -7177,7 +6422,6 @@
     <w:p>
       <w:pPr>
         <w:pStyle w:val="Normal"/>
-        <w:pBdr/>
         <w:spacing w:lineRule="auto" w:line="240" w:before="0" w:after="0"/>
         <w:jc w:val="center"/>
         <w:rPr>
@@ -7201,7 +6445,6 @@
     <w:p>
       <w:pPr>
         <w:pStyle w:val="Normal"/>
-        <w:pBdr/>
         <w:spacing w:lineRule="auto" w:line="240" w:before="0" w:after="0"/>
         <w:jc w:val="center"/>
         <w:rPr>
@@ -7230,7 +6473,6 @@
         <w:jc w:val="both"/>
         <w:rPr>
           <w:rFonts w:ascii="Calibri" w:hAnsi="Calibri" w:eastAsia="Times New Roman" w:cs="Calibri"/>
-          <w:i/>
           <w:i/>
           <w:iCs/>
           <w:sz w:val="20"/>
@@ -7262,8 +6504,8 @@
         </w:tblCellMar>
       </w:tblPr>
       <w:tblGrid>
-        <w:gridCol w:w="436"/>
-        <w:gridCol w:w="438"/>
+        <w:gridCol w:w="435"/>
+        <w:gridCol w:w="439"/>
         <w:gridCol w:w="8476"/>
       </w:tblGrid>
       <w:tr>
@@ -7306,7 +6548,7 @@
         <w:trPr/>
         <w:tc>
           <w:tcPr>
-            <w:tcW w:w="436" w:type="dxa"/>
+            <w:tcW w:w="435" w:type="dxa"/>
             <w:tcBorders/>
           </w:tcPr>
           <w:p>
@@ -7337,7 +6579,7 @@
         </w:tc>
         <w:tc>
           <w:tcPr>
-            <w:tcW w:w="8914" w:type="dxa"/>
+            <w:tcW w:w="8915" w:type="dxa"/>
             <w:gridSpan w:val="2"/>
             <w:tcBorders/>
           </w:tcPr>
@@ -7347,7 +6589,7 @@
               <w:widowControl/>
               <w:numPr>
                 <w:ilvl w:val="0"/>
-                <w:numId w:val="4"/>
+                <w:numId w:val="3"/>
               </w:numPr>
               <w:spacing w:lineRule="auto" w:line="240" w:before="0" w:after="0"/>
               <w:ind w:hanging="360" w:start="256"/>
@@ -7406,10 +6648,6 @@
             <w:r>
               <w:rPr>
                 <w:rFonts w:eastAsia="Times New Roman" w:cs="Calibri"/>
-                <w:kern w:val="0"/>
-                <w:sz w:val="22"/>
-                <w:szCs w:val="22"/>
-                <w:lang w:val="en-US" w:eastAsia="en-US" w:bidi="ar-SA"/>
               </w:rPr>
             </w:r>
           </w:p>
@@ -7453,10 +6691,6 @@
             <w:r>
               <w:rPr>
                 <w:rFonts w:eastAsia="Times New Roman" w:cs="Calibri"/>
-                <w:kern w:val="0"/>
-                <w:sz w:val="22"/>
-                <w:szCs w:val="22"/>
-                <w:lang w:val="en-US" w:eastAsia="en-US" w:bidi="ar-SA"/>
               </w:rPr>
             </w:r>
           </w:p>
@@ -7466,7 +6700,7 @@
         <w:trPr/>
         <w:tc>
           <w:tcPr>
-            <w:tcW w:w="436" w:type="dxa"/>
+            <w:tcW w:w="435" w:type="dxa"/>
             <w:tcBorders/>
           </w:tcPr>
           <w:p>
@@ -7497,7 +6731,7 @@
         </w:tc>
         <w:tc>
           <w:tcPr>
-            <w:tcW w:w="8914" w:type="dxa"/>
+            <w:tcW w:w="8915" w:type="dxa"/>
             <w:gridSpan w:val="2"/>
             <w:tcBorders/>
           </w:tcPr>
@@ -7507,7 +6741,7 @@
               <w:widowControl/>
               <w:numPr>
                 <w:ilvl w:val="0"/>
-                <w:numId w:val="4"/>
+                <w:numId w:val="3"/>
               </w:numPr>
               <w:spacing w:lineRule="auto" w:line="240" w:before="0" w:after="0"/>
               <w:ind w:hanging="360" w:start="257"/>
@@ -7544,7 +6778,6 @@
               <w:rPr>
                 <w:rFonts w:ascii="Calibri" w:hAnsi="Calibri" w:eastAsia="Times New Roman" w:cs="Calibri"/>
                 <w:i/>
-                <w:i/>
                 <w:sz w:val="18"/>
                 <w:szCs w:val="18"/>
               </w:rPr>
@@ -7575,10 +6808,6 @@
             <w:r>
               <w:rPr>
                 <w:rFonts w:eastAsia="Times New Roman" w:cs="Calibri"/>
-                <w:kern w:val="0"/>
-                <w:sz w:val="22"/>
-                <w:szCs w:val="22"/>
-                <w:lang w:val="en-US" w:eastAsia="en-US" w:bidi="ar-SA"/>
               </w:rPr>
             </w:r>
           </w:p>
@@ -7602,8 +6831,37 @@
                 <w:szCs w:val="22"/>
                 <w:lang w:val="en-US" w:eastAsia="en-US" w:bidi="ar-SA"/>
               </w:rPr>
-              <w:t xml:space="preserve">GRID is a cross-disciplinary program and </w:t>
-            </w:r>
+              <w:t>GRID is a cross-disciplinary program and the skills it teaches map to several SOC codes, including the following (with projected changes from 2022-2032):</w:t>
+            </w:r>
+          </w:p>
+          <w:p>
+            <w:pPr>
+              <w:pStyle w:val="Normal"/>
+              <w:widowControl/>
+              <w:spacing w:lineRule="auto" w:line="240" w:before="0" w:after="0"/>
+              <w:ind w:start="257"/>
+              <w:jc w:val="both"/>
+              <w:rPr>
+                <w:rFonts w:ascii="Calibri" w:hAnsi="Calibri" w:eastAsia="Times New Roman" w:cs="Calibri"/>
+              </w:rPr>
+            </w:pPr>
+            <w:r>
+              <w:rPr>
+                <w:rFonts w:eastAsia="Times New Roman" w:cs="Calibri"/>
+              </w:rPr>
+            </w:r>
+          </w:p>
+          <w:p>
+            <w:pPr>
+              <w:pStyle w:val="Normal"/>
+              <w:widowControl/>
+              <w:spacing w:lineRule="auto" w:line="240" w:before="0" w:after="0"/>
+              <w:ind w:start="257"/>
+              <w:jc w:val="both"/>
+              <w:rPr>
+                <w:rFonts w:ascii="Calibri" w:hAnsi="Calibri" w:eastAsia="Times New Roman" w:cs="Calibri"/>
+              </w:rPr>
+            </w:pPr>
             <w:r>
               <w:rPr>
                 <w:rStyle w:val="PlaceholderText"/>
@@ -7613,8 +6871,20 @@
                 <w:szCs w:val="22"/>
                 <w:lang w:val="en-US" w:eastAsia="en-US" w:bidi="ar-SA"/>
               </w:rPr>
-              <w:t>the skills it teaches</w:t>
-            </w:r>
+              <w:t>15-1252 (Software Developers) — +19% projected change</w:t>
+            </w:r>
+          </w:p>
+          <w:p>
+            <w:pPr>
+              <w:pStyle w:val="Normal"/>
+              <w:widowControl/>
+              <w:spacing w:lineRule="auto" w:line="240" w:before="0" w:after="0"/>
+              <w:ind w:start="257"/>
+              <w:jc w:val="both"/>
+              <w:rPr>
+                <w:rFonts w:ascii="Calibri" w:hAnsi="Calibri" w:eastAsia="Times New Roman" w:cs="Calibri"/>
+              </w:rPr>
+            </w:pPr>
             <w:r>
               <w:rPr>
                 <w:rStyle w:val="PlaceholderText"/>
@@ -7624,8 +6894,20 @@
                 <w:szCs w:val="22"/>
                 <w:lang w:val="en-US" w:eastAsia="en-US" w:bidi="ar-SA"/>
               </w:rPr>
-              <w:t xml:space="preserve"> map to several SOC codes, </w:t>
-            </w:r>
+              <w:t>15-1254 (Web Developers) — +13.5% projected change</w:t>
+            </w:r>
+          </w:p>
+          <w:p>
+            <w:pPr>
+              <w:pStyle w:val="Normal"/>
+              <w:widowControl/>
+              <w:spacing w:lineRule="auto" w:line="240" w:before="0" w:after="0"/>
+              <w:ind w:start="257"/>
+              <w:jc w:val="both"/>
+              <w:rPr>
+                <w:rFonts w:ascii="Calibri" w:hAnsi="Calibri" w:eastAsia="Times New Roman" w:cs="Calibri"/>
+              </w:rPr>
+            </w:pPr>
             <w:r>
               <w:rPr>
                 <w:rStyle w:val="PlaceholderText"/>
@@ -7635,8 +6917,20 @@
                 <w:szCs w:val="22"/>
                 <w:lang w:val="en-US" w:eastAsia="en-US" w:bidi="ar-SA"/>
               </w:rPr>
-              <w:t xml:space="preserve">including the following </w:t>
-            </w:r>
+              <w:t>15-1255 (Web and Digital Interface Designers — +11.2% projected change</w:t>
+            </w:r>
+          </w:p>
+          <w:p>
+            <w:pPr>
+              <w:pStyle w:val="Normal"/>
+              <w:widowControl/>
+              <w:spacing w:lineRule="auto" w:line="240" w:before="0" w:after="0"/>
+              <w:ind w:start="257"/>
+              <w:jc w:val="both"/>
+              <w:rPr>
+                <w:rFonts w:ascii="Calibri" w:hAnsi="Calibri" w:eastAsia="Times New Roman" w:cs="Calibri"/>
+              </w:rPr>
+            </w:pPr>
             <w:r>
               <w:rPr>
                 <w:rStyle w:val="PlaceholderText"/>
@@ -7646,8 +6940,20 @@
                 <w:szCs w:val="22"/>
                 <w:lang w:val="en-US" w:eastAsia="en-US" w:bidi="ar-SA"/>
               </w:rPr>
-              <w:t>(with projected changes from 2022-2032)</w:t>
-            </w:r>
+              <w:t>27-1014 (Special Effects Artists and Animators) — +0.4% projected change</w:t>
+            </w:r>
+          </w:p>
+          <w:p>
+            <w:pPr>
+              <w:pStyle w:val="Normal"/>
+              <w:widowControl/>
+              <w:spacing w:lineRule="auto" w:line="240" w:before="0" w:after="0"/>
+              <w:ind w:start="257"/>
+              <w:jc w:val="both"/>
+              <w:rPr>
+                <w:rFonts w:ascii="Calibri" w:hAnsi="Calibri" w:eastAsia="Times New Roman" w:cs="Calibri"/>
+              </w:rPr>
+            </w:pPr>
             <w:r>
               <w:rPr>
                 <w:rStyle w:val="PlaceholderText"/>
@@ -7657,7 +6963,7 @@
                 <w:szCs w:val="22"/>
                 <w:lang w:val="en-US" w:eastAsia="en-US" w:bidi="ar-SA"/>
               </w:rPr>
-              <w:t>:</w:t>
+              <w:t>27-1029 (Designers, All Others) — +1.3% projected change</w:t>
             </w:r>
           </w:p>
           <w:p>
@@ -7672,203 +6978,9 @@
               </w:rPr>
             </w:pPr>
             <w:r>
-              <w:rPr/>
-            </w:r>
-          </w:p>
-          <w:p>
-            <w:pPr>
-              <w:pStyle w:val="Normal"/>
-              <w:widowControl/>
-              <w:spacing w:lineRule="auto" w:line="240" w:before="0" w:after="0"/>
-              <w:ind w:start="257"/>
-              <w:jc w:val="both"/>
-              <w:rPr>
-                <w:rFonts w:ascii="Calibri" w:hAnsi="Calibri" w:eastAsia="Times New Roman" w:cs="Calibri"/>
-              </w:rPr>
-            </w:pPr>
-            <w:r>
-              <w:rPr>
-                <w:rStyle w:val="PlaceholderText"/>
-                <w:rFonts w:eastAsia="Calibri" w:cs="Calibri"/>
-                <w:kern w:val="0"/>
-                <w:sz w:val="22"/>
-                <w:szCs w:val="22"/>
-                <w:lang w:val="en-US" w:eastAsia="en-US" w:bidi="ar-SA"/>
-              </w:rPr>
-              <w:t xml:space="preserve">15-1252 (Software Developers) — </w:t>
-            </w:r>
-            <w:r>
-              <w:rPr>
-                <w:rStyle w:val="PlaceholderText"/>
-                <w:rFonts w:eastAsia="Calibri" w:cs="Calibri"/>
-                <w:kern w:val="0"/>
-                <w:sz w:val="22"/>
-                <w:szCs w:val="22"/>
-                <w:lang w:val="en-US" w:eastAsia="en-US" w:bidi="ar-SA"/>
-              </w:rPr>
-              <w:t>+19% projected change</w:t>
-            </w:r>
-          </w:p>
-          <w:p>
-            <w:pPr>
-              <w:pStyle w:val="Normal"/>
-              <w:widowControl/>
-              <w:spacing w:lineRule="auto" w:line="240" w:before="0" w:after="0"/>
-              <w:ind w:start="257"/>
-              <w:jc w:val="both"/>
-              <w:rPr>
-                <w:rFonts w:ascii="Calibri" w:hAnsi="Calibri" w:eastAsia="Times New Roman" w:cs="Calibri"/>
-              </w:rPr>
-            </w:pPr>
-            <w:r>
-              <w:rPr>
-                <w:rStyle w:val="PlaceholderText"/>
-                <w:rFonts w:eastAsia="Calibri" w:cs="Calibri"/>
-                <w:kern w:val="0"/>
-                <w:sz w:val="22"/>
-                <w:szCs w:val="22"/>
-                <w:lang w:val="en-US" w:eastAsia="en-US" w:bidi="ar-SA"/>
-              </w:rPr>
-              <w:t xml:space="preserve">15-1254 (Web Developers) — </w:t>
-            </w:r>
-            <w:r>
-              <w:rPr>
-                <w:rStyle w:val="PlaceholderText"/>
-                <w:rFonts w:eastAsia="Calibri" w:cs="Calibri"/>
-                <w:kern w:val="0"/>
-                <w:sz w:val="22"/>
-                <w:szCs w:val="22"/>
-                <w:lang w:val="en-US" w:eastAsia="en-US" w:bidi="ar-SA"/>
-              </w:rPr>
-              <w:t>+13.5% projected change</w:t>
-            </w:r>
-          </w:p>
-          <w:p>
-            <w:pPr>
-              <w:pStyle w:val="Normal"/>
-              <w:widowControl/>
-              <w:spacing w:lineRule="auto" w:line="240" w:before="0" w:after="0"/>
-              <w:ind w:start="257"/>
-              <w:jc w:val="both"/>
-              <w:rPr>
-                <w:rFonts w:ascii="Calibri" w:hAnsi="Calibri" w:eastAsia="Times New Roman" w:cs="Calibri"/>
-              </w:rPr>
-            </w:pPr>
-            <w:r>
-              <w:rPr>
-                <w:rStyle w:val="PlaceholderText"/>
-                <w:rFonts w:eastAsia="Calibri" w:cs="Calibri"/>
-                <w:kern w:val="0"/>
-                <w:sz w:val="22"/>
-                <w:szCs w:val="22"/>
-                <w:lang w:val="en-US" w:eastAsia="en-US" w:bidi="ar-SA"/>
-              </w:rPr>
-              <w:t xml:space="preserve">15-1255 (Web and Digital Interface Designers — </w:t>
-            </w:r>
-            <w:r>
-              <w:rPr>
-                <w:rStyle w:val="PlaceholderText"/>
-                <w:rFonts w:eastAsia="Calibri" w:cs="Calibri"/>
-                <w:kern w:val="0"/>
-                <w:sz w:val="22"/>
-                <w:szCs w:val="22"/>
-                <w:lang w:val="en-US" w:eastAsia="en-US" w:bidi="ar-SA"/>
-              </w:rPr>
-              <w:t>+11.2% projected change</w:t>
-            </w:r>
-          </w:p>
-          <w:p>
-            <w:pPr>
-              <w:pStyle w:val="Normal"/>
-              <w:widowControl/>
-              <w:spacing w:lineRule="auto" w:line="240" w:before="0" w:after="0"/>
-              <w:ind w:start="257"/>
-              <w:jc w:val="both"/>
-              <w:rPr>
-                <w:rFonts w:ascii="Calibri" w:hAnsi="Calibri" w:eastAsia="Times New Roman" w:cs="Calibri"/>
-              </w:rPr>
-            </w:pPr>
-            <w:r>
-              <w:rPr>
-                <w:rStyle w:val="PlaceholderText"/>
-                <w:rFonts w:eastAsia="Calibri" w:cs="Calibri"/>
-                <w:kern w:val="0"/>
-                <w:sz w:val="22"/>
-                <w:szCs w:val="22"/>
-                <w:lang w:val="en-US" w:eastAsia="en-US" w:bidi="ar-SA"/>
-              </w:rPr>
-              <w:t xml:space="preserve">27-1014 (Special Effects Artists and Animators) — </w:t>
-            </w:r>
-            <w:r>
-              <w:rPr>
-                <w:rStyle w:val="PlaceholderText"/>
-                <w:rFonts w:eastAsia="Calibri" w:cs="Calibri"/>
-                <w:kern w:val="0"/>
-                <w:sz w:val="22"/>
-                <w:szCs w:val="22"/>
-                <w:lang w:val="en-US" w:eastAsia="en-US" w:bidi="ar-SA"/>
-              </w:rPr>
-              <w:t>+0.4% projected change</w:t>
-            </w:r>
-          </w:p>
-          <w:p>
-            <w:pPr>
-              <w:pStyle w:val="Normal"/>
-              <w:widowControl/>
-              <w:spacing w:lineRule="auto" w:line="240" w:before="0" w:after="0"/>
-              <w:ind w:start="257"/>
-              <w:jc w:val="both"/>
-              <w:rPr>
-                <w:rFonts w:ascii="Calibri" w:hAnsi="Calibri" w:eastAsia="Times New Roman" w:cs="Calibri"/>
-              </w:rPr>
-            </w:pPr>
-            <w:r>
-              <w:rPr>
-                <w:rStyle w:val="PlaceholderText"/>
-                <w:rFonts w:eastAsia="Calibri" w:cs="Calibri"/>
-                <w:kern w:val="0"/>
-                <w:sz w:val="22"/>
-                <w:szCs w:val="22"/>
-                <w:lang w:val="en-US" w:eastAsia="en-US" w:bidi="ar-SA"/>
-              </w:rPr>
-              <w:t xml:space="preserve">27-1029 </w:t>
-            </w:r>
-            <w:r>
-              <w:rPr>
-                <w:rStyle w:val="PlaceholderText"/>
-                <w:rFonts w:eastAsia="Calibri" w:cs="Calibri"/>
-                <w:kern w:val="0"/>
-                <w:sz w:val="22"/>
-                <w:szCs w:val="22"/>
-                <w:lang w:val="en-US" w:eastAsia="en-US" w:bidi="ar-SA"/>
-              </w:rPr>
-              <w:t xml:space="preserve">(Designers, All Others) — </w:t>
-            </w:r>
-            <w:r>
-              <w:rPr>
-                <w:rStyle w:val="PlaceholderText"/>
-                <w:rFonts w:eastAsia="Calibri" w:cs="Calibri"/>
-                <w:kern w:val="0"/>
-                <w:sz w:val="22"/>
-                <w:szCs w:val="22"/>
-                <w:lang w:val="en-US" w:eastAsia="en-US" w:bidi="ar-SA"/>
-              </w:rPr>
-              <w:t>+1.3% projected change</w:t>
-            </w:r>
-          </w:p>
-          <w:p>
-            <w:pPr>
-              <w:pStyle w:val="Normal"/>
-              <w:widowControl/>
-              <w:spacing w:lineRule="auto" w:line="240" w:before="0" w:after="0"/>
-              <w:ind w:start="257"/>
-              <w:jc w:val="both"/>
-              <w:rPr>
-                <w:rFonts w:ascii="Calibri" w:hAnsi="Calibri" w:eastAsia="Times New Roman" w:cs="Calibri"/>
-              </w:rPr>
-            </w:pPr>
-            <w:r>
-              <w:rPr/>
+              <w:rPr>
+                <w:rFonts w:eastAsia="Times New Roman" w:cs="Calibri"/>
+              </w:rPr>
             </w:r>
           </w:p>
           <w:p>
@@ -7932,10 +7044,6 @@
             <w:r>
               <w:rPr>
                 <w:rFonts w:eastAsia="Times New Roman" w:cs="Calibri"/>
-                <w:kern w:val="0"/>
-                <w:sz w:val="22"/>
-                <w:szCs w:val="22"/>
-                <w:lang w:val="en-US" w:eastAsia="en-US" w:bidi="ar-SA"/>
               </w:rPr>
             </w:r>
           </w:p>
@@ -7945,7 +7053,7 @@
         <w:trPr/>
         <w:tc>
           <w:tcPr>
-            <w:tcW w:w="436" w:type="dxa"/>
+            <w:tcW w:w="435" w:type="dxa"/>
             <w:tcBorders/>
           </w:tcPr>
           <w:p>
@@ -7965,17 +7073,13 @@
                 <w:rFonts w:eastAsia="MS Gothic" w:cs="Calibri" w:ascii="MS Gothic" w:hAnsi="MS Gothic"/>
                 <w:b/>
                 <w:color w:val="2E75B5"/>
-                <w:kern w:val="0"/>
-                <w:sz w:val="22"/>
-                <w:szCs w:val="22"/>
-                <w:lang w:val="en-US" w:eastAsia="en-US" w:bidi="ar-SA"/>
-              </w:rPr>
-            </w:r>
-          </w:p>
-        </w:tc>
-        <w:tc>
-          <w:tcPr>
-            <w:tcW w:w="8914" w:type="dxa"/>
+              </w:rPr>
+            </w:r>
+          </w:p>
+        </w:tc>
+        <w:tc>
+          <w:tcPr>
+            <w:tcW w:w="8915" w:type="dxa"/>
             <w:gridSpan w:val="2"/>
             <w:tcBorders/>
           </w:tcPr>
@@ -8035,10 +7139,6 @@
             <w:r>
               <w:rPr>
                 <w:rFonts w:eastAsia="Times New Roman" w:cs="Calibri"/>
-                <w:kern w:val="0"/>
-                <w:sz w:val="22"/>
-                <w:szCs w:val="22"/>
-                <w:lang w:val="en-US" w:eastAsia="en-US" w:bidi="ar-SA"/>
               </w:rPr>
             </w:r>
           </w:p>
@@ -8128,7 +7228,7 @@
         </w:trPr>
         <w:tc>
           <w:tcPr>
-            <w:tcW w:w="436" w:type="dxa"/>
+            <w:tcW w:w="435" w:type="dxa"/>
             <w:vMerge w:val="restart"/>
             <w:tcBorders/>
           </w:tcPr>
@@ -8173,17 +7273,13 @@
                 <w:rFonts w:eastAsia="MS Gothic" w:cs="Calibri" w:ascii="MS Gothic" w:hAnsi="MS Gothic"/>
                 <w:b/>
                 <w:color w:val="2E75B5"/>
-                <w:kern w:val="0"/>
-                <w:sz w:val="22"/>
-                <w:szCs w:val="22"/>
-                <w:lang w:val="en-US" w:eastAsia="en-US" w:bidi="ar-SA"/>
-              </w:rPr>
-            </w:r>
-          </w:p>
-        </w:tc>
-        <w:tc>
-          <w:tcPr>
-            <w:tcW w:w="8914" w:type="dxa"/>
+              </w:rPr>
+            </w:r>
+          </w:p>
+        </w:tc>
+        <w:tc>
+          <w:tcPr>
+            <w:tcW w:w="8915" w:type="dxa"/>
             <w:gridSpan w:val="2"/>
             <w:tcBorders/>
           </w:tcPr>
@@ -8193,7 +7289,7 @@
               <w:widowControl/>
               <w:numPr>
                 <w:ilvl w:val="0"/>
-                <w:numId w:val="6"/>
+                <w:numId w:val="5"/>
               </w:numPr>
               <w:spacing w:lineRule="auto" w:line="240" w:before="0" w:after="0"/>
               <w:ind w:hanging="360" w:start="257"/>
@@ -8243,7 +7339,7 @@
         </w:trPr>
         <w:tc>
           <w:tcPr>
-            <w:tcW w:w="436" w:type="dxa"/>
+            <w:tcW w:w="435" w:type="dxa"/>
             <w:vMerge w:val="continue"/>
             <w:tcBorders/>
           </w:tcPr>
@@ -8263,7 +7359,7 @@
         </w:tc>
         <w:tc>
           <w:tcPr>
-            <w:tcW w:w="438" w:type="dxa"/>
+            <w:tcW w:w="439" w:type="dxa"/>
             <w:tcBorders/>
           </w:tcPr>
           <w:p>
@@ -8305,10 +7401,6 @@
             <w:r>
               <w:rPr>
                 <w:rFonts w:eastAsia="Times New Roman" w:cs="Calibri"/>
-                <w:kern w:val="0"/>
-                <w:sz w:val="22"/>
-                <w:szCs w:val="22"/>
-                <w:lang w:val="en-US" w:eastAsia="en-US" w:bidi="ar-SA"/>
               </w:rPr>
             </w:r>
           </w:p>
@@ -8324,7 +7416,7 @@
               <w:widowControl/>
               <w:numPr>
                 <w:ilvl w:val="0"/>
-                <w:numId w:val="5"/>
+                <w:numId w:val="4"/>
               </w:numPr>
               <w:spacing w:lineRule="auto" w:line="240" w:before="0" w:after="0"/>
               <w:ind w:hanging="270" w:start="178"/>
@@ -8353,7 +7445,7 @@
         </w:trPr>
         <w:tc>
           <w:tcPr>
-            <w:tcW w:w="436" w:type="dxa"/>
+            <w:tcW w:w="435" w:type="dxa"/>
             <w:tcBorders/>
           </w:tcPr>
           <w:p>
@@ -8373,17 +7465,13 @@
                 <w:rFonts w:eastAsia="MS Gothic" w:cs="Calibri" w:ascii="MS Gothic" w:hAnsi="MS Gothic"/>
                 <w:b/>
                 <w:color w:val="2E75B5"/>
-                <w:kern w:val="0"/>
-                <w:sz w:val="22"/>
-                <w:szCs w:val="22"/>
-                <w:lang w:val="en-US" w:eastAsia="en-US" w:bidi="ar-SA"/>
-              </w:rPr>
-            </w:r>
-          </w:p>
-        </w:tc>
-        <w:tc>
-          <w:tcPr>
-            <w:tcW w:w="438" w:type="dxa"/>
+              </w:rPr>
+            </w:r>
+          </w:p>
+        </w:tc>
+        <w:tc>
+          <w:tcPr>
+            <w:tcW w:w="439" w:type="dxa"/>
             <w:tcBorders/>
           </w:tcPr>
           <w:p>
@@ -8427,10 +7515,6 @@
                 <w:rFonts w:eastAsia="MS Gothic" w:cs="Calibri" w:ascii="MS Gothic" w:hAnsi="MS Gothic"/>
                 <w:b/>
                 <w:color w:val="2E75B5"/>
-                <w:kern w:val="0"/>
-                <w:sz w:val="22"/>
-                <w:szCs w:val="22"/>
-                <w:lang w:val="en-US" w:eastAsia="en-US" w:bidi="ar-SA"/>
               </w:rPr>
             </w:r>
           </w:p>
@@ -8446,7 +7530,7 @@
               <w:widowControl/>
               <w:numPr>
                 <w:ilvl w:val="0"/>
-                <w:numId w:val="5"/>
+                <w:numId w:val="4"/>
               </w:numPr>
               <w:spacing w:lineRule="auto" w:line="240" w:before="0" w:after="0"/>
               <w:ind w:hanging="270" w:start="178"/>
@@ -8475,7 +7559,7 @@
         </w:trPr>
         <w:tc>
           <w:tcPr>
-            <w:tcW w:w="436" w:type="dxa"/>
+            <w:tcW w:w="435" w:type="dxa"/>
             <w:tcBorders/>
           </w:tcPr>
           <w:p>
@@ -8495,17 +7579,13 @@
                 <w:rFonts w:eastAsia="MS Gothic" w:cs="Calibri" w:ascii="MS Gothic" w:hAnsi="MS Gothic"/>
                 <w:b/>
                 <w:color w:val="2E75B5"/>
-                <w:kern w:val="0"/>
-                <w:sz w:val="22"/>
-                <w:szCs w:val="22"/>
-                <w:lang w:val="en-US" w:eastAsia="en-US" w:bidi="ar-SA"/>
-              </w:rPr>
-            </w:r>
-          </w:p>
-        </w:tc>
-        <w:tc>
-          <w:tcPr>
-            <w:tcW w:w="438" w:type="dxa"/>
+              </w:rPr>
+            </w:r>
+          </w:p>
+        </w:tc>
+        <w:tc>
+          <w:tcPr>
+            <w:tcW w:w="439" w:type="dxa"/>
             <w:tcBorders/>
           </w:tcPr>
           <w:p>
@@ -8549,10 +7629,6 @@
                 <w:rFonts w:eastAsia="MS Gothic" w:cs="Calibri" w:ascii="MS Gothic" w:hAnsi="MS Gothic"/>
                 <w:b/>
                 <w:color w:val="2E75B5"/>
-                <w:kern w:val="0"/>
-                <w:sz w:val="22"/>
-                <w:szCs w:val="22"/>
-                <w:lang w:val="en-US" w:eastAsia="en-US" w:bidi="ar-SA"/>
               </w:rPr>
             </w:r>
           </w:p>
@@ -8568,7 +7644,7 @@
               <w:widowControl/>
               <w:numPr>
                 <w:ilvl w:val="0"/>
-                <w:numId w:val="5"/>
+                <w:numId w:val="4"/>
               </w:numPr>
               <w:spacing w:lineRule="auto" w:line="240" w:before="0" w:after="0"/>
               <w:ind w:hanging="270" w:start="178"/>
@@ -8597,7 +7673,7 @@
         </w:trPr>
         <w:tc>
           <w:tcPr>
-            <w:tcW w:w="436" w:type="dxa"/>
+            <w:tcW w:w="435" w:type="dxa"/>
             <w:tcBorders/>
           </w:tcPr>
           <w:p>
@@ -8617,17 +7693,13 @@
                 <w:rFonts w:eastAsia="MS Gothic" w:cs="Calibri" w:ascii="MS Gothic" w:hAnsi="MS Gothic"/>
                 <w:b/>
                 <w:color w:val="2E75B5"/>
-                <w:kern w:val="0"/>
-                <w:sz w:val="22"/>
-                <w:szCs w:val="22"/>
-                <w:lang w:val="en-US" w:eastAsia="en-US" w:bidi="ar-SA"/>
-              </w:rPr>
-            </w:r>
-          </w:p>
-        </w:tc>
-        <w:tc>
-          <w:tcPr>
-            <w:tcW w:w="438" w:type="dxa"/>
+              </w:rPr>
+            </w:r>
+          </w:p>
+        </w:tc>
+        <w:tc>
+          <w:tcPr>
+            <w:tcW w:w="439" w:type="dxa"/>
             <w:tcBorders/>
           </w:tcPr>
           <w:p>
@@ -8671,10 +7743,6 @@
                 <w:rFonts w:eastAsia="MS Gothic" w:cs="Calibri" w:ascii="MS Gothic" w:hAnsi="MS Gothic"/>
                 <w:b/>
                 <w:color w:val="2E75B5"/>
-                <w:kern w:val="0"/>
-                <w:sz w:val="22"/>
-                <w:szCs w:val="22"/>
-                <w:lang w:val="en-US" w:eastAsia="en-US" w:bidi="ar-SA"/>
               </w:rPr>
             </w:r>
           </w:p>
@@ -8690,7 +7758,7 @@
               <w:widowControl/>
               <w:numPr>
                 <w:ilvl w:val="0"/>
-                <w:numId w:val="5"/>
+                <w:numId w:val="4"/>
               </w:numPr>
               <w:spacing w:lineRule="auto" w:line="240" w:before="0" w:after="0"/>
               <w:ind w:hanging="270" w:start="178"/>
@@ -8719,7 +7787,7 @@
         </w:trPr>
         <w:tc>
           <w:tcPr>
-            <w:tcW w:w="436" w:type="dxa"/>
+            <w:tcW w:w="435" w:type="dxa"/>
             <w:tcBorders/>
           </w:tcPr>
           <w:p>
@@ -8739,17 +7807,13 @@
                 <w:rFonts w:eastAsia="MS Gothic" w:cs="Calibri" w:ascii="MS Gothic" w:hAnsi="MS Gothic"/>
                 <w:b/>
                 <w:color w:val="2E75B5"/>
-                <w:kern w:val="0"/>
-                <w:sz w:val="22"/>
-                <w:szCs w:val="22"/>
-                <w:lang w:val="en-US" w:eastAsia="en-US" w:bidi="ar-SA"/>
-              </w:rPr>
-            </w:r>
-          </w:p>
-        </w:tc>
-        <w:tc>
-          <w:tcPr>
-            <w:tcW w:w="438" w:type="dxa"/>
+              </w:rPr>
+            </w:r>
+          </w:p>
+        </w:tc>
+        <w:tc>
+          <w:tcPr>
+            <w:tcW w:w="439" w:type="dxa"/>
             <w:tcBorders/>
           </w:tcPr>
           <w:p>
@@ -8793,10 +7857,6 @@
                 <w:rFonts w:eastAsia="MS Gothic" w:cs="Calibri" w:ascii="MS Gothic" w:hAnsi="MS Gothic"/>
                 <w:b/>
                 <w:color w:val="2E75B5"/>
-                <w:kern w:val="0"/>
-                <w:sz w:val="22"/>
-                <w:szCs w:val="22"/>
-                <w:lang w:val="en-US" w:eastAsia="en-US" w:bidi="ar-SA"/>
               </w:rPr>
             </w:r>
           </w:p>
@@ -8812,7 +7872,7 @@
               <w:widowControl/>
               <w:numPr>
                 <w:ilvl w:val="0"/>
-                <w:numId w:val="5"/>
+                <w:numId w:val="4"/>
               </w:numPr>
               <w:spacing w:lineRule="auto" w:line="240" w:before="0" w:after="0"/>
               <w:ind w:hanging="270" w:start="178"/>
@@ -8842,7 +7902,6 @@
               <w:jc w:val="both"/>
               <w:rPr>
                 <w:rFonts w:ascii="Calibri" w:hAnsi="Calibri" w:eastAsia="Times New Roman" w:cs="Calibri"/>
-                <w:i/>
                 <w:i/>
                 <w:sz w:val="18"/>
                 <w:szCs w:val="18"/>
@@ -8873,10 +7932,6 @@
             <w:r>
               <w:rPr>
                 <w:rFonts w:eastAsia="Times New Roman" w:cs="Calibri"/>
-                <w:kern w:val="0"/>
-                <w:sz w:val="22"/>
-                <w:szCs w:val="22"/>
-                <w:lang w:val="en-US" w:eastAsia="en-US" w:bidi="ar-SA"/>
               </w:rPr>
             </w:r>
           </w:p>
@@ -8916,10 +7971,6 @@
             <w:r>
               <w:rPr>
                 <w:rFonts w:eastAsia="Times New Roman" w:cs="Calibri"/>
-                <w:kern w:val="0"/>
-                <w:sz w:val="22"/>
-                <w:szCs w:val="22"/>
-                <w:lang w:val="en-US" w:eastAsia="en-US" w:bidi="ar-SA"/>
               </w:rPr>
             </w:r>
           </w:p>
@@ -9026,7 +8077,7 @@
         <w:trPr/>
         <w:tc>
           <w:tcPr>
-            <w:tcW w:w="436" w:type="dxa"/>
+            <w:tcW w:w="435" w:type="dxa"/>
             <w:tcBorders/>
           </w:tcPr>
           <w:p>
@@ -9070,17 +8121,13 @@
                 <w:rFonts w:eastAsia="MS Gothic" w:cs="Calibri" w:ascii="MS Gothic" w:hAnsi="MS Gothic"/>
                 <w:b/>
                 <w:color w:val="2E75B5"/>
-                <w:kern w:val="0"/>
-                <w:sz w:val="22"/>
-                <w:szCs w:val="22"/>
-                <w:lang w:val="en-US" w:eastAsia="en-US" w:bidi="ar-SA"/>
-              </w:rPr>
-            </w:r>
-          </w:p>
-        </w:tc>
-        <w:tc>
-          <w:tcPr>
-            <w:tcW w:w="8914" w:type="dxa"/>
+              </w:rPr>
+            </w:r>
+          </w:p>
+        </w:tc>
+        <w:tc>
+          <w:tcPr>
+            <w:tcW w:w="8915" w:type="dxa"/>
             <w:gridSpan w:val="2"/>
             <w:tcBorders/>
           </w:tcPr>
@@ -9090,7 +8137,7 @@
               <w:widowControl/>
               <w:numPr>
                 <w:ilvl w:val="0"/>
-                <w:numId w:val="7"/>
+                <w:numId w:val="6"/>
               </w:numPr>
               <w:spacing w:lineRule="auto" w:line="240" w:before="0" w:after="0"/>
               <w:ind w:hanging="360" w:start="257"/>
@@ -9125,10 +8172,6 @@
             <w:r>
               <w:rPr>
                 <w:rFonts w:eastAsia="Times New Roman" w:cs="Calibri"/>
-                <w:kern w:val="0"/>
-                <w:sz w:val="22"/>
-                <w:szCs w:val="22"/>
-                <w:lang w:val="en-US" w:eastAsia="en-US" w:bidi="ar-SA"/>
               </w:rPr>
             </w:r>
           </w:p>
@@ -9138,7 +8181,7 @@
         <w:trPr/>
         <w:tc>
           <w:tcPr>
-            <w:tcW w:w="436" w:type="dxa"/>
+            <w:tcW w:w="435" w:type="dxa"/>
             <w:tcBorders/>
           </w:tcPr>
           <w:p>
@@ -9182,17 +8225,13 @@
                 <w:rFonts w:eastAsia="MS Gothic" w:cs="Calibri" w:ascii="MS Gothic" w:hAnsi="MS Gothic"/>
                 <w:b/>
                 <w:color w:val="2E75B5"/>
-                <w:kern w:val="0"/>
-                <w:sz w:val="22"/>
-                <w:szCs w:val="22"/>
-                <w:lang w:val="en-US" w:eastAsia="en-US" w:bidi="ar-SA"/>
-              </w:rPr>
-            </w:r>
-          </w:p>
-        </w:tc>
-        <w:tc>
-          <w:tcPr>
-            <w:tcW w:w="8914" w:type="dxa"/>
+              </w:rPr>
+            </w:r>
+          </w:p>
+        </w:tc>
+        <w:tc>
+          <w:tcPr>
+            <w:tcW w:w="8915" w:type="dxa"/>
             <w:gridSpan w:val="2"/>
             <w:tcBorders/>
           </w:tcPr>
@@ -9202,7 +8241,7 @@
               <w:widowControl/>
               <w:numPr>
                 <w:ilvl w:val="0"/>
-                <w:numId w:val="7"/>
+                <w:numId w:val="6"/>
               </w:numPr>
               <w:spacing w:lineRule="auto" w:line="240" w:before="0" w:after="0"/>
               <w:ind w:hanging="360" w:start="257"/>
@@ -9237,10 +8276,6 @@
             <w:r>
               <w:rPr>
                 <w:rFonts w:eastAsia="Times New Roman" w:cs="Calibri"/>
-                <w:kern w:val="0"/>
-                <w:sz w:val="22"/>
-                <w:szCs w:val="22"/>
-                <w:lang w:val="en-US" w:eastAsia="en-US" w:bidi="ar-SA"/>
               </w:rPr>
             </w:r>
           </w:p>
@@ -9278,7 +8313,7 @@
         </w:trPr>
         <w:tc>
           <w:tcPr>
-            <w:tcW w:w="436" w:type="dxa"/>
+            <w:tcW w:w="435" w:type="dxa"/>
             <w:vMerge w:val="restart"/>
             <w:tcBorders/>
           </w:tcPr>
@@ -9323,17 +8358,13 @@
                 <w:rFonts w:eastAsia="MS Gothic" w:cs="Calibri" w:ascii="MS Gothic" w:hAnsi="MS Gothic"/>
                 <w:b/>
                 <w:color w:val="2E75B5"/>
-                <w:kern w:val="0"/>
-                <w:sz w:val="22"/>
-                <w:szCs w:val="22"/>
-                <w:lang w:val="en-US" w:eastAsia="en-US" w:bidi="ar-SA"/>
-              </w:rPr>
-            </w:r>
-          </w:p>
-        </w:tc>
-        <w:tc>
-          <w:tcPr>
-            <w:tcW w:w="8914" w:type="dxa"/>
+              </w:rPr>
+            </w:r>
+          </w:p>
+        </w:tc>
+        <w:tc>
+          <w:tcPr>
+            <w:tcW w:w="8915" w:type="dxa"/>
             <w:gridSpan w:val="2"/>
             <w:tcBorders/>
           </w:tcPr>
@@ -9343,7 +8374,7 @@
               <w:widowControl/>
               <w:numPr>
                 <w:ilvl w:val="0"/>
-                <w:numId w:val="7"/>
+                <w:numId w:val="6"/>
               </w:numPr>
               <w:spacing w:lineRule="auto" w:line="240" w:before="0" w:after="0"/>
               <w:ind w:hanging="360" w:start="257"/>
@@ -9372,7 +8403,7 @@
         </w:trPr>
         <w:tc>
           <w:tcPr>
-            <w:tcW w:w="436" w:type="dxa"/>
+            <w:tcW w:w="435" w:type="dxa"/>
             <w:vMerge w:val="continue"/>
             <w:tcBorders/>
           </w:tcPr>
@@ -9392,7 +8423,7 @@
         </w:tc>
         <w:tc>
           <w:tcPr>
-            <w:tcW w:w="438" w:type="dxa"/>
+            <w:tcW w:w="439" w:type="dxa"/>
             <w:tcBorders/>
           </w:tcPr>
           <w:p>
@@ -9434,10 +8465,6 @@
             <w:r>
               <w:rPr>
                 <w:rFonts w:eastAsia="Times New Roman" w:cs="Calibri"/>
-                <w:kern w:val="0"/>
-                <w:sz w:val="22"/>
-                <w:szCs w:val="22"/>
-                <w:lang w:val="en-US" w:eastAsia="en-US" w:bidi="ar-SA"/>
               </w:rPr>
             </w:r>
           </w:p>
@@ -9453,7 +8480,7 @@
               <w:widowControl/>
               <w:numPr>
                 <w:ilvl w:val="1"/>
-                <w:numId w:val="7"/>
+                <w:numId w:val="6"/>
               </w:numPr>
               <w:spacing w:lineRule="auto" w:line="240" w:before="0" w:after="0"/>
               <w:ind w:hanging="376" w:start="269"/>
@@ -9488,10 +8515,6 @@
             <w:r>
               <w:rPr>
                 <w:rFonts w:eastAsia="Times New Roman" w:cs="Calibri"/>
-                <w:kern w:val="0"/>
-                <w:sz w:val="22"/>
-                <w:szCs w:val="22"/>
-                <w:lang w:val="en-US" w:eastAsia="en-US" w:bidi="ar-SA"/>
               </w:rPr>
             </w:r>
           </w:p>
@@ -9527,7 +8550,7 @@
         </w:trPr>
         <w:tc>
           <w:tcPr>
-            <w:tcW w:w="436" w:type="dxa"/>
+            <w:tcW w:w="435" w:type="dxa"/>
             <w:tcBorders/>
           </w:tcPr>
           <w:p>
@@ -9547,17 +8570,13 @@
                 <w:rFonts w:eastAsia="MS Gothic" w:cs="Calibri" w:ascii="MS Gothic" w:hAnsi="MS Gothic"/>
                 <w:b/>
                 <w:color w:val="2E75B5"/>
-                <w:kern w:val="0"/>
-                <w:sz w:val="22"/>
-                <w:szCs w:val="22"/>
-                <w:lang w:val="en-US" w:eastAsia="en-US" w:bidi="ar-SA"/>
-              </w:rPr>
-            </w:r>
-          </w:p>
-        </w:tc>
-        <w:tc>
-          <w:tcPr>
-            <w:tcW w:w="438" w:type="dxa"/>
+              </w:rPr>
+            </w:r>
+          </w:p>
+        </w:tc>
+        <w:tc>
+          <w:tcPr>
+            <w:tcW w:w="439" w:type="dxa"/>
             <w:tcBorders/>
           </w:tcPr>
           <w:p>
@@ -9601,10 +8620,6 @@
                 <w:rFonts w:eastAsia="MS Gothic" w:cs="Calibri" w:ascii="MS Gothic" w:hAnsi="MS Gothic"/>
                 <w:b/>
                 <w:color w:val="2E75B5"/>
-                <w:kern w:val="0"/>
-                <w:sz w:val="22"/>
-                <w:szCs w:val="22"/>
-                <w:lang w:val="en-US" w:eastAsia="en-US" w:bidi="ar-SA"/>
               </w:rPr>
             </w:r>
           </w:p>
@@ -9620,7 +8635,7 @@
               <w:widowControl/>
               <w:numPr>
                 <w:ilvl w:val="1"/>
-                <w:numId w:val="7"/>
+                <w:numId w:val="6"/>
               </w:numPr>
               <w:spacing w:lineRule="auto" w:line="240" w:before="0" w:after="0"/>
               <w:ind w:hanging="376" w:start="269"/>
@@ -9655,10 +8670,6 @@
             <w:r>
               <w:rPr>
                 <w:rFonts w:eastAsia="Times New Roman" w:cs="Calibri"/>
-                <w:kern w:val="0"/>
-                <w:sz w:val="22"/>
-                <w:szCs w:val="22"/>
-                <w:lang w:val="en-US" w:eastAsia="en-US" w:bidi="ar-SA"/>
               </w:rPr>
             </w:r>
           </w:p>
@@ -9698,10 +8709,6 @@
             <w:r>
               <w:rPr>
                 <w:rFonts w:eastAsia="Times New Roman" w:cs="Calibri"/>
-                <w:kern w:val="0"/>
-                <w:sz w:val="22"/>
-                <w:szCs w:val="22"/>
-                <w:lang w:val="en-US" w:eastAsia="en-US" w:bidi="ar-SA"/>
               </w:rPr>
             </w:r>
           </w:p>
@@ -9732,7 +8739,6 @@
     <w:p>
       <w:pPr>
         <w:pStyle w:val="Normal"/>
-        <w:pBdr/>
         <w:spacing w:lineRule="auto" w:line="240" w:before="0" w:after="0"/>
         <w:jc w:val="center"/>
         <w:rPr>
@@ -9757,7 +8763,6 @@
     <w:p>
       <w:pPr>
         <w:pStyle w:val="Normal"/>
-        <w:pBdr/>
         <w:spacing w:lineRule="auto" w:line="240" w:before="0" w:after="0"/>
         <w:jc w:val="center"/>
         <w:rPr>
@@ -9782,7 +8787,6 @@
     <w:p>
       <w:pPr>
         <w:pStyle w:val="Normal"/>
-        <w:pBdr/>
         <w:spacing w:lineRule="auto" w:line="240" w:before="0" w:after="0"/>
         <w:jc w:val="center"/>
         <w:rPr>
@@ -9839,10 +8843,10 @@
         </w:tblCellMar>
       </w:tblPr>
       <w:tblGrid>
-        <w:gridCol w:w="436"/>
-        <w:gridCol w:w="438"/>
-        <w:gridCol w:w="436"/>
-        <w:gridCol w:w="8040"/>
+        <w:gridCol w:w="435"/>
+        <w:gridCol w:w="439"/>
+        <w:gridCol w:w="435"/>
+        <w:gridCol w:w="8041"/>
       </w:tblGrid>
       <w:tr>
         <w:trPr/>
@@ -9880,7 +8884,7 @@
         <w:trPr/>
         <w:tc>
           <w:tcPr>
-            <w:tcW w:w="436" w:type="dxa"/>
+            <w:tcW w:w="435" w:type="dxa"/>
             <w:tcBorders/>
           </w:tcPr>
           <w:p>
@@ -9911,7 +8915,7 @@
         </w:tc>
         <w:tc>
           <w:tcPr>
-            <w:tcW w:w="8914" w:type="dxa"/>
+            <w:tcW w:w="8915" w:type="dxa"/>
             <w:gridSpan w:val="3"/>
             <w:tcBorders/>
           </w:tcPr>
@@ -9921,7 +8925,7 @@
               <w:widowControl/>
               <w:numPr>
                 <w:ilvl w:val="0"/>
-                <w:numId w:val="8"/>
+                <w:numId w:val="7"/>
               </w:numPr>
               <w:spacing w:lineRule="auto" w:line="240" w:before="0" w:after="0"/>
               <w:ind w:hanging="360" w:start="257"/>
@@ -9980,7 +8984,6 @@
               <w:rPr>
                 <w:rFonts w:ascii="Calibri" w:hAnsi="Calibri" w:eastAsia="Times New Roman" w:cs="Calibri"/>
                 <w:i/>
-                <w:i/>
                 <w:sz w:val="18"/>
                 <w:szCs w:val="18"/>
               </w:rPr>
@@ -10011,13 +9014,8 @@
             </w:pPr>
             <w:r>
               <w:rPr>
-                <w:rFonts w:eastAsia="Calibri" w:cs="Calibri"/>
                 <w:b/>
                 <w:bCs/>
-                <w:kern w:val="0"/>
-                <w:sz w:val="22"/>
-                <w:szCs w:val="22"/>
-                <w:lang w:val="en-US" w:eastAsia="en-US" w:bidi="ar-SA"/>
               </w:rPr>
             </w:r>
           </w:p>
@@ -10061,10 +9059,6 @@
             <w:r>
               <w:rPr>
                 <w:rFonts w:eastAsia="Times New Roman" w:cs="Calibri"/>
-                <w:kern w:val="0"/>
-                <w:sz w:val="22"/>
-                <w:szCs w:val="22"/>
-                <w:lang w:val="en-US" w:eastAsia="en-US" w:bidi="ar-SA"/>
               </w:rPr>
             </w:r>
           </w:p>
@@ -10128,7 +9122,7 @@
         <w:trPr/>
         <w:tc>
           <w:tcPr>
-            <w:tcW w:w="436" w:type="dxa"/>
+            <w:tcW w:w="435" w:type="dxa"/>
             <w:tcBorders/>
           </w:tcPr>
           <w:p>
@@ -10159,7 +9153,7 @@
         </w:tc>
         <w:tc>
           <w:tcPr>
-            <w:tcW w:w="8914" w:type="dxa"/>
+            <w:tcW w:w="8915" w:type="dxa"/>
             <w:gridSpan w:val="3"/>
             <w:tcBorders/>
           </w:tcPr>
@@ -10169,7 +9163,7 @@
               <w:widowControl/>
               <w:numPr>
                 <w:ilvl w:val="0"/>
-                <w:numId w:val="8"/>
+                <w:numId w:val="7"/>
               </w:numPr>
               <w:spacing w:lineRule="auto" w:line="240" w:before="0" w:after="0"/>
               <w:ind w:hanging="360" w:start="257"/>
@@ -10226,10 +9220,6 @@
             <w:r>
               <w:rPr>
                 <w:rFonts w:eastAsia="Times New Roman" w:cs="Calibri"/>
-                <w:kern w:val="0"/>
-                <w:sz w:val="22"/>
-                <w:szCs w:val="22"/>
-                <w:lang w:val="en-US" w:eastAsia="en-US" w:bidi="ar-SA"/>
               </w:rPr>
             </w:r>
           </w:p>
@@ -10270,10 +9260,6 @@
             <w:r>
               <w:rPr>
                 <w:rFonts w:eastAsia="Times New Roman" w:cs="Calibri"/>
-                <w:kern w:val="0"/>
-                <w:sz w:val="22"/>
-                <w:szCs w:val="22"/>
-                <w:lang w:val="en-US" w:eastAsia="en-US" w:bidi="ar-SA"/>
               </w:rPr>
             </w:r>
           </w:p>
@@ -10285,7 +9271,7 @@
         </w:trPr>
         <w:tc>
           <w:tcPr>
-            <w:tcW w:w="436" w:type="dxa"/>
+            <w:tcW w:w="435" w:type="dxa"/>
             <w:vMerge w:val="restart"/>
             <w:tcBorders/>
           </w:tcPr>
@@ -10330,17 +9316,13 @@
                 <w:rFonts w:eastAsia="MS Gothic" w:cs="Calibri" w:ascii="MS Gothic" w:hAnsi="MS Gothic"/>
                 <w:b/>
                 <w:color w:val="2E75B5"/>
-                <w:kern w:val="0"/>
-                <w:sz w:val="22"/>
-                <w:szCs w:val="22"/>
-                <w:lang w:val="en-US" w:eastAsia="en-US" w:bidi="ar-SA"/>
-              </w:rPr>
-            </w:r>
-          </w:p>
-        </w:tc>
-        <w:tc>
-          <w:tcPr>
-            <w:tcW w:w="8914" w:type="dxa"/>
+              </w:rPr>
+            </w:r>
+          </w:p>
+        </w:tc>
+        <w:tc>
+          <w:tcPr>
+            <w:tcW w:w="8915" w:type="dxa"/>
             <w:gridSpan w:val="3"/>
             <w:tcBorders/>
           </w:tcPr>
@@ -10350,7 +9332,7 @@
               <w:widowControl/>
               <w:numPr>
                 <w:ilvl w:val="0"/>
-                <w:numId w:val="8"/>
+                <w:numId w:val="7"/>
               </w:numPr>
               <w:spacing w:lineRule="auto" w:line="240" w:before="0" w:after="0"/>
               <w:ind w:hanging="360" w:start="257"/>
@@ -10379,7 +9361,7 @@
         </w:trPr>
         <w:tc>
           <w:tcPr>
-            <w:tcW w:w="436" w:type="dxa"/>
+            <w:tcW w:w="435" w:type="dxa"/>
             <w:vMerge w:val="continue"/>
             <w:tcBorders/>
           </w:tcPr>
@@ -10399,7 +9381,7 @@
         </w:tc>
         <w:tc>
           <w:tcPr>
-            <w:tcW w:w="438" w:type="dxa"/>
+            <w:tcW w:w="439" w:type="dxa"/>
             <w:tcBorders/>
           </w:tcPr>
           <w:p>
@@ -10441,10 +9423,6 @@
             <w:r>
               <w:rPr>
                 <w:rFonts w:eastAsia="Times New Roman" w:cs="Calibri"/>
-                <w:kern w:val="0"/>
-                <w:sz w:val="22"/>
-                <w:szCs w:val="22"/>
-                <w:lang w:val="en-US" w:eastAsia="en-US" w:bidi="ar-SA"/>
               </w:rPr>
             </w:r>
           </w:p>
@@ -10461,7 +9439,7 @@
               <w:widowControl/>
               <w:numPr>
                 <w:ilvl w:val="0"/>
-                <w:numId w:val="9"/>
+                <w:numId w:val="8"/>
               </w:numPr>
               <w:spacing w:lineRule="auto" w:line="240" w:before="0" w:after="0"/>
               <w:ind w:hanging="360" w:start="268"/>
@@ -10496,10 +9474,6 @@
             <w:r>
               <w:rPr>
                 <w:rFonts w:eastAsia="Times New Roman" w:cs="Calibri"/>
-                <w:kern w:val="0"/>
-                <w:sz w:val="22"/>
-                <w:szCs w:val="22"/>
-                <w:lang w:val="en-US" w:eastAsia="en-US" w:bidi="ar-SA"/>
               </w:rPr>
             </w:r>
           </w:p>
@@ -10535,7 +9509,7 @@
         </w:trPr>
         <w:tc>
           <w:tcPr>
-            <w:tcW w:w="436" w:type="dxa"/>
+            <w:tcW w:w="435" w:type="dxa"/>
             <w:tcBorders/>
           </w:tcPr>
           <w:p>
@@ -10555,17 +9529,13 @@
                 <w:rFonts w:eastAsia="MS Gothic" w:cs="Calibri" w:ascii="MS Gothic" w:hAnsi="MS Gothic"/>
                 <w:b/>
                 <w:color w:val="2E75B5"/>
-                <w:kern w:val="0"/>
-                <w:sz w:val="22"/>
-                <w:szCs w:val="22"/>
-                <w:lang w:val="en-US" w:eastAsia="en-US" w:bidi="ar-SA"/>
-              </w:rPr>
-            </w:r>
-          </w:p>
-        </w:tc>
-        <w:tc>
-          <w:tcPr>
-            <w:tcW w:w="438" w:type="dxa"/>
+              </w:rPr>
+            </w:r>
+          </w:p>
+        </w:tc>
+        <w:tc>
+          <w:tcPr>
+            <w:tcW w:w="439" w:type="dxa"/>
             <w:tcBorders/>
           </w:tcPr>
           <w:p>
@@ -10609,10 +9579,6 @@
                 <w:rFonts w:eastAsia="MS Gothic" w:cs="Calibri" w:ascii="MS Gothic" w:hAnsi="MS Gothic"/>
                 <w:b/>
                 <w:color w:val="2E75B5"/>
-                <w:kern w:val="0"/>
-                <w:sz w:val="22"/>
-                <w:szCs w:val="22"/>
-                <w:lang w:val="en-US" w:eastAsia="en-US" w:bidi="ar-SA"/>
               </w:rPr>
             </w:r>
           </w:p>
@@ -10629,7 +9595,7 @@
               <w:widowControl/>
               <w:numPr>
                 <w:ilvl w:val="0"/>
-                <w:numId w:val="9"/>
+                <w:numId w:val="8"/>
               </w:numPr>
               <w:spacing w:lineRule="auto" w:line="240" w:before="0" w:after="0"/>
               <w:ind w:hanging="360" w:start="268"/>
@@ -10664,10 +9630,6 @@
             <w:r>
               <w:rPr>
                 <w:rFonts w:eastAsia="Times New Roman" w:cs="Calibri"/>
-                <w:kern w:val="0"/>
-                <w:sz w:val="22"/>
-                <w:szCs w:val="22"/>
-                <w:lang w:val="en-US" w:eastAsia="en-US" w:bidi="ar-SA"/>
               </w:rPr>
             </w:r>
           </w:p>
@@ -10707,10 +9669,6 @@
             <w:r>
               <w:rPr>
                 <w:rFonts w:eastAsia="Times New Roman" w:cs="Calibri"/>
-                <w:kern w:val="0"/>
-                <w:sz w:val="22"/>
-                <w:szCs w:val="22"/>
-                <w:lang w:val="en-US" w:eastAsia="en-US" w:bidi="ar-SA"/>
               </w:rPr>
             </w:r>
           </w:p>
@@ -10722,7 +9680,7 @@
         </w:trPr>
         <w:tc>
           <w:tcPr>
-            <w:tcW w:w="436" w:type="dxa"/>
+            <w:tcW w:w="435" w:type="dxa"/>
             <w:vMerge w:val="restart"/>
             <w:tcBorders/>
           </w:tcPr>
@@ -10770,15 +9728,6 @@
                   </w:rPr>
                   <w:t>☐</w:t>
                 </w:r>
-                <w:r>
-                  <w:rPr>
-                    <w:rFonts w:eastAsia="Calibri" w:cs="Calibri"/>
-                    <w:kern w:val="0"/>
-                    <w:sz w:val="22"/>
-                    <w:szCs w:val="22"/>
-                    <w:lang w:val="en-US" w:eastAsia="en-US" w:bidi="ar-SA"/>
-                  </w:rPr>
-                </w:r>
               </w:sdtContent>
             </w:sdt>
           </w:p>
@@ -10799,17 +9748,13 @@
                 <w:rFonts w:eastAsia="MS Gothic" w:cs="Calibri" w:ascii="MS Gothic" w:hAnsi="MS Gothic"/>
                 <w:b/>
                 <w:color w:val="2E75B5"/>
-                <w:kern w:val="0"/>
-                <w:sz w:val="22"/>
-                <w:szCs w:val="22"/>
-                <w:lang w:val="en-US" w:eastAsia="en-US" w:bidi="ar-SA"/>
-              </w:rPr>
-            </w:r>
-          </w:p>
-        </w:tc>
-        <w:tc>
-          <w:tcPr>
-            <w:tcW w:w="8914" w:type="dxa"/>
+              </w:rPr>
+            </w:r>
+          </w:p>
+        </w:tc>
+        <w:tc>
+          <w:tcPr>
+            <w:tcW w:w="8915" w:type="dxa"/>
             <w:gridSpan w:val="3"/>
             <w:tcBorders/>
           </w:tcPr>
@@ -10819,7 +9764,7 @@
               <w:widowControl/>
               <w:numPr>
                 <w:ilvl w:val="0"/>
-                <w:numId w:val="8"/>
+                <w:numId w:val="7"/>
               </w:numPr>
               <w:spacing w:lineRule="auto" w:line="240" w:before="0" w:after="0"/>
               <w:ind w:hanging="360" w:start="257"/>
@@ -10870,7 +9815,7 @@
         </w:trPr>
         <w:tc>
           <w:tcPr>
-            <w:tcW w:w="436" w:type="dxa"/>
+            <w:tcW w:w="435" w:type="dxa"/>
             <w:vMerge w:val="continue"/>
             <w:tcBorders/>
           </w:tcPr>
@@ -10890,7 +9835,7 @@
         </w:tc>
         <w:tc>
           <w:tcPr>
-            <w:tcW w:w="438" w:type="dxa"/>
+            <w:tcW w:w="439" w:type="dxa"/>
             <w:tcBorders/>
           </w:tcPr>
           <w:p>
@@ -10932,10 +9877,6 @@
             <w:r>
               <w:rPr>
                 <w:rFonts w:eastAsia="Times New Roman" w:cs="Calibri"/>
-                <w:kern w:val="0"/>
-                <w:sz w:val="22"/>
-                <w:szCs w:val="22"/>
-                <w:lang w:val="en-US" w:eastAsia="en-US" w:bidi="ar-SA"/>
               </w:rPr>
             </w:r>
           </w:p>
@@ -10952,7 +9893,7 @@
               <w:widowControl/>
               <w:numPr>
                 <w:ilvl w:val="0"/>
-                <w:numId w:val="10"/>
+                <w:numId w:val="9"/>
               </w:numPr>
               <w:spacing w:lineRule="auto" w:line="240" w:before="0" w:after="0"/>
               <w:ind w:hanging="360" w:start="268"/>
@@ -10981,7 +9922,7 @@
         </w:trPr>
         <w:tc>
           <w:tcPr>
-            <w:tcW w:w="436" w:type="dxa"/>
+            <w:tcW w:w="435" w:type="dxa"/>
             <w:tcBorders/>
           </w:tcPr>
           <w:p>
@@ -11001,17 +9942,13 @@
                 <w:rFonts w:eastAsia="MS Gothic" w:cs="Calibri" w:ascii="MS Gothic" w:hAnsi="MS Gothic"/>
                 <w:b/>
                 <w:color w:val="2E75B5"/>
-                <w:kern w:val="0"/>
-                <w:sz w:val="22"/>
-                <w:szCs w:val="22"/>
-                <w:lang w:val="en-US" w:eastAsia="en-US" w:bidi="ar-SA"/>
-              </w:rPr>
-            </w:r>
-          </w:p>
-        </w:tc>
-        <w:tc>
-          <w:tcPr>
-            <w:tcW w:w="438" w:type="dxa"/>
+              </w:rPr>
+            </w:r>
+          </w:p>
+        </w:tc>
+        <w:tc>
+          <w:tcPr>
+            <w:tcW w:w="439" w:type="dxa"/>
             <w:tcBorders/>
           </w:tcPr>
           <w:p>
@@ -11055,10 +9992,6 @@
                 <w:rFonts w:eastAsia="MS Gothic" w:cs="Calibri" w:ascii="MS Gothic" w:hAnsi="MS Gothic"/>
                 <w:b/>
                 <w:color w:val="2E75B5"/>
-                <w:kern w:val="0"/>
-                <w:sz w:val="22"/>
-                <w:szCs w:val="22"/>
-                <w:lang w:val="en-US" w:eastAsia="en-US" w:bidi="ar-SA"/>
               </w:rPr>
             </w:r>
           </w:p>
@@ -11075,7 +10008,7 @@
               <w:widowControl/>
               <w:numPr>
                 <w:ilvl w:val="0"/>
-                <w:numId w:val="10"/>
+                <w:numId w:val="9"/>
               </w:numPr>
               <w:spacing w:lineRule="auto" w:line="240" w:before="0" w:after="0"/>
               <w:ind w:hanging="360" w:start="268"/>
@@ -11104,7 +10037,7 @@
         </w:trPr>
         <w:tc>
           <w:tcPr>
-            <w:tcW w:w="436" w:type="dxa"/>
+            <w:tcW w:w="435" w:type="dxa"/>
             <w:tcBorders/>
           </w:tcPr>
           <w:p>
@@ -11124,17 +10057,13 @@
                 <w:rFonts w:eastAsia="MS Gothic" w:cs="Calibri" w:ascii="MS Gothic" w:hAnsi="MS Gothic"/>
                 <w:b/>
                 <w:color w:val="2E75B5"/>
-                <w:kern w:val="0"/>
-                <w:sz w:val="22"/>
-                <w:szCs w:val="22"/>
-                <w:lang w:val="en-US" w:eastAsia="en-US" w:bidi="ar-SA"/>
-              </w:rPr>
-            </w:r>
-          </w:p>
-        </w:tc>
-        <w:tc>
-          <w:tcPr>
-            <w:tcW w:w="438" w:type="dxa"/>
+              </w:rPr>
+            </w:r>
+          </w:p>
+        </w:tc>
+        <w:tc>
+          <w:tcPr>
+            <w:tcW w:w="439" w:type="dxa"/>
             <w:tcBorders/>
           </w:tcPr>
           <w:p>
@@ -11178,10 +10107,6 @@
                 <w:rFonts w:eastAsia="MS Gothic" w:cs="Calibri" w:ascii="MS Gothic" w:hAnsi="MS Gothic"/>
                 <w:b/>
                 <w:color w:val="2E75B5"/>
-                <w:kern w:val="0"/>
-                <w:sz w:val="22"/>
-                <w:szCs w:val="22"/>
-                <w:lang w:val="en-US" w:eastAsia="en-US" w:bidi="ar-SA"/>
               </w:rPr>
             </w:r>
           </w:p>
@@ -11198,7 +10123,7 @@
               <w:widowControl/>
               <w:numPr>
                 <w:ilvl w:val="0"/>
-                <w:numId w:val="10"/>
+                <w:numId w:val="9"/>
               </w:numPr>
               <w:spacing w:lineRule="auto" w:line="240" w:before="0" w:after="0"/>
               <w:ind w:hanging="360" w:start="268"/>
@@ -11233,10 +10158,6 @@
             <w:r>
               <w:rPr>
                 <w:rFonts w:eastAsia="Times New Roman" w:cs="Calibri"/>
-                <w:kern w:val="0"/>
-                <w:sz w:val="22"/>
-                <w:szCs w:val="22"/>
-                <w:lang w:val="en-US" w:eastAsia="en-US" w:bidi="ar-SA"/>
               </w:rPr>
             </w:r>
           </w:p>
@@ -11274,7 +10195,7 @@
         </w:trPr>
         <w:tc>
           <w:tcPr>
-            <w:tcW w:w="436" w:type="dxa"/>
+            <w:tcW w:w="435" w:type="dxa"/>
             <w:tcBorders/>
           </w:tcPr>
           <w:p>
@@ -11294,17 +10215,13 @@
                 <w:rFonts w:eastAsia="MS Gothic" w:cs="Calibri" w:ascii="MS Gothic" w:hAnsi="MS Gothic"/>
                 <w:b/>
                 <w:color w:val="2E75B5"/>
-                <w:kern w:val="0"/>
-                <w:sz w:val="22"/>
-                <w:szCs w:val="22"/>
-                <w:lang w:val="en-US" w:eastAsia="en-US" w:bidi="ar-SA"/>
-              </w:rPr>
-            </w:r>
-          </w:p>
-        </w:tc>
-        <w:tc>
-          <w:tcPr>
-            <w:tcW w:w="438" w:type="dxa"/>
+              </w:rPr>
+            </w:r>
+          </w:p>
+        </w:tc>
+        <w:tc>
+          <w:tcPr>
+            <w:tcW w:w="439" w:type="dxa"/>
             <w:tcBorders/>
           </w:tcPr>
           <w:p>
@@ -11348,10 +10265,6 @@
                 <w:rFonts w:eastAsia="MS Gothic" w:cs="Calibri" w:ascii="MS Gothic" w:hAnsi="MS Gothic"/>
                 <w:b/>
                 <w:color w:val="2E75B5"/>
-                <w:kern w:val="0"/>
-                <w:sz w:val="22"/>
-                <w:szCs w:val="22"/>
-                <w:lang w:val="en-US" w:eastAsia="en-US" w:bidi="ar-SA"/>
               </w:rPr>
             </w:r>
           </w:p>
@@ -11368,7 +10281,7 @@
               <w:widowControl/>
               <w:numPr>
                 <w:ilvl w:val="0"/>
-                <w:numId w:val="10"/>
+                <w:numId w:val="9"/>
               </w:numPr>
               <w:spacing w:lineRule="auto" w:line="240" w:before="0" w:after="0"/>
               <w:ind w:hanging="360" w:start="268"/>
@@ -11397,7 +10310,7 @@
         </w:trPr>
         <w:tc>
           <w:tcPr>
-            <w:tcW w:w="436" w:type="dxa"/>
+            <w:tcW w:w="435" w:type="dxa"/>
             <w:tcBorders/>
           </w:tcPr>
           <w:p>
@@ -11417,17 +10330,13 @@
                 <w:rFonts w:eastAsia="MS Gothic" w:cs="Calibri" w:ascii="MS Gothic" w:hAnsi="MS Gothic"/>
                 <w:b/>
                 <w:color w:val="2E75B5"/>
-                <w:kern w:val="0"/>
-                <w:sz w:val="22"/>
-                <w:szCs w:val="22"/>
-                <w:lang w:val="en-US" w:eastAsia="en-US" w:bidi="ar-SA"/>
-              </w:rPr>
-            </w:r>
-          </w:p>
-        </w:tc>
-        <w:tc>
-          <w:tcPr>
-            <w:tcW w:w="438" w:type="dxa"/>
+              </w:rPr>
+            </w:r>
+          </w:p>
+        </w:tc>
+        <w:tc>
+          <w:tcPr>
+            <w:tcW w:w="439" w:type="dxa"/>
             <w:tcBorders/>
           </w:tcPr>
           <w:p>
@@ -11447,17 +10356,13 @@
                 <w:rFonts w:eastAsia="MS Gothic" w:cs="Calibri" w:ascii="MS Gothic" w:hAnsi="MS Gothic"/>
                 <w:b/>
                 <w:color w:val="2E75B5"/>
-                <w:kern w:val="0"/>
-                <w:sz w:val="22"/>
-                <w:szCs w:val="22"/>
-                <w:lang w:val="en-US" w:eastAsia="en-US" w:bidi="ar-SA"/>
-              </w:rPr>
-            </w:r>
-          </w:p>
-        </w:tc>
-        <w:tc>
-          <w:tcPr>
-            <w:tcW w:w="436" w:type="dxa"/>
+              </w:rPr>
+            </w:r>
+          </w:p>
+        </w:tc>
+        <w:tc>
+          <w:tcPr>
+            <w:tcW w:w="435" w:type="dxa"/>
             <w:tcBorders/>
           </w:tcPr>
           <w:p>
@@ -11487,7 +10392,7 @@
         </w:tc>
         <w:tc>
           <w:tcPr>
-            <w:tcW w:w="8040" w:type="dxa"/>
+            <w:tcW w:w="8041" w:type="dxa"/>
             <w:tcBorders/>
           </w:tcPr>
           <w:p>
@@ -11496,7 +10401,7 @@
               <w:widowControl/>
               <w:numPr>
                 <w:ilvl w:val="0"/>
-                <w:numId w:val="11"/>
+                <w:numId w:val="10"/>
               </w:numPr>
               <w:spacing w:lineRule="auto" w:line="240" w:before="0" w:after="0"/>
               <w:ind w:hanging="450" w:start="382"/>
@@ -11525,7 +10430,7 @@
         </w:trPr>
         <w:tc>
           <w:tcPr>
-            <w:tcW w:w="436" w:type="dxa"/>
+            <w:tcW w:w="435" w:type="dxa"/>
             <w:tcBorders/>
           </w:tcPr>
           <w:p>
@@ -11545,17 +10450,13 @@
                 <w:rFonts w:eastAsia="MS Gothic" w:cs="Calibri" w:ascii="MS Gothic" w:hAnsi="MS Gothic"/>
                 <w:b/>
                 <w:color w:val="2E75B5"/>
-                <w:kern w:val="0"/>
-                <w:sz w:val="22"/>
-                <w:szCs w:val="22"/>
-                <w:lang w:val="en-US" w:eastAsia="en-US" w:bidi="ar-SA"/>
-              </w:rPr>
-            </w:r>
-          </w:p>
-        </w:tc>
-        <w:tc>
-          <w:tcPr>
-            <w:tcW w:w="438" w:type="dxa"/>
+              </w:rPr>
+            </w:r>
+          </w:p>
+        </w:tc>
+        <w:tc>
+          <w:tcPr>
+            <w:tcW w:w="439" w:type="dxa"/>
             <w:tcBorders/>
           </w:tcPr>
           <w:p>
@@ -11575,17 +10476,13 @@
                 <w:rFonts w:eastAsia="MS Gothic" w:cs="Calibri" w:ascii="MS Gothic" w:hAnsi="MS Gothic"/>
                 <w:b/>
                 <w:color w:val="2E75B5"/>
-                <w:kern w:val="0"/>
-                <w:sz w:val="22"/>
-                <w:szCs w:val="22"/>
-                <w:lang w:val="en-US" w:eastAsia="en-US" w:bidi="ar-SA"/>
-              </w:rPr>
-            </w:r>
-          </w:p>
-        </w:tc>
-        <w:tc>
-          <w:tcPr>
-            <w:tcW w:w="436" w:type="dxa"/>
+              </w:rPr>
+            </w:r>
+          </w:p>
+        </w:tc>
+        <w:tc>
+          <w:tcPr>
+            <w:tcW w:w="435" w:type="dxa"/>
             <w:tcBorders/>
           </w:tcPr>
           <w:p>
@@ -11629,17 +10526,13 @@
                 <w:rFonts w:eastAsia="MS Gothic" w:cs="Calibri" w:ascii="MS Gothic" w:hAnsi="MS Gothic"/>
                 <w:b/>
                 <w:color w:val="2E75B5"/>
-                <w:kern w:val="0"/>
-                <w:sz w:val="22"/>
-                <w:szCs w:val="22"/>
-                <w:lang w:val="en-US" w:eastAsia="en-US" w:bidi="ar-SA"/>
-              </w:rPr>
-            </w:r>
-          </w:p>
-        </w:tc>
-        <w:tc>
-          <w:tcPr>
-            <w:tcW w:w="8040" w:type="dxa"/>
+              </w:rPr>
+            </w:r>
+          </w:p>
+        </w:tc>
+        <w:tc>
+          <w:tcPr>
+            <w:tcW w:w="8041" w:type="dxa"/>
             <w:tcBorders/>
           </w:tcPr>
           <w:p>
@@ -11648,7 +10541,7 @@
               <w:widowControl/>
               <w:numPr>
                 <w:ilvl w:val="0"/>
-                <w:numId w:val="11"/>
+                <w:numId w:val="10"/>
               </w:numPr>
               <w:spacing w:lineRule="auto" w:line="240" w:before="0" w:after="0"/>
               <w:ind w:hanging="450" w:start="382"/>
@@ -11677,7 +10570,7 @@
         </w:trPr>
         <w:tc>
           <w:tcPr>
-            <w:tcW w:w="436" w:type="dxa"/>
+            <w:tcW w:w="435" w:type="dxa"/>
             <w:tcBorders/>
           </w:tcPr>
           <w:p>
@@ -11697,17 +10590,13 @@
                 <w:rFonts w:eastAsia="MS Gothic" w:cs="Calibri" w:ascii="MS Gothic" w:hAnsi="MS Gothic"/>
                 <w:b/>
                 <w:color w:val="2E75B5"/>
-                <w:kern w:val="0"/>
-                <w:sz w:val="22"/>
-                <w:szCs w:val="22"/>
-                <w:lang w:val="en-US" w:eastAsia="en-US" w:bidi="ar-SA"/>
-              </w:rPr>
-            </w:r>
-          </w:p>
-        </w:tc>
-        <w:tc>
-          <w:tcPr>
-            <w:tcW w:w="438" w:type="dxa"/>
+              </w:rPr>
+            </w:r>
+          </w:p>
+        </w:tc>
+        <w:tc>
+          <w:tcPr>
+            <w:tcW w:w="439" w:type="dxa"/>
             <w:tcBorders/>
           </w:tcPr>
           <w:p>
@@ -11727,17 +10616,13 @@
                 <w:rFonts w:eastAsia="MS Gothic" w:cs="Calibri" w:ascii="MS Gothic" w:hAnsi="MS Gothic"/>
                 <w:b/>
                 <w:color w:val="2E75B5"/>
-                <w:kern w:val="0"/>
-                <w:sz w:val="22"/>
-                <w:szCs w:val="22"/>
-                <w:lang w:val="en-US" w:eastAsia="en-US" w:bidi="ar-SA"/>
-              </w:rPr>
-            </w:r>
-          </w:p>
-        </w:tc>
-        <w:tc>
-          <w:tcPr>
-            <w:tcW w:w="436" w:type="dxa"/>
+              </w:rPr>
+            </w:r>
+          </w:p>
+        </w:tc>
+        <w:tc>
+          <w:tcPr>
+            <w:tcW w:w="435" w:type="dxa"/>
             <w:tcBorders/>
           </w:tcPr>
           <w:p>
@@ -11781,17 +10666,13 @@
                 <w:rFonts w:eastAsia="MS Gothic" w:cs="Calibri" w:ascii="MS Gothic" w:hAnsi="MS Gothic"/>
                 <w:b/>
                 <w:color w:val="2E75B5"/>
-                <w:kern w:val="0"/>
-                <w:sz w:val="22"/>
-                <w:szCs w:val="22"/>
-                <w:lang w:val="en-US" w:eastAsia="en-US" w:bidi="ar-SA"/>
-              </w:rPr>
-            </w:r>
-          </w:p>
-        </w:tc>
-        <w:tc>
-          <w:tcPr>
-            <w:tcW w:w="8040" w:type="dxa"/>
+              </w:rPr>
+            </w:r>
+          </w:p>
+        </w:tc>
+        <w:tc>
+          <w:tcPr>
+            <w:tcW w:w="8041" w:type="dxa"/>
             <w:tcBorders/>
           </w:tcPr>
           <w:p>
@@ -11800,7 +10681,7 @@
               <w:widowControl/>
               <w:numPr>
                 <w:ilvl w:val="0"/>
-                <w:numId w:val="11"/>
+                <w:numId w:val="10"/>
               </w:numPr>
               <w:spacing w:lineRule="auto" w:line="240" w:before="0" w:after="0"/>
               <w:ind w:hanging="450" w:start="382"/>
@@ -11829,7 +10710,7 @@
         </w:trPr>
         <w:tc>
           <w:tcPr>
-            <w:tcW w:w="436" w:type="dxa"/>
+            <w:tcW w:w="435" w:type="dxa"/>
             <w:tcBorders/>
           </w:tcPr>
           <w:p>
@@ -11849,17 +10730,13 @@
                 <w:rFonts w:eastAsia="MS Gothic" w:cs="Calibri" w:ascii="MS Gothic" w:hAnsi="MS Gothic"/>
                 <w:b/>
                 <w:color w:val="2E75B5"/>
-                <w:kern w:val="0"/>
-                <w:sz w:val="22"/>
-                <w:szCs w:val="22"/>
-                <w:lang w:val="en-US" w:eastAsia="en-US" w:bidi="ar-SA"/>
-              </w:rPr>
-            </w:r>
-          </w:p>
-        </w:tc>
-        <w:tc>
-          <w:tcPr>
-            <w:tcW w:w="438" w:type="dxa"/>
+              </w:rPr>
+            </w:r>
+          </w:p>
+        </w:tc>
+        <w:tc>
+          <w:tcPr>
+            <w:tcW w:w="439" w:type="dxa"/>
             <w:tcBorders/>
           </w:tcPr>
           <w:p>
@@ -11879,17 +10756,13 @@
                 <w:rFonts w:eastAsia="MS Gothic" w:cs="Calibri" w:ascii="MS Gothic" w:hAnsi="MS Gothic"/>
                 <w:b/>
                 <w:color w:val="2E75B5"/>
-                <w:kern w:val="0"/>
-                <w:sz w:val="22"/>
-                <w:szCs w:val="22"/>
-                <w:lang w:val="en-US" w:eastAsia="en-US" w:bidi="ar-SA"/>
-              </w:rPr>
-            </w:r>
-          </w:p>
-        </w:tc>
-        <w:tc>
-          <w:tcPr>
-            <w:tcW w:w="436" w:type="dxa"/>
+              </w:rPr>
+            </w:r>
+          </w:p>
+        </w:tc>
+        <w:tc>
+          <w:tcPr>
+            <w:tcW w:w="435" w:type="dxa"/>
             <w:tcBorders/>
           </w:tcPr>
           <w:p>
@@ -11918,7 +10791,7 @@
         </w:tc>
         <w:tc>
           <w:tcPr>
-            <w:tcW w:w="8040" w:type="dxa"/>
+            <w:tcW w:w="8041" w:type="dxa"/>
             <w:tcBorders/>
           </w:tcPr>
           <w:p>
@@ -11927,7 +10800,7 @@
               <w:widowControl/>
               <w:numPr>
                 <w:ilvl w:val="0"/>
-                <w:numId w:val="11"/>
+                <w:numId w:val="10"/>
               </w:numPr>
               <w:spacing w:lineRule="auto" w:line="240" w:before="0" w:after="0"/>
               <w:ind w:hanging="450" w:start="382"/>
@@ -11974,10 +10847,6 @@
             <w:r>
               <w:rPr>
                 <w:rFonts w:eastAsia="Times New Roman" w:cs="Calibri"/>
-                <w:kern w:val="0"/>
-                <w:sz w:val="22"/>
-                <w:szCs w:val="22"/>
-                <w:lang w:val="en-US" w:eastAsia="en-US" w:bidi="ar-SA"/>
               </w:rPr>
             </w:r>
           </w:p>
@@ -12018,10 +10887,6 @@
             <w:r>
               <w:rPr>
                 <w:rFonts w:eastAsia="Times New Roman" w:cs="Calibri"/>
-                <w:kern w:val="0"/>
-                <w:sz w:val="22"/>
-                <w:szCs w:val="22"/>
-                <w:lang w:val="en-US" w:eastAsia="en-US" w:bidi="ar-SA"/>
               </w:rPr>
             </w:r>
           </w:p>
@@ -12052,7 +10917,6 @@
     <w:p>
       <w:pPr>
         <w:pStyle w:val="Normal"/>
-        <w:pBdr/>
         <w:spacing w:lineRule="auto" w:line="240" w:before="0" w:after="0"/>
         <w:jc w:val="center"/>
         <w:rPr>
@@ -12078,7 +10942,6 @@
     <w:p>
       <w:pPr>
         <w:pStyle w:val="Normal"/>
-        <w:pBdr/>
         <w:spacing w:lineRule="auto" w:line="240" w:before="0" w:after="0"/>
         <w:jc w:val="center"/>
         <w:rPr>
@@ -12105,7 +10968,6 @@
     <w:p>
       <w:pPr>
         <w:pStyle w:val="Normal"/>
-        <w:pBdr/>
         <w:spacing w:lineRule="auto" w:line="240" w:before="0" w:after="0"/>
         <w:jc w:val="center"/>
         <w:rPr>
@@ -12132,7 +10994,6 @@
     <w:p>
       <w:pPr>
         <w:pStyle w:val="Normal"/>
-        <w:pBdr/>
         <w:spacing w:lineRule="auto" w:line="240" w:before="0" w:after="0"/>
         <w:jc w:val="center"/>
         <w:rPr>
@@ -12155,7 +11016,6 @@
     <w:p>
       <w:pPr>
         <w:pStyle w:val="Normal"/>
-        <w:pBdr/>
         <w:spacing w:lineRule="auto" w:line="240" w:before="0" w:after="0"/>
         <w:jc w:val="center"/>
         <w:rPr>
@@ -12179,7 +11039,6 @@
         <w:pStyle w:val="Normal"/>
         <w:rPr>
           <w:rFonts w:ascii="Calibri" w:hAnsi="Calibri" w:eastAsia="Times New Roman" w:cs="Calibri"/>
-          <w:i/>
           <w:i/>
           <w:iCs/>
           <w:sz w:val="20"/>
@@ -12211,8 +11070,8 @@
         </w:tblCellMar>
       </w:tblPr>
       <w:tblGrid>
-        <w:gridCol w:w="436"/>
-        <w:gridCol w:w="438"/>
+        <w:gridCol w:w="435"/>
+        <w:gridCol w:w="439"/>
         <w:gridCol w:w="8476"/>
       </w:tblGrid>
       <w:tr>
@@ -12221,7 +11080,7 @@
         </w:trPr>
         <w:tc>
           <w:tcPr>
-            <w:tcW w:w="436" w:type="dxa"/>
+            <w:tcW w:w="435" w:type="dxa"/>
             <w:vMerge w:val="restart"/>
             <w:tcBorders/>
           </w:tcPr>
@@ -12266,17 +11125,13 @@
                 <w:rFonts w:eastAsia="MS Gothic" w:cs="Calibri" w:ascii="MS Gothic" w:hAnsi="MS Gothic"/>
                 <w:b/>
                 <w:color w:val="2E75B5"/>
-                <w:kern w:val="0"/>
-                <w:sz w:val="22"/>
-                <w:szCs w:val="22"/>
-                <w:lang w:val="en-US" w:eastAsia="en-US" w:bidi="ar-SA"/>
-              </w:rPr>
-            </w:r>
-          </w:p>
-        </w:tc>
-        <w:tc>
-          <w:tcPr>
-            <w:tcW w:w="8914" w:type="dxa"/>
+              </w:rPr>
+            </w:r>
+          </w:p>
+        </w:tc>
+        <w:tc>
+          <w:tcPr>
+            <w:tcW w:w="8915" w:type="dxa"/>
             <w:gridSpan w:val="2"/>
             <w:tcBorders/>
           </w:tcPr>
@@ -12286,7 +11141,7 @@
               <w:widowControl/>
               <w:numPr>
                 <w:ilvl w:val="0"/>
-                <w:numId w:val="12"/>
+                <w:numId w:val="11"/>
               </w:numPr>
               <w:spacing w:lineRule="auto" w:line="240" w:before="0" w:after="0"/>
               <w:ind w:hanging="360" w:start="256"/>
@@ -12337,7 +11192,7 @@
         </w:trPr>
         <w:tc>
           <w:tcPr>
-            <w:tcW w:w="436" w:type="dxa"/>
+            <w:tcW w:w="435" w:type="dxa"/>
             <w:vMerge w:val="continue"/>
             <w:tcBorders/>
           </w:tcPr>
@@ -12357,7 +11212,7 @@
         </w:tc>
         <w:tc>
           <w:tcPr>
-            <w:tcW w:w="438" w:type="dxa"/>
+            <w:tcW w:w="439" w:type="dxa"/>
             <w:tcBorders/>
           </w:tcPr>
           <w:p>
@@ -12399,10 +11254,6 @@
             <w:r>
               <w:rPr>
                 <w:rFonts w:eastAsia="Times New Roman" w:cs="Calibri"/>
-                <w:kern w:val="0"/>
-                <w:sz w:val="22"/>
-                <w:szCs w:val="22"/>
-                <w:lang w:val="en-US" w:eastAsia="en-US" w:bidi="ar-SA"/>
               </w:rPr>
             </w:r>
           </w:p>
@@ -12418,7 +11269,7 @@
               <w:widowControl/>
               <w:numPr>
                 <w:ilvl w:val="0"/>
-                <w:numId w:val="13"/>
+                <w:numId w:val="12"/>
               </w:numPr>
               <w:spacing w:lineRule="auto" w:line="240" w:before="0" w:after="0"/>
               <w:ind w:hanging="360" w:start="263"/>
@@ -12447,7 +11298,7 @@
         </w:trPr>
         <w:tc>
           <w:tcPr>
-            <w:tcW w:w="436" w:type="dxa"/>
+            <w:tcW w:w="435" w:type="dxa"/>
             <w:tcBorders/>
           </w:tcPr>
           <w:p>
@@ -12467,17 +11318,13 @@
                 <w:rFonts w:eastAsia="MS Gothic" w:cs="Calibri" w:ascii="MS Gothic" w:hAnsi="MS Gothic"/>
                 <w:b/>
                 <w:color w:val="2E75B5"/>
-                <w:kern w:val="0"/>
-                <w:sz w:val="22"/>
-                <w:szCs w:val="22"/>
-                <w:lang w:val="en-US" w:eastAsia="en-US" w:bidi="ar-SA"/>
-              </w:rPr>
-            </w:r>
-          </w:p>
-        </w:tc>
-        <w:tc>
-          <w:tcPr>
-            <w:tcW w:w="438" w:type="dxa"/>
+              </w:rPr>
+            </w:r>
+          </w:p>
+        </w:tc>
+        <w:tc>
+          <w:tcPr>
+            <w:tcW w:w="439" w:type="dxa"/>
             <w:tcBorders/>
           </w:tcPr>
           <w:p>
@@ -12521,10 +11368,6 @@
                 <w:rFonts w:eastAsia="MS Gothic" w:cs="Calibri" w:ascii="MS Gothic" w:hAnsi="MS Gothic"/>
                 <w:b/>
                 <w:color w:val="2E75B5"/>
-                <w:kern w:val="0"/>
-                <w:sz w:val="22"/>
-                <w:szCs w:val="22"/>
-                <w:lang w:val="en-US" w:eastAsia="en-US" w:bidi="ar-SA"/>
               </w:rPr>
             </w:r>
           </w:p>
@@ -12540,7 +11383,7 @@
               <w:widowControl/>
               <w:numPr>
                 <w:ilvl w:val="0"/>
-                <w:numId w:val="13"/>
+                <w:numId w:val="12"/>
               </w:numPr>
               <w:spacing w:lineRule="auto" w:line="240" w:before="0" w:after="0"/>
               <w:ind w:hanging="270" w:start="178"/>
@@ -12569,7 +11412,7 @@
         </w:trPr>
         <w:tc>
           <w:tcPr>
-            <w:tcW w:w="436" w:type="dxa"/>
+            <w:tcW w:w="435" w:type="dxa"/>
             <w:tcBorders/>
           </w:tcPr>
           <w:p>
@@ -12589,17 +11432,13 @@
                 <w:rFonts w:eastAsia="MS Gothic" w:cs="Calibri" w:ascii="MS Gothic" w:hAnsi="MS Gothic"/>
                 <w:b/>
                 <w:color w:val="2E75B5"/>
-                <w:kern w:val="0"/>
-                <w:sz w:val="22"/>
-                <w:szCs w:val="22"/>
-                <w:lang w:val="en-US" w:eastAsia="en-US" w:bidi="ar-SA"/>
-              </w:rPr>
-            </w:r>
-          </w:p>
-        </w:tc>
-        <w:tc>
-          <w:tcPr>
-            <w:tcW w:w="438" w:type="dxa"/>
+              </w:rPr>
+            </w:r>
+          </w:p>
+        </w:tc>
+        <w:tc>
+          <w:tcPr>
+            <w:tcW w:w="439" w:type="dxa"/>
             <w:tcBorders/>
           </w:tcPr>
           <w:p>
@@ -12643,10 +11482,6 @@
                 <w:rFonts w:eastAsia="MS Gothic" w:cs="Calibri" w:ascii="MS Gothic" w:hAnsi="MS Gothic"/>
                 <w:b/>
                 <w:color w:val="2E75B5"/>
-                <w:kern w:val="0"/>
-                <w:sz w:val="22"/>
-                <w:szCs w:val="22"/>
-                <w:lang w:val="en-US" w:eastAsia="en-US" w:bidi="ar-SA"/>
               </w:rPr>
             </w:r>
           </w:p>
@@ -12662,7 +11497,7 @@
               <w:widowControl/>
               <w:numPr>
                 <w:ilvl w:val="0"/>
-                <w:numId w:val="13"/>
+                <w:numId w:val="12"/>
               </w:numPr>
               <w:spacing w:lineRule="auto" w:line="240" w:before="0" w:after="0"/>
               <w:ind w:hanging="270" w:start="178"/>
@@ -12691,7 +11526,7 @@
         </w:trPr>
         <w:tc>
           <w:tcPr>
-            <w:tcW w:w="436" w:type="dxa"/>
+            <w:tcW w:w="435" w:type="dxa"/>
             <w:tcBorders/>
           </w:tcPr>
           <w:p>
@@ -12711,17 +11546,13 @@
                 <w:rFonts w:eastAsia="MS Gothic" w:cs="Calibri" w:ascii="MS Gothic" w:hAnsi="MS Gothic"/>
                 <w:b/>
                 <w:color w:val="2E75B5"/>
-                <w:kern w:val="0"/>
-                <w:sz w:val="22"/>
-                <w:szCs w:val="22"/>
-                <w:lang w:val="en-US" w:eastAsia="en-US" w:bidi="ar-SA"/>
-              </w:rPr>
-            </w:r>
-          </w:p>
-        </w:tc>
-        <w:tc>
-          <w:tcPr>
-            <w:tcW w:w="438" w:type="dxa"/>
+              </w:rPr>
+            </w:r>
+          </w:p>
+        </w:tc>
+        <w:tc>
+          <w:tcPr>
+            <w:tcW w:w="439" w:type="dxa"/>
             <w:tcBorders/>
           </w:tcPr>
           <w:p>
@@ -12765,10 +11596,6 @@
                 <w:rFonts w:eastAsia="MS Gothic" w:cs="Calibri" w:ascii="MS Gothic" w:hAnsi="MS Gothic"/>
                 <w:b/>
                 <w:color w:val="2E75B5"/>
-                <w:kern w:val="0"/>
-                <w:sz w:val="22"/>
-                <w:szCs w:val="22"/>
-                <w:lang w:val="en-US" w:eastAsia="en-US" w:bidi="ar-SA"/>
               </w:rPr>
             </w:r>
           </w:p>
@@ -12784,7 +11611,7 @@
               <w:widowControl/>
               <w:numPr>
                 <w:ilvl w:val="0"/>
-                <w:numId w:val="13"/>
+                <w:numId w:val="12"/>
               </w:numPr>
               <w:spacing w:lineRule="auto" w:line="240" w:before="0" w:after="0"/>
               <w:ind w:hanging="270" w:start="178"/>
@@ -12818,10 +11645,6 @@
             <w:r>
               <w:rPr>
                 <w:rFonts w:eastAsia="Times New Roman" w:cs="Calibri"/>
-                <w:kern w:val="0"/>
-                <w:sz w:val="22"/>
-                <w:szCs w:val="22"/>
-                <w:lang w:val="en-US" w:eastAsia="en-US" w:bidi="ar-SA"/>
               </w:rPr>
             </w:r>
           </w:p>
@@ -12869,10 +11692,6 @@
                 <w:rFonts w:eastAsia="Times New Roman" w:cs="Calibri"/>
                 <w:b/>
                 <w:bCs/>
-                <w:kern w:val="0"/>
-                <w:sz w:val="22"/>
-                <w:szCs w:val="22"/>
-                <w:lang w:val="en-US" w:eastAsia="en-US" w:bidi="ar-SA"/>
               </w:rPr>
             </w:r>
           </w:p>
@@ -12884,7 +11703,7 @@
         </w:trPr>
         <w:tc>
           <w:tcPr>
-            <w:tcW w:w="436" w:type="dxa"/>
+            <w:tcW w:w="435" w:type="dxa"/>
             <w:tcBorders/>
           </w:tcPr>
           <w:p>
@@ -12904,17 +11723,13 @@
                 <w:rFonts w:eastAsia="MS Gothic" w:cs="Calibri" w:ascii="MS Gothic" w:hAnsi="MS Gothic"/>
                 <w:b/>
                 <w:color w:val="2E75B5"/>
-                <w:kern w:val="0"/>
-                <w:sz w:val="22"/>
-                <w:szCs w:val="22"/>
-                <w:lang w:val="en-US" w:eastAsia="en-US" w:bidi="ar-SA"/>
-              </w:rPr>
-            </w:r>
-          </w:p>
-        </w:tc>
-        <w:tc>
-          <w:tcPr>
-            <w:tcW w:w="438" w:type="dxa"/>
+              </w:rPr>
+            </w:r>
+          </w:p>
+        </w:tc>
+        <w:tc>
+          <w:tcPr>
+            <w:tcW w:w="439" w:type="dxa"/>
             <w:tcBorders/>
           </w:tcPr>
           <w:p>
@@ -12958,10 +11773,6 @@
                 <w:rFonts w:eastAsia="MS Gothic" w:cs="Calibri" w:ascii="MS Gothic" w:hAnsi="MS Gothic"/>
                 <w:b/>
                 <w:color w:val="2E75B5"/>
-                <w:kern w:val="0"/>
-                <w:sz w:val="22"/>
-                <w:szCs w:val="22"/>
-                <w:lang w:val="en-US" w:eastAsia="en-US" w:bidi="ar-SA"/>
               </w:rPr>
             </w:r>
           </w:p>
@@ -12977,7 +11788,7 @@
               <w:widowControl/>
               <w:numPr>
                 <w:ilvl w:val="0"/>
-                <w:numId w:val="13"/>
+                <w:numId w:val="12"/>
               </w:numPr>
               <w:spacing w:lineRule="auto" w:line="240" w:before="0" w:after="0"/>
               <w:ind w:hanging="270" w:start="178"/>
@@ -13007,7 +11818,6 @@
               <w:jc w:val="both"/>
               <w:rPr>
                 <w:rFonts w:ascii="Calibri" w:hAnsi="Calibri" w:eastAsia="Times New Roman" w:cs="Calibri"/>
-                <w:i/>
                 <w:i/>
                 <w:sz w:val="18"/>
                 <w:szCs w:val="18"/>
@@ -13039,10 +11849,6 @@
             <w:r>
               <w:rPr>
                 <w:rFonts w:eastAsia="Times New Roman" w:cs="Calibri"/>
-                <w:kern w:val="0"/>
-                <w:sz w:val="22"/>
-                <w:szCs w:val="22"/>
-                <w:lang w:val="en-US" w:eastAsia="en-US" w:bidi="ar-SA"/>
               </w:rPr>
             </w:r>
           </w:p>
@@ -13066,26 +11872,22 @@
                 <w:szCs w:val="22"/>
                 <w:lang w:val="en-US" w:eastAsia="en-US" w:bidi="ar-SA"/>
               </w:rPr>
-              <w:t>[[[THIS I am unsure of.]]]</w:t>
-            </w:r>
-          </w:p>
-          <w:p>
-            <w:pPr>
-              <w:pStyle w:val="Normal"/>
-              <w:widowControl/>
-              <w:spacing w:lineRule="auto" w:line="240" w:before="0" w:after="0"/>
-              <w:jc w:val="both"/>
-              <w:rPr>
-                <w:rFonts w:ascii="Calibri" w:hAnsi="Calibri" w:eastAsia="Times New Roman" w:cs="Calibri"/>
-              </w:rPr>
-            </w:pPr>
-            <w:r>
-              <w:rPr>
-                <w:rFonts w:eastAsia="Times New Roman" w:cs="Calibri"/>
-                <w:kern w:val="0"/>
-                <w:sz w:val="22"/>
-                <w:szCs w:val="22"/>
-                <w:lang w:val="en-US" w:eastAsia="en-US" w:bidi="ar-SA"/>
+              <w:t xml:space="preserve">The </w:t>
+            </w:r>
+          </w:p>
+          <w:p>
+            <w:pPr>
+              <w:pStyle w:val="Normal"/>
+              <w:widowControl/>
+              <w:spacing w:lineRule="auto" w:line="240" w:before="0" w:after="0"/>
+              <w:jc w:val="both"/>
+              <w:rPr>
+                <w:rFonts w:ascii="Calibri" w:hAnsi="Calibri" w:eastAsia="Times New Roman" w:cs="Calibri"/>
+              </w:rPr>
+            </w:pPr>
+            <w:r>
+              <w:rPr>
+                <w:rFonts w:eastAsia="Times New Roman" w:cs="Calibri"/>
               </w:rPr>
             </w:r>
           </w:p>
@@ -13097,7 +11899,7 @@
         </w:trPr>
         <w:tc>
           <w:tcPr>
-            <w:tcW w:w="436" w:type="dxa"/>
+            <w:tcW w:w="435" w:type="dxa"/>
             <w:vMerge w:val="restart"/>
             <w:tcBorders/>
           </w:tcPr>
@@ -13142,17 +11944,13 @@
                 <w:rFonts w:eastAsia="MS Gothic" w:cs="Calibri" w:ascii="MS Gothic" w:hAnsi="MS Gothic"/>
                 <w:b/>
                 <w:color w:val="2E75B5"/>
-                <w:kern w:val="0"/>
-                <w:sz w:val="22"/>
-                <w:szCs w:val="22"/>
-                <w:lang w:val="en-US" w:eastAsia="en-US" w:bidi="ar-SA"/>
-              </w:rPr>
-            </w:r>
-          </w:p>
-        </w:tc>
-        <w:tc>
-          <w:tcPr>
-            <w:tcW w:w="8914" w:type="dxa"/>
+              </w:rPr>
+            </w:r>
+          </w:p>
+        </w:tc>
+        <w:tc>
+          <w:tcPr>
+            <w:tcW w:w="8915" w:type="dxa"/>
             <w:gridSpan w:val="2"/>
             <w:tcBorders/>
           </w:tcPr>
@@ -13162,7 +11960,7 @@
               <w:widowControl/>
               <w:numPr>
                 <w:ilvl w:val="0"/>
-                <w:numId w:val="12"/>
+                <w:numId w:val="11"/>
               </w:numPr>
               <w:spacing w:lineRule="auto" w:line="240" w:before="0" w:after="0"/>
               <w:ind w:hanging="360" w:start="256"/>
@@ -13191,7 +11989,7 @@
         </w:trPr>
         <w:tc>
           <w:tcPr>
-            <w:tcW w:w="436" w:type="dxa"/>
+            <w:tcW w:w="435" w:type="dxa"/>
             <w:vMerge w:val="continue"/>
             <w:tcBorders/>
           </w:tcPr>
@@ -13211,7 +12009,7 @@
         </w:tc>
         <w:tc>
           <w:tcPr>
-            <w:tcW w:w="438" w:type="dxa"/>
+            <w:tcW w:w="439" w:type="dxa"/>
             <w:tcBorders/>
           </w:tcPr>
           <w:p>
@@ -13253,10 +12051,6 @@
             <w:r>
               <w:rPr>
                 <w:rFonts w:eastAsia="Times New Roman" w:cs="Calibri"/>
-                <w:kern w:val="0"/>
-                <w:sz w:val="22"/>
-                <w:szCs w:val="22"/>
-                <w:lang w:val="en-US" w:eastAsia="en-US" w:bidi="ar-SA"/>
               </w:rPr>
             </w:r>
           </w:p>
@@ -13272,7 +12066,7 @@
               <w:widowControl/>
               <w:numPr>
                 <w:ilvl w:val="0"/>
-                <w:numId w:val="14"/>
+                <w:numId w:val="13"/>
               </w:numPr>
               <w:spacing w:lineRule="auto" w:line="240" w:before="0" w:after="0"/>
               <w:ind w:hanging="270" w:start="173"/>
@@ -13307,10 +12101,6 @@
             <w:r>
               <w:rPr>
                 <w:rFonts w:eastAsia="Times New Roman" w:cs="Calibri"/>
-                <w:kern w:val="0"/>
-                <w:sz w:val="22"/>
-                <w:szCs w:val="22"/>
-                <w:lang w:val="en-US" w:eastAsia="en-US" w:bidi="ar-SA"/>
               </w:rPr>
             </w:r>
           </w:p>
@@ -13346,7 +12136,7 @@
         </w:trPr>
         <w:tc>
           <w:tcPr>
-            <w:tcW w:w="436" w:type="dxa"/>
+            <w:tcW w:w="435" w:type="dxa"/>
             <w:tcBorders/>
           </w:tcPr>
           <w:p>
@@ -13366,17 +12156,13 @@
                 <w:rFonts w:eastAsia="MS Gothic" w:cs="Calibri" w:ascii="MS Gothic" w:hAnsi="MS Gothic"/>
                 <w:b/>
                 <w:color w:val="2E75B5"/>
-                <w:kern w:val="0"/>
-                <w:sz w:val="22"/>
-                <w:szCs w:val="22"/>
-                <w:lang w:val="en-US" w:eastAsia="en-US" w:bidi="ar-SA"/>
-              </w:rPr>
-            </w:r>
-          </w:p>
-        </w:tc>
-        <w:tc>
-          <w:tcPr>
-            <w:tcW w:w="438" w:type="dxa"/>
+              </w:rPr>
+            </w:r>
+          </w:p>
+        </w:tc>
+        <w:tc>
+          <w:tcPr>
+            <w:tcW w:w="439" w:type="dxa"/>
             <w:tcBorders/>
           </w:tcPr>
           <w:p>
@@ -13420,10 +12206,6 @@
                 <w:rFonts w:eastAsia="MS Gothic" w:cs="Calibri" w:ascii="MS Gothic" w:hAnsi="MS Gothic"/>
                 <w:b/>
                 <w:color w:val="2E75B5"/>
-                <w:kern w:val="0"/>
-                <w:sz w:val="22"/>
-                <w:szCs w:val="22"/>
-                <w:lang w:val="en-US" w:eastAsia="en-US" w:bidi="ar-SA"/>
               </w:rPr>
             </w:r>
           </w:p>
@@ -13439,7 +12221,7 @@
               <w:widowControl/>
               <w:numPr>
                 <w:ilvl w:val="0"/>
-                <w:numId w:val="14"/>
+                <w:numId w:val="13"/>
               </w:numPr>
               <w:spacing w:lineRule="auto" w:line="240" w:before="0" w:after="0"/>
               <w:ind w:hanging="270" w:start="173"/>
@@ -13468,7 +12250,7 @@
         </w:trPr>
         <w:tc>
           <w:tcPr>
-            <w:tcW w:w="436" w:type="dxa"/>
+            <w:tcW w:w="435" w:type="dxa"/>
             <w:tcBorders/>
           </w:tcPr>
           <w:p>
@@ -13488,17 +12270,13 @@
                 <w:rFonts w:eastAsia="MS Gothic" w:cs="Calibri" w:ascii="MS Gothic" w:hAnsi="MS Gothic"/>
                 <w:b/>
                 <w:color w:val="2E75B5"/>
-                <w:kern w:val="0"/>
-                <w:sz w:val="22"/>
-                <w:szCs w:val="22"/>
-                <w:lang w:val="en-US" w:eastAsia="en-US" w:bidi="ar-SA"/>
-              </w:rPr>
-            </w:r>
-          </w:p>
-        </w:tc>
-        <w:tc>
-          <w:tcPr>
-            <w:tcW w:w="8914" w:type="dxa"/>
+              </w:rPr>
+            </w:r>
+          </w:p>
+        </w:tc>
+        <w:tc>
+          <w:tcPr>
+            <w:tcW w:w="8915" w:type="dxa"/>
             <w:gridSpan w:val="2"/>
             <w:tcBorders/>
           </w:tcPr>
@@ -13515,10 +12293,6 @@
             <w:r>
               <w:rPr>
                 <w:rFonts w:eastAsia="Times New Roman" w:cs="Calibri"/>
-                <w:kern w:val="0"/>
-                <w:sz w:val="22"/>
-                <w:szCs w:val="22"/>
-                <w:lang w:val="en-US" w:eastAsia="en-US" w:bidi="ar-SA"/>
               </w:rPr>
             </w:r>
           </w:p>
@@ -13542,7 +12316,7 @@
                 <w:szCs w:val="22"/>
                 <w:lang w:val="en-US" w:eastAsia="en-US" w:bidi="ar-SA"/>
               </w:rPr>
-              <w:t>[[[What evidence is necessary?]]]</w:t>
+              <w:t>Since the new program condenses three existing programs , and since those three programs were already sustainable.</w:t>
             </w:r>
           </w:p>
           <w:p>
@@ -13559,10 +12333,6 @@
             <w:r>
               <w:rPr>
                 <w:rFonts w:eastAsia="Times New Roman" w:cs="Calibri"/>
-                <w:kern w:val="0"/>
-                <w:sz w:val="22"/>
-                <w:szCs w:val="22"/>
-                <w:lang w:val="en-US" w:eastAsia="en-US" w:bidi="ar-SA"/>
               </w:rPr>
             </w:r>
           </w:p>
@@ -13572,7 +12342,7 @@
         <w:trPr/>
         <w:tc>
           <w:tcPr>
-            <w:tcW w:w="436" w:type="dxa"/>
+            <w:tcW w:w="435" w:type="dxa"/>
             <w:tcBorders/>
           </w:tcPr>
           <w:p>
@@ -13616,17 +12386,13 @@
                 <w:rFonts w:eastAsia="MS Gothic" w:cs="Calibri" w:ascii="MS Gothic" w:hAnsi="MS Gothic"/>
                 <w:b/>
                 <w:color w:val="2E75B5"/>
-                <w:kern w:val="0"/>
-                <w:sz w:val="22"/>
-                <w:szCs w:val="22"/>
-                <w:lang w:val="en-US" w:eastAsia="en-US" w:bidi="ar-SA"/>
-              </w:rPr>
-            </w:r>
-          </w:p>
-        </w:tc>
-        <w:tc>
-          <w:tcPr>
-            <w:tcW w:w="8914" w:type="dxa"/>
+              </w:rPr>
+            </w:r>
+          </w:p>
+        </w:tc>
+        <w:tc>
+          <w:tcPr>
+            <w:tcW w:w="8915" w:type="dxa"/>
             <w:gridSpan w:val="2"/>
             <w:tcBorders/>
           </w:tcPr>
@@ -13636,7 +12402,7 @@
               <w:widowControl/>
               <w:numPr>
                 <w:ilvl w:val="0"/>
-                <w:numId w:val="12"/>
+                <w:numId w:val="11"/>
               </w:numPr>
               <w:spacing w:lineRule="auto" w:line="240" w:before="0" w:after="0"/>
               <w:ind w:hanging="360" w:start="256"/>
@@ -13671,10 +12437,6 @@
             <w:r>
               <w:rPr>
                 <w:rFonts w:eastAsia="Times New Roman" w:cs="Calibri"/>
-                <w:kern w:val="0"/>
-                <w:sz w:val="22"/>
-                <w:szCs w:val="22"/>
-                <w:lang w:val="en-US" w:eastAsia="en-US" w:bidi="ar-SA"/>
               </w:rPr>
             </w:r>
           </w:p>
@@ -13714,10 +12476,6 @@
             <w:r>
               <w:rPr>
                 <w:rFonts w:eastAsia="Times New Roman" w:cs="Calibri"/>
-                <w:kern w:val="0"/>
-                <w:sz w:val="22"/>
-                <w:szCs w:val="22"/>
-                <w:lang w:val="en-US" w:eastAsia="en-US" w:bidi="ar-SA"/>
               </w:rPr>
             </w:r>
           </w:p>
@@ -13727,7 +12485,6 @@
     <w:p>
       <w:pPr>
         <w:pStyle w:val="Normal"/>
-        <w:pBdr/>
         <w:spacing w:lineRule="auto" w:line="240" w:before="0" w:after="0"/>
         <w:jc w:val="center"/>
         <w:rPr>
@@ -13753,7 +12510,6 @@
     <w:p>
       <w:pPr>
         <w:pStyle w:val="Normal"/>
-        <w:pBdr/>
         <w:spacing w:lineRule="auto" w:line="240" w:before="0" w:after="0"/>
         <w:jc w:val="center"/>
         <w:rPr>
@@ -13780,7 +12536,6 @@
     <w:p>
       <w:pPr>
         <w:pStyle w:val="Normal"/>
-        <w:pBdr/>
         <w:spacing w:lineRule="auto" w:line="240" w:before="0" w:after="0"/>
         <w:jc w:val="center"/>
         <w:rPr>
@@ -13806,7 +12561,6 @@
     <w:p>
       <w:pPr>
         <w:pStyle w:val="Normal"/>
-        <w:pBdr/>
         <w:spacing w:lineRule="auto" w:line="240" w:before="0" w:after="0"/>
         <w:rPr>
           <w:rFonts w:ascii="Calibri" w:hAnsi="Calibri" w:eastAsia="Times New Roman" w:cs="Calibri"/>
@@ -13909,7 +12663,6 @@
     <w:p>
       <w:pPr>
         <w:pStyle w:val="Normal"/>
-        <w:pBdr/>
         <w:spacing w:lineRule="auto" w:line="240" w:before="0" w:after="0"/>
         <w:rPr>
           <w:rFonts w:ascii="Calibri" w:hAnsi="Calibri" w:eastAsia="Times New Roman" w:cs="Calibri"/>
@@ -13930,7 +12683,6 @@
     <w:p>
       <w:pPr>
         <w:pStyle w:val="Normal"/>
-        <w:pBdr/>
         <w:spacing w:lineRule="auto" w:line="240" w:before="0" w:after="0"/>
         <w:rPr>
           <w:rFonts w:ascii="Calibri" w:hAnsi="Calibri" w:eastAsia="Times New Roman" w:cs="Calibri"/>
@@ -13948,7 +12700,6 @@
     <w:p>
       <w:pPr>
         <w:pStyle w:val="Normal"/>
-        <w:pBdr/>
         <w:spacing w:lineRule="auto" w:line="240" w:before="0" w:after="0"/>
         <w:rPr>
           <w:rFonts w:ascii="Calibri" w:hAnsi="Calibri" w:eastAsia="Times New Roman" w:cs="Calibri"/>
@@ -13959,8 +12710,9 @@
         <w:r>
           <w:rPr>
             <w:rStyle w:val="Style3"/>
-            <w:rFonts w:eastAsia="Times New Roman" w:cs="Calibri"/>
+            <w:rFonts w:ascii="Times New Roman" w:hAnsi="Times New Roman" w:eastAsia="Times New Roman" w:cs="Calibri"/>
             <w:color w:val="0563C1"/>
+            <w:sz w:val="24"/>
             <w:u w:val="single"/>
           </w:rPr>
           <w:t>https://njeeds.org/</w:t>
@@ -13970,7 +12722,6 @@
     <w:p>
       <w:pPr>
         <w:pStyle w:val="Normal"/>
-        <w:pBdr/>
         <w:spacing w:lineRule="auto" w:line="240" w:before="0" w:after="0"/>
         <w:rPr>
           <w:rFonts w:ascii="Calibri" w:hAnsi="Calibri" w:eastAsia="Times New Roman" w:cs="Calibri"/>
@@ -13987,7 +12738,6 @@
     <w:p>
       <w:pPr>
         <w:pStyle w:val="Normal"/>
-        <w:pBdr/>
         <w:spacing w:lineRule="auto" w:line="240" w:before="0" w:after="0"/>
         <w:rPr>
           <w:rFonts w:ascii="Calibri" w:hAnsi="Calibri" w:eastAsia="Times New Roman" w:cs="Calibri"/>
@@ -14005,8 +12755,9 @@
         <w:r>
           <w:rPr>
             <w:rStyle w:val="Style3"/>
-            <w:rFonts w:eastAsia="Times New Roman" w:cs="Calibri"/>
+            <w:rFonts w:ascii="Times New Roman" w:hAnsi="Times New Roman" w:eastAsia="Times New Roman" w:cs="Calibri"/>
             <w:color w:val="0563C1"/>
+            <w:sz w:val="24"/>
             <w:u w:val="single"/>
           </w:rPr>
           <w:t>https://www.state.nj.us/highereducation/stateplan.shtml</w:t>
@@ -14016,7 +12767,6 @@
     <w:p>
       <w:pPr>
         <w:pStyle w:val="Normal"/>
-        <w:pBdr/>
         <w:spacing w:lineRule="auto" w:line="240" w:before="0" w:after="0"/>
         <w:rPr>
           <w:rFonts w:ascii="Calibri" w:hAnsi="Calibri" w:eastAsia="Times New Roman" w:cs="Calibri"/>
@@ -14033,7 +12783,6 @@
     <w:p>
       <w:pPr>
         <w:pStyle w:val="Normal"/>
-        <w:pBdr/>
         <w:spacing w:lineRule="auto" w:line="240" w:before="0" w:after="0"/>
         <w:rPr>
           <w:rFonts w:ascii="Calibri" w:hAnsi="Calibri" w:eastAsia="Times New Roman" w:cs="Calibri"/>
@@ -14051,7 +12800,6 @@
     <w:p>
       <w:pPr>
         <w:pStyle w:val="Normal"/>
-        <w:pBdr/>
         <w:spacing w:lineRule="auto" w:line="240" w:before="0" w:after="0"/>
         <w:rPr>
           <w:rFonts w:ascii="Calibri" w:hAnsi="Calibri" w:eastAsia="Times New Roman" w:cs="Calibri"/>
@@ -14062,8 +12810,9 @@
         <w:r>
           <w:rPr>
             <w:rStyle w:val="Style3"/>
-            <w:rFonts w:eastAsia="Times New Roman" w:cs="Calibri"/>
+            <w:rFonts w:ascii="Times New Roman" w:hAnsi="Times New Roman" w:eastAsia="Times New Roman" w:cs="Calibri"/>
             <w:color w:val="0563C1"/>
+            <w:sz w:val="24"/>
             <w:u w:val="single"/>
           </w:rPr>
           <w:t>https://www.nj.gov/highereducation/Program_Inventory/</w:t>
@@ -14073,7 +12822,6 @@
     <w:p>
       <w:pPr>
         <w:pStyle w:val="Normal"/>
-        <w:pBdr/>
         <w:spacing w:lineRule="auto" w:line="240" w:before="0" w:after="0"/>
         <w:rPr>
           <w:rFonts w:ascii="Calibri" w:hAnsi="Calibri" w:eastAsia="Times New Roman" w:cs="Calibri"/>
@@ -14090,7 +12838,6 @@
     <w:p>
       <w:pPr>
         <w:pStyle w:val="Normal"/>
-        <w:pBdr/>
         <w:spacing w:lineRule="auto" w:line="240" w:before="0" w:after="0"/>
         <w:rPr>
           <w:rFonts w:ascii="Calibri" w:hAnsi="Calibri" w:eastAsia="Times New Roman" w:cs="Calibri"/>
@@ -14113,7 +12860,8 @@
         <w:sdtContent>
           <w:r>
             <w:rPr>
-              <w:rFonts w:cs="Calibri"/>
+              <w:rFonts w:eastAsia="Times New Roman" w:cs="Calibri"/>
+              <w:color w:val="000000"/>
             </w:rPr>
           </w:r>
           <w:r>
@@ -14121,9 +12869,6 @@
               <w:rFonts w:cs="Calibri"/>
             </w:rPr>
             <w:t xml:space="preserve">     </w:t>
-          </w:r>
-          <w:r>
-            <w:rPr/>
           </w:r>
         </w:sdtContent>
       </w:sdt>
@@ -14138,7 +12883,6 @@
     <w:p>
       <w:pPr>
         <w:pStyle w:val="Normal"/>
-        <w:pBdr/>
         <w:spacing w:lineRule="auto" w:line="240" w:before="0" w:after="0"/>
         <w:rPr>
           <w:rFonts w:ascii="Calibri" w:hAnsi="Calibri" w:eastAsia="Times New Roman" w:cs="Calibri"/>
@@ -14158,8 +12902,9 @@
         <w:r>
           <w:rPr>
             <w:rStyle w:val="Style3"/>
-            <w:rFonts w:eastAsia="Times New Roman" w:cs="Calibri"/>
+            <w:rFonts w:ascii="Times New Roman" w:hAnsi="Times New Roman" w:eastAsia="Times New Roman" w:cs="Calibri"/>
             <w:color w:val="1155CC"/>
+            <w:sz w:val="24"/>
             <w:u w:val="single"/>
           </w:rPr>
           <w:t>https://www.nj.gov/labor/labormarketinformation/</w:t>
@@ -14169,7 +12914,6 @@
     <w:p>
       <w:pPr>
         <w:pStyle w:val="Normal"/>
-        <w:pBdr/>
         <w:spacing w:lineRule="auto" w:line="240" w:before="0" w:after="0"/>
         <w:rPr>
           <w:rFonts w:ascii="Calibri" w:hAnsi="Calibri" w:eastAsia="Times New Roman" w:cs="Calibri"/>
@@ -14188,7 +12932,6 @@
     <w:p>
       <w:pPr>
         <w:pStyle w:val="Normal"/>
-        <w:pBdr/>
         <w:spacing w:lineRule="auto" w:line="240" w:before="0" w:after="0"/>
         <w:rPr>
           <w:rFonts w:ascii="Calibri" w:hAnsi="Calibri" w:eastAsia="Times New Roman" w:cs="Calibri"/>
@@ -14209,7 +12952,6 @@
     <w:p>
       <w:pPr>
         <w:pStyle w:val="Normal"/>
-        <w:pBdr/>
         <w:spacing w:lineRule="auto" w:line="240" w:before="0" w:after="0"/>
         <w:rPr>
           <w:rFonts w:ascii="Calibri" w:hAnsi="Calibri" w:eastAsia="Times New Roman" w:cs="Calibri"/>
@@ -14228,7 +12970,6 @@
     <w:p>
       <w:pPr>
         <w:pStyle w:val="Normal"/>
-        <w:pBdr/>
         <w:spacing w:lineRule="auto" w:line="240" w:before="0" w:after="0"/>
         <w:rPr>
           <w:rFonts w:ascii="Calibri" w:hAnsi="Calibri" w:eastAsia="Times New Roman" w:cs="Calibri"/>
@@ -14246,7 +12987,6 @@
     <w:p>
       <w:pPr>
         <w:pStyle w:val="Normal"/>
-        <w:pBdr/>
         <w:spacing w:lineRule="auto" w:line="240" w:before="0" w:after="0"/>
         <w:rPr>
           <w:rFonts w:ascii="Calibri" w:hAnsi="Calibri" w:eastAsia="Times New Roman" w:cs="Calibri"/>
@@ -14257,8 +12997,9 @@
         <w:r>
           <w:rPr>
             <w:rStyle w:val="Style3"/>
-            <w:rFonts w:eastAsia="Times New Roman" w:cs="Calibri"/>
+            <w:rFonts w:ascii="Times New Roman" w:hAnsi="Times New Roman" w:eastAsia="Times New Roman" w:cs="Calibri"/>
             <w:color w:val="0563C1"/>
+            <w:sz w:val="24"/>
             <w:u w:val="single"/>
           </w:rPr>
           <w:t>https://www.bls.gov/soc/</w:t>
@@ -14268,7 +13009,6 @@
     <w:p>
       <w:pPr>
         <w:pStyle w:val="Normal"/>
-        <w:pBdr/>
         <w:spacing w:lineRule="auto" w:line="240" w:before="0" w:after="0"/>
         <w:rPr>
           <w:rFonts w:ascii="Calibri" w:hAnsi="Calibri" w:eastAsia="Times New Roman" w:cs="Calibri"/>
@@ -14285,7 +13025,6 @@
     <w:p>
       <w:pPr>
         <w:pStyle w:val="Normal"/>
-        <w:pBdr/>
         <w:spacing w:lineRule="auto" w:line="240" w:before="0" w:after="0"/>
         <w:rPr>
           <w:rFonts w:ascii="Calibri" w:hAnsi="Calibri" w:eastAsia="Times New Roman" w:cs="Calibri"/>
@@ -14303,7 +13042,6 @@
     <w:p>
       <w:pPr>
         <w:pStyle w:val="Normal"/>
-        <w:pBdr/>
         <w:spacing w:lineRule="auto" w:line="240" w:before="0" w:after="0"/>
         <w:rPr>
           <w:rFonts w:ascii="Calibri" w:hAnsi="Calibri" w:eastAsia="Times New Roman" w:cs="Calibri"/>
@@ -14314,8 +13052,9 @@
         <w:r>
           <w:rPr>
             <w:rStyle w:val="Style3"/>
-            <w:rFonts w:eastAsia="Times New Roman" w:cs="Calibri"/>
+            <w:rFonts w:ascii="Times New Roman" w:hAnsi="Times New Roman" w:eastAsia="Times New Roman" w:cs="Calibri"/>
             <w:color w:val="0563C1"/>
+            <w:sz w:val="24"/>
             <w:u w:val="single"/>
           </w:rPr>
           <w:t>https://www.ed.gov/accreditation</w:t>
@@ -14325,7 +13064,6 @@
     <w:p>
       <w:pPr>
         <w:pStyle w:val="Normal"/>
-        <w:pBdr/>
         <w:spacing w:lineRule="auto" w:line="240" w:before="0" w:after="0"/>
         <w:rPr>
           <w:rFonts w:ascii="Calibri" w:hAnsi="Calibri" w:eastAsia="Times New Roman" w:cs="Calibri"/>
@@ -14336,8 +13074,9 @@
         <w:r>
           <w:rPr>
             <w:rStyle w:val="Style3"/>
-            <w:rFonts w:eastAsia="Times New Roman" w:cs="Calibri"/>
+            <w:rFonts w:ascii="Times New Roman" w:hAnsi="Times New Roman" w:eastAsia="Times New Roman" w:cs="Calibri"/>
             <w:color w:val="0563C1"/>
+            <w:sz w:val="24"/>
             <w:u w:val="single"/>
           </w:rPr>
           <w:t>https://www2.ed.gov/admins/finaid/accred/accreditation_pg6.html</w:t>
@@ -14347,7 +13086,6 @@
     <w:p>
       <w:pPr>
         <w:pStyle w:val="Normal"/>
-        <w:pBdr/>
         <w:spacing w:lineRule="auto" w:line="240" w:before="0" w:after="0"/>
         <w:rPr>
           <w:rFonts w:ascii="Calibri" w:hAnsi="Calibri" w:eastAsia="Times New Roman" w:cs="Calibri"/>
@@ -14364,7 +13102,6 @@
     <w:p>
       <w:pPr>
         <w:pStyle w:val="Normal"/>
-        <w:pBdr/>
         <w:spacing w:lineRule="auto" w:line="240" w:before="0" w:after="0"/>
         <w:rPr>
           <w:rFonts w:ascii="Calibri" w:hAnsi="Calibri" w:eastAsia="Times New Roman" w:cs="Calibri"/>
@@ -14382,7 +13119,6 @@
     <w:p>
       <w:pPr>
         <w:pStyle w:val="Normal"/>
-        <w:pBdr/>
         <w:spacing w:lineRule="auto" w:line="240" w:before="0" w:after="0"/>
         <w:rPr>
           <w:rFonts w:ascii="Calibri" w:hAnsi="Calibri" w:eastAsia="Times New Roman" w:cs="Calibri"/>
@@ -14393,8 +13129,9 @@
         <w:r>
           <w:rPr>
             <w:rStyle w:val="Style3"/>
-            <w:rFonts w:eastAsia="Times New Roman" w:cs="Calibri"/>
+            <w:rFonts w:ascii="Times New Roman" w:hAnsi="Times New Roman" w:eastAsia="Times New Roman" w:cs="Calibri"/>
             <w:color w:val="0563C1"/>
+            <w:sz w:val="24"/>
             <w:u w:val="single"/>
           </w:rPr>
           <w:t>https://nces.ed.gov/ipeds/cipcode</w:t>
@@ -14404,7 +13141,6 @@
     <w:p>
       <w:pPr>
         <w:pStyle w:val="Normal"/>
-        <w:pBdr/>
         <w:spacing w:lineRule="auto" w:line="240" w:before="0" w:after="0"/>
         <w:rPr>
           <w:rFonts w:ascii="Calibri" w:hAnsi="Calibri" w:eastAsia="Times New Roman" w:cs="Calibri"/>
@@ -14425,7 +13161,6 @@
     <w:p>
       <w:pPr>
         <w:pStyle w:val="Normal"/>
-        <w:pBdr/>
         <w:spacing w:lineRule="auto" w:line="240" w:before="0" w:after="0"/>
         <w:rPr>
           <w:rFonts w:ascii="Calibri" w:hAnsi="Calibri" w:eastAsia="Times New Roman" w:cs="Calibri"/>
@@ -14446,8 +13181,12 @@
       </w:r>
     </w:p>
     <w:sectPr>
-      <w:headerReference w:type="default" r:id="rId14"/>
-      <w:footerReference w:type="default" r:id="rId15"/>
+      <w:headerReference w:type="even" r:id="rId14"/>
+      <w:headerReference w:type="default" r:id="rId15"/>
+      <w:headerReference w:type="first" r:id="rId16"/>
+      <w:footerReference w:type="even" r:id="rId17"/>
+      <w:footerReference w:type="default" r:id="rId18"/>
+      <w:footerReference w:type="first" r:id="rId19"/>
       <w:type w:val="nextPage"/>
       <w:pgSz w:w="12240" w:h="15840"/>
       <w:pgMar w:left="1440" w:right="1440" w:gutter="0" w:header="720" w:top="1440" w:footer="720" w:bottom="1440"/>
@@ -14464,8 +13203,21 @@
 <w:ftr xmlns:o="urn:schemas-microsoft-com:office:office" xmlns:r="http://schemas.openxmlformats.org/officeDocument/2006/relationships" xmlns:v="urn:schemas-microsoft-com:vml" xmlns:w="http://schemas.openxmlformats.org/wordprocessingml/2006/main" xmlns:w10="urn:schemas-microsoft-com:office:word" xmlns:wp="http://schemas.openxmlformats.org/drawingml/2006/wordprocessingDrawing" xmlns:pic="http://schemas.openxmlformats.org/drawingml/2006/picture" xmlns:wps="http://schemas.microsoft.com/office/word/2010/wordprocessingShape" xmlns:wpg="http://schemas.microsoft.com/office/word/2010/wordprocessingGroup" xmlns:mc="http://schemas.openxmlformats.org/markup-compatibility/2006" xmlns:wp14="http://schemas.microsoft.com/office/word/2010/wordprocessingDrawing" xmlns:w14="http://schemas.microsoft.com/office/word/2010/wordml" xmlns:w15="http://schemas.microsoft.com/office/word/2012/wordml" mc:Ignorable="w14 wp14 w15">
   <w:p>
     <w:pPr>
+      <w:pStyle w:val="Footer"/>
+      <w:rPr/>
+    </w:pPr>
+    <w:r>
+      <w:rPr/>
+    </w:r>
+  </w:p>
+</w:ftr>
+</file>
+
+<file path=word/footer2.xml><?xml version="1.0" encoding="utf-8"?>
+<w:ftr xmlns:o="urn:schemas-microsoft-com:office:office" xmlns:r="http://schemas.openxmlformats.org/officeDocument/2006/relationships" xmlns:v="urn:schemas-microsoft-com:vml" xmlns:w="http://schemas.openxmlformats.org/wordprocessingml/2006/main" xmlns:w10="urn:schemas-microsoft-com:office:word" xmlns:wp="http://schemas.openxmlformats.org/drawingml/2006/wordprocessingDrawing" xmlns:pic="http://schemas.openxmlformats.org/drawingml/2006/picture" xmlns:wps="http://schemas.microsoft.com/office/word/2010/wordprocessingShape" xmlns:wpg="http://schemas.microsoft.com/office/word/2010/wordprocessingGroup" xmlns:mc="http://schemas.openxmlformats.org/markup-compatibility/2006" xmlns:wp14="http://schemas.microsoft.com/office/word/2010/wordprocessingDrawing" xmlns:w14="http://schemas.microsoft.com/office/word/2010/wordml" xmlns:w15="http://schemas.microsoft.com/office/word/2012/wordml" mc:Ignorable="w14 wp14 w15">
+  <w:p>
+    <w:pPr>
       <w:pStyle w:val="Normal"/>
-      <w:pBdr/>
       <w:tabs>
         <w:tab w:val="clear" w:pos="720"/>
         <w:tab w:val="center" w:pos="4680" w:leader="none"/>
@@ -14503,37 +13255,37 @@
     </w:r>
     <w:r>
       <w:rPr>
+        <w:rFonts w:eastAsia="Times New Roman" w:cs="Calibri"/>
+        <w:color w:val="000000"/>
         <w:sz w:val="16"/>
         <w:szCs w:val="16"/>
-        <w:rFonts w:eastAsia="Times New Roman" w:cs="Calibri"/>
-        <w:color w:val="000000"/>
       </w:rPr>
       <w:instrText xml:space="preserve"> PAGE </w:instrText>
     </w:r>
     <w:r>
       <w:rPr>
+        <w:rFonts w:eastAsia="Times New Roman" w:cs="Calibri"/>
+        <w:color w:val="000000"/>
         <w:sz w:val="16"/>
         <w:szCs w:val="16"/>
-        <w:rFonts w:eastAsia="Times New Roman" w:cs="Calibri"/>
-        <w:color w:val="000000"/>
       </w:rPr>
       <w:fldChar w:fldCharType="separate"/>
     </w:r>
     <w:r>
       <w:rPr>
+        <w:rFonts w:eastAsia="Times New Roman" w:cs="Calibri"/>
+        <w:color w:val="000000"/>
         <w:sz w:val="16"/>
         <w:szCs w:val="16"/>
-        <w:rFonts w:eastAsia="Times New Roman" w:cs="Calibri"/>
-        <w:color w:val="000000"/>
       </w:rPr>
       <w:t>12</w:t>
     </w:r>
     <w:r>
       <w:rPr>
+        <w:rFonts w:eastAsia="Times New Roman" w:cs="Calibri"/>
+        <w:color w:val="000000"/>
         <w:sz w:val="16"/>
         <w:szCs w:val="16"/>
-        <w:rFonts w:eastAsia="Times New Roman" w:cs="Calibri"/>
-        <w:color w:val="000000"/>
       </w:rPr>
       <w:fldChar w:fldCharType="end"/>
     </w:r>
@@ -14557,37 +13309,37 @@
     </w:r>
     <w:r>
       <w:rPr>
+        <w:rFonts w:eastAsia="Times New Roman" w:cs="Calibri"/>
+        <w:color w:val="000000"/>
         <w:sz w:val="16"/>
         <w:szCs w:val="16"/>
-        <w:rFonts w:eastAsia="Times New Roman" w:cs="Calibri"/>
-        <w:color w:val="000000"/>
       </w:rPr>
       <w:instrText xml:space="preserve"> NUMPAGES </w:instrText>
     </w:r>
     <w:r>
       <w:rPr>
+        <w:rFonts w:eastAsia="Times New Roman" w:cs="Calibri"/>
+        <w:color w:val="000000"/>
         <w:sz w:val="16"/>
         <w:szCs w:val="16"/>
-        <w:rFonts w:eastAsia="Times New Roman" w:cs="Calibri"/>
-        <w:color w:val="000000"/>
       </w:rPr>
       <w:fldChar w:fldCharType="separate"/>
     </w:r>
     <w:r>
       <w:rPr>
+        <w:rFonts w:eastAsia="Times New Roman" w:cs="Calibri"/>
+        <w:color w:val="000000"/>
         <w:sz w:val="16"/>
         <w:szCs w:val="16"/>
-        <w:rFonts w:eastAsia="Times New Roman" w:cs="Calibri"/>
-        <w:color w:val="000000"/>
       </w:rPr>
       <w:t>12</w:t>
     </w:r>
     <w:r>
       <w:rPr>
+        <w:rFonts w:eastAsia="Times New Roman" w:cs="Calibri"/>
+        <w:color w:val="000000"/>
         <w:sz w:val="16"/>
         <w:szCs w:val="16"/>
-        <w:rFonts w:eastAsia="Times New Roman" w:cs="Calibri"/>
-        <w:color w:val="000000"/>
       </w:rPr>
       <w:fldChar w:fldCharType="end"/>
     </w:r>
@@ -14595,7 +13347,160 @@
   <w:p>
     <w:pPr>
       <w:pStyle w:val="Normal"/>
-      <w:pBdr/>
+      <w:tabs>
+        <w:tab w:val="clear" w:pos="720"/>
+        <w:tab w:val="center" w:pos="4680" w:leader="none"/>
+        <w:tab w:val="right" w:pos="9360" w:leader="none"/>
+      </w:tabs>
+      <w:spacing w:lineRule="auto" w:line="240" w:before="0" w:after="0"/>
+      <w:jc w:val="center"/>
+      <w:rPr>
+        <w:color w:val="000000"/>
+      </w:rPr>
+    </w:pPr>
+    <w:r>
+      <w:rPr>
+        <w:color w:val="000000"/>
+      </w:rPr>
+    </w:r>
+  </w:p>
+</w:ftr>
+</file>
+
+<file path=word/footer3.xml><?xml version="1.0" encoding="utf-8"?>
+<w:ftr xmlns:o="urn:schemas-microsoft-com:office:office" xmlns:r="http://schemas.openxmlformats.org/officeDocument/2006/relationships" xmlns:v="urn:schemas-microsoft-com:vml" xmlns:w="http://schemas.openxmlformats.org/wordprocessingml/2006/main" xmlns:w10="urn:schemas-microsoft-com:office:word" xmlns:wp="http://schemas.openxmlformats.org/drawingml/2006/wordprocessingDrawing" xmlns:pic="http://schemas.openxmlformats.org/drawingml/2006/picture" xmlns:wps="http://schemas.microsoft.com/office/word/2010/wordprocessingShape" xmlns:wpg="http://schemas.microsoft.com/office/word/2010/wordprocessingGroup" xmlns:mc="http://schemas.openxmlformats.org/markup-compatibility/2006" xmlns:wp14="http://schemas.microsoft.com/office/word/2010/wordprocessingDrawing" xmlns:w14="http://schemas.microsoft.com/office/word/2010/wordml" xmlns:w15="http://schemas.microsoft.com/office/word/2012/wordml" mc:Ignorable="w14 wp14 w15">
+  <w:p>
+    <w:pPr>
+      <w:pStyle w:val="Normal"/>
+      <w:tabs>
+        <w:tab w:val="clear" w:pos="720"/>
+        <w:tab w:val="center" w:pos="4680" w:leader="none"/>
+        <w:tab w:val="left" w:pos="8626" w:leader="none"/>
+        <w:tab w:val="right" w:pos="9360" w:leader="none"/>
+      </w:tabs>
+      <w:spacing w:lineRule="auto" w:line="240" w:before="0" w:after="0"/>
+      <w:jc w:val="center"/>
+      <w:rPr>
+        <w:rFonts w:ascii="Calibri" w:hAnsi="Calibri" w:eastAsia="Times New Roman" w:cs="Calibri"/>
+        <w:color w:val="000000"/>
+        <w:sz w:val="16"/>
+        <w:szCs w:val="16"/>
+      </w:rPr>
+    </w:pPr>
+    <w:r>
+      <w:rPr>
+        <w:rFonts w:eastAsia="Times New Roman" w:cs="Calibri"/>
+        <w:color w:val="000000"/>
+        <w:sz w:val="16"/>
+        <w:szCs w:val="16"/>
+      </w:rPr>
+      <w:t>Updated January 8, 2024:  Standards for New Academic Degree Programs</w:t>
+      <w:tab/>
+      <w:t xml:space="preserve">Page </w:t>
+    </w:r>
+    <w:r>
+      <w:rPr>
+        <w:rFonts w:eastAsia="Times New Roman" w:cs="Calibri"/>
+        <w:color w:val="000000"/>
+        <w:sz w:val="16"/>
+        <w:szCs w:val="16"/>
+      </w:rPr>
+      <w:fldChar w:fldCharType="begin"/>
+    </w:r>
+    <w:r>
+      <w:rPr>
+        <w:rFonts w:eastAsia="Times New Roman" w:cs="Calibri"/>
+        <w:color w:val="000000"/>
+        <w:sz w:val="16"/>
+        <w:szCs w:val="16"/>
+      </w:rPr>
+      <w:instrText xml:space="preserve"> PAGE </w:instrText>
+    </w:r>
+    <w:r>
+      <w:rPr>
+        <w:rFonts w:eastAsia="Times New Roman" w:cs="Calibri"/>
+        <w:color w:val="000000"/>
+        <w:sz w:val="16"/>
+        <w:szCs w:val="16"/>
+      </w:rPr>
+      <w:fldChar w:fldCharType="separate"/>
+    </w:r>
+    <w:r>
+      <w:rPr>
+        <w:rFonts w:eastAsia="Times New Roman" w:cs="Calibri"/>
+        <w:color w:val="000000"/>
+        <w:sz w:val="16"/>
+        <w:szCs w:val="16"/>
+      </w:rPr>
+      <w:t>12</w:t>
+    </w:r>
+    <w:r>
+      <w:rPr>
+        <w:rFonts w:eastAsia="Times New Roman" w:cs="Calibri"/>
+        <w:color w:val="000000"/>
+        <w:sz w:val="16"/>
+        <w:szCs w:val="16"/>
+      </w:rPr>
+      <w:fldChar w:fldCharType="end"/>
+    </w:r>
+    <w:r>
+      <w:rPr>
+        <w:rFonts w:eastAsia="Times New Roman" w:cs="Calibri"/>
+        <w:color w:val="000000"/>
+        <w:sz w:val="16"/>
+        <w:szCs w:val="16"/>
+      </w:rPr>
+      <w:t xml:space="preserve"> of </w:t>
+    </w:r>
+    <w:r>
+      <w:rPr>
+        <w:rFonts w:eastAsia="Times New Roman" w:cs="Calibri"/>
+        <w:color w:val="000000"/>
+        <w:sz w:val="16"/>
+        <w:szCs w:val="16"/>
+      </w:rPr>
+      <w:fldChar w:fldCharType="begin"/>
+    </w:r>
+    <w:r>
+      <w:rPr>
+        <w:rFonts w:eastAsia="Times New Roman" w:cs="Calibri"/>
+        <w:color w:val="000000"/>
+        <w:sz w:val="16"/>
+        <w:szCs w:val="16"/>
+      </w:rPr>
+      <w:instrText xml:space="preserve"> NUMPAGES </w:instrText>
+    </w:r>
+    <w:r>
+      <w:rPr>
+        <w:rFonts w:eastAsia="Times New Roman" w:cs="Calibri"/>
+        <w:color w:val="000000"/>
+        <w:sz w:val="16"/>
+        <w:szCs w:val="16"/>
+      </w:rPr>
+      <w:fldChar w:fldCharType="separate"/>
+    </w:r>
+    <w:r>
+      <w:rPr>
+        <w:rFonts w:eastAsia="Times New Roman" w:cs="Calibri"/>
+        <w:color w:val="000000"/>
+        <w:sz w:val="16"/>
+        <w:szCs w:val="16"/>
+      </w:rPr>
+      <w:t>12</w:t>
+    </w:r>
+    <w:r>
+      <w:rPr>
+        <w:rFonts w:eastAsia="Times New Roman" w:cs="Calibri"/>
+        <w:color w:val="000000"/>
+        <w:sz w:val="16"/>
+        <w:szCs w:val="16"/>
+      </w:rPr>
+      <w:fldChar w:fldCharType="end"/>
+    </w:r>
+  </w:p>
+  <w:p>
+    <w:pPr>
+      <w:pStyle w:val="Normal"/>
       <w:tabs>
         <w:tab w:val="clear" w:pos="720"/>
         <w:tab w:val="center" w:pos="4680" w:leader="none"/>
@@ -14620,8 +13525,46 @@
 <w:hdr xmlns:o="urn:schemas-microsoft-com:office:office" xmlns:r="http://schemas.openxmlformats.org/officeDocument/2006/relationships" xmlns:v="urn:schemas-microsoft-com:vml" xmlns:w="http://schemas.openxmlformats.org/wordprocessingml/2006/main" xmlns:w10="urn:schemas-microsoft-com:office:word" xmlns:wp="http://schemas.openxmlformats.org/drawingml/2006/wordprocessingDrawing" xmlns:pic="http://schemas.openxmlformats.org/drawingml/2006/picture" xmlns:wps="http://schemas.microsoft.com/office/word/2010/wordprocessingShape" xmlns:wpg="http://schemas.microsoft.com/office/word/2010/wordprocessingGroup" xmlns:mc="http://schemas.openxmlformats.org/markup-compatibility/2006" xmlns:wp14="http://schemas.microsoft.com/office/word/2010/wordprocessingDrawing" xmlns:w14="http://schemas.microsoft.com/office/word/2010/wordml" xmlns:w15="http://schemas.microsoft.com/office/word/2012/wordml" mc:Ignorable="w14 wp14 w15">
   <w:p>
     <w:pPr>
+      <w:pStyle w:val="Header"/>
+      <w:rPr/>
+    </w:pPr>
+    <w:r>
+      <w:rPr/>
+    </w:r>
+  </w:p>
+</w:hdr>
+</file>
+
+<file path=word/header2.xml><?xml version="1.0" encoding="utf-8"?>
+<w:hdr xmlns:o="urn:schemas-microsoft-com:office:office" xmlns:r="http://schemas.openxmlformats.org/officeDocument/2006/relationships" xmlns:v="urn:schemas-microsoft-com:vml" xmlns:w="http://schemas.openxmlformats.org/wordprocessingml/2006/main" xmlns:w10="urn:schemas-microsoft-com:office:word" xmlns:wp="http://schemas.openxmlformats.org/drawingml/2006/wordprocessingDrawing" xmlns:pic="http://schemas.openxmlformats.org/drawingml/2006/picture" xmlns:wps="http://schemas.microsoft.com/office/word/2010/wordprocessingShape" xmlns:wpg="http://schemas.microsoft.com/office/word/2010/wordprocessingGroup" xmlns:mc="http://schemas.openxmlformats.org/markup-compatibility/2006" xmlns:wp14="http://schemas.microsoft.com/office/word/2010/wordprocessingDrawing" xmlns:w14="http://schemas.microsoft.com/office/word/2010/wordml" xmlns:w15="http://schemas.microsoft.com/office/word/2012/wordml" mc:Ignorable="w14 wp14 w15">
+  <w:p>
+    <w:pPr>
       <w:pStyle w:val="Normal"/>
-      <w:pBdr/>
+      <w:tabs>
+        <w:tab w:val="clear" w:pos="720"/>
+        <w:tab w:val="center" w:pos="4680" w:leader="none"/>
+        <w:tab w:val="right" w:pos="9360" w:leader="none"/>
+      </w:tabs>
+      <w:spacing w:lineRule="auto" w:line="240" w:before="0" w:after="0"/>
+      <w:jc w:val="center"/>
+      <w:rPr>
+        <w:color w:val="000000"/>
+      </w:rPr>
+    </w:pPr>
+    <w:r>
+      <w:rPr>
+        <w:color w:val="000000"/>
+      </w:rPr>
+    </w:r>
+  </w:p>
+</w:hdr>
+</file>
+
+<file path=word/header3.xml><?xml version="1.0" encoding="utf-8"?>
+<w:hdr xmlns:o="urn:schemas-microsoft-com:office:office" xmlns:r="http://schemas.openxmlformats.org/officeDocument/2006/relationships" xmlns:v="urn:schemas-microsoft-com:vml" xmlns:w="http://schemas.openxmlformats.org/wordprocessingml/2006/main" xmlns:w10="urn:schemas-microsoft-com:office:word" xmlns:wp="http://schemas.openxmlformats.org/drawingml/2006/wordprocessingDrawing" xmlns:pic="http://schemas.openxmlformats.org/drawingml/2006/picture" xmlns:wps="http://schemas.microsoft.com/office/word/2010/wordprocessingShape" xmlns:wpg="http://schemas.microsoft.com/office/word/2010/wordprocessingGroup" xmlns:mc="http://schemas.openxmlformats.org/markup-compatibility/2006" xmlns:wp14="http://schemas.microsoft.com/office/word/2010/wordprocessingDrawing" xmlns:w14="http://schemas.microsoft.com/office/word/2010/wordml" xmlns:w15="http://schemas.microsoft.com/office/word/2012/wordml" mc:Ignorable="w14 wp14 w15">
+  <w:p>
+    <w:pPr>
+      <w:pStyle w:val="Normal"/>
       <w:tabs>
         <w:tab w:val="clear" w:pos="720"/>
         <w:tab w:val="center" w:pos="4680" w:leader="none"/>
@@ -14647,125 +13590,6 @@
   <w:abstractNum w:abstractNumId="1">
     <w:lvl w:ilvl="0">
       <w:start w:val="1"/>
-      <w:numFmt w:val="none"/>
-      <w:suff w:val="nothing"/>
-      <w:lvlText w:val="%1"/>
-      <w:lvlJc w:val="start"/>
-      <w:pPr>
-        <w:tabs>
-          <w:tab w:val="num" w:pos="0"/>
-        </w:tabs>
-        <w:ind w:start="0" w:hanging="0"/>
-      </w:pPr>
-    </w:lvl>
-    <w:lvl w:ilvl="1">
-      <w:start w:val="1"/>
-      <w:numFmt w:val="none"/>
-      <w:suff w:val="nothing"/>
-      <w:lvlText w:val="%2"/>
-      <w:lvlJc w:val="start"/>
-      <w:pPr>
-        <w:tabs>
-          <w:tab w:val="num" w:pos="0"/>
-        </w:tabs>
-        <w:ind w:start="0" w:hanging="0"/>
-      </w:pPr>
-    </w:lvl>
-    <w:lvl w:ilvl="2">
-      <w:start w:val="1"/>
-      <w:numFmt w:val="none"/>
-      <w:suff w:val="nothing"/>
-      <w:lvlText w:val="%3"/>
-      <w:lvlJc w:val="start"/>
-      <w:pPr>
-        <w:tabs>
-          <w:tab w:val="num" w:pos="0"/>
-        </w:tabs>
-        <w:ind w:start="0" w:hanging="0"/>
-      </w:pPr>
-    </w:lvl>
-    <w:lvl w:ilvl="3">
-      <w:start w:val="1"/>
-      <w:numFmt w:val="none"/>
-      <w:suff w:val="nothing"/>
-      <w:lvlText w:val="%4"/>
-      <w:lvlJc w:val="start"/>
-      <w:pPr>
-        <w:tabs>
-          <w:tab w:val="num" w:pos="0"/>
-        </w:tabs>
-        <w:ind w:start="0" w:hanging="0"/>
-      </w:pPr>
-    </w:lvl>
-    <w:lvl w:ilvl="4">
-      <w:start w:val="1"/>
-      <w:numFmt w:val="none"/>
-      <w:suff w:val="nothing"/>
-      <w:lvlText w:val="%5"/>
-      <w:lvlJc w:val="start"/>
-      <w:pPr>
-        <w:tabs>
-          <w:tab w:val="num" w:pos="0"/>
-        </w:tabs>
-        <w:ind w:start="0" w:hanging="0"/>
-      </w:pPr>
-    </w:lvl>
-    <w:lvl w:ilvl="5">
-      <w:start w:val="1"/>
-      <w:numFmt w:val="none"/>
-      <w:suff w:val="nothing"/>
-      <w:lvlText w:val="%6"/>
-      <w:lvlJc w:val="start"/>
-      <w:pPr>
-        <w:tabs>
-          <w:tab w:val="num" w:pos="0"/>
-        </w:tabs>
-        <w:ind w:start="0" w:hanging="0"/>
-      </w:pPr>
-    </w:lvl>
-    <w:lvl w:ilvl="6">
-      <w:start w:val="1"/>
-      <w:numFmt w:val="none"/>
-      <w:suff w:val="nothing"/>
-      <w:lvlText w:val="%7"/>
-      <w:lvlJc w:val="start"/>
-      <w:pPr>
-        <w:tabs>
-          <w:tab w:val="num" w:pos="0"/>
-        </w:tabs>
-        <w:ind w:start="0" w:hanging="0"/>
-      </w:pPr>
-    </w:lvl>
-    <w:lvl w:ilvl="7">
-      <w:start w:val="1"/>
-      <w:numFmt w:val="none"/>
-      <w:suff w:val="nothing"/>
-      <w:lvlText w:val="%8"/>
-      <w:lvlJc w:val="start"/>
-      <w:pPr>
-        <w:tabs>
-          <w:tab w:val="num" w:pos="0"/>
-        </w:tabs>
-        <w:ind w:start="0" w:hanging="0"/>
-      </w:pPr>
-    </w:lvl>
-    <w:lvl w:ilvl="8">
-      <w:start w:val="1"/>
-      <w:numFmt w:val="none"/>
-      <w:suff w:val="nothing"/>
-      <w:lvlText w:val="%9"/>
-      <w:lvlJc w:val="start"/>
-      <w:pPr>
-        <w:tabs>
-          <w:tab w:val="num" w:pos="0"/>
-        </w:tabs>
-        <w:ind w:start="0" w:hanging="0"/>
-      </w:pPr>
-    </w:lvl>
-  </w:abstractNum>
-  <w:abstractNum w:abstractNumId="2">
-    <w:lvl w:ilvl="0">
-      <w:start w:val="1"/>
       <w:numFmt w:val="decimal"/>
       <w:lvlText w:val="%1)"/>
       <w:lvlJc w:val="start"/>
@@ -14898,7 +13722,7 @@
       </w:rPr>
     </w:lvl>
   </w:abstractNum>
-  <w:abstractNum w:abstractNumId="3">
+  <w:abstractNum w:abstractNumId="2">
     <w:lvl w:ilvl="0">
       <w:start w:val="1"/>
       <w:numFmt w:val="decimal"/>
@@ -15019,7 +13843,7 @@
       <w:rPr/>
     </w:lvl>
   </w:abstractNum>
-  <w:abstractNum w:abstractNumId="4">
+  <w:abstractNum w:abstractNumId="3">
     <w:lvl w:ilvl="0">
       <w:start w:val="1"/>
       <w:numFmt w:val="decimal"/>
@@ -15138,7 +13962,7 @@
       <w:rPr/>
     </w:lvl>
   </w:abstractNum>
-  <w:abstractNum w:abstractNumId="5">
+  <w:abstractNum w:abstractNumId="4">
     <w:lvl w:ilvl="0">
       <w:start w:val="1"/>
       <w:numFmt w:val="lowerLetter"/>
@@ -15253,6 +14077,125 @@
           <w:tab w:val="num" w:pos="0"/>
         </w:tabs>
         <w:ind w:start="7200" w:hanging="180"/>
+      </w:pPr>
+      <w:rPr/>
+    </w:lvl>
+  </w:abstractNum>
+  <w:abstractNum w:abstractNumId="5">
+    <w:lvl w:ilvl="0">
+      <w:start w:val="1"/>
+      <w:numFmt w:val="decimal"/>
+      <w:lvlText w:val="%1)"/>
+      <w:lvlJc w:val="start"/>
+      <w:pPr>
+        <w:tabs>
+          <w:tab w:val="num" w:pos="0"/>
+        </w:tabs>
+        <w:ind w:start="720" w:hanging="360"/>
+      </w:pPr>
+      <w:rPr/>
+    </w:lvl>
+    <w:lvl w:ilvl="1">
+      <w:start w:val="1"/>
+      <w:numFmt w:val="lowerLetter"/>
+      <w:lvlText w:val="%2)"/>
+      <w:lvlJc w:val="start"/>
+      <w:pPr>
+        <w:tabs>
+          <w:tab w:val="num" w:pos="0"/>
+        </w:tabs>
+        <w:ind w:start="1440" w:hanging="360"/>
+      </w:pPr>
+      <w:rPr/>
+    </w:lvl>
+    <w:lvl w:ilvl="2">
+      <w:start w:val="1"/>
+      <w:numFmt w:val="lowerRoman"/>
+      <w:lvlText w:val="%3."/>
+      <w:lvlJc w:val="end"/>
+      <w:pPr>
+        <w:tabs>
+          <w:tab w:val="num" w:pos="0"/>
+        </w:tabs>
+        <w:ind w:start="2160" w:hanging="180"/>
+      </w:pPr>
+      <w:rPr/>
+    </w:lvl>
+    <w:lvl w:ilvl="3">
+      <w:start w:val="1"/>
+      <w:numFmt w:val="decimal"/>
+      <w:lvlText w:val="%4."/>
+      <w:lvlJc w:val="start"/>
+      <w:pPr>
+        <w:tabs>
+          <w:tab w:val="num" w:pos="0"/>
+        </w:tabs>
+        <w:ind w:start="2880" w:hanging="360"/>
+      </w:pPr>
+      <w:rPr/>
+    </w:lvl>
+    <w:lvl w:ilvl="4">
+      <w:start w:val="1"/>
+      <w:numFmt w:val="lowerLetter"/>
+      <w:lvlText w:val="%5."/>
+      <w:lvlJc w:val="start"/>
+      <w:pPr>
+        <w:tabs>
+          <w:tab w:val="num" w:pos="0"/>
+        </w:tabs>
+        <w:ind w:start="3600" w:hanging="360"/>
+      </w:pPr>
+      <w:rPr/>
+    </w:lvl>
+    <w:lvl w:ilvl="5">
+      <w:start w:val="1"/>
+      <w:numFmt w:val="lowerRoman"/>
+      <w:lvlText w:val="%6."/>
+      <w:lvlJc w:val="end"/>
+      <w:pPr>
+        <w:tabs>
+          <w:tab w:val="num" w:pos="0"/>
+        </w:tabs>
+        <w:ind w:start="4320" w:hanging="180"/>
+      </w:pPr>
+      <w:rPr/>
+    </w:lvl>
+    <w:lvl w:ilvl="6">
+      <w:start w:val="1"/>
+      <w:numFmt w:val="decimal"/>
+      <w:lvlText w:val="%7."/>
+      <w:lvlJc w:val="start"/>
+      <w:pPr>
+        <w:tabs>
+          <w:tab w:val="num" w:pos="0"/>
+        </w:tabs>
+        <w:ind w:start="5040" w:hanging="360"/>
+      </w:pPr>
+      <w:rPr/>
+    </w:lvl>
+    <w:lvl w:ilvl="7">
+      <w:start w:val="1"/>
+      <w:numFmt w:val="lowerLetter"/>
+      <w:lvlText w:val="%8."/>
+      <w:lvlJc w:val="start"/>
+      <w:pPr>
+        <w:tabs>
+          <w:tab w:val="num" w:pos="0"/>
+        </w:tabs>
+        <w:ind w:start="5760" w:hanging="360"/>
+      </w:pPr>
+      <w:rPr/>
+    </w:lvl>
+    <w:lvl w:ilvl="8">
+      <w:start w:val="1"/>
+      <w:numFmt w:val="lowerRoman"/>
+      <w:lvlText w:val="%9."/>
+      <w:lvlJc w:val="end"/>
+      <w:pPr>
+        <w:tabs>
+          <w:tab w:val="num" w:pos="0"/>
+        </w:tabs>
+        <w:ind w:start="6480" w:hanging="180"/>
       </w:pPr>
       <w:rPr/>
     </w:lvl>
@@ -15498,27 +14441,27 @@
   <w:abstractNum w:abstractNumId="8">
     <w:lvl w:ilvl="0">
       <w:start w:val="1"/>
-      <w:numFmt w:val="decimal"/>
+      <w:numFmt w:val="lowerLetter"/>
       <w:lvlText w:val="%1)"/>
       <w:lvlJc w:val="start"/>
       <w:pPr>
         <w:tabs>
           <w:tab w:val="num" w:pos="0"/>
         </w:tabs>
-        <w:ind w:start="720" w:hanging="360"/>
+        <w:ind w:start="2160" w:hanging="360"/>
       </w:pPr>
       <w:rPr/>
     </w:lvl>
     <w:lvl w:ilvl="1">
       <w:start w:val="1"/>
       <w:numFmt w:val="lowerLetter"/>
-      <w:lvlText w:val="%2)"/>
+      <w:lvlText w:val="%2."/>
       <w:lvlJc w:val="start"/>
       <w:pPr>
         <w:tabs>
           <w:tab w:val="num" w:pos="0"/>
         </w:tabs>
-        <w:ind w:start="1440" w:hanging="360"/>
+        <w:ind w:start="2880" w:hanging="360"/>
       </w:pPr>
       <w:rPr/>
     </w:lvl>
@@ -15531,7 +14474,7 @@
         <w:tabs>
           <w:tab w:val="num" w:pos="0"/>
         </w:tabs>
-        <w:ind w:start="2160" w:hanging="180"/>
+        <w:ind w:start="3600" w:hanging="180"/>
       </w:pPr>
       <w:rPr/>
     </w:lvl>
@@ -15544,7 +14487,7 @@
         <w:tabs>
           <w:tab w:val="num" w:pos="0"/>
         </w:tabs>
-        <w:ind w:start="2880" w:hanging="360"/>
+        <w:ind w:start="4320" w:hanging="360"/>
       </w:pPr>
       <w:rPr/>
     </w:lvl>
@@ -15557,7 +14500,7 @@
         <w:tabs>
           <w:tab w:val="num" w:pos="0"/>
         </w:tabs>
-        <w:ind w:start="3600" w:hanging="360"/>
+        <w:ind w:start="5040" w:hanging="360"/>
       </w:pPr>
       <w:rPr/>
     </w:lvl>
@@ -15570,7 +14513,7 @@
         <w:tabs>
           <w:tab w:val="num" w:pos="0"/>
         </w:tabs>
-        <w:ind w:start="4320" w:hanging="180"/>
+        <w:ind w:start="5760" w:hanging="180"/>
       </w:pPr>
       <w:rPr/>
     </w:lvl>
@@ -15583,7 +14526,7 @@
         <w:tabs>
           <w:tab w:val="num" w:pos="0"/>
         </w:tabs>
-        <w:ind w:start="5040" w:hanging="360"/>
+        <w:ind w:start="6480" w:hanging="360"/>
       </w:pPr>
       <w:rPr/>
     </w:lvl>
@@ -15596,7 +14539,7 @@
         <w:tabs>
           <w:tab w:val="num" w:pos="0"/>
         </w:tabs>
-        <w:ind w:start="5760" w:hanging="360"/>
+        <w:ind w:start="7200" w:hanging="360"/>
       </w:pPr>
       <w:rPr/>
     </w:lvl>
@@ -15609,7 +14552,7 @@
         <w:tabs>
           <w:tab w:val="num" w:pos="0"/>
         </w:tabs>
-        <w:ind w:start="6480" w:hanging="180"/>
+        <w:ind w:start="7920" w:hanging="180"/>
       </w:pPr>
       <w:rPr/>
     </w:lvl>
@@ -15624,7 +14567,7 @@
         <w:tabs>
           <w:tab w:val="num" w:pos="0"/>
         </w:tabs>
-        <w:ind w:start="2160" w:hanging="360"/>
+        <w:ind w:start="2880" w:hanging="360"/>
       </w:pPr>
       <w:rPr/>
     </w:lvl>
@@ -15637,7 +14580,7 @@
         <w:tabs>
           <w:tab w:val="num" w:pos="0"/>
         </w:tabs>
-        <w:ind w:start="2880" w:hanging="360"/>
+        <w:ind w:start="3600" w:hanging="360"/>
       </w:pPr>
       <w:rPr/>
     </w:lvl>
@@ -15650,7 +14593,7 @@
         <w:tabs>
           <w:tab w:val="num" w:pos="0"/>
         </w:tabs>
-        <w:ind w:start="3600" w:hanging="180"/>
+        <w:ind w:start="4320" w:hanging="180"/>
       </w:pPr>
       <w:rPr/>
     </w:lvl>
@@ -15663,7 +14606,7 @@
         <w:tabs>
           <w:tab w:val="num" w:pos="0"/>
         </w:tabs>
-        <w:ind w:start="4320" w:hanging="360"/>
+        <w:ind w:start="5040" w:hanging="360"/>
       </w:pPr>
       <w:rPr/>
     </w:lvl>
@@ -15676,7 +14619,7 @@
         <w:tabs>
           <w:tab w:val="num" w:pos="0"/>
         </w:tabs>
-        <w:ind w:start="5040" w:hanging="360"/>
+        <w:ind w:start="5760" w:hanging="360"/>
       </w:pPr>
       <w:rPr/>
     </w:lvl>
@@ -15689,7 +14632,7 @@
         <w:tabs>
           <w:tab w:val="num" w:pos="0"/>
         </w:tabs>
-        <w:ind w:start="5760" w:hanging="180"/>
+        <w:ind w:start="6480" w:hanging="180"/>
       </w:pPr>
       <w:rPr/>
     </w:lvl>
@@ -15702,7 +14645,7 @@
         <w:tabs>
           <w:tab w:val="num" w:pos="0"/>
         </w:tabs>
-        <w:ind w:start="6480" w:hanging="360"/>
+        <w:ind w:start="7200" w:hanging="360"/>
       </w:pPr>
       <w:rPr/>
     </w:lvl>
@@ -15715,7 +14658,7 @@
         <w:tabs>
           <w:tab w:val="num" w:pos="0"/>
         </w:tabs>
-        <w:ind w:start="7200" w:hanging="360"/>
+        <w:ind w:start="7920" w:hanging="360"/>
       </w:pPr>
       <w:rPr/>
     </w:lvl>
@@ -15728,7 +14671,7 @@
         <w:tabs>
           <w:tab w:val="num" w:pos="0"/>
         </w:tabs>
-        <w:ind w:start="7920" w:hanging="180"/>
+        <w:ind w:start="8640" w:hanging="180"/>
       </w:pPr>
       <w:rPr/>
     </w:lvl>
@@ -15736,14 +14679,14 @@
   <w:abstractNum w:abstractNumId="10">
     <w:lvl w:ilvl="0">
       <w:start w:val="1"/>
-      <w:numFmt w:val="lowerLetter"/>
+      <w:numFmt w:val="lowerRoman"/>
       <w:lvlText w:val="%1)"/>
       <w:lvlJc w:val="start"/>
       <w:pPr>
         <w:tabs>
           <w:tab w:val="num" w:pos="0"/>
         </w:tabs>
-        <w:ind w:start="2880" w:hanging="360"/>
+        <w:ind w:start="628" w:hanging="360"/>
       </w:pPr>
       <w:rPr/>
     </w:lvl>
@@ -15756,7 +14699,7 @@
         <w:tabs>
           <w:tab w:val="num" w:pos="0"/>
         </w:tabs>
-        <w:ind w:start="3600" w:hanging="360"/>
+        <w:ind w:start="1348" w:hanging="360"/>
       </w:pPr>
       <w:rPr/>
     </w:lvl>
@@ -15769,7 +14712,7 @@
         <w:tabs>
           <w:tab w:val="num" w:pos="0"/>
         </w:tabs>
-        <w:ind w:start="4320" w:hanging="180"/>
+        <w:ind w:start="2068" w:hanging="180"/>
       </w:pPr>
       <w:rPr/>
     </w:lvl>
@@ -15782,7 +14725,7 @@
         <w:tabs>
           <w:tab w:val="num" w:pos="0"/>
         </w:tabs>
-        <w:ind w:start="5040" w:hanging="360"/>
+        <w:ind w:start="2788" w:hanging="360"/>
       </w:pPr>
       <w:rPr/>
     </w:lvl>
@@ -15795,7 +14738,7 @@
         <w:tabs>
           <w:tab w:val="num" w:pos="0"/>
         </w:tabs>
-        <w:ind w:start="5760" w:hanging="360"/>
+        <w:ind w:start="3508" w:hanging="360"/>
       </w:pPr>
       <w:rPr/>
     </w:lvl>
@@ -15808,7 +14751,7 @@
         <w:tabs>
           <w:tab w:val="num" w:pos="0"/>
         </w:tabs>
-        <w:ind w:start="6480" w:hanging="180"/>
+        <w:ind w:start="4228" w:hanging="180"/>
       </w:pPr>
       <w:rPr/>
     </w:lvl>
@@ -15821,7 +14764,7 @@
         <w:tabs>
           <w:tab w:val="num" w:pos="0"/>
         </w:tabs>
-        <w:ind w:start="7200" w:hanging="360"/>
+        <w:ind w:start="4948" w:hanging="360"/>
       </w:pPr>
       <w:rPr/>
     </w:lvl>
@@ -15834,7 +14777,7 @@
         <w:tabs>
           <w:tab w:val="num" w:pos="0"/>
         </w:tabs>
-        <w:ind w:start="7920" w:hanging="360"/>
+        <w:ind w:start="5668" w:hanging="360"/>
       </w:pPr>
       <w:rPr/>
     </w:lvl>
@@ -15847,7 +14790,7 @@
         <w:tabs>
           <w:tab w:val="num" w:pos="0"/>
         </w:tabs>
-        <w:ind w:start="8640" w:hanging="180"/>
+        <w:ind w:start="6388" w:hanging="180"/>
       </w:pPr>
       <w:rPr/>
     </w:lvl>
@@ -15855,14 +14798,133 @@
   <w:abstractNum w:abstractNumId="11">
     <w:lvl w:ilvl="0">
       <w:start w:val="1"/>
-      <w:numFmt w:val="lowerRoman"/>
+      <w:numFmt w:val="decimal"/>
       <w:lvlText w:val="%1)"/>
       <w:lvlJc w:val="start"/>
       <w:pPr>
         <w:tabs>
           <w:tab w:val="num" w:pos="0"/>
         </w:tabs>
-        <w:ind w:start="628" w:hanging="360"/>
+        <w:ind w:start="720" w:hanging="360"/>
+      </w:pPr>
+      <w:rPr/>
+    </w:lvl>
+    <w:lvl w:ilvl="1">
+      <w:start w:val="1"/>
+      <w:numFmt w:val="lowerLetter"/>
+      <w:lvlText w:val="%2)"/>
+      <w:lvlJc w:val="start"/>
+      <w:pPr>
+        <w:tabs>
+          <w:tab w:val="num" w:pos="0"/>
+        </w:tabs>
+        <w:ind w:start="1440" w:hanging="360"/>
+      </w:pPr>
+      <w:rPr/>
+    </w:lvl>
+    <w:lvl w:ilvl="2">
+      <w:start w:val="1"/>
+      <w:numFmt w:val="lowerRoman"/>
+      <w:lvlText w:val="%3."/>
+      <w:lvlJc w:val="end"/>
+      <w:pPr>
+        <w:tabs>
+          <w:tab w:val="num" w:pos="0"/>
+        </w:tabs>
+        <w:ind w:start="2160" w:hanging="180"/>
+      </w:pPr>
+      <w:rPr/>
+    </w:lvl>
+    <w:lvl w:ilvl="3">
+      <w:start w:val="1"/>
+      <w:numFmt w:val="decimal"/>
+      <w:lvlText w:val="%4."/>
+      <w:lvlJc w:val="start"/>
+      <w:pPr>
+        <w:tabs>
+          <w:tab w:val="num" w:pos="0"/>
+        </w:tabs>
+        <w:ind w:start="2880" w:hanging="360"/>
+      </w:pPr>
+      <w:rPr/>
+    </w:lvl>
+    <w:lvl w:ilvl="4">
+      <w:start w:val="1"/>
+      <w:numFmt w:val="lowerLetter"/>
+      <w:lvlText w:val="%5."/>
+      <w:lvlJc w:val="start"/>
+      <w:pPr>
+        <w:tabs>
+          <w:tab w:val="num" w:pos="0"/>
+        </w:tabs>
+        <w:ind w:start="3600" w:hanging="360"/>
+      </w:pPr>
+      <w:rPr/>
+    </w:lvl>
+    <w:lvl w:ilvl="5">
+      <w:start w:val="1"/>
+      <w:numFmt w:val="lowerRoman"/>
+      <w:lvlText w:val="%6."/>
+      <w:lvlJc w:val="end"/>
+      <w:pPr>
+        <w:tabs>
+          <w:tab w:val="num" w:pos="0"/>
+        </w:tabs>
+        <w:ind w:start="4320" w:hanging="180"/>
+      </w:pPr>
+      <w:rPr/>
+    </w:lvl>
+    <w:lvl w:ilvl="6">
+      <w:start w:val="1"/>
+      <w:numFmt w:val="decimal"/>
+      <w:lvlText w:val="%7."/>
+      <w:lvlJc w:val="start"/>
+      <w:pPr>
+        <w:tabs>
+          <w:tab w:val="num" w:pos="0"/>
+        </w:tabs>
+        <w:ind w:start="5040" w:hanging="360"/>
+      </w:pPr>
+      <w:rPr/>
+    </w:lvl>
+    <w:lvl w:ilvl="7">
+      <w:start w:val="1"/>
+      <w:numFmt w:val="lowerLetter"/>
+      <w:lvlText w:val="%8."/>
+      <w:lvlJc w:val="start"/>
+      <w:pPr>
+        <w:tabs>
+          <w:tab w:val="num" w:pos="0"/>
+        </w:tabs>
+        <w:ind w:start="5760" w:hanging="360"/>
+      </w:pPr>
+      <w:rPr/>
+    </w:lvl>
+    <w:lvl w:ilvl="8">
+      <w:start w:val="1"/>
+      <w:numFmt w:val="lowerRoman"/>
+      <w:lvlText w:val="%9."/>
+      <w:lvlJc w:val="end"/>
+      <w:pPr>
+        <w:tabs>
+          <w:tab w:val="num" w:pos="0"/>
+        </w:tabs>
+        <w:ind w:start="6480" w:hanging="180"/>
+      </w:pPr>
+      <w:rPr/>
+    </w:lvl>
+  </w:abstractNum>
+  <w:abstractNum w:abstractNumId="12">
+    <w:lvl w:ilvl="0">
+      <w:start w:val="1"/>
+      <w:numFmt w:val="lowerLetter"/>
+      <w:lvlText w:val="%1)"/>
+      <w:lvlJc w:val="start"/>
+      <w:pPr>
+        <w:tabs>
+          <w:tab w:val="num" w:pos="0"/>
+        </w:tabs>
+        <w:ind w:start="1440" w:hanging="360"/>
       </w:pPr>
       <w:rPr/>
     </w:lvl>
@@ -15875,7 +14937,7 @@
         <w:tabs>
           <w:tab w:val="num" w:pos="0"/>
         </w:tabs>
-        <w:ind w:start="1348" w:hanging="360"/>
+        <w:ind w:start="2160" w:hanging="360"/>
       </w:pPr>
       <w:rPr/>
     </w:lvl>
@@ -15888,7 +14950,7 @@
         <w:tabs>
           <w:tab w:val="num" w:pos="0"/>
         </w:tabs>
-        <w:ind w:start="2068" w:hanging="180"/>
+        <w:ind w:start="2880" w:hanging="180"/>
       </w:pPr>
       <w:rPr/>
     </w:lvl>
@@ -15901,7 +14963,7 @@
         <w:tabs>
           <w:tab w:val="num" w:pos="0"/>
         </w:tabs>
-        <w:ind w:start="2788" w:hanging="360"/>
+        <w:ind w:start="3600" w:hanging="360"/>
       </w:pPr>
       <w:rPr/>
     </w:lvl>
@@ -15914,7 +14976,7 @@
         <w:tabs>
           <w:tab w:val="num" w:pos="0"/>
         </w:tabs>
-        <w:ind w:start="3508" w:hanging="360"/>
+        <w:ind w:start="4320" w:hanging="360"/>
       </w:pPr>
       <w:rPr/>
     </w:lvl>
@@ -15927,7 +14989,7 @@
         <w:tabs>
           <w:tab w:val="num" w:pos="0"/>
         </w:tabs>
-        <w:ind w:start="4228" w:hanging="180"/>
+        <w:ind w:start="5040" w:hanging="180"/>
       </w:pPr>
       <w:rPr/>
     </w:lvl>
@@ -15940,7 +15002,7 @@
         <w:tabs>
           <w:tab w:val="num" w:pos="0"/>
         </w:tabs>
-        <w:ind w:start="4948" w:hanging="360"/>
+        <w:ind w:start="5760" w:hanging="360"/>
       </w:pPr>
       <w:rPr/>
     </w:lvl>
@@ -15953,7 +15015,7 @@
         <w:tabs>
           <w:tab w:val="num" w:pos="0"/>
         </w:tabs>
-        <w:ind w:start="5668" w:hanging="360"/>
+        <w:ind w:start="6480" w:hanging="360"/>
       </w:pPr>
       <w:rPr/>
     </w:lvl>
@@ -15966,126 +15028,7 @@
         <w:tabs>
           <w:tab w:val="num" w:pos="0"/>
         </w:tabs>
-        <w:ind w:start="6388" w:hanging="180"/>
-      </w:pPr>
-      <w:rPr/>
-    </w:lvl>
-  </w:abstractNum>
-  <w:abstractNum w:abstractNumId="12">
-    <w:lvl w:ilvl="0">
-      <w:start w:val="1"/>
-      <w:numFmt w:val="decimal"/>
-      <w:lvlText w:val="%1)"/>
-      <w:lvlJc w:val="start"/>
-      <w:pPr>
-        <w:tabs>
-          <w:tab w:val="num" w:pos="0"/>
-        </w:tabs>
-        <w:ind w:start="720" w:hanging="360"/>
-      </w:pPr>
-      <w:rPr/>
-    </w:lvl>
-    <w:lvl w:ilvl="1">
-      <w:start w:val="1"/>
-      <w:numFmt w:val="lowerLetter"/>
-      <w:lvlText w:val="%2)"/>
-      <w:lvlJc w:val="start"/>
-      <w:pPr>
-        <w:tabs>
-          <w:tab w:val="num" w:pos="0"/>
-        </w:tabs>
-        <w:ind w:start="1440" w:hanging="360"/>
-      </w:pPr>
-      <w:rPr/>
-    </w:lvl>
-    <w:lvl w:ilvl="2">
-      <w:start w:val="1"/>
-      <w:numFmt w:val="lowerRoman"/>
-      <w:lvlText w:val="%3."/>
-      <w:lvlJc w:val="end"/>
-      <w:pPr>
-        <w:tabs>
-          <w:tab w:val="num" w:pos="0"/>
-        </w:tabs>
-        <w:ind w:start="2160" w:hanging="180"/>
-      </w:pPr>
-      <w:rPr/>
-    </w:lvl>
-    <w:lvl w:ilvl="3">
-      <w:start w:val="1"/>
-      <w:numFmt w:val="decimal"/>
-      <w:lvlText w:val="%4."/>
-      <w:lvlJc w:val="start"/>
-      <w:pPr>
-        <w:tabs>
-          <w:tab w:val="num" w:pos="0"/>
-        </w:tabs>
-        <w:ind w:start="2880" w:hanging="360"/>
-      </w:pPr>
-      <w:rPr/>
-    </w:lvl>
-    <w:lvl w:ilvl="4">
-      <w:start w:val="1"/>
-      <w:numFmt w:val="lowerLetter"/>
-      <w:lvlText w:val="%5."/>
-      <w:lvlJc w:val="start"/>
-      <w:pPr>
-        <w:tabs>
-          <w:tab w:val="num" w:pos="0"/>
-        </w:tabs>
-        <w:ind w:start="3600" w:hanging="360"/>
-      </w:pPr>
-      <w:rPr/>
-    </w:lvl>
-    <w:lvl w:ilvl="5">
-      <w:start w:val="1"/>
-      <w:numFmt w:val="lowerRoman"/>
-      <w:lvlText w:val="%6."/>
-      <w:lvlJc w:val="end"/>
-      <w:pPr>
-        <w:tabs>
-          <w:tab w:val="num" w:pos="0"/>
-        </w:tabs>
-        <w:ind w:start="4320" w:hanging="180"/>
-      </w:pPr>
-      <w:rPr/>
-    </w:lvl>
-    <w:lvl w:ilvl="6">
-      <w:start w:val="1"/>
-      <w:numFmt w:val="decimal"/>
-      <w:lvlText w:val="%7."/>
-      <w:lvlJc w:val="start"/>
-      <w:pPr>
-        <w:tabs>
-          <w:tab w:val="num" w:pos="0"/>
-        </w:tabs>
-        <w:ind w:start="5040" w:hanging="360"/>
-      </w:pPr>
-      <w:rPr/>
-    </w:lvl>
-    <w:lvl w:ilvl="7">
-      <w:start w:val="1"/>
-      <w:numFmt w:val="lowerLetter"/>
-      <w:lvlText w:val="%8."/>
-      <w:lvlJc w:val="start"/>
-      <w:pPr>
-        <w:tabs>
-          <w:tab w:val="num" w:pos="0"/>
-        </w:tabs>
-        <w:ind w:start="5760" w:hanging="360"/>
-      </w:pPr>
-      <w:rPr/>
-    </w:lvl>
-    <w:lvl w:ilvl="8">
-      <w:start w:val="1"/>
-      <w:numFmt w:val="lowerRoman"/>
-      <w:lvlText w:val="%9."/>
-      <w:lvlJc w:val="end"/>
-      <w:pPr>
-        <w:tabs>
-          <w:tab w:val="num" w:pos="0"/>
-        </w:tabs>
-        <w:ind w:start="6480" w:hanging="180"/>
+        <w:ind w:start="7200" w:hanging="180"/>
       </w:pPr>
       <w:rPr/>
     </w:lvl>
@@ -16212,40 +15155,40 @@
   <w:abstractNum w:abstractNumId="14">
     <w:lvl w:ilvl="0">
       <w:start w:val="1"/>
-      <w:numFmt w:val="lowerLetter"/>
-      <w:lvlText w:val="%1)"/>
+      <w:numFmt w:val="decimal"/>
+      <w:lvlText w:val="%1."/>
       <w:lvlJc w:val="start"/>
       <w:pPr>
         <w:tabs>
-          <w:tab w:val="num" w:pos="0"/>
+          <w:tab w:val="num" w:pos="979"/>
         </w:tabs>
-        <w:ind w:start="1440" w:hanging="360"/>
+        <w:ind w:start="979" w:hanging="360"/>
       </w:pPr>
       <w:rPr/>
     </w:lvl>
     <w:lvl w:ilvl="1">
       <w:start w:val="1"/>
-      <w:numFmt w:val="lowerLetter"/>
+      <w:numFmt w:val="decimal"/>
       <w:lvlText w:val="%2."/>
       <w:lvlJc w:val="start"/>
       <w:pPr>
         <w:tabs>
-          <w:tab w:val="num" w:pos="0"/>
+          <w:tab w:val="num" w:pos="1339"/>
         </w:tabs>
-        <w:ind w:start="2160" w:hanging="360"/>
+        <w:ind w:start="1339" w:hanging="360"/>
       </w:pPr>
       <w:rPr/>
     </w:lvl>
     <w:lvl w:ilvl="2">
       <w:start w:val="1"/>
-      <w:numFmt w:val="lowerRoman"/>
+      <w:numFmt w:val="decimal"/>
       <w:lvlText w:val="%3."/>
-      <w:lvlJc w:val="end"/>
+      <w:lvlJc w:val="start"/>
       <w:pPr>
         <w:tabs>
-          <w:tab w:val="num" w:pos="0"/>
+          <w:tab w:val="num" w:pos="1699"/>
         </w:tabs>
-        <w:ind w:start="2880" w:hanging="180"/>
+        <w:ind w:start="1699" w:hanging="360"/>
       </w:pPr>
       <w:rPr/>
     </w:lvl>
@@ -16256,35 +15199,35 @@
       <w:lvlJc w:val="start"/>
       <w:pPr>
         <w:tabs>
-          <w:tab w:val="num" w:pos="0"/>
+          <w:tab w:val="num" w:pos="2059"/>
         </w:tabs>
-        <w:ind w:start="3600" w:hanging="360"/>
+        <w:ind w:start="2059" w:hanging="360"/>
       </w:pPr>
       <w:rPr/>
     </w:lvl>
     <w:lvl w:ilvl="4">
       <w:start w:val="1"/>
-      <w:numFmt w:val="lowerLetter"/>
+      <w:numFmt w:val="decimal"/>
       <w:lvlText w:val="%5."/>
       <w:lvlJc w:val="start"/>
       <w:pPr>
         <w:tabs>
-          <w:tab w:val="num" w:pos="0"/>
+          <w:tab w:val="num" w:pos="2419"/>
         </w:tabs>
-        <w:ind w:start="4320" w:hanging="360"/>
+        <w:ind w:start="2419" w:hanging="360"/>
       </w:pPr>
       <w:rPr/>
     </w:lvl>
     <w:lvl w:ilvl="5">
       <w:start w:val="1"/>
-      <w:numFmt w:val="lowerRoman"/>
+      <w:numFmt w:val="decimal"/>
       <w:lvlText w:val="%6."/>
-      <w:lvlJc w:val="end"/>
+      <w:lvlJc w:val="start"/>
       <w:pPr>
         <w:tabs>
-          <w:tab w:val="num" w:pos="0"/>
+          <w:tab w:val="num" w:pos="2779"/>
         </w:tabs>
-        <w:ind w:start="5040" w:hanging="180"/>
+        <w:ind w:start="2779" w:hanging="360"/>
       </w:pPr>
       <w:rPr/>
     </w:lvl>
@@ -16295,125 +15238,6 @@
       <w:lvlJc w:val="start"/>
       <w:pPr>
         <w:tabs>
-          <w:tab w:val="num" w:pos="0"/>
-        </w:tabs>
-        <w:ind w:start="5760" w:hanging="360"/>
-      </w:pPr>
-      <w:rPr/>
-    </w:lvl>
-    <w:lvl w:ilvl="7">
-      <w:start w:val="1"/>
-      <w:numFmt w:val="lowerLetter"/>
-      <w:lvlText w:val="%8."/>
-      <w:lvlJc w:val="start"/>
-      <w:pPr>
-        <w:tabs>
-          <w:tab w:val="num" w:pos="0"/>
-        </w:tabs>
-        <w:ind w:start="6480" w:hanging="360"/>
-      </w:pPr>
-      <w:rPr/>
-    </w:lvl>
-    <w:lvl w:ilvl="8">
-      <w:start w:val="1"/>
-      <w:numFmt w:val="lowerRoman"/>
-      <w:lvlText w:val="%9."/>
-      <w:lvlJc w:val="end"/>
-      <w:pPr>
-        <w:tabs>
-          <w:tab w:val="num" w:pos="0"/>
-        </w:tabs>
-        <w:ind w:start="7200" w:hanging="180"/>
-      </w:pPr>
-      <w:rPr/>
-    </w:lvl>
-  </w:abstractNum>
-  <w:abstractNum w:abstractNumId="15">
-    <w:lvl w:ilvl="0">
-      <w:start w:val="1"/>
-      <w:numFmt w:val="decimal"/>
-      <w:lvlText w:val="%1."/>
-      <w:lvlJc w:val="start"/>
-      <w:pPr>
-        <w:tabs>
-          <w:tab w:val="num" w:pos="979"/>
-        </w:tabs>
-        <w:ind w:start="979" w:hanging="360"/>
-      </w:pPr>
-      <w:rPr/>
-    </w:lvl>
-    <w:lvl w:ilvl="1">
-      <w:start w:val="1"/>
-      <w:numFmt w:val="decimal"/>
-      <w:lvlText w:val="%2."/>
-      <w:lvlJc w:val="start"/>
-      <w:pPr>
-        <w:tabs>
-          <w:tab w:val="num" w:pos="1339"/>
-        </w:tabs>
-        <w:ind w:start="1339" w:hanging="360"/>
-      </w:pPr>
-      <w:rPr/>
-    </w:lvl>
-    <w:lvl w:ilvl="2">
-      <w:start w:val="1"/>
-      <w:numFmt w:val="decimal"/>
-      <w:lvlText w:val="%3."/>
-      <w:lvlJc w:val="start"/>
-      <w:pPr>
-        <w:tabs>
-          <w:tab w:val="num" w:pos="1699"/>
-        </w:tabs>
-        <w:ind w:start="1699" w:hanging="360"/>
-      </w:pPr>
-      <w:rPr/>
-    </w:lvl>
-    <w:lvl w:ilvl="3">
-      <w:start w:val="1"/>
-      <w:numFmt w:val="decimal"/>
-      <w:lvlText w:val="%4."/>
-      <w:lvlJc w:val="start"/>
-      <w:pPr>
-        <w:tabs>
-          <w:tab w:val="num" w:pos="2059"/>
-        </w:tabs>
-        <w:ind w:start="2059" w:hanging="360"/>
-      </w:pPr>
-      <w:rPr/>
-    </w:lvl>
-    <w:lvl w:ilvl="4">
-      <w:start w:val="1"/>
-      <w:numFmt w:val="decimal"/>
-      <w:lvlText w:val="%5."/>
-      <w:lvlJc w:val="start"/>
-      <w:pPr>
-        <w:tabs>
-          <w:tab w:val="num" w:pos="2419"/>
-        </w:tabs>
-        <w:ind w:start="2419" w:hanging="360"/>
-      </w:pPr>
-      <w:rPr/>
-    </w:lvl>
-    <w:lvl w:ilvl="5">
-      <w:start w:val="1"/>
-      <w:numFmt w:val="decimal"/>
-      <w:lvlText w:val="%6."/>
-      <w:lvlJc w:val="start"/>
-      <w:pPr>
-        <w:tabs>
-          <w:tab w:val="num" w:pos="2779"/>
-        </w:tabs>
-        <w:ind w:start="2779" w:hanging="360"/>
-      </w:pPr>
-      <w:rPr/>
-    </w:lvl>
-    <w:lvl w:ilvl="6">
-      <w:start w:val="1"/>
-      <w:numFmt w:val="decimal"/>
-      <w:lvlText w:val="%7."/>
-      <w:lvlJc w:val="start"/>
-      <w:pPr>
-        <w:tabs>
           <w:tab w:val="num" w:pos="3139"/>
         </w:tabs>
         <w:ind w:start="3139" w:hanging="360"/>
@@ -16447,7 +15271,7 @@
       <w:rPr/>
     </w:lvl>
   </w:abstractNum>
-  <w:abstractNum w:abstractNumId="16">
+  <w:abstractNum w:abstractNumId="15">
     <w:lvl w:ilvl="0">
       <w:start w:val="1"/>
       <w:numFmt w:val="bullet"/>
@@ -16582,6 +15406,125 @@
       <w:rPr>
         <w:rFonts w:ascii="Symbol" w:hAnsi="Symbol" w:cs="Symbol" w:hint="default"/>
       </w:rPr>
+    </w:lvl>
+  </w:abstractNum>
+  <w:abstractNum w:abstractNumId="16">
+    <w:lvl w:ilvl="0">
+      <w:start w:val="1"/>
+      <w:numFmt w:val="none"/>
+      <w:suff w:val="nothing"/>
+      <w:lvlText w:val=""/>
+      <w:lvlJc w:val="start"/>
+      <w:pPr>
+        <w:tabs>
+          <w:tab w:val="num" w:pos="0"/>
+        </w:tabs>
+        <w:ind w:start="0" w:hanging="0"/>
+      </w:pPr>
+    </w:lvl>
+    <w:lvl w:ilvl="1">
+      <w:start w:val="1"/>
+      <w:numFmt w:val="none"/>
+      <w:suff w:val="nothing"/>
+      <w:lvlText w:val=""/>
+      <w:lvlJc w:val="start"/>
+      <w:pPr>
+        <w:tabs>
+          <w:tab w:val="num" w:pos="0"/>
+        </w:tabs>
+        <w:ind w:start="0" w:hanging="0"/>
+      </w:pPr>
+    </w:lvl>
+    <w:lvl w:ilvl="2">
+      <w:start w:val="1"/>
+      <w:numFmt w:val="none"/>
+      <w:suff w:val="nothing"/>
+      <w:lvlText w:val=""/>
+      <w:lvlJc w:val="start"/>
+      <w:pPr>
+        <w:tabs>
+          <w:tab w:val="num" w:pos="0"/>
+        </w:tabs>
+        <w:ind w:start="0" w:hanging="0"/>
+      </w:pPr>
+    </w:lvl>
+    <w:lvl w:ilvl="3">
+      <w:start w:val="1"/>
+      <w:numFmt w:val="none"/>
+      <w:suff w:val="nothing"/>
+      <w:lvlText w:val=""/>
+      <w:lvlJc w:val="start"/>
+      <w:pPr>
+        <w:tabs>
+          <w:tab w:val="num" w:pos="0"/>
+        </w:tabs>
+        <w:ind w:start="0" w:hanging="0"/>
+      </w:pPr>
+    </w:lvl>
+    <w:lvl w:ilvl="4">
+      <w:start w:val="1"/>
+      <w:numFmt w:val="none"/>
+      <w:suff w:val="nothing"/>
+      <w:lvlText w:val=""/>
+      <w:lvlJc w:val="start"/>
+      <w:pPr>
+        <w:tabs>
+          <w:tab w:val="num" w:pos="0"/>
+        </w:tabs>
+        <w:ind w:start="0" w:hanging="0"/>
+      </w:pPr>
+    </w:lvl>
+    <w:lvl w:ilvl="5">
+      <w:start w:val="1"/>
+      <w:numFmt w:val="none"/>
+      <w:suff w:val="nothing"/>
+      <w:lvlText w:val=""/>
+      <w:lvlJc w:val="start"/>
+      <w:pPr>
+        <w:tabs>
+          <w:tab w:val="num" w:pos="0"/>
+        </w:tabs>
+        <w:ind w:start="0" w:hanging="0"/>
+      </w:pPr>
+    </w:lvl>
+    <w:lvl w:ilvl="6">
+      <w:start w:val="1"/>
+      <w:numFmt w:val="none"/>
+      <w:suff w:val="nothing"/>
+      <w:lvlText w:val=""/>
+      <w:lvlJc w:val="start"/>
+      <w:pPr>
+        <w:tabs>
+          <w:tab w:val="num" w:pos="0"/>
+        </w:tabs>
+        <w:ind w:start="0" w:hanging="0"/>
+      </w:pPr>
+    </w:lvl>
+    <w:lvl w:ilvl="7">
+      <w:start w:val="1"/>
+      <w:numFmt w:val="none"/>
+      <w:suff w:val="nothing"/>
+      <w:lvlText w:val=""/>
+      <w:lvlJc w:val="start"/>
+      <w:pPr>
+        <w:tabs>
+          <w:tab w:val="num" w:pos="0"/>
+        </w:tabs>
+        <w:ind w:start="0" w:hanging="0"/>
+      </w:pPr>
+    </w:lvl>
+    <w:lvl w:ilvl="8">
+      <w:start w:val="1"/>
+      <w:numFmt w:val="none"/>
+      <w:suff w:val="nothing"/>
+      <w:lvlText w:val=""/>
+      <w:lvlJc w:val="start"/>
+      <w:pPr>
+        <w:tabs>
+          <w:tab w:val="num" w:pos="0"/>
+        </w:tabs>
+        <w:ind w:start="0" w:hanging="0"/>
+      </w:pPr>
     </w:lvl>
   </w:abstractNum>
   <w:num w:numId="1">
@@ -16657,9 +15600,8 @@
     <w:qFormat/>
     <w:pPr>
       <w:widowControl/>
-      <w:kinsoku w:val="true"/>
-      <w:overflowPunct w:val="true"/>
-      <w:autoSpaceDE w:val="true"/>
+      <w:suppressAutoHyphens w:val="true"/>
+      <w:overflowPunct w:val="false"/>
       <w:bidi w:val="0"/>
       <w:spacing w:lineRule="auto" w:line="259" w:before="0" w:after="160"/>
       <w:jc w:val="start"/>
@@ -17257,8 +16199,8 @@
     <w:qFormat/>
     <w:rPr/>
   </w:style>
-  <w:style w:type="character" w:styleId="Bullets">
-    <w:name w:val="Bullets"/>
+  <w:style w:type="character" w:styleId="Bulletsuser">
+    <w:name w:val="Bullets (user)"/>
     <w:qFormat/>
     <w:rPr>
       <w:rFonts w:ascii="OpenSymbol" w:hAnsi="OpenSymbol" w:eastAsia="OpenSymbol" w:cs="OpenSymbol"/>
@@ -17413,9 +16355,8 @@
     <w:qFormat/>
     <w:pPr>
       <w:widowControl/>
-      <w:kinsoku w:val="true"/>
-      <w:overflowPunct w:val="true"/>
-      <w:autoSpaceDE w:val="true"/>
+      <w:suppressAutoHyphens w:val="true"/>
+      <w:overflowPunct w:val="false"/>
       <w:bidi w:val="0"/>
       <w:spacing w:lineRule="auto" w:line="240" w:before="0" w:after="0"/>
       <w:jc w:val="start"/>
@@ -17483,9 +16424,8 @@
     <w:qFormat/>
     <w:pPr>
       <w:widowControl/>
-      <w:kinsoku w:val="true"/>
-      <w:overflowPunct w:val="true"/>
-      <w:autoSpaceDE w:val="true"/>
+      <w:suppressAutoHyphens w:val="true"/>
+      <w:overflowPunct w:val="false"/>
       <w:bidi w:val="0"/>
       <w:spacing w:lineRule="auto" w:line="240" w:before="0" w:after="0"/>
       <w:jc w:val="start"/>

--- a/documents/state-documents/Standards-for-New-Academic-Degree-Programs-Form.docx
+++ b/documents/state-documents/Standards-for-New-Academic-Degree-Programs-Form.docx
@@ -633,8 +633,8 @@
         </w:tblCellMar>
       </w:tblPr>
       <w:tblGrid>
-        <w:gridCol w:w="3811"/>
-        <w:gridCol w:w="5529"/>
+        <w:gridCol w:w="3810"/>
+        <w:gridCol w:w="5530"/>
       </w:tblGrid>
       <w:tr>
         <w:trPr>
@@ -642,7 +642,7 @@
         </w:trPr>
         <w:tc>
           <w:tcPr>
-            <w:tcW w:w="3811" w:type="dxa"/>
+            <w:tcW w:w="3810" w:type="dxa"/>
             <w:tcBorders>
               <w:top w:val="single" w:sz="8" w:space="0" w:color="A6A6A6"/>
               <w:start w:val="single" w:sz="8" w:space="0" w:color="A6A6A6"/>
@@ -679,7 +679,7 @@
         </w:tc>
         <w:tc>
           <w:tcPr>
-            <w:tcW w:w="5529" w:type="dxa"/>
+            <w:tcW w:w="5530" w:type="dxa"/>
             <w:tcBorders>
               <w:top w:val="single" w:sz="8" w:space="0" w:color="A6A6A6"/>
               <w:start w:val="single" w:sz="8" w:space="0" w:color="A6A6A6"/>
@@ -734,7 +734,7 @@
         </w:trPr>
         <w:tc>
           <w:tcPr>
-            <w:tcW w:w="3811" w:type="dxa"/>
+            <w:tcW w:w="3810" w:type="dxa"/>
             <w:tcBorders>
               <w:top w:val="single" w:sz="8" w:space="0" w:color="A6A6A6"/>
               <w:start w:val="single" w:sz="8" w:space="0" w:color="A6A6A6"/>
@@ -771,7 +771,7 @@
         </w:tc>
         <w:tc>
           <w:tcPr>
-            <w:tcW w:w="5529" w:type="dxa"/>
+            <w:tcW w:w="5530" w:type="dxa"/>
             <w:tcBorders>
               <w:top w:val="single" w:sz="8" w:space="0" w:color="A6A6A6"/>
               <w:start w:val="single" w:sz="8" w:space="0" w:color="A6A6A6"/>
@@ -801,7 +801,7 @@
         </w:trPr>
         <w:tc>
           <w:tcPr>
-            <w:tcW w:w="3811" w:type="dxa"/>
+            <w:tcW w:w="3810" w:type="dxa"/>
             <w:tcBorders>
               <w:top w:val="single" w:sz="8" w:space="0" w:color="A6A6A6"/>
               <w:start w:val="single" w:sz="8" w:space="0" w:color="A6A6A6"/>
@@ -838,7 +838,7 @@
         </w:tc>
         <w:tc>
           <w:tcPr>
-            <w:tcW w:w="5529" w:type="dxa"/>
+            <w:tcW w:w="5530" w:type="dxa"/>
             <w:tcBorders>
               <w:top w:val="single" w:sz="8" w:space="0" w:color="A6A6A6"/>
               <w:start w:val="single" w:sz="8" w:space="0" w:color="A6A6A6"/>
@@ -893,7 +893,7 @@
         </w:trPr>
         <w:tc>
           <w:tcPr>
-            <w:tcW w:w="3811" w:type="dxa"/>
+            <w:tcW w:w="3810" w:type="dxa"/>
             <w:tcBorders>
               <w:top w:val="single" w:sz="8" w:space="0" w:color="A6A6A6"/>
               <w:start w:val="single" w:sz="8" w:space="0" w:color="A6A6A6"/>
@@ -930,7 +930,7 @@
         </w:tc>
         <w:tc>
           <w:tcPr>
-            <w:tcW w:w="5529" w:type="dxa"/>
+            <w:tcW w:w="5530" w:type="dxa"/>
             <w:tcBorders>
               <w:top w:val="single" w:sz="8" w:space="0" w:color="A6A6A6"/>
               <w:start w:val="single" w:sz="8" w:space="0" w:color="A6A6A6"/>
@@ -985,7 +985,7 @@
         </w:trPr>
         <w:tc>
           <w:tcPr>
-            <w:tcW w:w="3811" w:type="dxa"/>
+            <w:tcW w:w="3810" w:type="dxa"/>
             <w:tcBorders>
               <w:top w:val="single" w:sz="8" w:space="0" w:color="A6A6A6"/>
               <w:start w:val="single" w:sz="8" w:space="0" w:color="A6A6A6"/>
@@ -1022,7 +1022,7 @@
         </w:tc>
         <w:tc>
           <w:tcPr>
-            <w:tcW w:w="5529" w:type="dxa"/>
+            <w:tcW w:w="5530" w:type="dxa"/>
             <w:tcBorders>
               <w:top w:val="single" w:sz="8" w:space="0" w:color="A6A6A6"/>
               <w:start w:val="single" w:sz="8" w:space="0" w:color="A6A6A6"/>
@@ -1182,15 +1182,15 @@
         </w:tblCellMar>
       </w:tblPr>
       <w:tblGrid>
-        <w:gridCol w:w="435"/>
-        <w:gridCol w:w="439"/>
+        <w:gridCol w:w="434"/>
+        <w:gridCol w:w="440"/>
         <w:gridCol w:w="8476"/>
       </w:tblGrid>
       <w:tr>
         <w:trPr/>
         <w:tc>
           <w:tcPr>
-            <w:tcW w:w="435" w:type="dxa"/>
+            <w:tcW w:w="434" w:type="dxa"/>
             <w:tcBorders/>
           </w:tcPr>
           <w:p>
@@ -1221,7 +1221,7 @@
         </w:tc>
         <w:tc>
           <w:tcPr>
-            <w:tcW w:w="8915" w:type="dxa"/>
+            <w:tcW w:w="8916" w:type="dxa"/>
             <w:gridSpan w:val="2"/>
             <w:tcBorders/>
           </w:tcPr>
@@ -1319,7 +1319,7 @@
         <w:trPr/>
         <w:tc>
           <w:tcPr>
-            <w:tcW w:w="435" w:type="dxa"/>
+            <w:tcW w:w="434" w:type="dxa"/>
             <w:tcBorders/>
           </w:tcPr>
           <w:p>
@@ -1350,7 +1350,7 @@
         </w:tc>
         <w:tc>
           <w:tcPr>
-            <w:tcW w:w="8915" w:type="dxa"/>
+            <w:tcW w:w="8916" w:type="dxa"/>
             <w:gridSpan w:val="2"/>
             <w:tcBorders/>
           </w:tcPr>
@@ -1437,20 +1437,309 @@
               <w:spacing w:lineRule="auto" w:line="240" w:before="0" w:after="0"/>
               <w:ind w:start="257"/>
               <w:jc w:val="both"/>
-              <w:rPr>
-                <w:rFonts w:ascii="Calibri" w:hAnsi="Calibri" w:eastAsia="Times New Roman" w:cs="Calibri"/>
-              </w:rPr>
+              <w:rPr/>
             </w:pPr>
             <w:r>
               <w:rPr>
                 <w:rStyle w:val="PlaceholderText"/>
-                <w:rFonts w:eastAsia="Calibri" w:cs="Calibri"/>
-                <w:kern w:val="0"/>
-                <w:sz w:val="22"/>
-                <w:szCs w:val="22"/>
-                <w:lang w:val="en-US" w:eastAsia="en-US" w:bidi="ar-SA"/>
-              </w:rPr>
-              <w:t>((Do we need to list credentials here? Or just list faculty?))</w:t>
+                <w:rFonts w:eastAsia="Times New Roman" w:cs="Calibri"/>
+                <w:b/>
+                <w:bCs/>
+                <w:kern w:val="0"/>
+                <w:sz w:val="22"/>
+                <w:szCs w:val="22"/>
+                <w:lang w:val="en-US" w:eastAsia="en-US" w:bidi="ar-SA"/>
+              </w:rPr>
+              <w:t>Full-time Faculty:</w:t>
+            </w:r>
+          </w:p>
+          <w:p>
+            <w:pPr>
+              <w:pStyle w:val="Normal"/>
+              <w:widowControl/>
+              <w:spacing w:lineRule="auto" w:line="240" w:before="0" w:after="0"/>
+              <w:ind w:start="257"/>
+              <w:jc w:val="both"/>
+              <w:rPr>
+                <w:rFonts w:ascii="Calibri" w:hAnsi="Calibri" w:eastAsia="Times New Roman" w:cs="Calibri"/>
+              </w:rPr>
+            </w:pPr>
+            <w:r>
+              <w:rPr>
+                <w:rStyle w:val="PlaceholderText"/>
+                <w:rFonts w:eastAsia="Times New Roman" w:cs="Calibri"/>
+                <w:kern w:val="0"/>
+                <w:sz w:val="22"/>
+                <w:szCs w:val="22"/>
+                <w:lang w:val="en-US" w:eastAsia="en-US" w:bidi="ar-SA"/>
+              </w:rPr>
+              <w:t>- Bill Crosbie, Associate Professor</w:t>
+            </w:r>
+          </w:p>
+          <w:p>
+            <w:pPr>
+              <w:pStyle w:val="Normal"/>
+              <w:widowControl/>
+              <w:spacing w:lineRule="auto" w:line="240" w:before="0" w:after="0"/>
+              <w:ind w:start="257"/>
+              <w:jc w:val="both"/>
+              <w:rPr>
+                <w:rFonts w:ascii="Calibri" w:hAnsi="Calibri" w:eastAsia="Times New Roman" w:cs="Calibri"/>
+              </w:rPr>
+            </w:pPr>
+            <w:r>
+              <w:rPr>
+                <w:rStyle w:val="PlaceholderText"/>
+                <w:rFonts w:eastAsia="Times New Roman" w:cs="Calibri"/>
+                <w:kern w:val="0"/>
+                <w:sz w:val="22"/>
+                <w:szCs w:val="22"/>
+                <w:lang w:val="en-US" w:eastAsia="en-US" w:bidi="ar-SA"/>
+              </w:rPr>
+              <w:t>- Steve Caruso, Assistant Professor</w:t>
+            </w:r>
+          </w:p>
+          <w:p>
+            <w:pPr>
+              <w:pStyle w:val="Normal"/>
+              <w:widowControl/>
+              <w:spacing w:lineRule="auto" w:line="240" w:before="0" w:after="0"/>
+              <w:ind w:start="257"/>
+              <w:jc w:val="both"/>
+              <w:rPr>
+                <w:rFonts w:ascii="Calibri" w:hAnsi="Calibri" w:eastAsia="Times New Roman" w:cs="Calibri"/>
+              </w:rPr>
+            </w:pPr>
+            <w:r>
+              <w:rPr>
+                <w:rStyle w:val="PlaceholderText"/>
+                <w:rFonts w:eastAsia="Times New Roman" w:cs="Calibri"/>
+                <w:kern w:val="0"/>
+                <w:sz w:val="22"/>
+                <w:szCs w:val="22"/>
+                <w:lang w:val="en-US" w:eastAsia="en-US" w:bidi="ar-SA"/>
+              </w:rPr>
+              <w:t>- John Harford, Instructor</w:t>
+            </w:r>
+          </w:p>
+          <w:p>
+            <w:pPr>
+              <w:pStyle w:val="Normal"/>
+              <w:widowControl/>
+              <w:spacing w:lineRule="auto" w:line="240" w:before="0" w:after="0"/>
+              <w:ind w:start="257"/>
+              <w:jc w:val="both"/>
+              <w:rPr>
+                <w:rStyle w:val="PlaceholderText"/>
+                <w:rFonts w:ascii="Calibri" w:hAnsi="Calibri" w:eastAsia="Times New Roman" w:cs="Calibri"/>
+                <w:b/>
+                <w:bCs/>
+                <w:kern w:val="0"/>
+                <w:sz w:val="22"/>
+                <w:szCs w:val="22"/>
+                <w:lang w:val="en-US" w:eastAsia="en-US" w:bidi="ar-SA"/>
+              </w:rPr>
+            </w:pPr>
+            <w:r>
+              <w:rPr/>
+            </w:r>
+          </w:p>
+          <w:p>
+            <w:pPr>
+              <w:pStyle w:val="Normal"/>
+              <w:widowControl/>
+              <w:spacing w:lineRule="auto" w:line="240" w:before="0" w:after="0"/>
+              <w:ind w:start="257"/>
+              <w:jc w:val="both"/>
+              <w:rPr/>
+            </w:pPr>
+            <w:r>
+              <w:rPr>
+                <w:rStyle w:val="PlaceholderText"/>
+                <w:rFonts w:eastAsia="Times New Roman" w:cs="Calibri"/>
+                <w:b/>
+                <w:bCs/>
+                <w:kern w:val="0"/>
+                <w:sz w:val="22"/>
+                <w:szCs w:val="22"/>
+                <w:lang w:val="en-US" w:eastAsia="en-US" w:bidi="ar-SA"/>
+              </w:rPr>
+              <w:t>Adjuncts:</w:t>
+            </w:r>
+          </w:p>
+          <w:p>
+            <w:pPr>
+              <w:pStyle w:val="Normal"/>
+              <w:widowControl/>
+              <w:spacing w:lineRule="auto" w:line="240" w:before="0" w:after="0"/>
+              <w:ind w:start="257"/>
+              <w:jc w:val="both"/>
+              <w:rPr>
+                <w:rFonts w:ascii="Calibri" w:hAnsi="Calibri" w:eastAsia="Times New Roman" w:cs="Calibri"/>
+              </w:rPr>
+            </w:pPr>
+            <w:r>
+              <w:rPr>
+                <w:rStyle w:val="PlaceholderText"/>
+                <w:rFonts w:eastAsia="Times New Roman" w:cs="Calibri"/>
+                <w:kern w:val="0"/>
+                <w:sz w:val="22"/>
+                <w:szCs w:val="22"/>
+                <w:lang w:val="en-US" w:eastAsia="en-US" w:bidi="ar-SA"/>
+              </w:rPr>
+              <w:t>- Cynthia Teeters</w:t>
+            </w:r>
+          </w:p>
+          <w:p>
+            <w:pPr>
+              <w:pStyle w:val="Normal"/>
+              <w:widowControl/>
+              <w:spacing w:lineRule="auto" w:line="240" w:before="0" w:after="0"/>
+              <w:ind w:start="257"/>
+              <w:jc w:val="both"/>
+              <w:rPr>
+                <w:rFonts w:ascii="Calibri" w:hAnsi="Calibri" w:eastAsia="Times New Roman" w:cs="Calibri"/>
+              </w:rPr>
+            </w:pPr>
+            <w:r>
+              <w:rPr>
+                <w:rStyle w:val="PlaceholderText"/>
+                <w:rFonts w:eastAsia="Times New Roman" w:cs="Calibri"/>
+                <w:kern w:val="0"/>
+                <w:sz w:val="22"/>
+                <w:szCs w:val="22"/>
+                <w:lang w:val="en-US" w:eastAsia="en-US" w:bidi="ar-SA"/>
+              </w:rPr>
+              <w:t>- Lynn Sichel</w:t>
+            </w:r>
+          </w:p>
+          <w:p>
+            <w:pPr>
+              <w:pStyle w:val="Normal"/>
+              <w:widowControl/>
+              <w:spacing w:lineRule="auto" w:line="240" w:before="0" w:after="0"/>
+              <w:ind w:start="257"/>
+              <w:jc w:val="both"/>
+              <w:rPr>
+                <w:rFonts w:ascii="Calibri" w:hAnsi="Calibri" w:eastAsia="Times New Roman" w:cs="Calibri"/>
+              </w:rPr>
+            </w:pPr>
+            <w:r>
+              <w:rPr/>
+            </w:r>
+          </w:p>
+          <w:p>
+            <w:pPr>
+              <w:pStyle w:val="Normal"/>
+              <w:widowControl/>
+              <w:spacing w:lineRule="auto" w:line="240" w:before="0" w:after="0"/>
+              <w:ind w:start="257"/>
+              <w:jc w:val="both"/>
+              <w:rPr/>
+            </w:pPr>
+            <w:r>
+              <w:rPr>
+                <w:rStyle w:val="PlaceholderText"/>
+                <w:rFonts w:eastAsia="Times New Roman" w:cs="Calibri"/>
+                <w:i/>
+                <w:iCs/>
+                <w:kern w:val="0"/>
+                <w:sz w:val="22"/>
+                <w:szCs w:val="22"/>
+                <w:lang w:val="en-US" w:eastAsia="en-US" w:bidi="ar-SA"/>
+              </w:rPr>
+              <w:t>(</w:t>
+            </w:r>
+            <w:r>
+              <w:rPr>
+                <w:rStyle w:val="PlaceholderText"/>
+                <w:rFonts w:eastAsia="Times New Roman" w:cs="Calibri"/>
+                <w:i/>
+                <w:iCs/>
+                <w:kern w:val="0"/>
+                <w:sz w:val="22"/>
+                <w:szCs w:val="22"/>
+                <w:lang w:val="en-US" w:eastAsia="en-US" w:bidi="ar-SA"/>
+              </w:rPr>
+              <w:t>See Addend</w:t>
+            </w:r>
+            <w:r>
+              <w:rPr>
+                <w:rStyle w:val="PlaceholderText"/>
+                <w:rFonts w:eastAsia="Times New Roman" w:cs="Calibri"/>
+                <w:i/>
+                <w:iCs/>
+                <w:kern w:val="0"/>
+                <w:sz w:val="22"/>
+                <w:szCs w:val="22"/>
+                <w:lang w:val="en-US" w:eastAsia="en-US" w:bidi="ar-SA"/>
+              </w:rPr>
+              <w:t>a</w:t>
+            </w:r>
+            <w:r>
+              <w:rPr>
+                <w:rStyle w:val="PlaceholderText"/>
+                <w:rFonts w:eastAsia="Times New Roman" w:cs="Calibri"/>
+                <w:i/>
+                <w:iCs/>
+                <w:kern w:val="0"/>
+                <w:sz w:val="22"/>
+                <w:szCs w:val="22"/>
+                <w:lang w:val="en-US" w:eastAsia="en-US" w:bidi="ar-SA"/>
+              </w:rPr>
+              <w:t xml:space="preserve"> for </w:t>
+            </w:r>
+            <w:r>
+              <w:rPr>
+                <w:rStyle w:val="PlaceholderText"/>
+                <w:rFonts w:eastAsia="Times New Roman" w:cs="Calibri"/>
+                <w:i/>
+                <w:iCs/>
+                <w:kern w:val="0"/>
+                <w:sz w:val="22"/>
+                <w:szCs w:val="22"/>
+                <w:lang w:val="en-US" w:eastAsia="en-US" w:bidi="ar-SA"/>
+              </w:rPr>
+              <w:t>c</w:t>
+            </w:r>
+            <w:r>
+              <w:rPr>
+                <w:rStyle w:val="PlaceholderText"/>
+                <w:rFonts w:eastAsia="Times New Roman" w:cs="Calibri"/>
+                <w:i/>
+                <w:iCs/>
+                <w:kern w:val="0"/>
+                <w:sz w:val="22"/>
+                <w:szCs w:val="22"/>
+                <w:lang w:val="en-US" w:eastAsia="en-US" w:bidi="ar-SA"/>
+              </w:rPr>
+              <w:t>redentials</w:t>
+            </w:r>
+            <w:r>
+              <w:rPr>
+                <w:rStyle w:val="PlaceholderText"/>
+                <w:rFonts w:eastAsia="Times New Roman" w:cs="Calibri"/>
+                <w:i/>
+                <w:iCs/>
+                <w:kern w:val="0"/>
+                <w:sz w:val="22"/>
+                <w:szCs w:val="22"/>
+                <w:lang w:val="en-US" w:eastAsia="en-US" w:bidi="ar-SA"/>
+              </w:rPr>
+              <w:t>.</w:t>
+            </w:r>
+            <w:r>
+              <w:rPr>
+                <w:rStyle w:val="PlaceholderText"/>
+                <w:rFonts w:eastAsia="Times New Roman" w:cs="Calibri"/>
+                <w:i/>
+                <w:iCs/>
+                <w:kern w:val="0"/>
+                <w:sz w:val="22"/>
+                <w:szCs w:val="22"/>
+                <w:lang w:val="en-US" w:eastAsia="en-US" w:bidi="ar-SA"/>
+              </w:rPr>
+              <w:t>)</w:t>
             </w:r>
           </w:p>
           <w:p>
@@ -1476,7 +1765,7 @@
         <w:trPr/>
         <w:tc>
           <w:tcPr>
-            <w:tcW w:w="435" w:type="dxa"/>
+            <w:tcW w:w="434" w:type="dxa"/>
             <w:tcBorders/>
           </w:tcPr>
           <w:p>
@@ -1526,7 +1815,7 @@
         </w:tc>
         <w:tc>
           <w:tcPr>
-            <w:tcW w:w="8915" w:type="dxa"/>
+            <w:tcW w:w="8916" w:type="dxa"/>
             <w:gridSpan w:val="2"/>
             <w:tcBorders/>
           </w:tcPr>
@@ -1615,20 +1904,233 @@
               <w:spacing w:lineRule="auto" w:line="240" w:before="0" w:after="0"/>
               <w:ind w:start="257"/>
               <w:jc w:val="both"/>
-              <w:rPr>
-                <w:rFonts w:ascii="Calibri" w:hAnsi="Calibri" w:eastAsia="Times New Roman" w:cs="Calibri"/>
-              </w:rPr>
+              <w:rPr/>
             </w:pPr>
             <w:r>
               <w:rPr>
                 <w:rStyle w:val="PlaceholderText"/>
                 <w:rFonts w:eastAsia="Calibri" w:cs="Calibri"/>
+                <w:b/>
+                <w:bCs/>
+                <w:kern w:val="0"/>
+                <w:sz w:val="22"/>
+                <w:szCs w:val="22"/>
+                <w:lang w:val="en-US" w:eastAsia="en-US" w:bidi="ar-SA"/>
+              </w:rPr>
+              <w:t>Program Leader:</w:t>
+            </w:r>
+          </w:p>
+          <w:p>
+            <w:pPr>
+              <w:pStyle w:val="Normal"/>
+              <w:widowControl/>
+              <w:spacing w:lineRule="auto" w:line="240" w:before="0" w:after="0"/>
+              <w:ind w:start="257"/>
+              <w:jc w:val="both"/>
+              <w:rPr/>
+            </w:pPr>
+            <w:r>
+              <w:rPr>
+                <w:rStyle w:val="PlaceholderText"/>
+                <w:rFonts w:eastAsia="Calibri" w:cs="Calibri"/>
+                <w:b w:val="false"/>
+                <w:bCs w:val="false"/>
+                <w:kern w:val="0"/>
+                <w:sz w:val="22"/>
+                <w:szCs w:val="22"/>
+                <w:lang w:val="en-US" w:eastAsia="en-US" w:bidi="ar-SA"/>
+              </w:rPr>
+              <w:t>A faculty member will be appointed as Program Lead of GRID and handle coordinating students, curriculum, and adjuncts.</w:t>
+            </w:r>
+          </w:p>
+          <w:p>
+            <w:pPr>
+              <w:pStyle w:val="Normal"/>
+              <w:widowControl/>
+              <w:spacing w:lineRule="auto" w:line="240" w:before="0" w:after="0"/>
+              <w:ind w:start="257"/>
+              <w:jc w:val="both"/>
+              <w:rPr>
+                <w:rStyle w:val="PlaceholderText"/>
+                <w:rFonts w:eastAsia="Calibri" w:cs="Calibri"/>
+                <w:b/>
+                <w:bCs/>
+                <w:kern w:val="0"/>
+                <w:sz w:val="22"/>
+                <w:szCs w:val="22"/>
+                <w:lang w:val="en-US" w:eastAsia="en-US" w:bidi="ar-SA"/>
+              </w:rPr>
+            </w:pPr>
+            <w:r>
+              <w:rPr/>
+            </w:r>
+          </w:p>
+          <w:p>
+            <w:pPr>
+              <w:pStyle w:val="Normal"/>
+              <w:widowControl/>
+              <w:spacing w:lineRule="auto" w:line="240" w:before="0" w:after="0"/>
+              <w:ind w:start="257"/>
+              <w:jc w:val="both"/>
+              <w:rPr/>
+            </w:pPr>
+            <w:r>
+              <w:rPr>
+                <w:rStyle w:val="PlaceholderText"/>
+                <w:rFonts w:eastAsia="Calibri" w:cs="Calibri"/>
+                <w:b/>
+                <w:bCs/>
+                <w:kern w:val="0"/>
+                <w:sz w:val="22"/>
+                <w:szCs w:val="22"/>
+                <w:lang w:val="en-US" w:eastAsia="en-US" w:bidi="ar-SA"/>
+              </w:rPr>
+              <w:t>GRID Labs:</w:t>
+            </w:r>
+          </w:p>
+          <w:p>
+            <w:pPr>
+              <w:pStyle w:val="Normal"/>
+              <w:widowControl/>
+              <w:spacing w:lineRule="auto" w:line="240" w:before="0" w:after="0"/>
+              <w:ind w:start="257"/>
+              <w:jc w:val="both"/>
+              <w:rPr>
+                <w:rFonts w:ascii="Calibri" w:hAnsi="Calibri" w:eastAsia="Times New Roman" w:cs="Calibri"/>
+              </w:rPr>
+            </w:pPr>
+            <w:r>
+              <w:rPr>
+                <w:rStyle w:val="PlaceholderText"/>
+                <w:rFonts w:eastAsia="Calibri" w:cs="Calibri"/>
                 <w:kern w:val="0"/>
                 <w:sz w:val="22"/>
                 <w:szCs w:val="22"/>
                 <w:lang w:val="en-US" w:eastAsia="en-US" w:bidi="ar-SA"/>
               </w:rPr>
               <w:t>The Game and Real-time Interactive Design (GRID) Program will have two labs in the southern part of the Arts Building. GRID Lab 1 sports a Motion Capture suite and extensive gaming library of physical board, card, and paper games, as well as digital gaming consoles and VR headsets; where GRID Lab 2 sports a dual-projector classroom designed to teach coding, and a User Experience development and testing workspace. Both labs have industry standard software for developing graphic and motion assets (Adobe and related packages) as well as game design programming and development software such as Unity alongside Open Source alternatives.</w:t>
+            </w:r>
+          </w:p>
+          <w:p>
+            <w:pPr>
+              <w:pStyle w:val="Normal"/>
+              <w:widowControl/>
+              <w:spacing w:lineRule="auto" w:line="240" w:before="0" w:after="0"/>
+              <w:ind w:start="257"/>
+              <w:jc w:val="both"/>
+              <w:rPr>
+                <w:rFonts w:ascii="Calibri" w:hAnsi="Calibri" w:eastAsia="Times New Roman" w:cs="Calibri"/>
+              </w:rPr>
+            </w:pPr>
+            <w:r>
+              <w:rPr/>
+            </w:r>
+          </w:p>
+          <w:p>
+            <w:pPr>
+              <w:pStyle w:val="Normal"/>
+              <w:widowControl/>
+              <w:spacing w:lineRule="auto" w:line="240" w:before="0" w:after="0"/>
+              <w:ind w:start="257"/>
+              <w:jc w:val="both"/>
+              <w:rPr/>
+            </w:pPr>
+            <w:r>
+              <w:rPr>
+                <w:rStyle w:val="PlaceholderText"/>
+                <w:rFonts w:eastAsia="Calibri" w:cs="Calibri"/>
+                <w:b/>
+                <w:bCs/>
+                <w:kern w:val="0"/>
+                <w:sz w:val="22"/>
+                <w:szCs w:val="22"/>
+                <w:lang w:val="en-US" w:eastAsia="en-US" w:bidi="ar-SA"/>
+              </w:rPr>
+              <w:t>Lab Technicians:</w:t>
+            </w:r>
+          </w:p>
+          <w:p>
+            <w:pPr>
+              <w:pStyle w:val="Normal"/>
+              <w:widowControl/>
+              <w:spacing w:lineRule="auto" w:line="240" w:before="0" w:after="0"/>
+              <w:ind w:start="257"/>
+              <w:jc w:val="both"/>
+              <w:rPr>
+                <w:rFonts w:ascii="Calibri" w:hAnsi="Calibri" w:eastAsia="Times New Roman" w:cs="Calibri"/>
+              </w:rPr>
+            </w:pPr>
+            <w:r>
+              <w:rPr>
+                <w:rStyle w:val="PlaceholderText"/>
+                <w:rFonts w:eastAsia="Calibri" w:cs="Calibri"/>
+                <w:kern w:val="0"/>
+                <w:sz w:val="22"/>
+                <w:szCs w:val="22"/>
+                <w:lang w:val="en-US" w:eastAsia="en-US" w:bidi="ar-SA"/>
+              </w:rPr>
+              <w:t>One or two Lab Technicians will be hired to maintain the GRID computer lab equipment, keep open lab hours for students, and handle maintenance that falls outside of general Tech Services.</w:t>
+            </w:r>
+          </w:p>
+          <w:p>
+            <w:pPr>
+              <w:pStyle w:val="Normal"/>
+              <w:widowControl/>
+              <w:spacing w:lineRule="auto" w:line="240" w:before="0" w:after="0"/>
+              <w:ind w:start="257"/>
+              <w:jc w:val="both"/>
+              <w:rPr>
+                <w:rFonts w:ascii="Calibri" w:hAnsi="Calibri" w:eastAsia="Times New Roman" w:cs="Calibri"/>
+              </w:rPr>
+            </w:pPr>
+            <w:r>
+              <w:rPr/>
+            </w:r>
+          </w:p>
+          <w:p>
+            <w:pPr>
+              <w:pStyle w:val="Normal"/>
+              <w:widowControl/>
+              <w:spacing w:lineRule="auto" w:line="240" w:before="0" w:after="0"/>
+              <w:ind w:start="257"/>
+              <w:jc w:val="both"/>
+              <w:rPr/>
+            </w:pPr>
+            <w:r>
+              <w:rPr>
+                <w:rStyle w:val="PlaceholderText"/>
+                <w:rFonts w:eastAsia="Calibri" w:cs="Calibri"/>
+                <w:b/>
+                <w:bCs/>
+                <w:kern w:val="0"/>
+                <w:sz w:val="22"/>
+                <w:szCs w:val="22"/>
+                <w:lang w:val="en-US" w:eastAsia="en-US" w:bidi="ar-SA"/>
+              </w:rPr>
+              <w:t>Tech Services:</w:t>
+            </w:r>
+          </w:p>
+          <w:p>
+            <w:pPr>
+              <w:pStyle w:val="Normal"/>
+              <w:widowControl/>
+              <w:spacing w:lineRule="auto" w:line="240" w:before="0" w:after="0"/>
+              <w:ind w:start="257"/>
+              <w:jc w:val="both"/>
+              <w:rPr>
+                <w:rFonts w:ascii="Calibri" w:hAnsi="Calibri" w:eastAsia="Times New Roman" w:cs="Calibri"/>
+              </w:rPr>
+            </w:pPr>
+            <w:r>
+              <w:rPr>
+                <w:rStyle w:val="PlaceholderText"/>
+                <w:rFonts w:eastAsia="Calibri" w:cs="Calibri"/>
+                <w:kern w:val="0"/>
+                <w:sz w:val="22"/>
+                <w:szCs w:val="22"/>
+                <w:lang w:val="en-US" w:eastAsia="en-US" w:bidi="ar-SA"/>
+              </w:rPr>
+              <w:t>General support, configuration, and maintenance will come from the RVCC Technology Help Desk.</w:t>
             </w:r>
           </w:p>
           <w:p>
@@ -1653,7 +2155,7 @@
         <w:trPr/>
         <w:tc>
           <w:tcPr>
-            <w:tcW w:w="435" w:type="dxa"/>
+            <w:tcW w:w="434" w:type="dxa"/>
             <w:tcBorders/>
           </w:tcPr>
           <w:p>
@@ -1703,7 +2205,7 @@
         </w:tc>
         <w:tc>
           <w:tcPr>
-            <w:tcW w:w="8915" w:type="dxa"/>
+            <w:tcW w:w="8916" w:type="dxa"/>
             <w:gridSpan w:val="2"/>
             <w:tcBorders/>
           </w:tcPr>
@@ -1864,7 +2366,33 @@
                 <w:szCs w:val="22"/>
                 <w:lang w:val="en-US" w:eastAsia="en-US" w:bidi="ar-SA"/>
               </w:rPr>
-              <w:t>Program Outcomes in mind (see below)</w:t>
+              <w:t xml:space="preserve">Program Outcomes in mind (see </w:t>
+            </w:r>
+            <w:r>
+              <w:rPr>
+                <w:rStyle w:val="PlaceholderText"/>
+                <w:rFonts w:eastAsia="Calibri" w:cs="Calibri"/>
+                <w:b/>
+                <w:bCs/>
+                <w:kern w:val="0"/>
+                <w:sz w:val="22"/>
+                <w:szCs w:val="22"/>
+                <w:lang w:val="en-US" w:eastAsia="en-US" w:bidi="ar-SA"/>
+              </w:rPr>
+              <w:t>5(b)</w:t>
+            </w:r>
+            <w:r>
+              <w:rPr>
+                <w:rStyle w:val="PlaceholderText"/>
+                <w:rFonts w:eastAsia="Calibri" w:cs="Calibri"/>
+                <w:b/>
+                <w:bCs/>
+                <w:kern w:val="0"/>
+                <w:sz w:val="22"/>
+                <w:szCs w:val="22"/>
+                <w:lang w:val="en-US" w:eastAsia="en-US" w:bidi="ar-SA"/>
+              </w:rPr>
+              <w:t xml:space="preserve"> below)</w:t>
             </w:r>
             <w:r>
               <w:rPr>
@@ -2379,7 +2907,7 @@
         </w:trPr>
         <w:tc>
           <w:tcPr>
-            <w:tcW w:w="435" w:type="dxa"/>
+            <w:tcW w:w="434" w:type="dxa"/>
             <w:vMerge w:val="restart"/>
             <w:tcBorders/>
           </w:tcPr>
@@ -2430,7 +2958,7 @@
         </w:tc>
         <w:tc>
           <w:tcPr>
-            <w:tcW w:w="8915" w:type="dxa"/>
+            <w:tcW w:w="8916" w:type="dxa"/>
             <w:gridSpan w:val="2"/>
             <w:tcBorders/>
           </w:tcPr>
@@ -2469,7 +2997,7 @@
         </w:trPr>
         <w:tc>
           <w:tcPr>
-            <w:tcW w:w="435" w:type="dxa"/>
+            <w:tcW w:w="434" w:type="dxa"/>
             <w:vMerge w:val="continue"/>
             <w:tcBorders/>
           </w:tcPr>
@@ -2489,7 +3017,7 @@
         </w:tc>
         <w:tc>
           <w:tcPr>
-            <w:tcW w:w="439" w:type="dxa"/>
+            <w:tcW w:w="440" w:type="dxa"/>
             <w:tcBorders/>
           </w:tcPr>
           <w:p>
@@ -2616,7 +3144,7 @@
         </w:trPr>
         <w:tc>
           <w:tcPr>
-            <w:tcW w:w="435" w:type="dxa"/>
+            <w:tcW w:w="434" w:type="dxa"/>
             <w:tcBorders/>
           </w:tcPr>
           <w:p>
@@ -2642,7 +3170,7 @@
         </w:tc>
         <w:tc>
           <w:tcPr>
-            <w:tcW w:w="439" w:type="dxa"/>
+            <w:tcW w:w="440" w:type="dxa"/>
             <w:tcBorders/>
           </w:tcPr>
           <w:p>
@@ -3014,23 +3542,238 @@
                 <w:szCs w:val="22"/>
                 <w:lang w:val="en-US" w:eastAsia="en-US" w:bidi="ar-SA"/>
               </w:rPr>
-              <w:t>These are assessed through …..</w:t>
-            </w:r>
-          </w:p>
-          <w:p>
-            <w:pPr>
-              <w:pStyle w:val="Normal"/>
-              <w:widowControl/>
-              <w:spacing w:lineRule="auto" w:line="240" w:before="0" w:after="0"/>
-              <w:jc w:val="both"/>
-              <w:rPr>
-                <w:rFonts w:ascii="Calibri" w:hAnsi="Calibri" w:eastAsia="Times New Roman" w:cs="Calibri"/>
-              </w:rPr>
-            </w:pPr>
-            <w:r>
-              <w:rPr>
-                <w:rFonts w:eastAsia="Times New Roman" w:cs="Calibri"/>
-              </w:rPr>
+              <w:t>These are assessed throug</w:t>
+            </w:r>
+            <w:r>
+              <w:rPr>
+                <w:rStyle w:val="PlaceholderText"/>
+                <w:rFonts w:eastAsia="Calibri" w:cs="Calibri"/>
+                <w:kern w:val="0"/>
+                <w:sz w:val="22"/>
+                <w:szCs w:val="22"/>
+                <w:lang w:val="en-US" w:eastAsia="en-US" w:bidi="ar-SA"/>
+              </w:rPr>
+              <w:t>h rubrics administered primarily through the course-ware that assess both how a student follows instructions for the given assignment (which makes up their assignment grade) alongside a set of 3-point likert scales (“Exceeds Expectations”, “Meets Expectations”, “Does Not Meet Expectations”) for each Course Learning Outcome in the assignment. Each Course Learning Outcome, likewise is linked to a Program Learning Outcome (above).</w:t>
+            </w:r>
+          </w:p>
+          <w:p>
+            <w:pPr>
+              <w:pStyle w:val="Normal"/>
+              <w:widowControl/>
+              <w:spacing w:lineRule="auto" w:line="240" w:before="0" w:after="0"/>
+              <w:jc w:val="both"/>
+              <w:rPr>
+                <w:rFonts w:ascii="Calibri" w:hAnsi="Calibri" w:eastAsia="Calibri" w:cs="Calibri"/>
+                <w:kern w:val="0"/>
+                <w:sz w:val="22"/>
+                <w:szCs w:val="22"/>
+                <w:lang w:val="en-US" w:eastAsia="en-US" w:bidi="ar-SA"/>
+              </w:rPr>
+            </w:pPr>
+            <w:r>
+              <w:rPr/>
+            </w:r>
+          </w:p>
+          <w:p>
+            <w:pPr>
+              <w:pStyle w:val="Normal"/>
+              <w:widowControl/>
+              <w:spacing w:lineRule="auto" w:line="240" w:before="0" w:after="0"/>
+              <w:jc w:val="both"/>
+              <w:rPr>
+                <w:rFonts w:ascii="Calibri" w:hAnsi="Calibri" w:eastAsia="Calibri" w:cs="Calibri"/>
+                <w:kern w:val="0"/>
+                <w:sz w:val="22"/>
+                <w:szCs w:val="22"/>
+                <w:lang w:val="en-US" w:eastAsia="en-US" w:bidi="ar-SA"/>
+              </w:rPr>
+            </w:pPr>
+            <w:r>
+              <w:rPr/>
+            </w:r>
+          </w:p>
+          <w:p>
+            <w:pPr>
+              <w:pStyle w:val="Normal"/>
+              <w:widowControl/>
+              <w:spacing w:lineRule="auto" w:line="240" w:before="0" w:after="0"/>
+              <w:jc w:val="both"/>
+              <w:rPr>
+                <w:rFonts w:ascii="Calibri" w:hAnsi="Calibri" w:eastAsia="Calibri" w:cs="Calibri"/>
+                <w:kern w:val="0"/>
+                <w:sz w:val="22"/>
+                <w:szCs w:val="22"/>
+                <w:lang w:val="en-US" w:eastAsia="en-US" w:bidi="ar-SA"/>
+              </w:rPr>
+            </w:pPr>
+            <w:r>
+              <w:rPr/>
+            </w:r>
+          </w:p>
+          <w:p>
+            <w:pPr>
+              <w:pStyle w:val="Normal"/>
+              <w:widowControl/>
+              <w:spacing w:lineRule="auto" w:line="240" w:before="0" w:after="0"/>
+              <w:jc w:val="both"/>
+              <w:rPr>
+                <w:rStyle w:val="PlaceholderText"/>
+                <w:rFonts w:eastAsia="Calibri" w:cs="Calibri"/>
+                <w:b/>
+                <w:bCs/>
+                <w:kern w:val="0"/>
+                <w:sz w:val="22"/>
+                <w:szCs w:val="22"/>
+                <w:lang w:val="en-US" w:eastAsia="en-US" w:bidi="ar-SA"/>
+              </w:rPr>
+            </w:pPr>
+            <w:r>
+              <w:rPr/>
+            </w:r>
+          </w:p>
+          <w:p>
+            <w:pPr>
+              <w:pStyle w:val="Normal"/>
+              <w:widowControl/>
+              <w:spacing w:lineRule="auto" w:line="240" w:before="0" w:after="0"/>
+              <w:jc w:val="both"/>
+              <w:rPr>
+                <w:rStyle w:val="PlaceholderText"/>
+                <w:rFonts w:eastAsia="Calibri" w:cs="Calibri"/>
+                <w:b/>
+                <w:bCs/>
+                <w:kern w:val="0"/>
+                <w:sz w:val="22"/>
+                <w:szCs w:val="22"/>
+                <w:lang w:val="en-US" w:eastAsia="en-US" w:bidi="ar-SA"/>
+              </w:rPr>
+            </w:pPr>
+            <w:r>
+              <w:rPr/>
+            </w:r>
+          </w:p>
+          <w:p>
+            <w:pPr>
+              <w:pStyle w:val="Normal"/>
+              <w:widowControl/>
+              <w:spacing w:lineRule="auto" w:line="240" w:before="0" w:after="0"/>
+              <w:jc w:val="both"/>
+              <w:rPr>
+                <w:rStyle w:val="PlaceholderText"/>
+                <w:rFonts w:eastAsia="Calibri" w:cs="Calibri"/>
+                <w:b/>
+                <w:bCs/>
+                <w:kern w:val="0"/>
+                <w:sz w:val="22"/>
+                <w:szCs w:val="22"/>
+                <w:lang w:val="en-US" w:eastAsia="en-US" w:bidi="ar-SA"/>
+              </w:rPr>
+            </w:pPr>
+            <w:r>
+              <w:rPr/>
+            </w:r>
+          </w:p>
+          <w:p>
+            <w:pPr>
+              <w:pStyle w:val="Normal"/>
+              <w:widowControl/>
+              <w:spacing w:lineRule="auto" w:line="240" w:before="0" w:after="0"/>
+              <w:jc w:val="both"/>
+              <w:rPr/>
+            </w:pPr>
+            <w:r>
+              <w:rPr>
+                <w:rStyle w:val="PlaceholderText"/>
+                <w:rFonts w:eastAsia="Calibri" w:cs="Calibri"/>
+                <w:b/>
+                <w:bCs/>
+                <w:kern w:val="0"/>
+                <w:sz w:val="22"/>
+                <w:szCs w:val="22"/>
+                <w:lang w:val="en-US" w:eastAsia="en-US" w:bidi="ar-SA"/>
+              </w:rPr>
+              <w:t>Mastery Map:</w:t>
+            </w:r>
+          </w:p>
+          <w:p>
+            <w:pPr>
+              <w:pStyle w:val="Normal"/>
+              <w:widowControl/>
+              <w:spacing w:lineRule="auto" w:line="240" w:before="0" w:after="0"/>
+              <w:jc w:val="both"/>
+              <w:rPr>
+                <w:rFonts w:ascii="Calibri" w:hAnsi="Calibri" w:eastAsia="Calibri" w:cs="Calibri"/>
+                <w:kern w:val="0"/>
+                <w:sz w:val="22"/>
+                <w:szCs w:val="22"/>
+                <w:lang w:val="en-US" w:eastAsia="en-US" w:bidi="ar-SA"/>
+              </w:rPr>
+            </w:pPr>
+            <w:r>
+              <w:rPr/>
+              <w:drawing>
+                <wp:anchor distT="0" distB="0" distL="0" distR="0" simplePos="0" relativeHeight="4" behindDoc="0" locked="0" layoutInCell="0" allowOverlap="1">
+                  <wp:simplePos x="0" y="0"/>
+                  <wp:positionH relativeFrom="column">
+                    <wp:align>center</wp:align>
+                  </wp:positionH>
+                  <wp:positionV relativeFrom="paragraph">
+                    <wp:posOffset>635</wp:posOffset>
+                  </wp:positionV>
+                  <wp:extent cx="5245100" cy="3794125"/>
+                  <wp:effectExtent l="0" t="0" r="0" b="0"/>
+                  <wp:wrapSquare wrapText="largest"/>
+                  <wp:docPr id="3" name="Image1"/>
+                  <wp:cNvGraphicFramePr>
+                    <a:graphicFrameLocks xmlns:a="http://schemas.openxmlformats.org/drawingml/2006/main" noChangeAspect="1"/>
+                  </wp:cNvGraphicFramePr>
+                  <a:graphic xmlns:a="http://schemas.openxmlformats.org/drawingml/2006/main">
+                    <a:graphicData uri="http://schemas.openxmlformats.org/drawingml/2006/picture">
+                      <pic:pic xmlns:pic="http://schemas.openxmlformats.org/drawingml/2006/picture">
+                        <pic:nvPicPr>
+                          <pic:cNvPr id="3" name="Image1"/>
+                          <pic:cNvPicPr>
+                            <a:picLocks noChangeAspect="1" noChangeArrowheads="1"/>
+                          </pic:cNvPicPr>
+                        </pic:nvPicPr>
+                        <pic:blipFill>
+                          <a:blip r:embed="rId4"/>
+                          <a:stretch>
+                            <a:fillRect/>
+                          </a:stretch>
+                        </pic:blipFill>
+                        <pic:spPr bwMode="auto">
+                          <a:xfrm>
+                            <a:off x="0" y="0"/>
+                            <a:ext cx="5245100" cy="3794125"/>
+                          </a:xfrm>
+                          <a:prstGeom prst="rect">
+                            <a:avLst/>
+                          </a:prstGeom>
+                          <a:noFill/>
+                        </pic:spPr>
+                      </pic:pic>
+                    </a:graphicData>
+                  </a:graphic>
+                </wp:anchor>
+              </w:drawing>
+            </w:r>
+          </w:p>
+          <w:p>
+            <w:pPr>
+              <w:pStyle w:val="Normal"/>
+              <w:widowControl/>
+              <w:spacing w:lineRule="auto" w:line="240" w:before="0" w:after="0"/>
+              <w:jc w:val="both"/>
+              <w:rPr>
+                <w:rFonts w:ascii="Calibri" w:hAnsi="Calibri" w:eastAsia="Times New Roman" w:cs="Calibri"/>
+              </w:rPr>
+            </w:pPr>
+            <w:r>
+              <w:rPr>
+                <w:rFonts w:eastAsia="Times New Roman" w:cs="Calibri"/>
+              </w:rPr>
+              <w:t>(I = Introduced, R = Re-enforced, M = Mastery)</w:t>
             </w:r>
           </w:p>
         </w:tc>
@@ -3041,7 +3784,7 @@
         </w:trPr>
         <w:tc>
           <w:tcPr>
-            <w:tcW w:w="435" w:type="dxa"/>
+            <w:tcW w:w="434" w:type="dxa"/>
             <w:vMerge w:val="restart"/>
             <w:tcBorders/>
           </w:tcPr>
@@ -3092,7 +3835,7 @@
         </w:tc>
         <w:tc>
           <w:tcPr>
-            <w:tcW w:w="8915" w:type="dxa"/>
+            <w:tcW w:w="8916" w:type="dxa"/>
             <w:gridSpan w:val="2"/>
             <w:tcBorders/>
           </w:tcPr>
@@ -3152,7 +3895,7 @@
         </w:trPr>
         <w:tc>
           <w:tcPr>
-            <w:tcW w:w="435" w:type="dxa"/>
+            <w:tcW w:w="434" w:type="dxa"/>
             <w:vMerge w:val="continue"/>
             <w:tcBorders/>
           </w:tcPr>
@@ -3172,7 +3915,7 @@
         </w:tc>
         <w:tc>
           <w:tcPr>
-            <w:tcW w:w="439" w:type="dxa"/>
+            <w:tcW w:w="440" w:type="dxa"/>
             <w:tcBorders/>
           </w:tcPr>
           <w:p>
@@ -3306,7 +4049,7 @@
         </w:trPr>
         <w:tc>
           <w:tcPr>
-            <w:tcW w:w="435" w:type="dxa"/>
+            <w:tcW w:w="434" w:type="dxa"/>
             <w:tcBorders/>
           </w:tcPr>
           <w:p>
@@ -3332,7 +4075,7 @@
         </w:tc>
         <w:tc>
           <w:tcPr>
-            <w:tcW w:w="439" w:type="dxa"/>
+            <w:tcW w:w="440" w:type="dxa"/>
             <w:tcBorders/>
           </w:tcPr>
           <w:p>
@@ -3500,7 +4243,7 @@
         </w:trPr>
         <w:tc>
           <w:tcPr>
-            <w:tcW w:w="435" w:type="dxa"/>
+            <w:tcW w:w="434" w:type="dxa"/>
             <w:tcBorders/>
           </w:tcPr>
           <w:p>
@@ -3526,7 +4269,7 @@
         </w:tc>
         <w:tc>
           <w:tcPr>
-            <w:tcW w:w="439" w:type="dxa"/>
+            <w:tcW w:w="440" w:type="dxa"/>
             <w:tcBorders/>
           </w:tcPr>
           <w:p>
@@ -3657,7 +4400,7 @@
         </w:trPr>
         <w:tc>
           <w:tcPr>
-            <w:tcW w:w="435" w:type="dxa"/>
+            <w:tcW w:w="434" w:type="dxa"/>
             <w:tcBorders/>
           </w:tcPr>
           <w:p>
@@ -3683,7 +4426,7 @@
         </w:tc>
         <w:tc>
           <w:tcPr>
-            <w:tcW w:w="439" w:type="dxa"/>
+            <w:tcW w:w="440" w:type="dxa"/>
             <w:tcBorders/>
           </w:tcPr>
           <w:p>
@@ -3867,7 +4610,7 @@
         </w:trPr>
         <w:tc>
           <w:tcPr>
-            <w:tcW w:w="435" w:type="dxa"/>
+            <w:tcW w:w="434" w:type="dxa"/>
             <w:vMerge w:val="restart"/>
             <w:tcBorders/>
           </w:tcPr>
@@ -3918,7 +4661,7 @@
         </w:tc>
         <w:tc>
           <w:tcPr>
-            <w:tcW w:w="8915" w:type="dxa"/>
+            <w:tcW w:w="8916" w:type="dxa"/>
             <w:gridSpan w:val="2"/>
             <w:tcBorders/>
           </w:tcPr>
@@ -3969,7 +4712,7 @@
         </w:trPr>
         <w:tc>
           <w:tcPr>
-            <w:tcW w:w="435" w:type="dxa"/>
+            <w:tcW w:w="434" w:type="dxa"/>
             <w:vMerge w:val="continue"/>
             <w:tcBorders/>
           </w:tcPr>
@@ -3989,7 +4732,7 @@
         </w:tc>
         <w:tc>
           <w:tcPr>
-            <w:tcW w:w="439" w:type="dxa"/>
+            <w:tcW w:w="440" w:type="dxa"/>
             <w:tcBorders/>
           </w:tcPr>
           <w:p>
@@ -4075,7 +4818,7 @@
         </w:trPr>
         <w:tc>
           <w:tcPr>
-            <w:tcW w:w="435" w:type="dxa"/>
+            <w:tcW w:w="434" w:type="dxa"/>
             <w:tcBorders/>
           </w:tcPr>
           <w:p>
@@ -4101,7 +4844,7 @@
         </w:tc>
         <w:tc>
           <w:tcPr>
-            <w:tcW w:w="439" w:type="dxa"/>
+            <w:tcW w:w="440" w:type="dxa"/>
             <w:tcBorders/>
           </w:tcPr>
           <w:p>
@@ -4189,7 +4932,7 @@
         </w:trPr>
         <w:tc>
           <w:tcPr>
-            <w:tcW w:w="435" w:type="dxa"/>
+            <w:tcW w:w="434" w:type="dxa"/>
             <w:tcBorders/>
           </w:tcPr>
           <w:p>
@@ -4215,7 +4958,7 @@
         </w:tc>
         <w:tc>
           <w:tcPr>
-            <w:tcW w:w="439" w:type="dxa"/>
+            <w:tcW w:w="440" w:type="dxa"/>
             <w:tcBorders/>
           </w:tcPr>
           <w:p>
@@ -4303,7 +5046,7 @@
         </w:trPr>
         <w:tc>
           <w:tcPr>
-            <w:tcW w:w="435" w:type="dxa"/>
+            <w:tcW w:w="434" w:type="dxa"/>
             <w:tcBorders/>
           </w:tcPr>
           <w:p>
@@ -4329,7 +5072,7 @@
         </w:tc>
         <w:tc>
           <w:tcPr>
-            <w:tcW w:w="439" w:type="dxa"/>
+            <w:tcW w:w="440" w:type="dxa"/>
             <w:tcBorders/>
           </w:tcPr>
           <w:p>
@@ -4417,7 +5160,7 @@
         </w:trPr>
         <w:tc>
           <w:tcPr>
-            <w:tcW w:w="435" w:type="dxa"/>
+            <w:tcW w:w="434" w:type="dxa"/>
             <w:tcBorders/>
           </w:tcPr>
           <w:p>
@@ -4443,7 +5186,7 @@
         </w:tc>
         <w:tc>
           <w:tcPr>
-            <w:tcW w:w="439" w:type="dxa"/>
+            <w:tcW w:w="440" w:type="dxa"/>
             <w:tcBorders/>
           </w:tcPr>
           <w:p>
@@ -4531,7 +5274,7 @@
         </w:trPr>
         <w:tc>
           <w:tcPr>
-            <w:tcW w:w="435" w:type="dxa"/>
+            <w:tcW w:w="434" w:type="dxa"/>
             <w:tcBorders/>
           </w:tcPr>
           <w:p>
@@ -4557,7 +5300,7 @@
         </w:tc>
         <w:tc>
           <w:tcPr>
-            <w:tcW w:w="439" w:type="dxa"/>
+            <w:tcW w:w="440" w:type="dxa"/>
             <w:tcBorders/>
           </w:tcPr>
           <w:p>
@@ -4690,7 +5433,7 @@
         </w:trPr>
         <w:tc>
           <w:tcPr>
-            <w:tcW w:w="435" w:type="dxa"/>
+            <w:tcW w:w="434" w:type="dxa"/>
             <w:tcBorders/>
           </w:tcPr>
           <w:p>
@@ -4716,7 +5459,7 @@
         </w:tc>
         <w:tc>
           <w:tcPr>
-            <w:tcW w:w="439" w:type="dxa"/>
+            <w:tcW w:w="440" w:type="dxa"/>
             <w:tcBorders/>
           </w:tcPr>
           <w:p>
@@ -4859,7 +5602,7 @@
         </w:trPr>
         <w:tc>
           <w:tcPr>
-            <w:tcW w:w="435" w:type="dxa"/>
+            <w:tcW w:w="434" w:type="dxa"/>
             <w:vMerge w:val="restart"/>
             <w:tcBorders/>
           </w:tcPr>
@@ -4910,7 +5653,7 @@
         </w:tc>
         <w:tc>
           <w:tcPr>
-            <w:tcW w:w="8915" w:type="dxa"/>
+            <w:tcW w:w="8916" w:type="dxa"/>
             <w:gridSpan w:val="2"/>
             <w:tcBorders/>
           </w:tcPr>
@@ -4960,7 +5703,7 @@
         </w:trPr>
         <w:tc>
           <w:tcPr>
-            <w:tcW w:w="435" w:type="dxa"/>
+            <w:tcW w:w="434" w:type="dxa"/>
             <w:vMerge w:val="continue"/>
             <w:tcBorders/>
           </w:tcPr>
@@ -4980,7 +5723,7 @@
         </w:tc>
         <w:tc>
           <w:tcPr>
-            <w:tcW w:w="439" w:type="dxa"/>
+            <w:tcW w:w="440" w:type="dxa"/>
             <w:tcBorders/>
           </w:tcPr>
           <w:p>
@@ -5066,7 +5809,7 @@
         </w:trPr>
         <w:tc>
           <w:tcPr>
-            <w:tcW w:w="435" w:type="dxa"/>
+            <w:tcW w:w="434" w:type="dxa"/>
             <w:tcBorders/>
           </w:tcPr>
           <w:p>
@@ -5092,7 +5835,7 @@
         </w:tc>
         <w:tc>
           <w:tcPr>
-            <w:tcW w:w="439" w:type="dxa"/>
+            <w:tcW w:w="440" w:type="dxa"/>
             <w:tcBorders/>
           </w:tcPr>
           <w:p>
@@ -5180,7 +5923,7 @@
         </w:trPr>
         <w:tc>
           <w:tcPr>
-            <w:tcW w:w="435" w:type="dxa"/>
+            <w:tcW w:w="434" w:type="dxa"/>
             <w:tcBorders/>
           </w:tcPr>
           <w:p>
@@ -5206,7 +5949,7 @@
         </w:tc>
         <w:tc>
           <w:tcPr>
-            <w:tcW w:w="439" w:type="dxa"/>
+            <w:tcW w:w="440" w:type="dxa"/>
             <w:tcBorders/>
           </w:tcPr>
           <w:p>
@@ -5429,7 +6172,7 @@
         </w:trPr>
         <w:tc>
           <w:tcPr>
-            <w:tcW w:w="435" w:type="dxa"/>
+            <w:tcW w:w="434" w:type="dxa"/>
             <w:vMerge w:val="restart"/>
             <w:tcBorders/>
           </w:tcPr>
@@ -5480,7 +6223,7 @@
         </w:tc>
         <w:tc>
           <w:tcPr>
-            <w:tcW w:w="8915" w:type="dxa"/>
+            <w:tcW w:w="8916" w:type="dxa"/>
             <w:gridSpan w:val="2"/>
             <w:tcBorders/>
           </w:tcPr>
@@ -5530,7 +6273,7 @@
         </w:trPr>
         <w:tc>
           <w:tcPr>
-            <w:tcW w:w="435" w:type="dxa"/>
+            <w:tcW w:w="434" w:type="dxa"/>
             <w:vMerge w:val="continue"/>
             <w:tcBorders/>
           </w:tcPr>
@@ -5550,7 +6293,7 @@
         </w:tc>
         <w:tc>
           <w:tcPr>
-            <w:tcW w:w="439" w:type="dxa"/>
+            <w:tcW w:w="440" w:type="dxa"/>
             <w:tcBorders/>
           </w:tcPr>
           <w:p>
@@ -5636,7 +6379,7 @@
         </w:trPr>
         <w:tc>
           <w:tcPr>
-            <w:tcW w:w="435" w:type="dxa"/>
+            <w:tcW w:w="434" w:type="dxa"/>
             <w:tcBorders/>
           </w:tcPr>
           <w:p>
@@ -5662,7 +6405,7 @@
         </w:tc>
         <w:tc>
           <w:tcPr>
-            <w:tcW w:w="439" w:type="dxa"/>
+            <w:tcW w:w="440" w:type="dxa"/>
             <w:tcBorders/>
           </w:tcPr>
           <w:p>
@@ -5731,7 +6474,7 @@
         </w:trPr>
         <w:tc>
           <w:tcPr>
-            <w:tcW w:w="435" w:type="dxa"/>
+            <w:tcW w:w="434" w:type="dxa"/>
             <w:tcBorders/>
           </w:tcPr>
           <w:p>
@@ -5757,7 +6500,7 @@
         </w:tc>
         <w:tc>
           <w:tcPr>
-            <w:tcW w:w="439" w:type="dxa"/>
+            <w:tcW w:w="440" w:type="dxa"/>
             <w:tcBorders/>
           </w:tcPr>
           <w:p>
@@ -5904,7 +6647,7 @@
         </w:trPr>
         <w:tc>
           <w:tcPr>
-            <w:tcW w:w="435" w:type="dxa"/>
+            <w:tcW w:w="434" w:type="dxa"/>
             <w:tcBorders/>
           </w:tcPr>
           <w:p>
@@ -5930,7 +6673,7 @@
         </w:tc>
         <w:tc>
           <w:tcPr>
-            <w:tcW w:w="439" w:type="dxa"/>
+            <w:tcW w:w="440" w:type="dxa"/>
             <w:tcBorders/>
           </w:tcPr>
           <w:p>
@@ -6504,8 +7247,8 @@
         </w:tblCellMar>
       </w:tblPr>
       <w:tblGrid>
-        <w:gridCol w:w="435"/>
-        <w:gridCol w:w="439"/>
+        <w:gridCol w:w="434"/>
+        <w:gridCol w:w="440"/>
         <w:gridCol w:w="8476"/>
       </w:tblGrid>
       <w:tr>
@@ -6548,7 +7291,7 @@
         <w:trPr/>
         <w:tc>
           <w:tcPr>
-            <w:tcW w:w="435" w:type="dxa"/>
+            <w:tcW w:w="434" w:type="dxa"/>
             <w:tcBorders/>
           </w:tcPr>
           <w:p>
@@ -6579,7 +7322,7 @@
         </w:tc>
         <w:tc>
           <w:tcPr>
-            <w:tcW w:w="8915" w:type="dxa"/>
+            <w:tcW w:w="8916" w:type="dxa"/>
             <w:gridSpan w:val="2"/>
             <w:tcBorders/>
           </w:tcPr>
@@ -6609,7 +7352,7 @@
               </w:rPr>
               <w:t xml:space="preserve">Provide evidence that the Classification of Instructional Programs (CIP) number for the program is mapped to a single occupation or set of occupations listed in the Standard Occupational Classification (SOC) as set forth in the 2020 CIP-SOC Crosswalk created by the Bureau of Labor Statistics and the National Center for Education Statistics, which is incorporated herein by reference, as amended and supplemented, and available at </w:t>
             </w:r>
-            <w:hyperlink r:id="rId4">
+            <w:hyperlink r:id="rId5">
               <w:r>
                 <w:rPr>
                   <w:rStyle w:val="Hyperlink"/>
@@ -6700,7 +7443,7 @@
         <w:trPr/>
         <w:tc>
           <w:tcPr>
-            <w:tcW w:w="435" w:type="dxa"/>
+            <w:tcW w:w="434" w:type="dxa"/>
             <w:tcBorders/>
           </w:tcPr>
           <w:p>
@@ -6731,7 +7474,7 @@
         </w:tc>
         <w:tc>
           <w:tcPr>
-            <w:tcW w:w="8915" w:type="dxa"/>
+            <w:tcW w:w="8916" w:type="dxa"/>
             <w:gridSpan w:val="2"/>
             <w:tcBorders/>
           </w:tcPr>
@@ -7035,6 +7778,57 @@
               <w:pStyle w:val="Normal"/>
               <w:widowControl/>
               <w:spacing w:lineRule="auto" w:line="240" w:before="0" w:after="0"/>
+              <w:ind w:start="257"/>
+              <w:jc w:val="both"/>
+              <w:rPr>
+                <w:rFonts w:ascii="Calibri" w:hAnsi="Calibri" w:eastAsia="Times New Roman" w:cs="Calibri"/>
+              </w:rPr>
+            </w:pPr>
+            <w:r>
+              <w:rPr/>
+            </w:r>
+          </w:p>
+          <w:p>
+            <w:pPr>
+              <w:pStyle w:val="Normal"/>
+              <w:widowControl/>
+              <w:spacing w:lineRule="auto" w:line="240" w:before="0" w:after="0"/>
+              <w:ind w:start="257"/>
+              <w:jc w:val="both"/>
+              <w:rPr>
+                <w:rFonts w:ascii="Calibri" w:hAnsi="Calibri" w:eastAsia="Times New Roman" w:cs="Calibri"/>
+              </w:rPr>
+            </w:pPr>
+            <w:hyperlink r:id="rId6">
+              <w:r>
+                <w:rPr>
+                  <w:rStyle w:val="Hyperlink"/>
+                  <w:rFonts w:eastAsia="Times New Roman" w:cs="Calibri"/>
+                  <w:kern w:val="0"/>
+                  <w:sz w:val="22"/>
+                  <w:szCs w:val="22"/>
+                  <w:lang w:val="en-US" w:eastAsia="en-US" w:bidi="ar-SA"/>
+                </w:rPr>
+                <w:t>https://www.nj.gov/labor/labormarketinformation/employment-wages/industry-occupational-projections/index.shtml</w:t>
+              </w:r>
+            </w:hyperlink>
+            <w:r>
+              <w:rPr>
+                <w:rStyle w:val="PlaceholderText"/>
+                <w:rFonts w:eastAsia="Times New Roman" w:cs="Calibri"/>
+                <w:kern w:val="0"/>
+                <w:sz w:val="22"/>
+                <w:szCs w:val="22"/>
+                <w:lang w:val="en-US" w:eastAsia="en-US" w:bidi="ar-SA"/>
+              </w:rPr>
+              <w:t xml:space="preserve"> </w:t>
+            </w:r>
+          </w:p>
+          <w:p>
+            <w:pPr>
+              <w:pStyle w:val="Normal"/>
+              <w:widowControl/>
+              <w:spacing w:lineRule="auto" w:line="240" w:before="0" w:after="0"/>
               <w:ind w:firstLine="257"/>
               <w:jc w:val="both"/>
               <w:rPr>
@@ -7053,7 +7847,7 @@
         <w:trPr/>
         <w:tc>
           <w:tcPr>
-            <w:tcW w:w="435" w:type="dxa"/>
+            <w:tcW w:w="434" w:type="dxa"/>
             <w:tcBorders/>
           </w:tcPr>
           <w:p>
@@ -7079,7 +7873,7 @@
         </w:tc>
         <w:tc>
           <w:tcPr>
-            <w:tcW w:w="8915" w:type="dxa"/>
+            <w:tcW w:w="8916" w:type="dxa"/>
             <w:gridSpan w:val="2"/>
             <w:tcBorders/>
           </w:tcPr>
@@ -7228,7 +8022,7 @@
         </w:trPr>
         <w:tc>
           <w:tcPr>
-            <w:tcW w:w="435" w:type="dxa"/>
+            <w:tcW w:w="434" w:type="dxa"/>
             <w:vMerge w:val="restart"/>
             <w:tcBorders/>
           </w:tcPr>
@@ -7279,7 +8073,7 @@
         </w:tc>
         <w:tc>
           <w:tcPr>
-            <w:tcW w:w="8915" w:type="dxa"/>
+            <w:tcW w:w="8916" w:type="dxa"/>
             <w:gridSpan w:val="2"/>
             <w:tcBorders/>
           </w:tcPr>
@@ -7339,7 +8133,7 @@
         </w:trPr>
         <w:tc>
           <w:tcPr>
-            <w:tcW w:w="435" w:type="dxa"/>
+            <w:tcW w:w="434" w:type="dxa"/>
             <w:vMerge w:val="continue"/>
             <w:tcBorders/>
           </w:tcPr>
@@ -7359,7 +8153,7 @@
         </w:tc>
         <w:tc>
           <w:tcPr>
-            <w:tcW w:w="439" w:type="dxa"/>
+            <w:tcW w:w="440" w:type="dxa"/>
             <w:tcBorders/>
           </w:tcPr>
           <w:p>
@@ -7445,7 +8239,7 @@
         </w:trPr>
         <w:tc>
           <w:tcPr>
-            <w:tcW w:w="435" w:type="dxa"/>
+            <w:tcW w:w="434" w:type="dxa"/>
             <w:tcBorders/>
           </w:tcPr>
           <w:p>
@@ -7471,7 +8265,7 @@
         </w:tc>
         <w:tc>
           <w:tcPr>
-            <w:tcW w:w="439" w:type="dxa"/>
+            <w:tcW w:w="440" w:type="dxa"/>
             <w:tcBorders/>
           </w:tcPr>
           <w:p>
@@ -7559,7 +8353,7 @@
         </w:trPr>
         <w:tc>
           <w:tcPr>
-            <w:tcW w:w="435" w:type="dxa"/>
+            <w:tcW w:w="434" w:type="dxa"/>
             <w:tcBorders/>
           </w:tcPr>
           <w:p>
@@ -7585,7 +8379,7 @@
         </w:tc>
         <w:tc>
           <w:tcPr>
-            <w:tcW w:w="439" w:type="dxa"/>
+            <w:tcW w:w="440" w:type="dxa"/>
             <w:tcBorders/>
           </w:tcPr>
           <w:p>
@@ -7673,7 +8467,7 @@
         </w:trPr>
         <w:tc>
           <w:tcPr>
-            <w:tcW w:w="435" w:type="dxa"/>
+            <w:tcW w:w="434" w:type="dxa"/>
             <w:tcBorders/>
           </w:tcPr>
           <w:p>
@@ -7699,7 +8493,7 @@
         </w:tc>
         <w:tc>
           <w:tcPr>
-            <w:tcW w:w="439" w:type="dxa"/>
+            <w:tcW w:w="440" w:type="dxa"/>
             <w:tcBorders/>
           </w:tcPr>
           <w:p>
@@ -7787,7 +8581,7 @@
         </w:trPr>
         <w:tc>
           <w:tcPr>
-            <w:tcW w:w="435" w:type="dxa"/>
+            <w:tcW w:w="434" w:type="dxa"/>
             <w:tcBorders/>
           </w:tcPr>
           <w:p>
@@ -7813,7 +8607,7 @@
         </w:tc>
         <w:tc>
           <w:tcPr>
-            <w:tcW w:w="439" w:type="dxa"/>
+            <w:tcW w:w="440" w:type="dxa"/>
             <w:tcBorders/>
           </w:tcPr>
           <w:p>
@@ -8077,7 +8871,7 @@
         <w:trPr/>
         <w:tc>
           <w:tcPr>
-            <w:tcW w:w="435" w:type="dxa"/>
+            <w:tcW w:w="434" w:type="dxa"/>
             <w:tcBorders/>
           </w:tcPr>
           <w:p>
@@ -8127,7 +8921,7 @@
         </w:tc>
         <w:tc>
           <w:tcPr>
-            <w:tcW w:w="8915" w:type="dxa"/>
+            <w:tcW w:w="8916" w:type="dxa"/>
             <w:gridSpan w:val="2"/>
             <w:tcBorders/>
           </w:tcPr>
@@ -8181,7 +8975,7 @@
         <w:trPr/>
         <w:tc>
           <w:tcPr>
-            <w:tcW w:w="435" w:type="dxa"/>
+            <w:tcW w:w="434" w:type="dxa"/>
             <w:tcBorders/>
           </w:tcPr>
           <w:p>
@@ -8231,7 +9025,7 @@
         </w:tc>
         <w:tc>
           <w:tcPr>
-            <w:tcW w:w="8915" w:type="dxa"/>
+            <w:tcW w:w="8916" w:type="dxa"/>
             <w:gridSpan w:val="2"/>
             <w:tcBorders/>
           </w:tcPr>
@@ -8313,7 +9107,7 @@
         </w:trPr>
         <w:tc>
           <w:tcPr>
-            <w:tcW w:w="435" w:type="dxa"/>
+            <w:tcW w:w="434" w:type="dxa"/>
             <w:vMerge w:val="restart"/>
             <w:tcBorders/>
           </w:tcPr>
@@ -8364,7 +9158,7 @@
         </w:tc>
         <w:tc>
           <w:tcPr>
-            <w:tcW w:w="8915" w:type="dxa"/>
+            <w:tcW w:w="8916" w:type="dxa"/>
             <w:gridSpan w:val="2"/>
             <w:tcBorders/>
           </w:tcPr>
@@ -8403,7 +9197,7 @@
         </w:trPr>
         <w:tc>
           <w:tcPr>
-            <w:tcW w:w="435" w:type="dxa"/>
+            <w:tcW w:w="434" w:type="dxa"/>
             <w:vMerge w:val="continue"/>
             <w:tcBorders/>
           </w:tcPr>
@@ -8423,7 +9217,7 @@
         </w:tc>
         <w:tc>
           <w:tcPr>
-            <w:tcW w:w="439" w:type="dxa"/>
+            <w:tcW w:w="440" w:type="dxa"/>
             <w:tcBorders/>
           </w:tcPr>
           <w:p>
@@ -8550,7 +9344,7 @@
         </w:trPr>
         <w:tc>
           <w:tcPr>
-            <w:tcW w:w="435" w:type="dxa"/>
+            <w:tcW w:w="434" w:type="dxa"/>
             <w:tcBorders/>
           </w:tcPr>
           <w:p>
@@ -8576,7 +9370,7 @@
         </w:tc>
         <w:tc>
           <w:tcPr>
-            <w:tcW w:w="439" w:type="dxa"/>
+            <w:tcW w:w="440" w:type="dxa"/>
             <w:tcBorders/>
           </w:tcPr>
           <w:p>
@@ -8843,8 +9637,8 @@
         </w:tblCellMar>
       </w:tblPr>
       <w:tblGrid>
-        <w:gridCol w:w="435"/>
-        <w:gridCol w:w="439"/>
+        <w:gridCol w:w="434"/>
+        <w:gridCol w:w="440"/>
         <w:gridCol w:w="435"/>
         <w:gridCol w:w="8041"/>
       </w:tblGrid>
@@ -8884,7 +9678,7 @@
         <w:trPr/>
         <w:tc>
           <w:tcPr>
-            <w:tcW w:w="435" w:type="dxa"/>
+            <w:tcW w:w="434" w:type="dxa"/>
             <w:tcBorders/>
           </w:tcPr>
           <w:p>
@@ -8915,7 +9709,7 @@
         </w:tc>
         <w:tc>
           <w:tcPr>
-            <w:tcW w:w="8915" w:type="dxa"/>
+            <w:tcW w:w="8916" w:type="dxa"/>
             <w:gridSpan w:val="3"/>
             <w:tcBorders/>
           </w:tcPr>
@@ -9122,7 +9916,7 @@
         <w:trPr/>
         <w:tc>
           <w:tcPr>
-            <w:tcW w:w="435" w:type="dxa"/>
+            <w:tcW w:w="434" w:type="dxa"/>
             <w:tcBorders/>
           </w:tcPr>
           <w:p>
@@ -9153,7 +9947,7 @@
         </w:tc>
         <w:tc>
           <w:tcPr>
-            <w:tcW w:w="8915" w:type="dxa"/>
+            <w:tcW w:w="8916" w:type="dxa"/>
             <w:gridSpan w:val="3"/>
             <w:tcBorders/>
           </w:tcPr>
@@ -9271,7 +10065,7 @@
         </w:trPr>
         <w:tc>
           <w:tcPr>
-            <w:tcW w:w="435" w:type="dxa"/>
+            <w:tcW w:w="434" w:type="dxa"/>
             <w:vMerge w:val="restart"/>
             <w:tcBorders/>
           </w:tcPr>
@@ -9322,7 +10116,7 @@
         </w:tc>
         <w:tc>
           <w:tcPr>
-            <w:tcW w:w="8915" w:type="dxa"/>
+            <w:tcW w:w="8916" w:type="dxa"/>
             <w:gridSpan w:val="3"/>
             <w:tcBorders/>
           </w:tcPr>
@@ -9361,7 +10155,7 @@
         </w:trPr>
         <w:tc>
           <w:tcPr>
-            <w:tcW w:w="435" w:type="dxa"/>
+            <w:tcW w:w="434" w:type="dxa"/>
             <w:vMerge w:val="continue"/>
             <w:tcBorders/>
           </w:tcPr>
@@ -9381,7 +10175,7 @@
         </w:tc>
         <w:tc>
           <w:tcPr>
-            <w:tcW w:w="439" w:type="dxa"/>
+            <w:tcW w:w="440" w:type="dxa"/>
             <w:tcBorders/>
           </w:tcPr>
           <w:p>
@@ -9509,7 +10303,7 @@
         </w:trPr>
         <w:tc>
           <w:tcPr>
-            <w:tcW w:w="435" w:type="dxa"/>
+            <w:tcW w:w="434" w:type="dxa"/>
             <w:tcBorders/>
           </w:tcPr>
           <w:p>
@@ -9535,7 +10329,7 @@
         </w:tc>
         <w:tc>
           <w:tcPr>
-            <w:tcW w:w="439" w:type="dxa"/>
+            <w:tcW w:w="440" w:type="dxa"/>
             <w:tcBorders/>
           </w:tcPr>
           <w:p>
@@ -9680,7 +10474,7 @@
         </w:trPr>
         <w:tc>
           <w:tcPr>
-            <w:tcW w:w="435" w:type="dxa"/>
+            <w:tcW w:w="434" w:type="dxa"/>
             <w:vMerge w:val="restart"/>
             <w:tcBorders/>
           </w:tcPr>
@@ -9754,7 +10548,7 @@
         </w:tc>
         <w:tc>
           <w:tcPr>
-            <w:tcW w:w="8915" w:type="dxa"/>
+            <w:tcW w:w="8916" w:type="dxa"/>
             <w:gridSpan w:val="3"/>
             <w:tcBorders/>
           </w:tcPr>
@@ -9815,7 +10609,7 @@
         </w:trPr>
         <w:tc>
           <w:tcPr>
-            <w:tcW w:w="435" w:type="dxa"/>
+            <w:tcW w:w="434" w:type="dxa"/>
             <w:vMerge w:val="continue"/>
             <w:tcBorders/>
           </w:tcPr>
@@ -9835,7 +10629,7 @@
         </w:tc>
         <w:tc>
           <w:tcPr>
-            <w:tcW w:w="439" w:type="dxa"/>
+            <w:tcW w:w="440" w:type="dxa"/>
             <w:tcBorders/>
           </w:tcPr>
           <w:p>
@@ -9922,7 +10716,7 @@
         </w:trPr>
         <w:tc>
           <w:tcPr>
-            <w:tcW w:w="435" w:type="dxa"/>
+            <w:tcW w:w="434" w:type="dxa"/>
             <w:tcBorders/>
           </w:tcPr>
           <w:p>
@@ -9948,7 +10742,7 @@
         </w:tc>
         <w:tc>
           <w:tcPr>
-            <w:tcW w:w="439" w:type="dxa"/>
+            <w:tcW w:w="440" w:type="dxa"/>
             <w:tcBorders/>
           </w:tcPr>
           <w:p>
@@ -10037,7 +10831,7 @@
         </w:trPr>
         <w:tc>
           <w:tcPr>
-            <w:tcW w:w="435" w:type="dxa"/>
+            <w:tcW w:w="434" w:type="dxa"/>
             <w:tcBorders/>
           </w:tcPr>
           <w:p>
@@ -10063,7 +10857,7 @@
         </w:tc>
         <w:tc>
           <w:tcPr>
-            <w:tcW w:w="439" w:type="dxa"/>
+            <w:tcW w:w="440" w:type="dxa"/>
             <w:tcBorders/>
           </w:tcPr>
           <w:p>
@@ -10195,7 +10989,7 @@
         </w:trPr>
         <w:tc>
           <w:tcPr>
-            <w:tcW w:w="435" w:type="dxa"/>
+            <w:tcW w:w="434" w:type="dxa"/>
             <w:tcBorders/>
           </w:tcPr>
           <w:p>
@@ -10221,7 +11015,7 @@
         </w:tc>
         <w:tc>
           <w:tcPr>
-            <w:tcW w:w="439" w:type="dxa"/>
+            <w:tcW w:w="440" w:type="dxa"/>
             <w:tcBorders/>
           </w:tcPr>
           <w:p>
@@ -10310,7 +11104,7 @@
         </w:trPr>
         <w:tc>
           <w:tcPr>
-            <w:tcW w:w="435" w:type="dxa"/>
+            <w:tcW w:w="434" w:type="dxa"/>
             <w:tcBorders/>
           </w:tcPr>
           <w:p>
@@ -10336,7 +11130,7 @@
         </w:tc>
         <w:tc>
           <w:tcPr>
-            <w:tcW w:w="439" w:type="dxa"/>
+            <w:tcW w:w="440" w:type="dxa"/>
             <w:tcBorders/>
           </w:tcPr>
           <w:p>
@@ -10430,7 +11224,7 @@
         </w:trPr>
         <w:tc>
           <w:tcPr>
-            <w:tcW w:w="435" w:type="dxa"/>
+            <w:tcW w:w="434" w:type="dxa"/>
             <w:tcBorders/>
           </w:tcPr>
           <w:p>
@@ -10456,7 +11250,7 @@
         </w:tc>
         <w:tc>
           <w:tcPr>
-            <w:tcW w:w="439" w:type="dxa"/>
+            <w:tcW w:w="440" w:type="dxa"/>
             <w:tcBorders/>
           </w:tcPr>
           <w:p>
@@ -10570,7 +11364,7 @@
         </w:trPr>
         <w:tc>
           <w:tcPr>
-            <w:tcW w:w="435" w:type="dxa"/>
+            <w:tcW w:w="434" w:type="dxa"/>
             <w:tcBorders/>
           </w:tcPr>
           <w:p>
@@ -10596,7 +11390,7 @@
         </w:tc>
         <w:tc>
           <w:tcPr>
-            <w:tcW w:w="439" w:type="dxa"/>
+            <w:tcW w:w="440" w:type="dxa"/>
             <w:tcBorders/>
           </w:tcPr>
           <w:p>
@@ -10710,7 +11504,7 @@
         </w:trPr>
         <w:tc>
           <w:tcPr>
-            <w:tcW w:w="435" w:type="dxa"/>
+            <w:tcW w:w="434" w:type="dxa"/>
             <w:tcBorders/>
           </w:tcPr>
           <w:p>
@@ -10736,7 +11530,7 @@
         </w:tc>
         <w:tc>
           <w:tcPr>
-            <w:tcW w:w="439" w:type="dxa"/>
+            <w:tcW w:w="440" w:type="dxa"/>
             <w:tcBorders/>
           </w:tcPr>
           <w:p>
@@ -11070,8 +11864,8 @@
         </w:tblCellMar>
       </w:tblPr>
       <w:tblGrid>
-        <w:gridCol w:w="435"/>
-        <w:gridCol w:w="439"/>
+        <w:gridCol w:w="434"/>
+        <w:gridCol w:w="440"/>
         <w:gridCol w:w="8476"/>
       </w:tblGrid>
       <w:tr>
@@ -11080,7 +11874,7 @@
         </w:trPr>
         <w:tc>
           <w:tcPr>
-            <w:tcW w:w="435" w:type="dxa"/>
+            <w:tcW w:w="434" w:type="dxa"/>
             <w:vMerge w:val="restart"/>
             <w:tcBorders/>
           </w:tcPr>
@@ -11131,7 +11925,7 @@
         </w:tc>
         <w:tc>
           <w:tcPr>
-            <w:tcW w:w="8915" w:type="dxa"/>
+            <w:tcW w:w="8916" w:type="dxa"/>
             <w:gridSpan w:val="2"/>
             <w:tcBorders/>
           </w:tcPr>
@@ -11192,7 +11986,7 @@
         </w:trPr>
         <w:tc>
           <w:tcPr>
-            <w:tcW w:w="435" w:type="dxa"/>
+            <w:tcW w:w="434" w:type="dxa"/>
             <w:vMerge w:val="continue"/>
             <w:tcBorders/>
           </w:tcPr>
@@ -11212,7 +12006,7 @@
         </w:tc>
         <w:tc>
           <w:tcPr>
-            <w:tcW w:w="439" w:type="dxa"/>
+            <w:tcW w:w="440" w:type="dxa"/>
             <w:tcBorders/>
           </w:tcPr>
           <w:p>
@@ -11298,7 +12092,7 @@
         </w:trPr>
         <w:tc>
           <w:tcPr>
-            <w:tcW w:w="435" w:type="dxa"/>
+            <w:tcW w:w="434" w:type="dxa"/>
             <w:tcBorders/>
           </w:tcPr>
           <w:p>
@@ -11324,7 +12118,7 @@
         </w:tc>
         <w:tc>
           <w:tcPr>
-            <w:tcW w:w="439" w:type="dxa"/>
+            <w:tcW w:w="440" w:type="dxa"/>
             <w:tcBorders/>
           </w:tcPr>
           <w:p>
@@ -11412,7 +12206,7 @@
         </w:trPr>
         <w:tc>
           <w:tcPr>
-            <w:tcW w:w="435" w:type="dxa"/>
+            <w:tcW w:w="434" w:type="dxa"/>
             <w:tcBorders/>
           </w:tcPr>
           <w:p>
@@ -11438,7 +12232,7 @@
         </w:tc>
         <w:tc>
           <w:tcPr>
-            <w:tcW w:w="439" w:type="dxa"/>
+            <w:tcW w:w="440" w:type="dxa"/>
             <w:tcBorders/>
           </w:tcPr>
           <w:p>
@@ -11526,7 +12320,7 @@
         </w:trPr>
         <w:tc>
           <w:tcPr>
-            <w:tcW w:w="435" w:type="dxa"/>
+            <w:tcW w:w="434" w:type="dxa"/>
             <w:tcBorders/>
           </w:tcPr>
           <w:p>
@@ -11552,7 +12346,7 @@
         </w:tc>
         <w:tc>
           <w:tcPr>
-            <w:tcW w:w="439" w:type="dxa"/>
+            <w:tcW w:w="440" w:type="dxa"/>
             <w:tcBorders/>
           </w:tcPr>
           <w:p>
@@ -11703,7 +12497,7 @@
         </w:trPr>
         <w:tc>
           <w:tcPr>
-            <w:tcW w:w="435" w:type="dxa"/>
+            <w:tcW w:w="434" w:type="dxa"/>
             <w:tcBorders/>
           </w:tcPr>
           <w:p>
@@ -11729,7 +12523,7 @@
         </w:tc>
         <w:tc>
           <w:tcPr>
-            <w:tcW w:w="439" w:type="dxa"/>
+            <w:tcW w:w="440" w:type="dxa"/>
             <w:tcBorders/>
           </w:tcPr>
           <w:p>
@@ -11899,7 +12693,7 @@
         </w:trPr>
         <w:tc>
           <w:tcPr>
-            <w:tcW w:w="435" w:type="dxa"/>
+            <w:tcW w:w="434" w:type="dxa"/>
             <w:vMerge w:val="restart"/>
             <w:tcBorders/>
           </w:tcPr>
@@ -11950,7 +12744,7 @@
         </w:tc>
         <w:tc>
           <w:tcPr>
-            <w:tcW w:w="8915" w:type="dxa"/>
+            <w:tcW w:w="8916" w:type="dxa"/>
             <w:gridSpan w:val="2"/>
             <w:tcBorders/>
           </w:tcPr>
@@ -11989,7 +12783,7 @@
         </w:trPr>
         <w:tc>
           <w:tcPr>
-            <w:tcW w:w="435" w:type="dxa"/>
+            <w:tcW w:w="434" w:type="dxa"/>
             <w:vMerge w:val="continue"/>
             <w:tcBorders/>
           </w:tcPr>
@@ -12009,7 +12803,7 @@
         </w:tc>
         <w:tc>
           <w:tcPr>
-            <w:tcW w:w="439" w:type="dxa"/>
+            <w:tcW w:w="440" w:type="dxa"/>
             <w:tcBorders/>
           </w:tcPr>
           <w:p>
@@ -12136,7 +12930,7 @@
         </w:trPr>
         <w:tc>
           <w:tcPr>
-            <w:tcW w:w="435" w:type="dxa"/>
+            <w:tcW w:w="434" w:type="dxa"/>
             <w:tcBorders/>
           </w:tcPr>
           <w:p>
@@ -12162,7 +12956,7 @@
         </w:tc>
         <w:tc>
           <w:tcPr>
-            <w:tcW w:w="439" w:type="dxa"/>
+            <w:tcW w:w="440" w:type="dxa"/>
             <w:tcBorders/>
           </w:tcPr>
           <w:p>
@@ -12250,7 +13044,7 @@
         </w:trPr>
         <w:tc>
           <w:tcPr>
-            <w:tcW w:w="435" w:type="dxa"/>
+            <w:tcW w:w="434" w:type="dxa"/>
             <w:tcBorders/>
           </w:tcPr>
           <w:p>
@@ -12276,7 +13070,7 @@
         </w:tc>
         <w:tc>
           <w:tcPr>
-            <w:tcW w:w="8915" w:type="dxa"/>
+            <w:tcW w:w="8916" w:type="dxa"/>
             <w:gridSpan w:val="2"/>
             <w:tcBorders/>
           </w:tcPr>
@@ -12342,7 +13136,7 @@
         <w:trPr/>
         <w:tc>
           <w:tcPr>
-            <w:tcW w:w="435" w:type="dxa"/>
+            <w:tcW w:w="434" w:type="dxa"/>
             <w:tcBorders/>
           </w:tcPr>
           <w:p>
@@ -12392,7 +13186,7 @@
         </w:tc>
         <w:tc>
           <w:tcPr>
-            <w:tcW w:w="8915" w:type="dxa"/>
+            <w:tcW w:w="8916" w:type="dxa"/>
             <w:gridSpan w:val="2"/>
             <w:tcBorders/>
           </w:tcPr>
@@ -12706,11 +13500,11 @@
           <w:color w:val="000000"/>
         </w:rPr>
       </w:pPr>
-      <w:hyperlink r:id="rId5">
+      <w:hyperlink r:id="rId7">
         <w:r>
           <w:rPr>
             <w:rStyle w:val="Style3"/>
-            <w:rFonts w:ascii="Times New Roman" w:hAnsi="Times New Roman" w:eastAsia="Times New Roman" w:cs="Calibri"/>
+            <w:rFonts w:eastAsia="Times New Roman" w:cs="Calibri" w:ascii="Times New Roman" w:hAnsi="Times New Roman"/>
             <w:color w:val="0563C1"/>
             <w:sz w:val="24"/>
             <w:u w:val="single"/>
@@ -12751,11 +13545,11 @@
         </w:rPr>
         <w:t xml:space="preserve">New Jersey State Plan for Higher Education: Where Opportunity Meets Innovation: </w:t>
       </w:r>
-      <w:hyperlink r:id="rId6">
+      <w:hyperlink r:id="rId8">
         <w:r>
           <w:rPr>
             <w:rStyle w:val="Style3"/>
-            <w:rFonts w:ascii="Times New Roman" w:hAnsi="Times New Roman" w:eastAsia="Times New Roman" w:cs="Calibri"/>
+            <w:rFonts w:eastAsia="Times New Roman" w:cs="Calibri" w:ascii="Times New Roman" w:hAnsi="Times New Roman"/>
             <w:color w:val="0563C1"/>
             <w:sz w:val="24"/>
             <w:u w:val="single"/>
@@ -12806,11 +13600,11 @@
           <w:color w:val="000000"/>
         </w:rPr>
       </w:pPr>
-      <w:hyperlink r:id="rId7">
+      <w:hyperlink r:id="rId9">
         <w:r>
           <w:rPr>
             <w:rStyle w:val="Style3"/>
-            <w:rFonts w:ascii="Times New Roman" w:hAnsi="Times New Roman" w:eastAsia="Times New Roman" w:cs="Calibri"/>
+            <w:rFonts w:eastAsia="Times New Roman" w:cs="Calibri" w:ascii="Times New Roman" w:hAnsi="Times New Roman"/>
             <w:color w:val="0563C1"/>
             <w:sz w:val="24"/>
             <w:u w:val="single"/>
@@ -12898,11 +13692,11 @@
         </w:rPr>
         <w:t xml:space="preserve"> </w:t>
       </w:r>
-      <w:hyperlink r:id="rId8">
+      <w:hyperlink r:id="rId10">
         <w:r>
           <w:rPr>
             <w:rStyle w:val="Style3"/>
-            <w:rFonts w:ascii="Times New Roman" w:hAnsi="Times New Roman" w:eastAsia="Times New Roman" w:cs="Calibri"/>
+            <w:rFonts w:eastAsia="Times New Roman" w:cs="Calibri" w:ascii="Times New Roman" w:hAnsi="Times New Roman"/>
             <w:color w:val="1155CC"/>
             <w:sz w:val="24"/>
             <w:u w:val="single"/>
@@ -12939,7 +13733,7 @@
           <w:u w:val="single"/>
         </w:rPr>
       </w:pPr>
-      <w:hyperlink r:id="rId9">
+      <w:hyperlink r:id="rId11">
         <w:r>
           <w:rPr>
             <w:rStyle w:val="Hyperlink"/>
@@ -12993,11 +13787,11 @@
           <w:color w:val="000000"/>
         </w:rPr>
       </w:pPr>
-      <w:hyperlink r:id="rId10">
+      <w:hyperlink r:id="rId12">
         <w:r>
           <w:rPr>
             <w:rStyle w:val="Style3"/>
-            <w:rFonts w:ascii="Times New Roman" w:hAnsi="Times New Roman" w:eastAsia="Times New Roman" w:cs="Calibri"/>
+            <w:rFonts w:eastAsia="Times New Roman" w:cs="Calibri" w:ascii="Times New Roman" w:hAnsi="Times New Roman"/>
             <w:color w:val="0563C1"/>
             <w:sz w:val="24"/>
             <w:u w:val="single"/>
@@ -13048,11 +13842,11 @@
           <w:color w:val="000000"/>
         </w:rPr>
       </w:pPr>
-      <w:hyperlink r:id="rId11">
+      <w:hyperlink r:id="rId13">
         <w:r>
           <w:rPr>
             <w:rStyle w:val="Style3"/>
-            <w:rFonts w:ascii="Times New Roman" w:hAnsi="Times New Roman" w:eastAsia="Times New Roman" w:cs="Calibri"/>
+            <w:rFonts w:eastAsia="Times New Roman" w:cs="Calibri" w:ascii="Times New Roman" w:hAnsi="Times New Roman"/>
             <w:color w:val="0563C1"/>
             <w:sz w:val="24"/>
             <w:u w:val="single"/>
@@ -13070,11 +13864,11 @@
           <w:color w:val="000000"/>
         </w:rPr>
       </w:pPr>
-      <w:hyperlink r:id="rId12">
+      <w:hyperlink r:id="rId14">
         <w:r>
           <w:rPr>
             <w:rStyle w:val="Style3"/>
-            <w:rFonts w:ascii="Times New Roman" w:hAnsi="Times New Roman" w:eastAsia="Times New Roman" w:cs="Calibri"/>
+            <w:rFonts w:eastAsia="Times New Roman" w:cs="Calibri" w:ascii="Times New Roman" w:hAnsi="Times New Roman"/>
             <w:color w:val="0563C1"/>
             <w:sz w:val="24"/>
             <w:u w:val="single"/>
@@ -13125,11 +13919,11 @@
           <w:color w:val="000000"/>
         </w:rPr>
       </w:pPr>
-      <w:hyperlink r:id="rId13">
+      <w:hyperlink r:id="rId15">
         <w:r>
           <w:rPr>
             <w:rStyle w:val="Style3"/>
-            <w:rFonts w:ascii="Times New Roman" w:hAnsi="Times New Roman" w:eastAsia="Times New Roman" w:cs="Calibri"/>
+            <w:rFonts w:eastAsia="Times New Roman" w:cs="Calibri" w:ascii="Times New Roman" w:hAnsi="Times New Roman"/>
             <w:color w:val="0563C1"/>
             <w:sz w:val="24"/>
             <w:u w:val="single"/>
@@ -13179,14 +13973,66 @@
           <w:szCs w:val="24"/>
         </w:rPr>
       </w:r>
+      <w:r>
+        <w:br w:type="page"/>
+      </w:r>
+    </w:p>
+    <w:p>
+      <w:pPr>
+        <w:pStyle w:val="Heading1"/>
+        <w:rPr/>
+      </w:pPr>
+      <w:r>
+        <w:rPr/>
+        <w:t>Addenda</w:t>
+      </w:r>
+    </w:p>
+    <w:p>
+      <w:pPr>
+        <w:pStyle w:val="Heading2"/>
+        <w:rPr/>
+      </w:pPr>
+      <w:r>
+        <w:rPr/>
+        <w:t>Faculty CVs:</w:t>
+      </w:r>
+    </w:p>
+    <w:p>
+      <w:pPr>
+        <w:pStyle w:val="Heading2"/>
+        <w:rPr/>
+      </w:pPr>
+      <w:r>
+        <w:rPr/>
+        <w:t xml:space="preserve">Example Rubric For </w:t>
+      </w:r>
+      <w:r>
+        <w:rPr/>
+        <w:t xml:space="preserve">GRID </w:t>
+      </w:r>
+      <w:r>
+        <w:rPr/>
+        <w:t>:</w:t>
+      </w:r>
+    </w:p>
+    <w:p>
+      <w:pPr>
+        <w:pStyle w:val="Normal"/>
+        <w:spacing w:before="0" w:after="160"/>
+        <w:rPr/>
+      </w:pPr>
+      <w:r>
+        <w:rPr/>
+        <w:t>XXX</w:t>
+      </w:r>
     </w:p>
     <w:sectPr>
-      <w:headerReference w:type="even" r:id="rId14"/>
-      <w:headerReference w:type="default" r:id="rId15"/>
-      <w:headerReference w:type="first" r:id="rId16"/>
-      <w:footerReference w:type="even" r:id="rId17"/>
-      <w:footerReference w:type="default" r:id="rId18"/>
-      <w:footerReference w:type="first" r:id="rId19"/>
+      <w:headerReference w:type="even" r:id="rId16"/>
+      <w:headerReference w:type="default" r:id="rId17"/>
+      <w:headerReference w:type="first" r:id="rId18"/>
+      <w:footerReference w:type="even" r:id="rId19"/>
+      <w:footerReference w:type="default" r:id="rId20"/>
+      <w:footerReference w:type="first" r:id="rId21"/>
       <w:type w:val="nextPage"/>
       <w:pgSz w:w="12240" w:h="15840"/>
       <w:pgMar w:left="1440" w:right="1440" w:gutter="0" w:header="720" w:top="1440" w:footer="720" w:bottom="1440"/>
@@ -13332,7 +14178,7 @@
         <w:sz w:val="16"/>
         <w:szCs w:val="16"/>
       </w:rPr>
-      <w:t>12</w:t>
+      <w:t>14</w:t>
     </w:r>
     <w:r>
       <w:rPr>
@@ -13486,7 +14332,7 @@
         <w:sz w:val="16"/>
         <w:szCs w:val="16"/>
       </w:rPr>
-      <w:t>12</w:t>
+      <w:t>14</w:t>
     </w:r>
     <w:r>
       <w:rPr>
@@ -15601,7 +16447,7 @@
     <w:pPr>
       <w:widowControl/>
       <w:suppressAutoHyphens w:val="true"/>
-      <w:overflowPunct w:val="false"/>
+      <w:overflowPunct w:val="true"/>
       <w:bidi w:val="0"/>
       <w:spacing w:lineRule="auto" w:line="259" w:before="0" w:after="160"/>
       <w:jc w:val="start"/>
@@ -16199,8 +17045,8 @@
     <w:qFormat/>
     <w:rPr/>
   </w:style>
-  <w:style w:type="character" w:styleId="Bulletsuser">
-    <w:name w:val="Bullets (user)"/>
+  <w:style w:type="character" w:styleId="Bullets">
+    <w:name w:val="Bullets"/>
     <w:qFormat/>
     <w:rPr>
       <w:rFonts w:ascii="OpenSymbol" w:hAnsi="OpenSymbol" w:eastAsia="OpenSymbol" w:cs="OpenSymbol"/>
@@ -16356,7 +17202,7 @@
     <w:pPr>
       <w:widowControl/>
       <w:suppressAutoHyphens w:val="true"/>
-      <w:overflowPunct w:val="false"/>
+      <w:overflowPunct w:val="true"/>
       <w:bidi w:val="0"/>
       <w:spacing w:lineRule="auto" w:line="240" w:before="0" w:after="0"/>
       <w:jc w:val="start"/>
@@ -16425,7 +17271,7 @@
     <w:pPr>
       <w:widowControl/>
       <w:suppressAutoHyphens w:val="true"/>
-      <w:overflowPunct w:val="false"/>
+      <w:overflowPunct w:val="true"/>
       <w:bidi w:val="0"/>
       <w:spacing w:lineRule="auto" w:line="240" w:before="0" w:after="0"/>
       <w:jc w:val="start"/>

--- a/documents/state-documents/Standards-for-New-Academic-Degree-Programs-Form.docx
+++ b/documents/state-documents/Standards-for-New-Academic-Degree-Programs-Form.docx
@@ -4582,7 +4582,22 @@
                 <w:szCs w:val="22"/>
                 <w:lang w:val="en-US" w:eastAsia="en-US" w:bidi="ar-SA"/>
               </w:rPr>
-              <w:t>See Supplemental Documents and addenda.</w:t>
+              <w:t>See Supplemental Documents and addend</w:t>
+            </w:r>
+            <w:r>
+              <w:rPr>
+                <w:rStyle w:val="PlaceholderText"/>
+                <w:rFonts w:eastAsia="Calibri" w:cs="Calibri"/>
+                <w:b/>
+                <w:bCs/>
+                <w:i/>
+                <w:iCs/>
+                <w:kern w:val="0"/>
+                <w:sz w:val="22"/>
+                <w:szCs w:val="22"/>
+                <w:lang w:val="en-US" w:eastAsia="en-US" w:bidi="ar-SA"/>
+              </w:rPr>
+              <w:t>a.</w:t>
             </w:r>
           </w:p>
           <w:p>
@@ -13378,6 +13393,25 @@
         <w:spacing w:lineRule="auto" w:line="240" w:before="0" w:after="0"/>
         <w:ind w:start="257"/>
         <w:jc w:val="both"/>
+        <w:rPr/>
+      </w:pPr>
+      <w:r>
+        <w:rPr>
+          <w:rStyle w:val="PlaceholderText"/>
+          <w:b/>
+          <w:bCs/>
+          <w:sz w:val="30"/>
+          <w:szCs w:val="30"/>
+        </w:rPr>
+        <w:t>GRID Curriculum Repository:</w:t>
+      </w:r>
+    </w:p>
+    <w:p>
+      <w:pPr>
+        <w:pStyle w:val="Normal"/>
+        <w:spacing w:lineRule="auto" w:line="240" w:before="0" w:after="0"/>
+        <w:ind w:start="257"/>
+        <w:jc w:val="both"/>
         <w:rPr>
           <w:rFonts w:ascii="Calibri" w:hAnsi="Calibri" w:eastAsia="Times New Roman" w:cs="Calibri"/>
         </w:rPr>
@@ -13386,7 +13420,31 @@
         <w:rPr>
           <w:rStyle w:val="PlaceholderText"/>
         </w:rPr>
-        <w:t>Click or tap here to enter text.</w:t>
+        <w:tab/>
+      </w:r>
+      <w:r>
+        <w:rPr>
+          <w:rStyle w:val="PlaceholderText"/>
+        </w:rPr>
+        <w:t xml:space="preserve"> </w:t>
+      </w:r>
+      <w:hyperlink r:id="rId7">
+        <w:r>
+          <w:rPr>
+            <w:rStyle w:val="Hyperlink"/>
+            <w:sz w:val="22"/>
+            <w:szCs w:val="22"/>
+          </w:rPr>
+          <w:t>https://github.com/SteveCaruso/grid/tree/main</w:t>
+        </w:r>
+      </w:hyperlink>
+      <w:r>
+        <w:rPr>
+          <w:rStyle w:val="PlaceholderText"/>
+          <w:sz w:val="22"/>
+          <w:szCs w:val="22"/>
+        </w:rPr>
+        <w:t xml:space="preserve"> </w:t>
       </w:r>
     </w:p>
     <w:p>
@@ -13394,16 +13452,25 @@
         <w:pStyle w:val="Normal"/>
         <w:rPr>
           <w:rFonts w:ascii="Calibri" w:hAnsi="Calibri" w:eastAsia="Times New Roman" w:cs="Calibri"/>
-          <w:sz w:val="24"/>
-          <w:szCs w:val="24"/>
+          <w:sz w:val="22"/>
+          <w:szCs w:val="22"/>
         </w:rPr>
       </w:pPr>
       <w:r>
         <w:rPr>
           <w:rFonts w:eastAsia="Times New Roman" w:cs="Calibri"/>
-          <w:sz w:val="24"/>
-          <w:szCs w:val="24"/>
+          <w:sz w:val="22"/>
+          <w:szCs w:val="22"/>
         </w:rPr>
+        <w:tab/>
+      </w:r>
+      <w:r>
+        <w:rPr>
+          <w:rFonts w:eastAsia="Times New Roman" w:cs="Calibri"/>
+          <w:sz w:val="22"/>
+          <w:szCs w:val="22"/>
+        </w:rPr>
+        <w:t>This repository contains the entire GRID Curriculum, Course Outlines, and other data.</w:t>
       </w:r>
     </w:p>
     <w:p>
@@ -13500,7 +13567,7 @@
           <w:color w:val="000000"/>
         </w:rPr>
       </w:pPr>
-      <w:hyperlink r:id="rId7">
+      <w:hyperlink r:id="rId8">
         <w:r>
           <w:rPr>
             <w:rStyle w:val="Style3"/>
@@ -13545,7 +13612,7 @@
         </w:rPr>
         <w:t xml:space="preserve">New Jersey State Plan for Higher Education: Where Opportunity Meets Innovation: </w:t>
       </w:r>
-      <w:hyperlink r:id="rId8">
+      <w:hyperlink r:id="rId9">
         <w:r>
           <w:rPr>
             <w:rStyle w:val="Style3"/>
@@ -13600,7 +13667,7 @@
           <w:color w:val="000000"/>
         </w:rPr>
       </w:pPr>
-      <w:hyperlink r:id="rId9">
+      <w:hyperlink r:id="rId10">
         <w:r>
           <w:rPr>
             <w:rStyle w:val="Style3"/>
@@ -13692,7 +13759,7 @@
         </w:rPr>
         <w:t xml:space="preserve"> </w:t>
       </w:r>
-      <w:hyperlink r:id="rId10">
+      <w:hyperlink r:id="rId11">
         <w:r>
           <w:rPr>
             <w:rStyle w:val="Style3"/>
@@ -13733,7 +13800,7 @@
           <w:u w:val="single"/>
         </w:rPr>
       </w:pPr>
-      <w:hyperlink r:id="rId11">
+      <w:hyperlink r:id="rId12">
         <w:r>
           <w:rPr>
             <w:rStyle w:val="Hyperlink"/>
@@ -13787,7 +13854,7 @@
           <w:color w:val="000000"/>
         </w:rPr>
       </w:pPr>
-      <w:hyperlink r:id="rId12">
+      <w:hyperlink r:id="rId13">
         <w:r>
           <w:rPr>
             <w:rStyle w:val="Style3"/>
@@ -13842,7 +13909,7 @@
           <w:color w:val="000000"/>
         </w:rPr>
       </w:pPr>
-      <w:hyperlink r:id="rId13">
+      <w:hyperlink r:id="rId14">
         <w:r>
           <w:rPr>
             <w:rStyle w:val="Style3"/>
@@ -13864,7 +13931,7 @@
           <w:color w:val="000000"/>
         </w:rPr>
       </w:pPr>
-      <w:hyperlink r:id="rId14">
+      <w:hyperlink r:id="rId15">
         <w:r>
           <w:rPr>
             <w:rStyle w:val="Style3"/>
@@ -13919,7 +13986,7 @@
           <w:color w:val="000000"/>
         </w:rPr>
       </w:pPr>
-      <w:hyperlink r:id="rId15">
+      <w:hyperlink r:id="rId16">
         <w:r>
           <w:rPr>
             <w:rStyle w:val="Style3"/>
@@ -14027,12 +14094,12 @@
       </w:r>
     </w:p>
     <w:sectPr>
-      <w:headerReference w:type="even" r:id="rId16"/>
-      <w:headerReference w:type="default" r:id="rId17"/>
-      <w:headerReference w:type="first" r:id="rId18"/>
-      <w:footerReference w:type="even" r:id="rId19"/>
-      <w:footerReference w:type="default" r:id="rId20"/>
-      <w:footerReference w:type="first" r:id="rId21"/>
+      <w:headerReference w:type="even" r:id="rId17"/>
+      <w:headerReference w:type="default" r:id="rId18"/>
+      <w:headerReference w:type="first" r:id="rId19"/>
+      <w:footerReference w:type="even" r:id="rId20"/>
+      <w:footerReference w:type="default" r:id="rId21"/>
+      <w:footerReference w:type="first" r:id="rId22"/>
       <w:type w:val="nextPage"/>
       <w:pgSz w:w="12240" w:h="15840"/>
       <w:pgMar w:left="1440" w:right="1440" w:gutter="0" w:header="720" w:top="1440" w:footer="720" w:bottom="1440"/>
@@ -14124,7 +14191,7 @@
         <w:sz w:val="16"/>
         <w:szCs w:val="16"/>
       </w:rPr>
-      <w:t>12</w:t>
+      <w:t>14</w:t>
     </w:r>
     <w:r>
       <w:rPr>
@@ -14278,7 +14345,7 @@
         <w:sz w:val="16"/>
         <w:szCs w:val="16"/>
       </w:rPr>
-      <w:t>12</w:t>
+      <w:t>14</w:t>
     </w:r>
     <w:r>
       <w:rPr>

--- a/documents/state-documents/Standards-for-New-Academic-Degree-Programs-Form.docx
+++ b/documents/state-documents/Standards-for-New-Academic-Degree-Programs-Form.docx
@@ -1940,7 +1940,33 @@
                 <w:szCs w:val="22"/>
                 <w:lang w:val="en-US" w:eastAsia="en-US" w:bidi="ar-SA"/>
               </w:rPr>
-              <w:t>A faculty member will be appointed as Program Lead of GRID and handle coordinating students, curriculum, and adjuncts.</w:t>
+              <w:t xml:space="preserve">A faculty member will be appointed as Program Lead of GRID and handle coordinating students, curriculum, </w:t>
+            </w:r>
+            <w:r>
+              <w:rPr>
+                <w:rStyle w:val="PlaceholderText"/>
+                <w:rFonts w:eastAsia="Calibri" w:cs="Calibri"/>
+                <w:b w:val="false"/>
+                <w:bCs w:val="false"/>
+                <w:kern w:val="0"/>
+                <w:sz w:val="22"/>
+                <w:szCs w:val="22"/>
+                <w:lang w:val="en-US" w:eastAsia="en-US" w:bidi="ar-SA"/>
+              </w:rPr>
+              <w:t>physical resources</w:t>
+            </w:r>
+            <w:r>
+              <w:rPr>
+                <w:rStyle w:val="PlaceholderText"/>
+                <w:rFonts w:eastAsia="Calibri" w:cs="Calibri"/>
+                <w:b w:val="false"/>
+                <w:bCs w:val="false"/>
+                <w:kern w:val="0"/>
+                <w:sz w:val="22"/>
+                <w:szCs w:val="22"/>
+                <w:lang w:val="en-US" w:eastAsia="en-US" w:bidi="ar-SA"/>
+              </w:rPr>
+              <w:t>, and adjuncts.</w:t>
             </w:r>
           </w:p>
           <w:p>
@@ -4582,7 +4608,7 @@
                 <w:szCs w:val="22"/>
                 <w:lang w:val="en-US" w:eastAsia="en-US" w:bidi="ar-SA"/>
               </w:rPr>
-              <w:t>See Supplemental Documents and addend</w:t>
+              <w:t xml:space="preserve">See Supplemental Documents and </w:t>
             </w:r>
             <w:r>
               <w:rPr>
@@ -4597,7 +4623,337 @@
                 <w:szCs w:val="22"/>
                 <w:lang w:val="en-US" w:eastAsia="en-US" w:bidi="ar-SA"/>
               </w:rPr>
-              <w:t>a.</w:t>
+              <w:t>A</w:t>
+            </w:r>
+            <w:r>
+              <w:rPr>
+                <w:rStyle w:val="PlaceholderText"/>
+                <w:rFonts w:eastAsia="Calibri" w:cs="Calibri"/>
+                <w:b/>
+                <w:bCs/>
+                <w:i/>
+                <w:iCs/>
+                <w:kern w:val="0"/>
+                <w:sz w:val="22"/>
+                <w:szCs w:val="22"/>
+                <w:lang w:val="en-US" w:eastAsia="en-US" w:bidi="ar-SA"/>
+              </w:rPr>
+              <w:t>ddend</w:t>
+            </w:r>
+            <w:r>
+              <w:rPr>
+                <w:rStyle w:val="PlaceholderText"/>
+                <w:rFonts w:eastAsia="Calibri" w:cs="Calibri"/>
+                <w:b/>
+                <w:bCs/>
+                <w:i/>
+                <w:iCs/>
+                <w:kern w:val="0"/>
+                <w:sz w:val="22"/>
+                <w:szCs w:val="22"/>
+                <w:lang w:val="en-US" w:eastAsia="en-US" w:bidi="ar-SA"/>
+              </w:rPr>
+              <w:t xml:space="preserve">a </w:t>
+            </w:r>
+            <w:r>
+              <w:rPr>
+                <w:rStyle w:val="PlaceholderText"/>
+                <w:rFonts w:eastAsia="Calibri" w:cs="Calibri"/>
+                <w:b/>
+                <w:bCs/>
+                <w:i/>
+                <w:iCs/>
+                <w:kern w:val="0"/>
+                <w:sz w:val="22"/>
+                <w:szCs w:val="22"/>
+                <w:lang w:val="en-US" w:eastAsia="en-US" w:bidi="ar-SA"/>
+              </w:rPr>
+              <w:t>f</w:t>
+            </w:r>
+            <w:r>
+              <w:rPr>
+                <w:rStyle w:val="PlaceholderText"/>
+                <w:rFonts w:eastAsia="Calibri" w:cs="Calibri"/>
+                <w:b/>
+                <w:bCs/>
+                <w:i/>
+                <w:iCs/>
+                <w:kern w:val="0"/>
+                <w:sz w:val="22"/>
+                <w:szCs w:val="22"/>
+                <w:lang w:val="en-US" w:eastAsia="en-US" w:bidi="ar-SA"/>
+              </w:rPr>
+              <w:t>o</w:t>
+            </w:r>
+            <w:r>
+              <w:rPr>
+                <w:rStyle w:val="PlaceholderText"/>
+                <w:rFonts w:eastAsia="Calibri" w:cs="Calibri"/>
+                <w:b/>
+                <w:bCs/>
+                <w:i/>
+                <w:iCs/>
+                <w:kern w:val="0"/>
+                <w:sz w:val="22"/>
+                <w:szCs w:val="22"/>
+                <w:lang w:val="en-US" w:eastAsia="en-US" w:bidi="ar-SA"/>
+              </w:rPr>
+              <w:t xml:space="preserve">r </w:t>
+            </w:r>
+            <w:r>
+              <w:rPr>
+                <w:rStyle w:val="PlaceholderText"/>
+                <w:rFonts w:eastAsia="Calibri" w:cs="Calibri"/>
+                <w:b/>
+                <w:bCs/>
+                <w:i/>
+                <w:iCs/>
+                <w:kern w:val="0"/>
+                <w:sz w:val="22"/>
+                <w:szCs w:val="22"/>
+                <w:lang w:val="en-US" w:eastAsia="en-US" w:bidi="ar-SA"/>
+              </w:rPr>
+              <w:t>t</w:t>
+            </w:r>
+            <w:r>
+              <w:rPr>
+                <w:rStyle w:val="PlaceholderText"/>
+                <w:rFonts w:eastAsia="Calibri" w:cs="Calibri"/>
+                <w:b/>
+                <w:bCs/>
+                <w:i/>
+                <w:iCs/>
+                <w:kern w:val="0"/>
+                <w:sz w:val="22"/>
+                <w:szCs w:val="22"/>
+                <w:lang w:val="en-US" w:eastAsia="en-US" w:bidi="ar-SA"/>
+              </w:rPr>
+              <w:t>h</w:t>
+            </w:r>
+            <w:r>
+              <w:rPr>
+                <w:rStyle w:val="PlaceholderText"/>
+                <w:rFonts w:eastAsia="Calibri" w:cs="Calibri"/>
+                <w:b/>
+                <w:bCs/>
+                <w:i/>
+                <w:iCs/>
+                <w:kern w:val="0"/>
+                <w:sz w:val="22"/>
+                <w:szCs w:val="22"/>
+                <w:lang w:val="en-US" w:eastAsia="en-US" w:bidi="ar-SA"/>
+              </w:rPr>
+              <w:t xml:space="preserve">e </w:t>
+            </w:r>
+            <w:r>
+              <w:rPr>
+                <w:rStyle w:val="PlaceholderText"/>
+                <w:rFonts w:eastAsia="Calibri" w:cs="Calibri"/>
+                <w:b/>
+                <w:bCs/>
+                <w:i/>
+                <w:iCs/>
+                <w:kern w:val="0"/>
+                <w:sz w:val="22"/>
+                <w:szCs w:val="22"/>
+                <w:lang w:val="en-US" w:eastAsia="en-US" w:bidi="ar-SA"/>
+              </w:rPr>
+              <w:t>f</w:t>
+            </w:r>
+            <w:r>
+              <w:rPr>
+                <w:rStyle w:val="PlaceholderText"/>
+                <w:rFonts w:eastAsia="Calibri" w:cs="Calibri"/>
+                <w:b/>
+                <w:bCs/>
+                <w:i/>
+                <w:iCs/>
+                <w:kern w:val="0"/>
+                <w:sz w:val="22"/>
+                <w:szCs w:val="22"/>
+                <w:lang w:val="en-US" w:eastAsia="en-US" w:bidi="ar-SA"/>
+              </w:rPr>
+              <w:t>u</w:t>
+            </w:r>
+            <w:r>
+              <w:rPr>
+                <w:rStyle w:val="PlaceholderText"/>
+                <w:rFonts w:eastAsia="Calibri" w:cs="Calibri"/>
+                <w:b/>
+                <w:bCs/>
+                <w:i/>
+                <w:iCs/>
+                <w:kern w:val="0"/>
+                <w:sz w:val="22"/>
+                <w:szCs w:val="22"/>
+                <w:lang w:val="en-US" w:eastAsia="en-US" w:bidi="ar-SA"/>
+              </w:rPr>
+              <w:t>l</w:t>
+            </w:r>
+            <w:r>
+              <w:rPr>
+                <w:rStyle w:val="PlaceholderText"/>
+                <w:rFonts w:eastAsia="Calibri" w:cs="Calibri"/>
+                <w:b/>
+                <w:bCs/>
+                <w:i/>
+                <w:iCs/>
+                <w:kern w:val="0"/>
+                <w:sz w:val="22"/>
+                <w:szCs w:val="22"/>
+                <w:lang w:val="en-US" w:eastAsia="en-US" w:bidi="ar-SA"/>
+              </w:rPr>
+              <w:t xml:space="preserve">l </w:t>
+            </w:r>
+            <w:r>
+              <w:rPr>
+                <w:rStyle w:val="PlaceholderText"/>
+                <w:rFonts w:eastAsia="Calibri" w:cs="Calibri"/>
+                <w:b/>
+                <w:bCs/>
+                <w:i/>
+                <w:iCs/>
+                <w:kern w:val="0"/>
+                <w:sz w:val="22"/>
+                <w:szCs w:val="22"/>
+                <w:lang w:val="en-US" w:eastAsia="en-US" w:bidi="ar-SA"/>
+              </w:rPr>
+              <w:t>C</w:t>
+            </w:r>
+            <w:r>
+              <w:rPr>
+                <w:rStyle w:val="PlaceholderText"/>
+                <w:rFonts w:eastAsia="Calibri" w:cs="Calibri"/>
+                <w:b/>
+                <w:bCs/>
+                <w:i/>
+                <w:iCs/>
+                <w:kern w:val="0"/>
+                <w:sz w:val="22"/>
+                <w:szCs w:val="22"/>
+                <w:lang w:val="en-US" w:eastAsia="en-US" w:bidi="ar-SA"/>
+              </w:rPr>
+              <w:t>u</w:t>
+            </w:r>
+            <w:r>
+              <w:rPr>
+                <w:rStyle w:val="PlaceholderText"/>
+                <w:rFonts w:eastAsia="Calibri" w:cs="Calibri"/>
+                <w:b/>
+                <w:bCs/>
+                <w:i/>
+                <w:iCs/>
+                <w:kern w:val="0"/>
+                <w:sz w:val="22"/>
+                <w:szCs w:val="22"/>
+                <w:lang w:val="en-US" w:eastAsia="en-US" w:bidi="ar-SA"/>
+              </w:rPr>
+              <w:t>r</w:t>
+            </w:r>
+            <w:r>
+              <w:rPr>
+                <w:rStyle w:val="PlaceholderText"/>
+                <w:rFonts w:eastAsia="Calibri" w:cs="Calibri"/>
+                <w:b/>
+                <w:bCs/>
+                <w:i/>
+                <w:iCs/>
+                <w:kern w:val="0"/>
+                <w:sz w:val="22"/>
+                <w:szCs w:val="22"/>
+                <w:lang w:val="en-US" w:eastAsia="en-US" w:bidi="ar-SA"/>
+              </w:rPr>
+              <w:t>r</w:t>
+            </w:r>
+            <w:r>
+              <w:rPr>
+                <w:rStyle w:val="PlaceholderText"/>
+                <w:rFonts w:eastAsia="Calibri" w:cs="Calibri"/>
+                <w:b/>
+                <w:bCs/>
+                <w:i/>
+                <w:iCs/>
+                <w:kern w:val="0"/>
+                <w:sz w:val="22"/>
+                <w:szCs w:val="22"/>
+                <w:lang w:val="en-US" w:eastAsia="en-US" w:bidi="ar-SA"/>
+              </w:rPr>
+              <w:t>i</w:t>
+            </w:r>
+            <w:r>
+              <w:rPr>
+                <w:rStyle w:val="PlaceholderText"/>
+                <w:rFonts w:eastAsia="Calibri" w:cs="Calibri"/>
+                <w:b/>
+                <w:bCs/>
+                <w:i/>
+                <w:iCs/>
+                <w:kern w:val="0"/>
+                <w:sz w:val="22"/>
+                <w:szCs w:val="22"/>
+                <w:lang w:val="en-US" w:eastAsia="en-US" w:bidi="ar-SA"/>
+              </w:rPr>
+              <w:t>c</w:t>
+            </w:r>
+            <w:r>
+              <w:rPr>
+                <w:rStyle w:val="PlaceholderText"/>
+                <w:rFonts w:eastAsia="Calibri" w:cs="Calibri"/>
+                <w:b/>
+                <w:bCs/>
+                <w:i/>
+                <w:iCs/>
+                <w:kern w:val="0"/>
+                <w:sz w:val="22"/>
+                <w:szCs w:val="22"/>
+                <w:lang w:val="en-US" w:eastAsia="en-US" w:bidi="ar-SA"/>
+              </w:rPr>
+              <w:t>u</w:t>
+            </w:r>
+            <w:r>
+              <w:rPr>
+                <w:rStyle w:val="PlaceholderText"/>
+                <w:rFonts w:eastAsia="Calibri" w:cs="Calibri"/>
+                <w:b/>
+                <w:bCs/>
+                <w:i/>
+                <w:iCs/>
+                <w:kern w:val="0"/>
+                <w:sz w:val="22"/>
+                <w:szCs w:val="22"/>
+                <w:lang w:val="en-US" w:eastAsia="en-US" w:bidi="ar-SA"/>
+              </w:rPr>
+              <w:t>l</w:t>
+            </w:r>
+            <w:r>
+              <w:rPr>
+                <w:rStyle w:val="PlaceholderText"/>
+                <w:rFonts w:eastAsia="Calibri" w:cs="Calibri"/>
+                <w:b/>
+                <w:bCs/>
+                <w:i/>
+                <w:iCs/>
+                <w:kern w:val="0"/>
+                <w:sz w:val="22"/>
+                <w:szCs w:val="22"/>
+                <w:lang w:val="en-US" w:eastAsia="en-US" w:bidi="ar-SA"/>
+              </w:rPr>
+              <w:t>u</w:t>
+            </w:r>
+            <w:r>
+              <w:rPr>
+                <w:rStyle w:val="PlaceholderText"/>
+                <w:rFonts w:eastAsia="Calibri" w:cs="Calibri"/>
+                <w:b/>
+                <w:bCs/>
+                <w:i/>
+                <w:iCs/>
+                <w:kern w:val="0"/>
+                <w:sz w:val="22"/>
+                <w:szCs w:val="22"/>
+                <w:lang w:val="en-US" w:eastAsia="en-US" w:bidi="ar-SA"/>
+              </w:rPr>
+              <w:t>m.</w:t>
             </w:r>
           </w:p>
           <w:p>
@@ -10052,7 +10408,335 @@
                 <w:szCs w:val="22"/>
                 <w:lang w:val="en-US" w:eastAsia="en-US" w:bidi="ar-SA"/>
               </w:rPr>
-              <w:t>There are presently no Associates of Applied Science degrees that directly map to GRID, although there are several that share some core elements (e.g. Game Design, Web Design, Interface Design, and Game Art programs).</w:t>
+              <w:t xml:space="preserve">There are presently no Associates of Applied Science degrees that directly map to GRID, although there are several that share some core elements (e.g. Game Design, Web Design, Interface Design, and Game Art programs), </w:t>
+            </w:r>
+            <w:r>
+              <w:rPr>
+                <w:rStyle w:val="PlaceholderText"/>
+                <w:rFonts w:eastAsia="Calibri" w:cs="Calibri"/>
+                <w:kern w:val="0"/>
+                <w:sz w:val="22"/>
+                <w:szCs w:val="22"/>
+                <w:lang w:val="en-US" w:eastAsia="en-US" w:bidi="ar-SA"/>
+              </w:rPr>
+              <w:t>such as:</w:t>
+            </w:r>
+          </w:p>
+          <w:p>
+            <w:pPr>
+              <w:pStyle w:val="Normal"/>
+              <w:widowControl/>
+              <w:spacing w:lineRule="auto" w:line="240" w:before="0" w:after="0"/>
+              <w:ind w:start="257"/>
+              <w:jc w:val="both"/>
+              <w:rPr>
+                <w:rFonts w:ascii="Calibri" w:hAnsi="Calibri" w:eastAsia="Times New Roman" w:cs="Calibri"/>
+              </w:rPr>
+            </w:pPr>
+            <w:r>
+              <w:rPr/>
+            </w:r>
+          </w:p>
+          <w:p>
+            <w:pPr>
+              <w:pStyle w:val="Normal"/>
+              <w:widowControl/>
+              <w:spacing w:lineRule="auto" w:line="240" w:before="0" w:after="0"/>
+              <w:ind w:start="257"/>
+              <w:jc w:val="both"/>
+              <w:rPr>
+                <w:rFonts w:ascii="Calibri" w:hAnsi="Calibri" w:eastAsia="Times New Roman" w:cs="Calibri"/>
+              </w:rPr>
+            </w:pPr>
+            <w:r>
+              <w:rPr>
+                <w:rStyle w:val="PlaceholderText"/>
+                <w:rFonts w:eastAsia="Calibri" w:cs="Calibri"/>
+                <w:kern w:val="0"/>
+                <w:sz w:val="22"/>
+                <w:szCs w:val="22"/>
+                <w:lang w:val="en-US" w:eastAsia="en-US" w:bidi="ar-SA"/>
+              </w:rPr>
+              <w:t>- Game Design at Mercer Community College</w:t>
+            </w:r>
+          </w:p>
+          <w:p>
+            <w:pPr>
+              <w:pStyle w:val="Normal"/>
+              <w:widowControl/>
+              <w:spacing w:lineRule="auto" w:line="240" w:before="0" w:after="0"/>
+              <w:ind w:start="257"/>
+              <w:jc w:val="both"/>
+              <w:rPr>
+                <w:rFonts w:ascii="Calibri" w:hAnsi="Calibri" w:eastAsia="Times New Roman" w:cs="Calibri"/>
+              </w:rPr>
+            </w:pPr>
+            <w:r>
+              <w:rPr>
+                <w:rStyle w:val="PlaceholderText"/>
+                <w:rFonts w:eastAsia="Calibri" w:cs="Calibri"/>
+                <w:kern w:val="0"/>
+                <w:sz w:val="22"/>
+                <w:szCs w:val="22"/>
+                <w:lang w:val="en-US" w:eastAsia="en-US" w:bidi="ar-SA"/>
+              </w:rPr>
+              <w:t xml:space="preserve">    </w:t>
+            </w:r>
+            <w:r>
+              <w:rPr>
+                <w:rStyle w:val="PlaceholderText"/>
+                <w:rFonts w:eastAsia="Calibri" w:cs="Calibri"/>
+                <w:kern w:val="0"/>
+                <w:sz w:val="22"/>
+                <w:szCs w:val="22"/>
+                <w:lang w:val="en-US" w:eastAsia="en-US" w:bidi="ar-SA"/>
+              </w:rPr>
+              <w:t>(</w:t>
+            </w:r>
+            <w:hyperlink r:id="rId7">
+              <w:r>
+                <w:rPr>
+                  <w:rStyle w:val="Hyperlink"/>
+                  <w:rFonts w:eastAsia="Calibri" w:cs="Calibri"/>
+                  <w:kern w:val="0"/>
+                  <w:sz w:val="22"/>
+                  <w:szCs w:val="22"/>
+                  <w:lang w:val="en-US" w:eastAsia="en-US" w:bidi="ar-SA"/>
+                </w:rPr>
+                <w:t>https://www.mccc.edu/game/</w:t>
+              </w:r>
+            </w:hyperlink>
+            <w:r>
+              <w:rPr>
+                <w:rStyle w:val="PlaceholderText"/>
+                <w:rFonts w:eastAsia="Calibri" w:cs="Calibri"/>
+                <w:kern w:val="0"/>
+                <w:sz w:val="22"/>
+                <w:szCs w:val="22"/>
+                <w:lang w:val="en-US" w:eastAsia="en-US" w:bidi="ar-SA"/>
+              </w:rPr>
+              <w:t>)</w:t>
+            </w:r>
+          </w:p>
+          <w:p>
+            <w:pPr>
+              <w:pStyle w:val="Normal"/>
+              <w:widowControl/>
+              <w:spacing w:lineRule="auto" w:line="240" w:before="0" w:after="0"/>
+              <w:ind w:start="257"/>
+              <w:jc w:val="both"/>
+              <w:rPr>
+                <w:rFonts w:ascii="Calibri" w:hAnsi="Calibri" w:eastAsia="Times New Roman" w:cs="Calibri"/>
+              </w:rPr>
+            </w:pPr>
+            <w:r>
+              <w:rPr>
+                <w:rStyle w:val="PlaceholderText"/>
+                <w:rFonts w:eastAsia="Calibri" w:cs="Calibri"/>
+                <w:kern w:val="0"/>
+                <w:sz w:val="22"/>
+                <w:szCs w:val="22"/>
+                <w:lang w:val="en-US" w:eastAsia="en-US" w:bidi="ar-SA"/>
+              </w:rPr>
+              <w:t xml:space="preserve">    </w:t>
+            </w:r>
+            <w:r>
+              <w:rPr>
+                <w:rStyle w:val="PlaceholderText"/>
+                <w:rFonts w:eastAsia="Calibri" w:cs="Calibri"/>
+                <w:kern w:val="0"/>
+                <w:sz w:val="22"/>
+                <w:szCs w:val="22"/>
+                <w:lang w:val="en-US" w:eastAsia="en-US" w:bidi="ar-SA"/>
+              </w:rPr>
+              <w:t>This focuses on Game Design &amp; Programming alone.</w:t>
+            </w:r>
+          </w:p>
+          <w:p>
+            <w:pPr>
+              <w:pStyle w:val="Normal"/>
+              <w:widowControl/>
+              <w:spacing w:lineRule="auto" w:line="240" w:before="0" w:after="0"/>
+              <w:ind w:start="257"/>
+              <w:jc w:val="both"/>
+              <w:rPr>
+                <w:rFonts w:ascii="Calibri" w:hAnsi="Calibri" w:eastAsia="Times New Roman" w:cs="Calibri"/>
+              </w:rPr>
+            </w:pPr>
+            <w:r>
+              <w:rPr>
+                <w:rStyle w:val="PlaceholderText"/>
+                <w:rFonts w:eastAsia="Calibri" w:cs="Calibri"/>
+                <w:kern w:val="0"/>
+                <w:sz w:val="22"/>
+                <w:szCs w:val="22"/>
+                <w:lang w:val="en-US" w:eastAsia="en-US" w:bidi="ar-SA"/>
+              </w:rPr>
+              <w:t>- Computer Graphic Arts: Game/Interactive Design at Rowan</w:t>
+            </w:r>
+          </w:p>
+          <w:p>
+            <w:pPr>
+              <w:pStyle w:val="Normal"/>
+              <w:widowControl/>
+              <w:spacing w:lineRule="auto" w:line="240" w:before="0" w:after="0"/>
+              <w:ind w:start="257"/>
+              <w:jc w:val="both"/>
+              <w:rPr>
+                <w:rFonts w:ascii="Calibri" w:hAnsi="Calibri" w:eastAsia="Times New Roman" w:cs="Calibri"/>
+              </w:rPr>
+            </w:pPr>
+            <w:r>
+              <w:rPr>
+                <w:rStyle w:val="PlaceholderText"/>
+                <w:rFonts w:eastAsia="Calibri" w:cs="Calibri"/>
+                <w:kern w:val="0"/>
+                <w:sz w:val="22"/>
+                <w:szCs w:val="22"/>
+                <w:lang w:val="en-US" w:eastAsia="en-US" w:bidi="ar-SA"/>
+              </w:rPr>
+              <w:t xml:space="preserve">    </w:t>
+            </w:r>
+            <w:r>
+              <w:rPr>
+                <w:rStyle w:val="PlaceholderText"/>
+                <w:rFonts w:eastAsia="Calibri" w:cs="Calibri"/>
+                <w:kern w:val="0"/>
+                <w:sz w:val="22"/>
+                <w:szCs w:val="22"/>
+                <w:lang w:val="en-US" w:eastAsia="en-US" w:bidi="ar-SA"/>
+              </w:rPr>
+              <w:t>(</w:t>
+            </w:r>
+            <w:hyperlink r:id="rId8">
+              <w:r>
+                <w:rPr>
+                  <w:rStyle w:val="Hyperlink"/>
+                  <w:rFonts w:eastAsia="Calibri" w:cs="Calibri"/>
+                  <w:kern w:val="0"/>
+                  <w:sz w:val="22"/>
+                  <w:szCs w:val="22"/>
+                  <w:lang w:val="en-US" w:eastAsia="en-US" w:bidi="ar-SA"/>
+                </w:rPr>
+                <w:t>https://www.rcsj.edu/programs/computer-graphic-arts-game-interactive-design-2/</w:t>
+              </w:r>
+            </w:hyperlink>
+            <w:r>
+              <w:rPr>
+                <w:rStyle w:val="PlaceholderText"/>
+                <w:rFonts w:eastAsia="Calibri" w:cs="Calibri"/>
+                <w:kern w:val="0"/>
+                <w:sz w:val="22"/>
+                <w:szCs w:val="22"/>
+                <w:lang w:val="en-US" w:eastAsia="en-US" w:bidi="ar-SA"/>
+              </w:rPr>
+              <w:t>)</w:t>
+            </w:r>
+          </w:p>
+          <w:p>
+            <w:pPr>
+              <w:pStyle w:val="Normal"/>
+              <w:widowControl/>
+              <w:spacing w:lineRule="auto" w:line="240" w:before="0" w:after="0"/>
+              <w:ind w:start="257"/>
+              <w:jc w:val="both"/>
+              <w:rPr>
+                <w:rFonts w:ascii="Calibri" w:hAnsi="Calibri" w:eastAsia="Times New Roman" w:cs="Calibri"/>
+              </w:rPr>
+            </w:pPr>
+            <w:r>
+              <w:rPr>
+                <w:rStyle w:val="PlaceholderText"/>
+                <w:rFonts w:eastAsia="Calibri" w:cs="Calibri"/>
+                <w:kern w:val="0"/>
+                <w:sz w:val="22"/>
+                <w:szCs w:val="22"/>
+                <w:lang w:val="en-US" w:eastAsia="en-US" w:bidi="ar-SA"/>
+              </w:rPr>
+              <w:t xml:space="preserve">    </w:t>
+            </w:r>
+            <w:r>
+              <w:rPr>
+                <w:rStyle w:val="PlaceholderText"/>
+                <w:rFonts w:eastAsia="Calibri" w:cs="Calibri"/>
+                <w:kern w:val="0"/>
+                <w:sz w:val="22"/>
+                <w:szCs w:val="22"/>
+                <w:lang w:val="en-US" w:eastAsia="en-US" w:bidi="ar-SA"/>
+              </w:rPr>
+              <w:t xml:space="preserve">This is a Certificate of Achievement, not an Associates degree and focuses on graphics </w:t>
+            </w:r>
+          </w:p>
+          <w:p>
+            <w:pPr>
+              <w:pStyle w:val="Normal"/>
+              <w:widowControl/>
+              <w:spacing w:lineRule="auto" w:line="240" w:before="0" w:after="0"/>
+              <w:ind w:start="257"/>
+              <w:jc w:val="both"/>
+              <w:rPr>
+                <w:rFonts w:ascii="Calibri" w:hAnsi="Calibri" w:eastAsia="Times New Roman" w:cs="Calibri"/>
+              </w:rPr>
+            </w:pPr>
+            <w:r>
+              <w:rPr>
+                <w:rStyle w:val="PlaceholderText"/>
+                <w:rFonts w:eastAsia="Calibri" w:cs="Calibri"/>
+                <w:kern w:val="0"/>
+                <w:sz w:val="22"/>
+                <w:szCs w:val="22"/>
+                <w:lang w:val="en-US" w:eastAsia="en-US" w:bidi="ar-SA"/>
+              </w:rPr>
+              <w:t xml:space="preserve">    </w:t>
+            </w:r>
+            <w:r>
+              <w:rPr>
+                <w:rStyle w:val="PlaceholderText"/>
+                <w:rFonts w:eastAsia="Calibri" w:cs="Calibri"/>
+                <w:kern w:val="0"/>
+                <w:sz w:val="22"/>
+                <w:szCs w:val="22"/>
+                <w:lang w:val="en-US" w:eastAsia="en-US" w:bidi="ar-SA"/>
+              </w:rPr>
+              <w:t>rather than programming or interactive design.</w:t>
+            </w:r>
+          </w:p>
+          <w:p>
+            <w:pPr>
+              <w:pStyle w:val="Normal"/>
+              <w:widowControl/>
+              <w:spacing w:lineRule="auto" w:line="240" w:before="0" w:after="0"/>
+              <w:ind w:start="257"/>
+              <w:jc w:val="both"/>
+              <w:rPr>
+                <w:rFonts w:ascii="Calibri" w:hAnsi="Calibri" w:eastAsia="Times New Roman" w:cs="Calibri"/>
+              </w:rPr>
+            </w:pPr>
+            <w:r>
+              <w:rPr/>
+            </w:r>
+          </w:p>
+          <w:p>
+            <w:pPr>
+              <w:pStyle w:val="Normal"/>
+              <w:widowControl/>
+              <w:spacing w:lineRule="auto" w:line="240" w:before="0" w:after="0"/>
+              <w:ind w:start="257"/>
+              <w:jc w:val="both"/>
+              <w:rPr>
+                <w:rFonts w:ascii="Calibri" w:hAnsi="Calibri" w:eastAsia="Times New Roman" w:cs="Calibri"/>
+              </w:rPr>
+            </w:pPr>
+            <w:r>
+              <w:rPr>
+                <w:rStyle w:val="PlaceholderText"/>
+                <w:rFonts w:eastAsia="Calibri" w:cs="Calibri"/>
+                <w:kern w:val="0"/>
+                <w:sz w:val="22"/>
+                <w:szCs w:val="22"/>
+                <w:lang w:val="en-US" w:eastAsia="en-US" w:bidi="ar-SA"/>
+              </w:rPr>
+              <w:t>Each of the above only encompass a small portion of what GRID brings together into a single inter-disciplinary approach.</w:t>
             </w:r>
           </w:p>
           <w:p>
@@ -12681,7 +13365,7 @@
                 <w:szCs w:val="22"/>
                 <w:lang w:val="en-US" w:eastAsia="en-US" w:bidi="ar-SA"/>
               </w:rPr>
-              <w:t xml:space="preserve">The </w:t>
+              <w:t>[Institutional.]</w:t>
             </w:r>
           </w:p>
           <w:p>
@@ -13125,7 +13809,18 @@
                 <w:szCs w:val="22"/>
                 <w:lang w:val="en-US" w:eastAsia="en-US" w:bidi="ar-SA"/>
               </w:rPr>
-              <w:t>Since the new program condenses three existing programs , and since those three programs were already sustainable.</w:t>
+              <w:t xml:space="preserve">Since the new program condenses three existing programs </w:t>
+            </w:r>
+            <w:r>
+              <w:rPr>
+                <w:rStyle w:val="PlaceholderText"/>
+                <w:rFonts w:eastAsia="Calibri" w:cs="Calibri"/>
+                <w:kern w:val="0"/>
+                <w:sz w:val="22"/>
+                <w:szCs w:val="22"/>
+                <w:lang w:val="en-US" w:eastAsia="en-US" w:bidi="ar-SA"/>
+              </w:rPr>
+              <w:t>requiring fewer resources, and because of projected increase in demand, the program should, from its start, be sustainable.</w:t>
             </w:r>
           </w:p>
           <w:p>
@@ -13269,7 +13964,7 @@
                 <w:szCs w:val="22"/>
                 <w:lang w:val="en-US" w:eastAsia="en-US" w:bidi="ar-SA"/>
               </w:rPr>
-              <w:t>[[[This is not part of our program, but Institutional.]]]</w:t>
+              <w:t>[Institutional.]</w:t>
             </w:r>
           </w:p>
           <w:p>
@@ -13428,7 +14123,7 @@
         </w:rPr>
         <w:t xml:space="preserve"> </w:t>
       </w:r>
-      <w:hyperlink r:id="rId7">
+      <w:hyperlink r:id="rId9">
         <w:r>
           <w:rPr>
             <w:rStyle w:val="Hyperlink"/>
@@ -13567,7 +14262,7 @@
           <w:color w:val="000000"/>
         </w:rPr>
       </w:pPr>
-      <w:hyperlink r:id="rId8">
+      <w:hyperlink r:id="rId10">
         <w:r>
           <w:rPr>
             <w:rStyle w:val="Style3"/>
@@ -13612,7 +14307,7 @@
         </w:rPr>
         <w:t xml:space="preserve">New Jersey State Plan for Higher Education: Where Opportunity Meets Innovation: </w:t>
       </w:r>
-      <w:hyperlink r:id="rId9">
+      <w:hyperlink r:id="rId11">
         <w:r>
           <w:rPr>
             <w:rStyle w:val="Style3"/>
@@ -13667,7 +14362,7 @@
           <w:color w:val="000000"/>
         </w:rPr>
       </w:pPr>
-      <w:hyperlink r:id="rId10">
+      <w:hyperlink r:id="rId12">
         <w:r>
           <w:rPr>
             <w:rStyle w:val="Style3"/>
@@ -13759,7 +14454,7 @@
         </w:rPr>
         <w:t xml:space="preserve"> </w:t>
       </w:r>
-      <w:hyperlink r:id="rId11">
+      <w:hyperlink r:id="rId13">
         <w:r>
           <w:rPr>
             <w:rStyle w:val="Style3"/>
@@ -13800,7 +14495,7 @@
           <w:u w:val="single"/>
         </w:rPr>
       </w:pPr>
-      <w:hyperlink r:id="rId12">
+      <w:hyperlink r:id="rId14">
         <w:r>
           <w:rPr>
             <w:rStyle w:val="Hyperlink"/>
@@ -13854,7 +14549,7 @@
           <w:color w:val="000000"/>
         </w:rPr>
       </w:pPr>
-      <w:hyperlink r:id="rId13">
+      <w:hyperlink r:id="rId15">
         <w:r>
           <w:rPr>
             <w:rStyle w:val="Style3"/>
@@ -13909,7 +14604,7 @@
           <w:color w:val="000000"/>
         </w:rPr>
       </w:pPr>
-      <w:hyperlink r:id="rId14">
+      <w:hyperlink r:id="rId16">
         <w:r>
           <w:rPr>
             <w:rStyle w:val="Style3"/>
@@ -13931,7 +14626,7 @@
           <w:color w:val="000000"/>
         </w:rPr>
       </w:pPr>
-      <w:hyperlink r:id="rId15">
+      <w:hyperlink r:id="rId17">
         <w:r>
           <w:rPr>
             <w:rStyle w:val="Style3"/>
@@ -13986,7 +14681,7 @@
           <w:color w:val="000000"/>
         </w:rPr>
       </w:pPr>
-      <w:hyperlink r:id="rId16">
+      <w:hyperlink r:id="rId18">
         <w:r>
           <w:rPr>
             <w:rStyle w:val="Style3"/>
@@ -14094,12 +14789,12 @@
       </w:r>
     </w:p>
     <w:sectPr>
-      <w:headerReference w:type="even" r:id="rId17"/>
-      <w:headerReference w:type="default" r:id="rId18"/>
-      <w:headerReference w:type="first" r:id="rId19"/>
-      <w:footerReference w:type="even" r:id="rId20"/>
-      <w:footerReference w:type="default" r:id="rId21"/>
-      <w:footerReference w:type="first" r:id="rId22"/>
+      <w:headerReference w:type="even" r:id="rId19"/>
+      <w:headerReference w:type="default" r:id="rId20"/>
+      <w:headerReference w:type="first" r:id="rId21"/>
+      <w:footerReference w:type="even" r:id="rId22"/>
+      <w:footerReference w:type="default" r:id="rId23"/>
+      <w:footerReference w:type="first" r:id="rId24"/>
       <w:type w:val="nextPage"/>
       <w:pgSz w:w="12240" w:h="15840"/>
       <w:pgMar w:left="1440" w:right="1440" w:gutter="0" w:header="720" w:top="1440" w:footer="720" w:bottom="1440"/>
